--- a/eng/docx/010.content.docx
+++ b/eng/docx/010.content.docx
@@ -19,7 +19,7 @@
         <w:rPr>
           <w:lang w:val="en_US" w:bidi="en_US"/>
         </w:rPr>
-        <w:t>Resource: Key Terms (SRV)</w:t>
+        <w:t>Resource: Key Terms (FIA)</w:t>
       </w:r>
       <w:r>
         <w:rPr>
@@ -90,7 +90,7 @@
         <w:rPr>
           <w:lang w:val="en_US" w:bidi="en_US"/>
         </w:rPr>
-        <w:t>Key Terms (SRV)</w:t>
+        <w:t>Key Terms (FIA)</w:t>
       </w:r>
     </w:p>
     <w:p>
@@ -144,26 +144,6 @@
       </w:r>
       <w:r>
         <w:rPr>
-          <w:i/>
-          <w:lang w:val="en_US" w:bidi="en_US"/>
-        </w:rPr>
-        <w:t>James, James, Jerusalem, Jerusalem, Jew, Jew, John, John, John the Baptist, John the Baptist, Jordan River, Jordan River, Judea, Judea, justice, justice</w:t>
-      </w:r>
-      <w:r>
-        <w:rPr>
-          <w:lang w:val="en_US" w:bidi="en_US"/>
-        </w:rPr>
-      </w:r>
-    </w:p>
-    <w:p>
-      <w:pPr/>
-      <w:r>
-        <w:rPr>
-          <w:lang w:val="en_US" w:bidi="en_US"/>
-        </w:rPr>
-      </w:r>
-      <w:r>
-        <w:rPr>
           <w:lang w:val="en_US" w:bidi="en_US"/>
         </w:rPr>
         <w:t xml:space="preserve"> </w:t>
@@ -336,7 +316,31 @@
         <w:rPr>
           <w:lang w:val="en_US" w:bidi="en_US"/>
         </w:rPr>
-        <w:t xml:space="preserve">Another James is a brother of Jesus-a son of Jesus's mother Mary and her husband Joseph. This James did not at first believe that God sent Jesus. But after Jesus rose from the dead, James started to believe in Jesus. James became an important leader in the early </w:t>
+        <w:t xml:space="preserve">Another James is a brother of Jesus-a son of Jesus's mother </w:t>
+      </w:r>
+      <w:r>
+        <w:rPr>
+          <w:lang w:val="en_US" w:bidi="en_US"/>
+        </w:rPr>
+        <w:t>Mary</w:t>
+      </w:r>
+      <w:r>
+        <w:rPr>
+          <w:lang w:val="en_US" w:bidi="en_US"/>
+        </w:rPr>
+        <w:t xml:space="preserve"> and her husband Joseph. This James did not at first </w:t>
+      </w:r>
+      <w:r>
+        <w:rPr>
+          <w:lang w:val="en_US" w:bidi="en_US"/>
+        </w:rPr>
+        <w:t>believe</w:t>
+      </w:r>
+      <w:r>
+        <w:rPr>
+          <w:lang w:val="en_US" w:bidi="en_US"/>
+        </w:rPr>
+        <w:t xml:space="preserve"> that God sent Jesus. But after Jesus rose from the dead, James started to believe in Jesus. James became an important leader in the early </w:t>
       </w:r>
       <w:r>
         <w:rPr>
@@ -400,6 +404,68 @@
           <w:lang w:val="en_US" w:bidi="en_US"/>
         </w:rPr>
       </w:r>
+    </w:p>
+    <w:p>
+      <w:pPr/>
+      <w:r>
+        <w:rPr>
+          <w:lang w:val="en_US" w:bidi="en_US"/>
+        </w:rPr>
+      </w:r>
+      <w:hyperlink r:id="rId13">
+        <w:r>
+          <w:rPr>
+            <w:lang w:val="en_US" w:bidi="en_US"/>
+          </w:rPr>
+          <w:rPr>
+            <w:color w:val="0000EE"/>
+            <w:u w:val="single"/>
+          </w:rPr>
+          <w:t>webm file</w:t>
+        </w:r>
+      </w:hyperlink>
+      <w:r>
+        <w:rPr>
+          <w:lang w:val="en_US" w:bidi="en_US"/>
+        </w:rPr>
+        <w:t xml:space="preserve"> (875246 KB)</w:t>
+      </w:r>
+      <w:r>
+        <w:rPr>
+          <w:lang w:val="en_US" w:bidi="en_US"/>
+        </w:rPr>
+      </w:r>
+    </w:p>
+    <w:p>
+      <w:pPr/>
+      <w:r>
+        <w:rPr>
+          <w:lang w:val="en_US" w:bidi="en_US"/>
+        </w:rPr>
+      </w:r>
+      <w:hyperlink r:id="rId14">
+        <w:r>
+          <w:rPr>
+            <w:lang w:val="en_US" w:bidi="en_US"/>
+          </w:rPr>
+          <w:rPr>
+            <w:color w:val="0000EE"/>
+            <w:u w:val="single"/>
+          </w:rPr>
+          <w:t>mp3 file</w:t>
+        </w:r>
+      </w:hyperlink>
+      <w:r>
+        <w:rPr>
+          <w:lang w:val="en_US" w:bidi="en_US"/>
+        </w:rPr>
+        <w:t xml:space="preserve"> (1142804 KB)</w:t>
+      </w:r>
+      <w:r>
+        <w:rPr>
+          <w:lang w:val="en_US" w:bidi="en_US"/>
+        </w:rPr>
+      </w:r>
       <w:r>
         <w:rPr>
           <w:lang w:val="en_US" w:bidi="en_US"/>
@@ -534,7 +600,19 @@
         <w:rPr>
           <w:lang w:val="en_US" w:bidi="en_US"/>
         </w:rPr>
-        <w:t>. About 500 years later, the enemies of the Israelites destroyed the city, but the Israelites built it up again. The Jewish people loved the city of Jerusalem very much.</w:t>
+        <w:t xml:space="preserve">. About 500 years later, the enemies of the </w:t>
+      </w:r>
+      <w:r>
+        <w:rPr>
+          <w:lang w:val="en_US" w:bidi="en_US"/>
+        </w:rPr>
+        <w:t>Israelites</w:t>
+      </w:r>
+      <w:r>
+        <w:rPr>
+          <w:lang w:val="en_US" w:bidi="en_US"/>
+        </w:rPr>
+        <w:t xml:space="preserve"> destroyed the city, but the Israelites built it up again. The Jewish people loved the city of Jerusalem very much.</w:t>
       </w:r>
     </w:p>
     <w:p>
@@ -625,6 +703,68 @@
           <w:lang w:val="en_US" w:bidi="en_US"/>
         </w:rPr>
       </w:r>
+    </w:p>
+    <w:p>
+      <w:pPr/>
+      <w:r>
+        <w:rPr>
+          <w:lang w:val="en_US" w:bidi="en_US"/>
+        </w:rPr>
+      </w:r>
+      <w:hyperlink r:id="rId15">
+        <w:r>
+          <w:rPr>
+            <w:lang w:val="en_US" w:bidi="en_US"/>
+          </w:rPr>
+          <w:rPr>
+            <w:color w:val="0000EE"/>
+            <w:u w:val="single"/>
+          </w:rPr>
+          <w:t>webm file</w:t>
+        </w:r>
+      </w:hyperlink>
+      <w:r>
+        <w:rPr>
+          <w:lang w:val="en_US" w:bidi="en_US"/>
+        </w:rPr>
+        <w:t xml:space="preserve"> (535408 KB)</w:t>
+      </w:r>
+      <w:r>
+        <w:rPr>
+          <w:lang w:val="en_US" w:bidi="en_US"/>
+        </w:rPr>
+      </w:r>
+    </w:p>
+    <w:p>
+      <w:pPr/>
+      <w:r>
+        <w:rPr>
+          <w:lang w:val="en_US" w:bidi="en_US"/>
+        </w:rPr>
+      </w:r>
+      <w:hyperlink r:id="rId16">
+        <w:r>
+          <w:rPr>
+            <w:lang w:val="en_US" w:bidi="en_US"/>
+          </w:rPr>
+          <w:rPr>
+            <w:color w:val="0000EE"/>
+            <w:u w:val="single"/>
+          </w:rPr>
+          <w:t>mp3 file</w:t>
+        </w:r>
+      </w:hyperlink>
+      <w:r>
+        <w:rPr>
+          <w:lang w:val="en_US" w:bidi="en_US"/>
+        </w:rPr>
+        <w:t xml:space="preserve"> (703148 KB)</w:t>
+      </w:r>
+      <w:r>
+        <w:rPr>
+          <w:lang w:val="en_US" w:bidi="en_US"/>
+        </w:rPr>
+      </w:r>
       <w:r>
         <w:rPr>
           <w:lang w:val="en_US" w:bidi="en_US"/>
@@ -673,7 +813,39 @@
         <w:rPr>
           <w:lang w:val="en_US" w:bidi="en_US"/>
         </w:rPr>
-        <w:t xml:space="preserve"> refers to the people who are descendants of </w:t>
+        <w:t xml:space="preserve"> refers to the people who are </w:t>
+      </w:r>
+      <w:r>
+        <w:rPr>
+          <w:lang w:val="en_US" w:bidi="en_US"/>
+        </w:rPr>
+        <w:t>descendants</w:t>
+      </w:r>
+      <w:r>
+        <w:rPr>
+          <w:lang w:val="en_US" w:bidi="en_US"/>
+        </w:rPr>
+        <w:t xml:space="preserve"> of Jacob. In order to understand the word Jews, you first have to understand the word Israelites.</w:t>
+      </w:r>
+    </w:p>
+    <w:p>
+      <w:pPr/>
+      <w:r>
+        <w:rPr>
+          <w:lang w:val="en_US" w:bidi="en_US"/>
+        </w:rPr>
+      </w:r>
+      <w:r>
+        <w:rPr>
+          <w:lang w:val="en_US" w:bidi="en_US"/>
+        </w:rPr>
+        <w:t>Israelites</w:t>
+      </w:r>
+      <w:r>
+        <w:rPr>
+          <w:lang w:val="en_US" w:bidi="en_US"/>
+        </w:rPr>
+        <w:t xml:space="preserve"> are descendants of Jacob. </w:t>
       </w:r>
       <w:r>
         <w:rPr>
@@ -685,7 +857,1284 @@
         <w:rPr>
           <w:lang w:val="en_US" w:bidi="en_US"/>
         </w:rPr>
-        <w:t xml:space="preserve">. In order to understand the word Jews, you first have to understand the word </w:t>
+        <w:t xml:space="preserve">, Jacob's grandfather, was a man who lived about 2000 years before the birth of Jesus. When Abraham was 75 years old, God spoke to him. God told him to leave behind his homeland, and to go to a place that God would show him. God said that he would </w:t>
+      </w:r>
+      <w:r>
+        <w:rPr>
+          <w:lang w:val="en_US" w:bidi="en_US"/>
+        </w:rPr>
+        <w:t>bless</w:t>
+      </w:r>
+      <w:r>
+        <w:rPr>
+          <w:lang w:val="en_US" w:bidi="en_US"/>
+        </w:rPr>
+        <w:t xml:space="preserve"> Abraham, that he would make a great </w:t>
+      </w:r>
+      <w:r>
+        <w:rPr>
+          <w:lang w:val="en_US" w:bidi="en_US"/>
+        </w:rPr>
+        <w:t>nation</w:t>
+      </w:r>
+      <w:r>
+        <w:rPr>
+          <w:lang w:val="en_US" w:bidi="en_US"/>
+        </w:rPr>
+        <w:t xml:space="preserve"> out of him, and that God would bless all the nations of the world through Abraham. Abraham obeyed God and God led him to the region that we call </w:t>
+      </w:r>
+      <w:r>
+        <w:rPr>
+          <w:lang w:val="en_US" w:bidi="en_US"/>
+        </w:rPr>
+        <w:t>Canaan</w:t>
+      </w:r>
+      <w:r>
+        <w:rPr>
+          <w:lang w:val="en_US" w:bidi="en_US"/>
+        </w:rPr>
+        <w:t>. God promised Abraham that God would give this land to Abraham's descendants. Abraham and his wife did not have any children, but when Abraham and his wife were already very old, God gave them a son, Isaac. This was the beginning of God fulfilling his promise to Abraham.</w:t>
+      </w:r>
+    </w:p>
+    <w:p>
+      <w:pPr/>
+      <w:r>
+        <w:rPr>
+          <w:lang w:val="en_US" w:bidi="en_US"/>
+        </w:rPr>
+      </w:r>
+      <w:r>
+        <w:rPr>
+          <w:lang w:val="en_US" w:bidi="en_US"/>
+        </w:rPr>
+        <w:t>Abraham's son Isaac had two sons, one of them was named Jacob. God later gave Jacob the name Israel. From that time onwards, all Jacob's descendants are going to be called Israelites.</w:t>
+      </w:r>
+    </w:p>
+    <w:p>
+      <w:pPr/>
+      <w:r>
+        <w:rPr>
+          <w:lang w:val="en_US" w:bidi="en_US"/>
+        </w:rPr>
+      </w:r>
+      <w:r>
+        <w:rPr>
+          <w:lang w:val="en_US" w:bidi="en_US"/>
+        </w:rPr>
+        <w:t xml:space="preserve">Because God had made a promise to Abraham, and then to Isaac and Jacob, the Israelites were God's special people. God made a </w:t>
+      </w:r>
+      <w:r>
+        <w:rPr>
+          <w:lang w:val="en_US" w:bidi="en_US"/>
+        </w:rPr>
+        <w:t>covenant</w:t>
+      </w:r>
+      <w:r>
+        <w:rPr>
+          <w:lang w:val="en_US" w:bidi="en_US"/>
+        </w:rPr>
+        <w:t xml:space="preserve"> with them, which is a promise with a special agreement. The agreement was that the Israelites would obey all God's </w:t>
+      </w:r>
+      <w:r>
+        <w:rPr>
+          <w:lang w:val="en_US" w:bidi="en_US"/>
+        </w:rPr>
+        <w:t>commandments</w:t>
+      </w:r>
+      <w:r>
+        <w:rPr>
+          <w:lang w:val="en_US" w:bidi="en_US"/>
+        </w:rPr>
+        <w:t>, and God would bless them and make them a blessing for all the people on the earth.</w:t>
+      </w:r>
+    </w:p>
+    <w:p>
+      <w:pPr/>
+      <w:r>
+        <w:rPr>
+          <w:lang w:val="en_US" w:bidi="en_US"/>
+        </w:rPr>
+      </w:r>
+      <w:r>
+        <w:rPr>
+          <w:lang w:val="en_US" w:bidi="en_US"/>
+        </w:rPr>
+        <w:t xml:space="preserve">The land where the Israelites lived was called Israel. This land was divided among the different tribes of Israel. First, people called "judges" ruled the Israelites. When the people asked God to give them a </w:t>
+      </w:r>
+      <w:r>
+        <w:rPr>
+          <w:lang w:val="en_US" w:bidi="en_US"/>
+        </w:rPr>
+        <w:t>king</w:t>
+      </w:r>
+      <w:r>
+        <w:rPr>
+          <w:lang w:val="en_US" w:bidi="en_US"/>
+        </w:rPr>
+        <w:t xml:space="preserve">, God appointed a king to rule over them. At first this went well, and under the rule of king </w:t>
+      </w:r>
+      <w:r>
+        <w:rPr>
+          <w:lang w:val="en_US" w:bidi="en_US"/>
+        </w:rPr>
+        <w:t>David</w:t>
+      </w:r>
+      <w:r>
+        <w:rPr>
+          <w:lang w:val="en_US" w:bidi="en_US"/>
+        </w:rPr>
+        <w:t xml:space="preserve"> and his son Solomon the kingdom of Israel became large and prosperous. But when king Solomon died, there was conflict. Ten of the 12 tribes did not want to have the son of king Solomon as their king. They separated from the other two tribes and chose their own king.</w:t>
+      </w:r>
+    </w:p>
+    <w:p>
+      <w:pPr/>
+      <w:r>
+        <w:rPr>
+          <w:lang w:val="en_US" w:bidi="en_US"/>
+        </w:rPr>
+      </w:r>
+      <w:r>
+        <w:rPr>
+          <w:lang w:val="en_US" w:bidi="en_US"/>
+        </w:rPr>
+        <w:t xml:space="preserve">From that time onwards, Israel was divided into parts. The northern part, with 10 tribes, was still called Israel. The southern part, with two tribes, was called </w:t>
+      </w:r>
+      <w:r>
+        <w:rPr>
+          <w:lang w:val="en_US" w:bidi="en_US"/>
+        </w:rPr>
+        <w:t>Judah</w:t>
+      </w:r>
+      <w:r>
+        <w:rPr>
+          <w:lang w:val="en_US" w:bidi="en_US"/>
+        </w:rPr>
+        <w:t>. It was called Judah because the tribe of Judah was the largest of the two tribes that together formed this southern kingdom.</w:t>
+      </w:r>
+    </w:p>
+    <w:p>
+      <w:pPr/>
+      <w:r>
+        <w:rPr>
+          <w:lang w:val="en_US" w:bidi="en_US"/>
+        </w:rPr>
+      </w:r>
+      <w:r>
+        <w:rPr>
+          <w:lang w:val="en_US" w:bidi="en_US"/>
+        </w:rPr>
+        <w:t>Each part had their own king. The nation of Assyria defeated the northern part, Israel, about 700 years before the birth of Jesus. This happened because the people were continuously disobeying God and breaking the covenant. The king of the Assyrians sent most of the people from Israel away to foreign countries. This was the end of the northern kingdom. We never hear anything more about what happened to these people.</w:t>
+      </w:r>
+    </w:p>
+    <w:p>
+      <w:pPr/>
+      <w:r>
+        <w:rPr>
+          <w:lang w:val="en_US" w:bidi="en_US"/>
+        </w:rPr>
+      </w:r>
+      <w:r>
+        <w:rPr>
+          <w:lang w:val="en_US" w:bidi="en_US"/>
+        </w:rPr>
+        <w:t xml:space="preserve">The kingdom of Judah lasted a little bit longer, but after some years God also punished them for their disobedience. Another foreign nation, the Babylonians, came and destroyed the city of </w:t>
+      </w:r>
+      <w:r>
+        <w:rPr>
+          <w:lang w:val="en_US" w:bidi="en_US"/>
+        </w:rPr>
+        <w:t>Jerusalem</w:t>
+      </w:r>
+      <w:r>
+        <w:rPr>
+          <w:lang w:val="en_US" w:bidi="en_US"/>
+        </w:rPr>
+        <w:t xml:space="preserve">, and the Babylonians took many of the people from Judah to Babylon as prisoners. The people from Judah were now called Jews, which means "people from Judah." Later, God allowed the Jews to go back to Judah, where they rebuilt the city of Jerusalem and the </w:t>
+      </w:r>
+      <w:r>
+        <w:rPr>
+          <w:lang w:val="en_US" w:bidi="en_US"/>
+        </w:rPr>
+        <w:t>temple</w:t>
+      </w:r>
+      <w:r>
+        <w:rPr>
+          <w:lang w:val="en_US" w:bidi="en_US"/>
+        </w:rPr>
+        <w:t xml:space="preserve">. But Judah would never become an independent kingdom again. In the time of the New Testament, another nation named Rome was ruling over the area that had been Israel. What had been the southern kingdom of Judah, was now called the Roman province of Judea. What had been the northern kingdom of Israel, was now roughly the Roman provinces of </w:t>
+      </w:r>
+      <w:r>
+        <w:rPr>
+          <w:lang w:val="en_US" w:bidi="en_US"/>
+        </w:rPr>
+        <w:t>Samaria</w:t>
+      </w:r>
+      <w:r>
+        <w:rPr>
+          <w:lang w:val="en_US" w:bidi="en_US"/>
+        </w:rPr>
+        <w:t xml:space="preserve"> and </w:t>
+      </w:r>
+      <w:r>
+        <w:rPr>
+          <w:lang w:val="en_US" w:bidi="en_US"/>
+        </w:rPr>
+        <w:t>Galilee</w:t>
+      </w:r>
+      <w:r>
+        <w:rPr>
+          <w:lang w:val="en_US" w:bidi="en_US"/>
+        </w:rPr>
+        <w:t>. The word Jew had now begun to refer to all remaining descendants of Jacob, no matter where they lived.</w:t>
+      </w:r>
+    </w:p>
+    <w:p>
+      <w:pPr/>
+      <w:r>
+        <w:rPr>
+          <w:lang w:val="en_US" w:bidi="en_US"/>
+        </w:rPr>
+      </w:r>
+      <w:r>
+        <w:rPr>
+          <w:lang w:val="en_US" w:bidi="en_US"/>
+        </w:rPr>
+        <w:t>And so, the word Israelites and the word Jews both refer to descendants of Jacob. The word Jews occurs especially in the New Testament, and in the later parts of the Old Testament.</w:t>
+      </w:r>
+    </w:p>
+    <w:p>
+      <w:pPr/>
+      <w:r>
+        <w:rPr>
+          <w:lang w:val="en_US" w:bidi="en_US"/>
+        </w:rPr>
+      </w:r>
+      <w:r>
+        <w:rPr>
+          <w:lang w:val="en_US" w:bidi="en_US"/>
+        </w:rPr>
+        <w:t>In general, when people use the word Israelites, they may be thinking especially about the people who live in the country of Israel. And when they use the word Jews, they may be thinking especially about the people who are devoted to the God of Abraham, Isaac, and Jacob, and who want to keep the covenant that God has made with Jacob's descendants. So, the word Jews sometimes has a more religious meaning.</w:t>
+      </w:r>
+    </w:p>
+    <w:p>
+      <w:pPr/>
+      <w:r>
+        <w:rPr>
+          <w:lang w:val="en_US" w:bidi="en_US"/>
+        </w:rPr>
+      </w:r>
+      <w:r>
+        <w:rPr>
+          <w:lang w:val="en_US" w:bidi="en_US"/>
+        </w:rPr>
+        <w:t xml:space="preserve">In the </w:t>
+      </w:r>
+      <w:r>
+        <w:rPr>
+          <w:lang w:val="en_US" w:bidi="en_US"/>
+        </w:rPr>
+        <w:t>Gospels</w:t>
+      </w:r>
+      <w:r>
+        <w:rPr>
+          <w:lang w:val="en_US" w:bidi="en_US"/>
+        </w:rPr>
+        <w:t xml:space="preserve">-the four books in the New Testament that tell us about the life of Jesus-almost all the people we meet are Jews: Jesus, his </w:t>
+      </w:r>
+      <w:r>
+        <w:rPr>
+          <w:lang w:val="en_US" w:bidi="en_US"/>
+        </w:rPr>
+        <w:t>disciples</w:t>
+      </w:r>
+      <w:r>
+        <w:rPr>
+          <w:lang w:val="en_US" w:bidi="en_US"/>
+        </w:rPr>
+        <w:t xml:space="preserve">, and most of the people who listen to him are all Jews. But in the book of John the word Jew is used in a special way. When the writer of the gospel of John talks about Jews, he often means the </w:t>
+      </w:r>
+      <w:r>
+        <w:rPr>
+          <w:i/>
+          <w:lang w:val="en_US" w:bidi="en_US"/>
+        </w:rPr>
+        <w:t>religious leaders</w:t>
+      </w:r>
+      <w:r>
+        <w:rPr>
+          <w:lang w:val="en_US" w:bidi="en_US"/>
+        </w:rPr>
+        <w:t xml:space="preserve"> of the Jews. Usually this means people who are opposed to Jesus.</w:t>
+      </w:r>
+      <w:r>
+        <w:rPr>
+          <w:lang w:val="en_US" w:bidi="en_US"/>
+        </w:rPr>
+      </w:r>
+      <w:r>
+        <w:rPr>
+          <w:lang w:val="en_US" w:bidi="en_US"/>
+        </w:rPr>
+      </w:r>
+    </w:p>
+    <w:p>
+      <w:pPr/>
+      <w:r>
+        <w:rPr>
+          <w:lang w:val="en_US" w:bidi="en_US"/>
+        </w:rPr>
+      </w:r>
+    </w:p>
+    <w:p>
+      <w:pPr>
+        <w:pStyle w:val="Heading2"/>
+      </w:pPr>
+      <w:r>
+        <w:rPr>
+          <w:lang w:val="en_US" w:bidi="en_US"/>
+        </w:rPr>
+        <w:t>Jew</w:t>
+      </w:r>
+      <w:r>
+        <w:rPr>
+          <w:lang w:val="en_US" w:bidi="en_US"/>
+        </w:rPr>
+      </w:r>
+    </w:p>
+    <w:p>
+      <w:pPr>
+        <w:pStyle w:val="Heading4"/>
+      </w:pPr>
+      <w:r>
+        <w:rPr>
+          <w:lang w:val="en_US" w:bidi="en_US"/>
+        </w:rPr>
+        <w:t>Audio Content</w:t>
+      </w:r>
+      <w:r>
+        <w:rPr>
+          <w:lang w:val="en_US" w:bidi="en_US"/>
+        </w:rPr>
+      </w:r>
+    </w:p>
+    <w:p>
+      <w:pPr/>
+      <w:r>
+        <w:rPr>
+          <w:lang w:val="en_US" w:bidi="en_US"/>
+        </w:rPr>
+      </w:r>
+      <w:hyperlink r:id="rId17">
+        <w:r>
+          <w:rPr>
+            <w:lang w:val="en_US" w:bidi="en_US"/>
+          </w:rPr>
+          <w:rPr>
+            <w:color w:val="0000EE"/>
+            <w:u w:val="single"/>
+          </w:rPr>
+          <w:t>webm file</w:t>
+        </w:r>
+      </w:hyperlink>
+      <w:r>
+        <w:rPr>
+          <w:lang w:val="en_US" w:bidi="en_US"/>
+        </w:rPr>
+        <w:t xml:space="preserve"> (2936219 KB)</w:t>
+      </w:r>
+      <w:r>
+        <w:rPr>
+          <w:lang w:val="en_US" w:bidi="en_US"/>
+        </w:rPr>
+      </w:r>
+    </w:p>
+    <w:p>
+      <w:pPr/>
+      <w:r>
+        <w:rPr>
+          <w:lang w:val="en_US" w:bidi="en_US"/>
+        </w:rPr>
+      </w:r>
+      <w:hyperlink r:id="rId18">
+        <w:r>
+          <w:rPr>
+            <w:lang w:val="en_US" w:bidi="en_US"/>
+          </w:rPr>
+          <w:rPr>
+            <w:color w:val="0000EE"/>
+            <w:u w:val="single"/>
+          </w:rPr>
+          <w:t>mp3 file</w:t>
+        </w:r>
+      </w:hyperlink>
+      <w:r>
+        <w:rPr>
+          <w:lang w:val="en_US" w:bidi="en_US"/>
+        </w:rPr>
+        <w:t xml:space="preserve"> (3860444 KB)</w:t>
+      </w:r>
+      <w:r>
+        <w:rPr>
+          <w:lang w:val="en_US" w:bidi="en_US"/>
+        </w:rPr>
+      </w:r>
+      <w:r>
+        <w:rPr>
+          <w:lang w:val="en_US" w:bidi="en_US"/>
+        </w:rPr>
+      </w:r>
+    </w:p>
+    <w:p>
+      <w:pPr/>
+      <w:r>
+        <w:rPr>
+          <w:lang w:val="en_US" w:bidi="en_US"/>
+        </w:rPr>
+      </w:r>
+    </w:p>
+    <w:p>
+      <w:pPr>
+        <w:pStyle w:val="Heading2"/>
+      </w:pPr>
+      <w:r>
+        <w:rPr>
+          <w:lang w:val="en_US" w:bidi="en_US"/>
+        </w:rPr>
+        <w:t>John</w:t>
+      </w:r>
+      <w:r>
+        <w:rPr>
+          <w:lang w:val="en_US" w:bidi="en_US"/>
+        </w:rPr>
+      </w:r>
+    </w:p>
+    <w:p>
+      <w:pPr/>
+      <w:r>
+        <w:rPr>
+          <w:lang w:val="en_US" w:bidi="en_US"/>
+        </w:rPr>
+      </w:r>
+      <w:r>
+        <w:rPr>
+          <w:b/>
+          <w:lang w:val="en_US" w:bidi="en_US"/>
+        </w:rPr>
+        <w:t>John</w:t>
+      </w:r>
+      <w:r>
+        <w:rPr>
+          <w:lang w:val="en_US" w:bidi="en_US"/>
+        </w:rPr>
+        <w:t xml:space="preserve"> was one of the </w:t>
+      </w:r>
+      <w:r>
+        <w:rPr>
+          <w:lang w:val="en_US" w:bidi="en_US"/>
+        </w:rPr>
+        <w:t>disciples</w:t>
+      </w:r>
+      <w:r>
+        <w:rPr>
+          <w:lang w:val="en_US" w:bidi="en_US"/>
+        </w:rPr>
+        <w:t xml:space="preserve"> of Jesus. He was the brother of </w:t>
+      </w:r>
+      <w:r>
+        <w:rPr>
+          <w:lang w:val="en_US" w:bidi="en_US"/>
+        </w:rPr>
+        <w:t>James</w:t>
+      </w:r>
+      <w:r>
+        <w:rPr>
+          <w:lang w:val="en_US" w:bidi="en_US"/>
+        </w:rPr>
+        <w:t>, another disciple, and their father's name was Zebedee. James and John were fishermen before Jesus called them to become his disciples. Together with Peter, another disciple, these three men were often with Jesus at special times, even when other disciples were not there.</w:t>
+      </w:r>
+    </w:p>
+    <w:p>
+      <w:pPr/>
+      <w:r>
+        <w:rPr>
+          <w:lang w:val="en_US" w:bidi="en_US"/>
+        </w:rPr>
+      </w:r>
+      <w:r>
+        <w:rPr>
+          <w:lang w:val="en_US" w:bidi="en_US"/>
+        </w:rPr>
+        <w:t>At one time, Jesus called James and his brother John "sons of thunder." It could be that Jesus gave them this name because they had a temper, and got angry quickly. But we do not know for sure.</w:t>
+      </w:r>
+    </w:p>
+    <w:p>
+      <w:pPr/>
+      <w:r>
+        <w:rPr>
+          <w:lang w:val="en_US" w:bidi="en_US"/>
+        </w:rPr>
+      </w:r>
+      <w:r>
+        <w:rPr>
+          <w:lang w:val="en_US" w:bidi="en_US"/>
+        </w:rPr>
+        <w:t xml:space="preserve">The disciple John is probably also the writer of the </w:t>
+      </w:r>
+      <w:r>
+        <w:rPr>
+          <w:lang w:val="en_US" w:bidi="en_US"/>
+        </w:rPr>
+        <w:t>Gospel</w:t>
+      </w:r>
+      <w:r>
+        <w:rPr>
+          <w:lang w:val="en_US" w:bidi="en_US"/>
+        </w:rPr>
+        <w:t xml:space="preserve"> of John, the epistles of John, and Revelation-all books in the New Testament. He probably lived the longest of all the disciples of Jesus. When he was already quite old, the Roman authorities sent him as a prisoner to an island called Patmos, where God gave him the </w:t>
+      </w:r>
+      <w:r>
+        <w:rPr>
+          <w:lang w:val="en_US" w:bidi="en_US"/>
+        </w:rPr>
+        <w:t>visions</w:t>
+      </w:r>
+      <w:r>
+        <w:rPr>
+          <w:lang w:val="en_US" w:bidi="en_US"/>
+        </w:rPr>
+        <w:t xml:space="preserve"> that we can hear about in the book Revelation.</w:t>
+      </w:r>
+      <w:r>
+        <w:rPr>
+          <w:lang w:val="en_US" w:bidi="en_US"/>
+        </w:rPr>
+      </w:r>
+      <w:r>
+        <w:rPr>
+          <w:lang w:val="en_US" w:bidi="en_US"/>
+        </w:rPr>
+      </w:r>
+    </w:p>
+    <w:p>
+      <w:pPr/>
+      <w:r>
+        <w:rPr>
+          <w:lang w:val="en_US" w:bidi="en_US"/>
+        </w:rPr>
+      </w:r>
+    </w:p>
+    <w:p>
+      <w:pPr>
+        <w:pStyle w:val="Heading2"/>
+      </w:pPr>
+      <w:r>
+        <w:rPr>
+          <w:lang w:val="en_US" w:bidi="en_US"/>
+        </w:rPr>
+        <w:t>John</w:t>
+      </w:r>
+      <w:r>
+        <w:rPr>
+          <w:lang w:val="en_US" w:bidi="en_US"/>
+        </w:rPr>
+      </w:r>
+    </w:p>
+    <w:p>
+      <w:pPr>
+        <w:pStyle w:val="Heading4"/>
+      </w:pPr>
+      <w:r>
+        <w:rPr>
+          <w:lang w:val="en_US" w:bidi="en_US"/>
+        </w:rPr>
+        <w:t>Audio Content</w:t>
+      </w:r>
+      <w:r>
+        <w:rPr>
+          <w:lang w:val="en_US" w:bidi="en_US"/>
+        </w:rPr>
+      </w:r>
+    </w:p>
+    <w:p>
+      <w:pPr/>
+      <w:r>
+        <w:rPr>
+          <w:lang w:val="en_US" w:bidi="en_US"/>
+        </w:rPr>
+      </w:r>
+      <w:hyperlink r:id="rId19">
+        <w:r>
+          <w:rPr>
+            <w:lang w:val="en_US" w:bidi="en_US"/>
+          </w:rPr>
+          <w:rPr>
+            <w:color w:val="0000EE"/>
+            <w:u w:val="single"/>
+          </w:rPr>
+          <w:t>webm file</w:t>
+        </w:r>
+      </w:hyperlink>
+      <w:r>
+        <w:rPr>
+          <w:lang w:val="en_US" w:bidi="en_US"/>
+        </w:rPr>
+        <w:t xml:space="preserve"> (544400 KB)</w:t>
+      </w:r>
+      <w:r>
+        <w:rPr>
+          <w:lang w:val="en_US" w:bidi="en_US"/>
+        </w:rPr>
+      </w:r>
+    </w:p>
+    <w:p>
+      <w:pPr/>
+      <w:r>
+        <w:rPr>
+          <w:lang w:val="en_US" w:bidi="en_US"/>
+        </w:rPr>
+      </w:r>
+      <w:hyperlink r:id="rId20">
+        <w:r>
+          <w:rPr>
+            <w:lang w:val="en_US" w:bidi="en_US"/>
+          </w:rPr>
+          <w:rPr>
+            <w:color w:val="0000EE"/>
+            <w:u w:val="single"/>
+          </w:rPr>
+          <w:t>mp3 file</w:t>
+        </w:r>
+      </w:hyperlink>
+      <w:r>
+        <w:rPr>
+          <w:lang w:val="en_US" w:bidi="en_US"/>
+        </w:rPr>
+        <w:t xml:space="preserve"> (723260 KB)</w:t>
+      </w:r>
+      <w:r>
+        <w:rPr>
+          <w:lang w:val="en_US" w:bidi="en_US"/>
+        </w:rPr>
+      </w:r>
+      <w:r>
+        <w:rPr>
+          <w:lang w:val="en_US" w:bidi="en_US"/>
+        </w:rPr>
+      </w:r>
+    </w:p>
+    <w:p>
+      <w:pPr/>
+      <w:r>
+        <w:rPr>
+          <w:lang w:val="en_US" w:bidi="en_US"/>
+        </w:rPr>
+      </w:r>
+    </w:p>
+    <w:p>
+      <w:pPr>
+        <w:pStyle w:val="Heading2"/>
+      </w:pPr>
+      <w:r>
+        <w:rPr>
+          <w:lang w:val="en_US" w:bidi="en_US"/>
+        </w:rPr>
+        <w:t>John the Baptist</w:t>
+      </w:r>
+      <w:r>
+        <w:rPr>
+          <w:lang w:val="en_US" w:bidi="en_US"/>
+        </w:rPr>
+      </w:r>
+    </w:p>
+    <w:p>
+      <w:pPr/>
+      <w:r>
+        <w:rPr>
+          <w:lang w:val="en_US" w:bidi="en_US"/>
+        </w:rPr>
+      </w:r>
+      <w:r>
+        <w:rPr>
+          <w:b/>
+          <w:lang w:val="en_US" w:bidi="en_US"/>
+        </w:rPr>
+        <w:t>John the baptizer</w:t>
+      </w:r>
+      <w:r>
+        <w:rPr>
+          <w:lang w:val="en_US" w:bidi="en_US"/>
+        </w:rPr>
+        <w:t xml:space="preserve">, or </w:t>
+      </w:r>
+      <w:r>
+        <w:rPr>
+          <w:b/>
+          <w:lang w:val="en_US" w:bidi="en_US"/>
+        </w:rPr>
+        <w:t>John the Baptist</w:t>
+      </w:r>
+      <w:r>
+        <w:rPr>
+          <w:lang w:val="en_US" w:bidi="en_US"/>
+        </w:rPr>
+        <w:t xml:space="preserve">, was the person who told the people to </w:t>
+      </w:r>
+      <w:r>
+        <w:rPr>
+          <w:lang w:val="en_US" w:bidi="en_US"/>
+        </w:rPr>
+        <w:t>repent</w:t>
+      </w:r>
+      <w:r>
+        <w:rPr>
+          <w:lang w:val="en_US" w:bidi="en_US"/>
+        </w:rPr>
+        <w:t xml:space="preserve"> of their </w:t>
+      </w:r>
+      <w:r>
+        <w:rPr>
+          <w:lang w:val="en_US" w:bidi="en_US"/>
+        </w:rPr>
+        <w:t>sins</w:t>
+      </w:r>
+      <w:r>
+        <w:rPr>
+          <w:lang w:val="en_US" w:bidi="en_US"/>
+        </w:rPr>
+        <w:t xml:space="preserve"> and to take a special bath called </w:t>
+      </w:r>
+      <w:r>
+        <w:rPr>
+          <w:lang w:val="en_US" w:bidi="en_US"/>
+        </w:rPr>
+        <w:t>baptism</w:t>
+      </w:r>
+      <w:r>
+        <w:rPr>
+          <w:lang w:val="en_US" w:bidi="en_US"/>
+        </w:rPr>
+        <w:t xml:space="preserve"> as a sign of their repentance. John did this shortly before Jesus began his own work.</w:t>
+      </w:r>
+    </w:p>
+    <w:p>
+      <w:pPr/>
+      <w:r>
+        <w:rPr>
+          <w:lang w:val="en_US" w:bidi="en_US"/>
+        </w:rPr>
+      </w:r>
+      <w:r>
+        <w:rPr>
+          <w:lang w:val="en_US" w:bidi="en_US"/>
+        </w:rPr>
+        <w:t xml:space="preserve">John's parents were Zechariah and </w:t>
+      </w:r>
+      <w:r>
+        <w:rPr>
+          <w:lang w:val="en_US" w:bidi="en_US"/>
+        </w:rPr>
+        <w:t>Elizabeth</w:t>
+      </w:r>
+      <w:r>
+        <w:rPr>
+          <w:lang w:val="en_US" w:bidi="en_US"/>
+        </w:rPr>
+        <w:t>. John's birth was quite special. His parents were already very old when he was born. John was their only child.</w:t>
+      </w:r>
+    </w:p>
+    <w:p>
+      <w:pPr/>
+      <w:r>
+        <w:rPr>
+          <w:lang w:val="en_US" w:bidi="en_US"/>
+        </w:rPr>
+      </w:r>
+      <w:r>
+        <w:rPr>
+          <w:lang w:val="en_US" w:bidi="en_US"/>
+        </w:rPr>
+        <w:t xml:space="preserve">John's father, Zechariah, was a </w:t>
+      </w:r>
+      <w:r>
+        <w:rPr>
+          <w:lang w:val="en_US" w:bidi="en_US"/>
+        </w:rPr>
+        <w:t>priest</w:t>
+      </w:r>
+      <w:r>
+        <w:rPr>
+          <w:lang w:val="en_US" w:bidi="en_US"/>
+        </w:rPr>
+        <w:t xml:space="preserve"> and served God in the </w:t>
+      </w:r>
+      <w:r>
+        <w:rPr>
+          <w:lang w:val="en_US" w:bidi="en_US"/>
+        </w:rPr>
+        <w:t>temple</w:t>
+      </w:r>
+      <w:r>
+        <w:rPr>
+          <w:lang w:val="en_US" w:bidi="en_US"/>
+        </w:rPr>
+        <w:t xml:space="preserve"> in </w:t>
+      </w:r>
+      <w:r>
+        <w:rPr>
+          <w:lang w:val="en_US" w:bidi="en_US"/>
+        </w:rPr>
+        <w:t>Jerusalem</w:t>
+      </w:r>
+      <w:r>
+        <w:rPr>
+          <w:lang w:val="en_US" w:bidi="en_US"/>
+        </w:rPr>
+        <w:t xml:space="preserve">. One time, when Zechariah was in the temple, an </w:t>
+      </w:r>
+      <w:r>
+        <w:rPr>
+          <w:lang w:val="en_US" w:bidi="en_US"/>
+        </w:rPr>
+        <w:t>angel</w:t>
+      </w:r>
+      <w:r>
+        <w:rPr>
+          <w:lang w:val="en_US" w:bidi="en_US"/>
+        </w:rPr>
+        <w:t xml:space="preserve"> appeared to Zechariah and told him that his wife Elizabeth would have a son. This son would be a servant of God like the </w:t>
+      </w:r>
+      <w:r>
+        <w:rPr>
+          <w:lang w:val="en_US" w:bidi="en_US"/>
+        </w:rPr>
+        <w:t>prophet</w:t>
+      </w:r>
+      <w:r>
+        <w:rPr>
+          <w:lang w:val="en_US" w:bidi="en_US"/>
+        </w:rPr>
+        <w:t xml:space="preserve"> </w:t>
+      </w:r>
+      <w:r>
+        <w:rPr>
+          <w:lang w:val="en_US" w:bidi="en_US"/>
+        </w:rPr>
+        <w:t>Elijah</w:t>
+      </w:r>
+      <w:r>
+        <w:rPr>
+          <w:lang w:val="en_US" w:bidi="en_US"/>
+        </w:rPr>
+        <w:t xml:space="preserve"> had been, and he would tell the people of </w:t>
+      </w:r>
+      <w:r>
+        <w:rPr>
+          <w:lang w:val="en_US" w:bidi="en_US"/>
+        </w:rPr>
+        <w:t>Israel</w:t>
+      </w:r>
+      <w:r>
+        <w:rPr>
+          <w:lang w:val="en_US" w:bidi="en_US"/>
+        </w:rPr>
+        <w:t xml:space="preserve"> to repent, in order to prepare the people to receive God. Zechariah could not </w:t>
+      </w:r>
+      <w:r>
+        <w:rPr>
+          <w:lang w:val="en_US" w:bidi="en_US"/>
+        </w:rPr>
+        <w:t>believe</w:t>
+      </w:r>
+      <w:r>
+        <w:rPr>
+          <w:lang w:val="en_US" w:bidi="en_US"/>
+        </w:rPr>
+        <w:t xml:space="preserve"> that what the angel said was true, because Zechariah and his wife Elizabeth were already so old. Because Zechariah did not believe the angel, the angel told Zechariah that he would be unable to speak until after the birth of the child.</w:t>
+      </w:r>
+    </w:p>
+    <w:p>
+      <w:pPr/>
+      <w:r>
+        <w:rPr>
+          <w:lang w:val="en_US" w:bidi="en_US"/>
+        </w:rPr>
+      </w:r>
+      <w:r>
+        <w:rPr>
+          <w:lang w:val="en_US" w:bidi="en_US"/>
+        </w:rPr>
+        <w:t>And of course, it happened exactly as the angel had said. Elizabeth became pregnant, even though she was already so old. She gave birth to John.</w:t>
+      </w:r>
+    </w:p>
+    <w:p>
+      <w:pPr/>
+      <w:r>
+        <w:rPr>
+          <w:lang w:val="en_US" w:bidi="en_US"/>
+        </w:rPr>
+      </w:r>
+      <w:r>
+        <w:rPr>
+          <w:lang w:val="en_US" w:bidi="en_US"/>
+        </w:rPr>
+        <w:t xml:space="preserve">When John grew up, he went to live in the </w:t>
+      </w:r>
+      <w:r>
+        <w:rPr>
+          <w:lang w:val="en_US" w:bidi="en_US"/>
+        </w:rPr>
+        <w:t>wilderness</w:t>
+      </w:r>
+      <w:r>
+        <w:rPr>
+          <w:lang w:val="en_US" w:bidi="en_US"/>
+        </w:rPr>
+        <w:t xml:space="preserve">, in a lonely place away from people, near the </w:t>
+      </w:r>
+      <w:r>
+        <w:rPr>
+          <w:lang w:val="en_US" w:bidi="en_US"/>
+        </w:rPr>
+        <w:t>Jordan River</w:t>
+      </w:r>
+      <w:r>
+        <w:rPr>
+          <w:lang w:val="en_US" w:bidi="en_US"/>
+        </w:rPr>
+        <w:t xml:space="preserve">. He ate only what was available in the wilderness-honey and locusts. He wore very simple clothes made out of rough </w:t>
+      </w:r>
+      <w:r>
+        <w:rPr>
+          <w:lang w:val="en_US" w:bidi="en_US"/>
+        </w:rPr>
+        <w:t>camel</w:t>
+      </w:r>
+      <w:r>
+        <w:rPr>
+          <w:lang w:val="en_US" w:bidi="en_US"/>
+        </w:rPr>
+        <w:t xml:space="preserve"> hair. By looking at his clothes, people were reminded of the prophet Elijah. And many people came to John to listen to what he had to say. John told the people that another person would come after him, who was much more important than John was. John was preparing the people to receive this person, by telling them to repent of their sins and to start obeying God. The person that John was talking about was Jesus.</w:t>
+      </w:r>
+    </w:p>
+    <w:p>
+      <w:pPr/>
+      <w:r>
+        <w:rPr>
+          <w:lang w:val="en_US" w:bidi="en_US"/>
+        </w:rPr>
+      </w:r>
+      <w:r>
+        <w:rPr>
+          <w:lang w:val="en_US" w:bidi="en_US"/>
+        </w:rPr>
+        <w:t xml:space="preserve">John told the people to take a special bath named baptism. This was a ritual that showed the people that they really repented from their sins. Sometimes, people who were not Jews but still wanted to follow God, took baptism. But John told them that they </w:t>
+      </w:r>
+      <w:r>
+        <w:rPr>
+          <w:i/>
+          <w:lang w:val="en_US" w:bidi="en_US"/>
+        </w:rPr>
+        <w:t>all</w:t>
+      </w:r>
+      <w:r>
+        <w:rPr>
+          <w:lang w:val="en_US" w:bidi="en_US"/>
+        </w:rPr>
+        <w:t xml:space="preserve"> had to take baptism! Even though the people were </w:t>
+      </w:r>
+      <w:r>
+        <w:rPr>
+          <w:lang w:val="en_US" w:bidi="en_US"/>
+        </w:rPr>
+        <w:t>Jews</w:t>
+      </w:r>
+      <w:r>
+        <w:rPr>
+          <w:lang w:val="en_US" w:bidi="en_US"/>
+        </w:rPr>
+        <w:t>, and therefore God's special people, they still did many wrong things and needed to repent. They needed to tell God that they felt sorry for disobeying God, and that they wanted to change.</w:t>
+      </w:r>
+    </w:p>
+    <w:p>
+      <w:pPr/>
+      <w:r>
+        <w:rPr>
+          <w:lang w:val="en_US" w:bidi="en_US"/>
+        </w:rPr>
+      </w:r>
+      <w:r>
+        <w:rPr>
+          <w:lang w:val="en_US" w:bidi="en_US"/>
+        </w:rPr>
+        <w:t xml:space="preserve">Without any fear, John the baptizer told the people openly what they did wrong. The religious teachers of the Jews did not like John. During this time, King Herod Antipas was ruling over </w:t>
+      </w:r>
+      <w:r>
+        <w:rPr>
+          <w:lang w:val="en_US" w:bidi="en_US"/>
+        </w:rPr>
+        <w:t>Judea</w:t>
+      </w:r>
+      <w:r>
+        <w:rPr>
+          <w:lang w:val="en_US" w:bidi="en_US"/>
+        </w:rPr>
+        <w:t xml:space="preserve">. This was a son of the King Herod who had tried to kill Jesus when he was a baby. Herod Antipas was living together with the wife of his brother, and John openly told him that this was wrong. This woman was angry with John because of this, and tried to kill him, but King Herod had respect for John and did not want to kill him. But the </w:t>
+      </w:r>
+      <w:r>
+        <w:rPr>
+          <w:lang w:val="en_US" w:bidi="en_US"/>
+        </w:rPr>
+        <w:t>king</w:t>
+      </w:r>
+      <w:r>
+        <w:rPr>
+          <w:lang w:val="en_US" w:bidi="en_US"/>
+        </w:rPr>
+        <w:t xml:space="preserve"> did put John in prison, and one time during a party, the king's wife tricked king Herod, and he was forced to have John killed. The king's soldiers cut off John's head to kill him.</w:t>
+      </w:r>
+    </w:p>
+    <w:p>
+      <w:pPr/>
+      <w:r>
+        <w:rPr>
+          <w:lang w:val="en_US" w:bidi="en_US"/>
+        </w:rPr>
+      </w:r>
+      <w:r>
+        <w:rPr>
+          <w:lang w:val="en_US" w:bidi="en_US"/>
+        </w:rPr>
+        <w:t xml:space="preserve">John the baptizer was a relative of Jesus. His mother Elizabeth was a cousin of Jesus's mother </w:t>
+      </w:r>
+      <w:r>
+        <w:rPr>
+          <w:lang w:val="en_US" w:bidi="en_US"/>
+        </w:rPr>
+        <w:t>Mary</w:t>
+      </w:r>
+      <w:r>
+        <w:rPr>
+          <w:lang w:val="en_US" w:bidi="en_US"/>
+        </w:rPr>
+        <w:t>.</w:t>
+      </w:r>
+      <w:r>
+        <w:rPr>
+          <w:lang w:val="en_US" w:bidi="en_US"/>
+        </w:rPr>
+      </w:r>
+      <w:r>
+        <w:rPr>
+          <w:lang w:val="en_US" w:bidi="en_US"/>
+        </w:rPr>
+      </w:r>
+    </w:p>
+    <w:p>
+      <w:pPr/>
+      <w:r>
+        <w:rPr>
+          <w:lang w:val="en_US" w:bidi="en_US"/>
+        </w:rPr>
+      </w:r>
+    </w:p>
+    <w:p>
+      <w:pPr>
+        <w:pStyle w:val="Heading2"/>
+      </w:pPr>
+      <w:r>
+        <w:rPr>
+          <w:lang w:val="en_US" w:bidi="en_US"/>
+        </w:rPr>
+        <w:t>John the Baptist</w:t>
+      </w:r>
+      <w:r>
+        <w:rPr>
+          <w:lang w:val="en_US" w:bidi="en_US"/>
+        </w:rPr>
+      </w:r>
+    </w:p>
+    <w:p>
+      <w:pPr>
+        <w:pStyle w:val="Heading4"/>
+      </w:pPr>
+      <w:r>
+        <w:rPr>
+          <w:lang w:val="en_US" w:bidi="en_US"/>
+        </w:rPr>
+        <w:t>Audio Content</w:t>
+      </w:r>
+      <w:r>
+        <w:rPr>
+          <w:lang w:val="en_US" w:bidi="en_US"/>
+        </w:rPr>
+      </w:r>
+    </w:p>
+    <w:p>
+      <w:pPr/>
+      <w:r>
+        <w:rPr>
+          <w:lang w:val="en_US" w:bidi="en_US"/>
+        </w:rPr>
+      </w:r>
+      <w:hyperlink r:id="rId21">
+        <w:r>
+          <w:rPr>
+            <w:lang w:val="en_US" w:bidi="en_US"/>
+          </w:rPr>
+          <w:rPr>
+            <w:color w:val="0000EE"/>
+            <w:u w:val="single"/>
+          </w:rPr>
+          <w:t>webm file</w:t>
+        </w:r>
+      </w:hyperlink>
+      <w:r>
+        <w:rPr>
+          <w:lang w:val="en_US" w:bidi="en_US"/>
+        </w:rPr>
+        <w:t xml:space="preserve"> (1828197 KB)</w:t>
+      </w:r>
+      <w:r>
+        <w:rPr>
+          <w:lang w:val="en_US" w:bidi="en_US"/>
+        </w:rPr>
+      </w:r>
+    </w:p>
+    <w:p>
+      <w:pPr/>
+      <w:r>
+        <w:rPr>
+          <w:lang w:val="en_US" w:bidi="en_US"/>
+        </w:rPr>
+      </w:r>
+      <w:hyperlink r:id="rId22">
+        <w:r>
+          <w:rPr>
+            <w:lang w:val="en_US" w:bidi="en_US"/>
+          </w:rPr>
+          <w:rPr>
+            <w:color w:val="0000EE"/>
+            <w:u w:val="single"/>
+          </w:rPr>
+          <w:t>mp3 file</w:t>
+        </w:r>
+      </w:hyperlink>
+      <w:r>
+        <w:rPr>
+          <w:lang w:val="en_US" w:bidi="en_US"/>
+        </w:rPr>
+        <w:t xml:space="preserve"> (2422388 KB)</w:t>
+      </w:r>
+      <w:r>
+        <w:rPr>
+          <w:lang w:val="en_US" w:bidi="en_US"/>
+        </w:rPr>
+      </w:r>
+      <w:r>
+        <w:rPr>
+          <w:lang w:val="en_US" w:bidi="en_US"/>
+        </w:rPr>
+      </w:r>
+    </w:p>
+    <w:p>
+      <w:pPr/>
+      <w:r>
+        <w:rPr>
+          <w:lang w:val="en_US" w:bidi="en_US"/>
+        </w:rPr>
+      </w:r>
+    </w:p>
+    <w:p>
+      <w:pPr>
+        <w:pStyle w:val="Heading2"/>
+      </w:pPr>
+      <w:r>
+        <w:rPr>
+          <w:lang w:val="en_US" w:bidi="en_US"/>
+        </w:rPr>
+        <w:t>Jordan River</w:t>
+      </w:r>
+      <w:r>
+        <w:rPr>
+          <w:lang w:val="en_US" w:bidi="en_US"/>
+        </w:rPr>
+      </w:r>
+    </w:p>
+    <w:p>
+      <w:pPr/>
+      <w:r>
+        <w:rPr>
+          <w:lang w:val="en_US" w:bidi="en_US"/>
+        </w:rPr>
+      </w:r>
+      <w:r>
+        <w:rPr>
+          <w:lang w:val="en_US" w:bidi="en_US"/>
+        </w:rPr>
+        <w:t xml:space="preserve">The </w:t>
+      </w:r>
+      <w:r>
+        <w:rPr>
+          <w:b/>
+          <w:lang w:val="en_US" w:bidi="en_US"/>
+        </w:rPr>
+        <w:t>Jordan River</w:t>
+      </w:r>
+      <w:r>
+        <w:rPr>
+          <w:lang w:val="en_US" w:bidi="en_US"/>
+        </w:rPr>
+        <w:t xml:space="preserve"> is a long river that runs through </w:t>
+      </w:r>
+      <w:r>
+        <w:rPr>
+          <w:lang w:val="en_US" w:bidi="en_US"/>
+        </w:rPr>
+        <w:t>Israel</w:t>
+      </w:r>
+      <w:r>
+        <w:rPr>
+          <w:lang w:val="en_US" w:bidi="en_US"/>
+        </w:rPr>
+        <w:t xml:space="preserve"> from north to south. During the rainy season the river is quite wide and deep. At other times of the year the river is smaller, and a person can get across the river by wading or swimming through the water. At two places, the river passes a large lake: first the Lake-or sea-of Galilee, and later the Dead Sea. The </w:t>
+      </w:r>
+      <w:r>
+        <w:rPr>
+          <w:lang w:val="en_US" w:bidi="en_US"/>
+        </w:rPr>
+        <w:t>Lake of Galilee</w:t>
+      </w:r>
+      <w:r>
+        <w:rPr>
+          <w:lang w:val="en_US" w:bidi="en_US"/>
+        </w:rPr>
+        <w:t xml:space="preserve"> has sweet water and there are many fish in the lake; but the Dead Sea has saltwater, and the water is so salty that no fish can live in it. The Jordan River stops at the Dead Sea.</w:t>
+      </w:r>
+    </w:p>
+    <w:p>
+      <w:pPr/>
+      <w:r>
+        <w:rPr>
+          <w:lang w:val="en_US" w:bidi="en_US"/>
+        </w:rPr>
+      </w:r>
+      <w:r>
+        <w:rPr>
+          <w:lang w:val="en_US" w:bidi="en_US"/>
+        </w:rPr>
+        <w:t xml:space="preserve">The Jordan River was very important for the </w:t>
+      </w:r>
+      <w:r>
+        <w:rPr>
+          <w:lang w:val="en_US" w:bidi="en_US"/>
+        </w:rPr>
+        <w:t>Jews</w:t>
+      </w:r>
+      <w:r>
+        <w:rPr>
+          <w:lang w:val="en_US" w:bidi="en_US"/>
+        </w:rPr>
+        <w:t xml:space="preserve">. It was important because the people needed the water of the river, but also because when the </w:t>
       </w:r>
       <w:r>
         <w:rPr>
@@ -697,45 +2146,221 @@
         <w:rPr>
           <w:lang w:val="en_US" w:bidi="en_US"/>
         </w:rPr>
-        <w:t>.</w:t>
-      </w:r>
-    </w:p>
-    <w:p>
-      <w:pPr/>
-      <w:r>
-        <w:rPr>
-          <w:lang w:val="en_US" w:bidi="en_US"/>
-        </w:rPr>
-      </w:r>
-      <w:r>
-        <w:rPr>
-          <w:lang w:val="en_US" w:bidi="en_US"/>
-        </w:rPr>
-        <w:t xml:space="preserve">Israelites are </w:t>
-      </w:r>
-      <w:r>
-        <w:rPr>
-          <w:lang w:val="en_US" w:bidi="en_US"/>
-        </w:rPr>
-        <w:t>descendants</w:t>
-      </w:r>
-      <w:r>
-        <w:rPr>
-          <w:lang w:val="en_US" w:bidi="en_US"/>
-        </w:rPr>
-        <w:t xml:space="preserve"> of Abraham. Abraham was a man who lived about 2000 years before the birth of Jesus. When Abraham was 75 years old, God spoke to him. God told him to leave behind his homeland, and to go to a place that God would show him. God said that he would </w:t>
-      </w:r>
-      <w:r>
-        <w:rPr>
-          <w:lang w:val="en_US" w:bidi="en_US"/>
-        </w:rPr>
-        <w:t>bless</w:t>
-      </w:r>
-      <w:r>
-        <w:rPr>
-          <w:lang w:val="en_US" w:bidi="en_US"/>
-        </w:rPr>
-        <w:t xml:space="preserve"> Abraham, that he would make a great </w:t>
+        <w:t xml:space="preserve"> had first entered the land, they had to cross this Jordan River. It was the time of the rains, and the river was very deep and wide at the time. But God did a </w:t>
+      </w:r>
+      <w:r>
+        <w:rPr>
+          <w:lang w:val="en_US" w:bidi="en_US"/>
+        </w:rPr>
+        <w:t>miracle</w:t>
+      </w:r>
+      <w:r>
+        <w:rPr>
+          <w:lang w:val="en_US" w:bidi="en_US"/>
+        </w:rPr>
+        <w:t xml:space="preserve"> and stopped the water in the river, and the people of Israel could safely walk across the bottom of the river to the other side.</w:t>
+      </w:r>
+    </w:p>
+    <w:p>
+      <w:pPr/>
+      <w:r>
+        <w:rPr>
+          <w:lang w:val="en_US" w:bidi="en_US"/>
+        </w:rPr>
+      </w:r>
+      <w:r>
+        <w:rPr>
+          <w:lang w:val="en_US" w:bidi="en_US"/>
+        </w:rPr>
+        <w:t>You may want to first look up the Jordan River in the video Bible dictionary.</w:t>
+      </w:r>
+      <w:r>
+        <w:rPr>
+          <w:lang w:val="en_US" w:bidi="en_US"/>
+        </w:rPr>
+      </w:r>
+      <w:r>
+        <w:rPr>
+          <w:lang w:val="en_US" w:bidi="en_US"/>
+        </w:rPr>
+      </w:r>
+    </w:p>
+    <w:p>
+      <w:pPr/>
+      <w:r>
+        <w:rPr>
+          <w:lang w:val="en_US" w:bidi="en_US"/>
+        </w:rPr>
+      </w:r>
+    </w:p>
+    <w:p>
+      <w:pPr>
+        <w:pStyle w:val="Heading2"/>
+      </w:pPr>
+      <w:r>
+        <w:rPr>
+          <w:lang w:val="en_US" w:bidi="en_US"/>
+        </w:rPr>
+        <w:t>Jordan River</w:t>
+      </w:r>
+      <w:r>
+        <w:rPr>
+          <w:lang w:val="en_US" w:bidi="en_US"/>
+        </w:rPr>
+      </w:r>
+    </w:p>
+    <w:p>
+      <w:pPr>
+        <w:pStyle w:val="Heading4"/>
+      </w:pPr>
+      <w:r>
+        <w:rPr>
+          <w:lang w:val="en_US" w:bidi="en_US"/>
+        </w:rPr>
+        <w:t>Audio Content</w:t>
+      </w:r>
+      <w:r>
+        <w:rPr>
+          <w:lang w:val="en_US" w:bidi="en_US"/>
+        </w:rPr>
+      </w:r>
+    </w:p>
+    <w:p>
+      <w:pPr/>
+      <w:r>
+        <w:rPr>
+          <w:lang w:val="en_US" w:bidi="en_US"/>
+        </w:rPr>
+      </w:r>
+      <w:hyperlink r:id="rId23">
+        <w:r>
+          <w:rPr>
+            <w:lang w:val="en_US" w:bidi="en_US"/>
+          </w:rPr>
+          <w:rPr>
+            <w:color w:val="0000EE"/>
+            <w:u w:val="single"/>
+          </w:rPr>
+          <w:t>webm file</w:t>
+        </w:r>
+      </w:hyperlink>
+      <w:r>
+        <w:rPr>
+          <w:lang w:val="en_US" w:bidi="en_US"/>
+        </w:rPr>
+        <w:t xml:space="preserve"> (655528 KB)</w:t>
+      </w:r>
+      <w:r>
+        <w:rPr>
+          <w:lang w:val="en_US" w:bidi="en_US"/>
+        </w:rPr>
+      </w:r>
+    </w:p>
+    <w:p>
+      <w:pPr/>
+      <w:r>
+        <w:rPr>
+          <w:lang w:val="en_US" w:bidi="en_US"/>
+        </w:rPr>
+      </w:r>
+      <w:hyperlink r:id="rId24">
+        <w:r>
+          <w:rPr>
+            <w:lang w:val="en_US" w:bidi="en_US"/>
+          </w:rPr>
+          <w:rPr>
+            <w:color w:val="0000EE"/>
+            <w:u w:val="single"/>
+          </w:rPr>
+          <w:t>mp3 file</w:t>
+        </w:r>
+      </w:hyperlink>
+      <w:r>
+        <w:rPr>
+          <w:lang w:val="en_US" w:bidi="en_US"/>
+        </w:rPr>
+        <w:t xml:space="preserve"> (874364 KB)</w:t>
+      </w:r>
+      <w:r>
+        <w:rPr>
+          <w:lang w:val="en_US" w:bidi="en_US"/>
+        </w:rPr>
+      </w:r>
+      <w:r>
+        <w:rPr>
+          <w:lang w:val="en_US" w:bidi="en_US"/>
+        </w:rPr>
+      </w:r>
+    </w:p>
+    <w:p>
+      <w:pPr/>
+      <w:r>
+        <w:rPr>
+          <w:lang w:val="en_US" w:bidi="en_US"/>
+        </w:rPr>
+      </w:r>
+    </w:p>
+    <w:p>
+      <w:pPr>
+        <w:pStyle w:val="Heading2"/>
+      </w:pPr>
+      <w:r>
+        <w:rPr>
+          <w:lang w:val="en_US" w:bidi="en_US"/>
+        </w:rPr>
+        <w:t>Judea</w:t>
+      </w:r>
+      <w:r>
+        <w:rPr>
+          <w:lang w:val="en_US" w:bidi="en_US"/>
+        </w:rPr>
+      </w:r>
+    </w:p>
+    <w:p>
+      <w:pPr/>
+      <w:r>
+        <w:rPr>
+          <w:lang w:val="en_US" w:bidi="en_US"/>
+        </w:rPr>
+      </w:r>
+      <w:r>
+        <w:rPr>
+          <w:b/>
+          <w:lang w:val="en_US" w:bidi="en_US"/>
+        </w:rPr>
+        <w:t>Judea</w:t>
+      </w:r>
+      <w:r>
+        <w:rPr>
+          <w:lang w:val="en_US" w:bidi="en_US"/>
+        </w:rPr>
+        <w:t xml:space="preserve"> is the name of a region in </w:t>
+      </w:r>
+      <w:r>
+        <w:rPr>
+          <w:lang w:val="en_US" w:bidi="en_US"/>
+        </w:rPr>
+        <w:t>Israel</w:t>
+      </w:r>
+      <w:r>
+        <w:rPr>
+          <w:lang w:val="en_US" w:bidi="en_US"/>
+        </w:rPr>
+        <w:t xml:space="preserve"> in the time of the New Testament.</w:t>
+      </w:r>
+    </w:p>
+    <w:p>
+      <w:pPr/>
+      <w:r>
+        <w:rPr>
+          <w:lang w:val="en_US" w:bidi="en_US"/>
+        </w:rPr>
+      </w:r>
+      <w:r>
+        <w:rPr>
+          <w:lang w:val="en_US" w:bidi="en_US"/>
+        </w:rPr>
+        <w:t xml:space="preserve">In the time of Jesus, Israel was not an independent </w:t>
       </w:r>
       <w:r>
         <w:rPr>
@@ -747,73 +2372,314 @@
         <w:rPr>
           <w:lang w:val="en_US" w:bidi="en_US"/>
         </w:rPr>
-        <w:t xml:space="preserve"> out of him, and that God would bless all the nations of the world through Abraham. Abraham obeyed God and God led him to the region that was at that time called </w:t>
-      </w:r>
-      <w:r>
-        <w:rPr>
-          <w:lang w:val="en_US" w:bidi="en_US"/>
-        </w:rPr>
-        <w:t>Canaan</w:t>
-      </w:r>
-      <w:r>
-        <w:rPr>
-          <w:lang w:val="en_US" w:bidi="en_US"/>
-        </w:rPr>
-        <w:t>. God promised Abraham that God would give this land to Abraham's descendants. Abraham and his wife did not have any children, but when Abraham and his wife were already very old, God gave them a son. This was the beginning of God fulfilling his promise to Abraham.</w:t>
-      </w:r>
-    </w:p>
-    <w:p>
-      <w:pPr/>
-      <w:r>
-        <w:rPr>
-          <w:lang w:val="en_US" w:bidi="en_US"/>
-        </w:rPr>
-      </w:r>
-      <w:r>
-        <w:rPr>
-          <w:lang w:val="en_US" w:bidi="en_US"/>
-        </w:rPr>
-        <w:t>Abraham's son Isaac had two sons, one of them was named Jacob. God later gave Jacob the name Israel. From that time onwards, all Abraham's descendants are going to be called Israelites.</w:t>
-      </w:r>
-    </w:p>
-    <w:p>
-      <w:pPr/>
-      <w:r>
-        <w:rPr>
-          <w:lang w:val="en_US" w:bidi="en_US"/>
-        </w:rPr>
-      </w:r>
-      <w:r>
-        <w:rPr>
-          <w:lang w:val="en_US" w:bidi="en_US"/>
-        </w:rPr>
-        <w:t xml:space="preserve">Because God has made a promise to Abraham, the Israelites were God's special people. Later, God made a </w:t>
-      </w:r>
-      <w:r>
-        <w:rPr>
-          <w:lang w:val="en_US" w:bidi="en_US"/>
-        </w:rPr>
-        <w:t>covenant</w:t>
-      </w:r>
-      <w:r>
-        <w:rPr>
-          <w:lang w:val="en_US" w:bidi="en_US"/>
-        </w:rPr>
-        <w:t xml:space="preserve"> with them, which is a promise with a special agreement. The agreement was that the Israelites would obey all God's commandments, and God would bless them and make them a blessing for all the people on the earth.</w:t>
-      </w:r>
-    </w:p>
-    <w:p>
-      <w:pPr/>
-      <w:r>
-        <w:rPr>
-          <w:lang w:val="en_US" w:bidi="en_US"/>
-        </w:rPr>
-      </w:r>
-      <w:r>
-        <w:rPr>
-          <w:lang w:val="en_US" w:bidi="en_US"/>
-        </w:rPr>
-        <w:t xml:space="preserve">The land where the Israelites lived was called Israel. The Israelites were ruled by </w:t>
+        <w:t xml:space="preserve">. The </w:t>
+      </w:r>
+      <w:r>
+        <w:rPr>
+          <w:lang w:val="en_US" w:bidi="en_US"/>
+        </w:rPr>
+        <w:t>Israelites</w:t>
+      </w:r>
+      <w:r>
+        <w:rPr>
+          <w:lang w:val="en_US" w:bidi="en_US"/>
+        </w:rPr>
+        <w:t xml:space="preserve"> were ruled by the Roman people. The Romans had divided Israel into several regions, or provinces. These provinces were Judea in the south, </w:t>
+      </w:r>
+      <w:r>
+        <w:rPr>
+          <w:lang w:val="en_US" w:bidi="en_US"/>
+        </w:rPr>
+        <w:t>Galilee</w:t>
+      </w:r>
+      <w:r>
+        <w:rPr>
+          <w:lang w:val="en_US" w:bidi="en_US"/>
+        </w:rPr>
+        <w:t xml:space="preserve"> in the north, and </w:t>
+      </w:r>
+      <w:r>
+        <w:rPr>
+          <w:lang w:val="en_US" w:bidi="en_US"/>
+        </w:rPr>
+        <w:t>Samaria</w:t>
+      </w:r>
+      <w:r>
+        <w:rPr>
+          <w:lang w:val="en_US" w:bidi="en_US"/>
+        </w:rPr>
+        <w:t xml:space="preserve"> in the middle.</w:t>
+      </w:r>
+    </w:p>
+    <w:p>
+      <w:pPr/>
+      <w:r>
+        <w:rPr>
+          <w:lang w:val="en_US" w:bidi="en_US"/>
+        </w:rPr>
+      </w:r>
+      <w:r>
+        <w:rPr>
+          <w:lang w:val="en_US" w:bidi="en_US"/>
+        </w:rPr>
+        <w:t xml:space="preserve">Judea was the place where the most important city was, </w:t>
+      </w:r>
+      <w:r>
+        <w:rPr>
+          <w:lang w:val="en_US" w:bidi="en_US"/>
+        </w:rPr>
+        <w:t>Jerusalem</w:t>
+      </w:r>
+      <w:r>
+        <w:rPr>
+          <w:lang w:val="en_US" w:bidi="en_US"/>
+        </w:rPr>
+        <w:t xml:space="preserve">, and the </w:t>
+      </w:r>
+      <w:r>
+        <w:rPr>
+          <w:lang w:val="en_US" w:bidi="en_US"/>
+        </w:rPr>
+        <w:t>temple</w:t>
+      </w:r>
+      <w:r>
+        <w:rPr>
+          <w:lang w:val="en_US" w:bidi="en_US"/>
+        </w:rPr>
+        <w:t xml:space="preserve"> of God. The people in Judea often thought that they were better </w:t>
+      </w:r>
+      <w:r>
+        <w:rPr>
+          <w:lang w:val="en_US" w:bidi="en_US"/>
+        </w:rPr>
+        <w:t>Jews</w:t>
+      </w:r>
+      <w:r>
+        <w:rPr>
+          <w:lang w:val="en_US" w:bidi="en_US"/>
+        </w:rPr>
+        <w:t xml:space="preserve"> than the people in Galilee. They looked down on the people in Galilee, thinking of them as uneducated and rough. The people in Judea </w:t>
+      </w:r>
+      <w:r>
+        <w:rPr>
+          <w:i/>
+          <w:lang w:val="en_US" w:bidi="en_US"/>
+        </w:rPr>
+        <w:t>and</w:t>
+      </w:r>
+      <w:r>
+        <w:rPr>
+          <w:lang w:val="en_US" w:bidi="en_US"/>
+        </w:rPr>
+        <w:t xml:space="preserve"> Galilee looked down on people in Samaria, whom they considered not to be Jews at all.</w:t>
+      </w:r>
+    </w:p>
+    <w:p>
+      <w:pPr/>
+      <w:r>
+        <w:rPr>
+          <w:lang w:val="en_US" w:bidi="en_US"/>
+        </w:rPr>
+      </w:r>
+      <w:r>
+        <w:rPr>
+          <w:lang w:val="en_US" w:bidi="en_US"/>
+        </w:rPr>
+        <w:t>The area that is Judea in the New Testament is called Judah in the Old Testament.</w:t>
+      </w:r>
+      <w:r>
+        <w:rPr>
+          <w:lang w:val="en_US" w:bidi="en_US"/>
+        </w:rPr>
+      </w:r>
+      <w:r>
+        <w:rPr>
+          <w:lang w:val="en_US" w:bidi="en_US"/>
+        </w:rPr>
+      </w:r>
+    </w:p>
+    <w:p>
+      <w:pPr/>
+      <w:r>
+        <w:rPr>
+          <w:lang w:val="en_US" w:bidi="en_US"/>
+        </w:rPr>
+      </w:r>
+    </w:p>
+    <w:p>
+      <w:pPr>
+        <w:pStyle w:val="Heading2"/>
+      </w:pPr>
+      <w:r>
+        <w:rPr>
+          <w:lang w:val="en_US" w:bidi="en_US"/>
+        </w:rPr>
+        <w:t>Judea</w:t>
+      </w:r>
+      <w:r>
+        <w:rPr>
+          <w:lang w:val="en_US" w:bidi="en_US"/>
+        </w:rPr>
+      </w:r>
+    </w:p>
+    <w:p>
+      <w:pPr>
+        <w:pStyle w:val="Heading4"/>
+      </w:pPr>
+      <w:r>
+        <w:rPr>
+          <w:lang w:val="en_US" w:bidi="en_US"/>
+        </w:rPr>
+        <w:t>Audio Content</w:t>
+      </w:r>
+      <w:r>
+        <w:rPr>
+          <w:lang w:val="en_US" w:bidi="en_US"/>
+        </w:rPr>
+      </w:r>
+    </w:p>
+    <w:p>
+      <w:pPr/>
+      <w:r>
+        <w:rPr>
+          <w:lang w:val="en_US" w:bidi="en_US"/>
+        </w:rPr>
+      </w:r>
+      <w:hyperlink r:id="rId25">
+        <w:r>
+          <w:rPr>
+            <w:lang w:val="en_US" w:bidi="en_US"/>
+          </w:rPr>
+          <w:rPr>
+            <w:color w:val="0000EE"/>
+            <w:u w:val="single"/>
+          </w:rPr>
+          <w:t>webm file</w:t>
+        </w:r>
+      </w:hyperlink>
+      <w:r>
+        <w:rPr>
+          <w:lang w:val="en_US" w:bidi="en_US"/>
+        </w:rPr>
+        <w:t xml:space="preserve"> (527381 KB)</w:t>
+      </w:r>
+      <w:r>
+        <w:rPr>
+          <w:lang w:val="en_US" w:bidi="en_US"/>
+        </w:rPr>
+      </w:r>
+    </w:p>
+    <w:p>
+      <w:pPr/>
+      <w:r>
+        <w:rPr>
+          <w:lang w:val="en_US" w:bidi="en_US"/>
+        </w:rPr>
+      </w:r>
+      <w:hyperlink r:id="rId26">
+        <w:r>
+          <w:rPr>
+            <w:lang w:val="en_US" w:bidi="en_US"/>
+          </w:rPr>
+          <w:rPr>
+            <w:color w:val="0000EE"/>
+            <w:u w:val="single"/>
+          </w:rPr>
+          <w:t>mp3 file</w:t>
+        </w:r>
+      </w:hyperlink>
+      <w:r>
+        <w:rPr>
+          <w:lang w:val="en_US" w:bidi="en_US"/>
+        </w:rPr>
+        <w:t xml:space="preserve"> (658796 KB)</w:t>
+      </w:r>
+      <w:r>
+        <w:rPr>
+          <w:lang w:val="en_US" w:bidi="en_US"/>
+        </w:rPr>
+      </w:r>
+      <w:r>
+        <w:rPr>
+          <w:lang w:val="en_US" w:bidi="en_US"/>
+        </w:rPr>
+      </w:r>
+    </w:p>
+    <w:p>
+      <w:pPr/>
+      <w:r>
+        <w:rPr>
+          <w:lang w:val="en_US" w:bidi="en_US"/>
+        </w:rPr>
+      </w:r>
+    </w:p>
+    <w:p>
+      <w:pPr>
+        <w:pStyle w:val="Heading2"/>
+      </w:pPr>
+      <w:r>
+        <w:rPr>
+          <w:lang w:val="en_US" w:bidi="en_US"/>
+        </w:rPr>
+        <w:t>judge</w:t>
+      </w:r>
+      <w:r>
+        <w:rPr>
+          <w:lang w:val="en_US" w:bidi="en_US"/>
+        </w:rPr>
+      </w:r>
+    </w:p>
+    <w:p>
+      <w:pPr/>
+      <w:r>
+        <w:rPr>
+          <w:lang w:val="en_US" w:bidi="en_US"/>
+        </w:rPr>
+      </w:r>
+      <w:r>
+        <w:rPr>
+          <w:lang w:val="en_US" w:bidi="en_US"/>
+        </w:rPr>
+        <w:t xml:space="preserve">Someone </w:t>
+      </w:r>
+      <w:r>
+        <w:rPr>
+          <w:b/>
+          <w:lang w:val="en_US" w:bidi="en_US"/>
+        </w:rPr>
+        <w:t>judges</w:t>
+      </w:r>
+      <w:r>
+        <w:rPr>
+          <w:lang w:val="en_US" w:bidi="en_US"/>
+        </w:rPr>
+        <w:t xml:space="preserve"> actions that people do by deciding if what they do is right or wrong, and therefore if the person is guilty or innocent of breaking a law. A judge will punish the person if the judge decides that the person is guilty of doing wrong.</w:t>
+      </w:r>
+    </w:p>
+    <w:p>
+      <w:pPr/>
+      <w:r>
+        <w:rPr>
+          <w:lang w:val="en_US" w:bidi="en_US"/>
+        </w:rPr>
+      </w:r>
+      <w:r>
+        <w:rPr>
+          <w:lang w:val="en_US" w:bidi="en_US"/>
+        </w:rPr>
+        <w:t xml:space="preserve">Before the nation of </w:t>
+      </w:r>
+      <w:r>
+        <w:rPr>
+          <w:lang w:val="en_US" w:bidi="en_US"/>
+        </w:rPr>
+        <w:t>Israel</w:t>
+      </w:r>
+      <w:r>
+        <w:rPr>
+          <w:lang w:val="en_US" w:bidi="en_US"/>
+        </w:rPr>
+        <w:t xml:space="preserve"> had </w:t>
       </w:r>
       <w:r>
         <w:rPr>
@@ -825,198 +2691,7 @@
         <w:rPr>
           <w:lang w:val="en_US" w:bidi="en_US"/>
         </w:rPr>
-        <w:t xml:space="preserve">. At first this went well, and the kingdom of Israel became large and prosperous. But very soon, there was conflict, and the nation of Israel split in two parts. The Northern part was still called </w:t>
-      </w:r>
-      <w:r>
-        <w:rPr>
-          <w:lang w:val="en_US" w:bidi="en_US"/>
-        </w:rPr>
-        <w:t>Israel</w:t>
-      </w:r>
-      <w:r>
-        <w:rPr>
-          <w:lang w:val="en_US" w:bidi="en_US"/>
-        </w:rPr>
-        <w:t xml:space="preserve">, and the Southern part was called </w:t>
-      </w:r>
-      <w:r>
-        <w:rPr>
-          <w:lang w:val="en_US" w:bidi="en_US"/>
-        </w:rPr>
-        <w:t>Judah</w:t>
-      </w:r>
-      <w:r>
-        <w:rPr>
-          <w:lang w:val="en_US" w:bidi="en_US"/>
-        </w:rPr>
-        <w:t>. The northern part, Israel, was defeated by a nation called the Assyrians about 700 years before the birth of Jesus. This happened because the people were continuously disobeying God, and breaking the covenant. God allowed the king of the Assyrians to send most of the people from Israel away to foreign countries. This was the end of the northern kingdom. We never hear anything more about what happened to these people.</w:t>
-      </w:r>
-    </w:p>
-    <w:p>
-      <w:pPr/>
-      <w:r>
-        <w:rPr>
-          <w:lang w:val="en_US" w:bidi="en_US"/>
-        </w:rPr>
-      </w:r>
-      <w:r>
-        <w:rPr>
-          <w:lang w:val="en_US" w:bidi="en_US"/>
-        </w:rPr>
-        <w:t xml:space="preserve">The kingdom of Judah lasted a little bit longer, but after some years God also punished them for their disobedience. Another foreign nation, the Babylonians, came and destroyed the city of </w:t>
-      </w:r>
-      <w:r>
-        <w:rPr>
-          <w:lang w:val="en_US" w:bidi="en_US"/>
-        </w:rPr>
-        <w:t>Jerusalem</w:t>
-      </w:r>
-      <w:r>
-        <w:rPr>
-          <w:lang w:val="en_US" w:bidi="en_US"/>
-        </w:rPr>
-        <w:t xml:space="preserve">. Jerusalem was the most important city for the people of Judah because this was where the temple was where they </w:t>
-      </w:r>
-      <w:r>
-        <w:rPr>
-          <w:lang w:val="en_US" w:bidi="en_US"/>
-        </w:rPr>
-        <w:t>worshiped</w:t>
-      </w:r>
-      <w:r>
-        <w:rPr>
-          <w:lang w:val="en_US" w:bidi="en_US"/>
-        </w:rPr>
-        <w:t xml:space="preserve"> God. The Babylonians took many of the people from Judah to Babylon as prisoners. The people from Judah were now called Jews, which just means "people from Judah."</w:t>
-      </w:r>
-    </w:p>
-    <w:p>
-      <w:pPr/>
-      <w:r>
-        <w:rPr>
-          <w:lang w:val="en_US" w:bidi="en_US"/>
-        </w:rPr>
-      </w:r>
-      <w:r>
-        <w:rPr>
-          <w:lang w:val="en_US" w:bidi="en_US"/>
-        </w:rPr>
-        <w:t xml:space="preserve">Later, God allowed the Jews to go back to Judah, where they rebuilt the city of Jerusalem and the </w:t>
-      </w:r>
-      <w:r>
-        <w:rPr>
-          <w:lang w:val="en_US" w:bidi="en_US"/>
-        </w:rPr>
-        <w:t>temple</w:t>
-      </w:r>
-      <w:r>
-        <w:rPr>
-          <w:lang w:val="en_US" w:bidi="en_US"/>
-        </w:rPr>
-        <w:t xml:space="preserve">. But Judah would never become an independent nation again. In the time of the New Testament, another nation named the Roman Empire was ruling over the area that had been Israel. What had been the southern kingdom of Judah, was now called the Roman province of Judea. What had been the northern kingdom of Israel, was now almost the same as the Roman provinces of </w:t>
-      </w:r>
-      <w:r>
-        <w:rPr>
-          <w:lang w:val="en_US" w:bidi="en_US"/>
-        </w:rPr>
-        <w:t>Samaria</w:t>
-      </w:r>
-      <w:r>
-        <w:rPr>
-          <w:lang w:val="en_US" w:bidi="en_US"/>
-        </w:rPr>
-        <w:t xml:space="preserve"> and </w:t>
-      </w:r>
-      <w:r>
-        <w:rPr>
-          <w:lang w:val="en_US" w:bidi="en_US"/>
-        </w:rPr>
-        <w:t>Galilee</w:t>
-      </w:r>
-      <w:r>
-        <w:rPr>
-          <w:lang w:val="en_US" w:bidi="en_US"/>
-        </w:rPr>
-        <w:t>. The word "Jews" began to refer to all remaining descendants of Abraham, no matter where they lived.</w:t>
-      </w:r>
-    </w:p>
-    <w:p>
-      <w:pPr/>
-      <w:r>
-        <w:rPr>
-          <w:lang w:val="en_US" w:bidi="en_US"/>
-        </w:rPr>
-      </w:r>
-      <w:r>
-        <w:rPr>
-          <w:lang w:val="en_US" w:bidi="en_US"/>
-        </w:rPr>
-        <w:t>And so, the word "Israelites" and the word "Jews" both refer to descendants of Abraham. The word "Jews" occurs especially in the New Testament, and in the later parts of the Old Testament.</w:t>
-      </w:r>
-    </w:p>
-    <w:p>
-      <w:pPr/>
-      <w:r>
-        <w:rPr>
-          <w:lang w:val="en_US" w:bidi="en_US"/>
-        </w:rPr>
-      </w:r>
-      <w:r>
-        <w:rPr>
-          <w:lang w:val="en_US" w:bidi="en_US"/>
-        </w:rPr>
-        <w:t>In general, when people use the word "Israelites," they may be thinking especially about the people who live in the country of Israel. And when they use the word "Jews," they may be thinking especially about the people who are devoted to the God of Abraham, and who want to keep the covenant that God has made with Abraham's descendants. So, the word "Jews" sometimes has a more religious meaning.</w:t>
-      </w:r>
-    </w:p>
-    <w:p>
-      <w:pPr/>
-      <w:r>
-        <w:rPr>
-          <w:lang w:val="en_US" w:bidi="en_US"/>
-        </w:rPr>
-      </w:r>
-      <w:r>
-        <w:rPr>
-          <w:lang w:val="en_US" w:bidi="en_US"/>
-        </w:rPr>
-        <w:t xml:space="preserve">In the </w:t>
-      </w:r>
-      <w:r>
-        <w:rPr>
-          <w:lang w:val="en_US" w:bidi="en_US"/>
-        </w:rPr>
-        <w:t>Gospels</w:t>
-      </w:r>
-      <w:r>
-        <w:rPr>
-          <w:lang w:val="en_US" w:bidi="en_US"/>
-        </w:rPr>
-        <w:t xml:space="preserve">-the four books in the New Testament that tell us about the life of Jesus-almost all the people we meet are Jews: Jesus, his </w:t>
-      </w:r>
-      <w:r>
-        <w:rPr>
-          <w:lang w:val="en_US" w:bidi="en_US"/>
-        </w:rPr>
-        <w:t>disciples</w:t>
-      </w:r>
-      <w:r>
-        <w:rPr>
-          <w:lang w:val="en_US" w:bidi="en_US"/>
-        </w:rPr>
-        <w:t xml:space="preserve">, and most of the people who listen to him are all Jews. But in the book of John the word "Jew" is used in a special way. When the writer of the Gospel of John talks about Jews, he particularly means the </w:t>
-      </w:r>
-      <w:r>
-        <w:rPr>
-          <w:i/>
-          <w:lang w:val="en_US" w:bidi="en_US"/>
-        </w:rPr>
-        <w:t>religious leaders</w:t>
-      </w:r>
-      <w:r>
-        <w:rPr>
-          <w:lang w:val="en_US" w:bidi="en_US"/>
-        </w:rPr>
-        <w:t xml:space="preserve"> of the Jews. Usually this means people who are opposed to Jesus.</w:t>
+        <w:t>, God gave them leaders that they called judges. Someone wrote the judges' stories in a book that we now call the book of Judges. The judges we hear about in the book of Judges did not act as traditional judges in that they did not always decide if someone was guilty of breaking a law. These judges were often military leaders who rescued the Israelites from their enemies. Sometimes, as in the case of Deborah, these judges were prophet-leaders who helped Israel follow God.</w:t>
       </w:r>
       <w:r>
         <w:rPr>
@@ -1045,7 +2720,7 @@
         <w:rPr>
           <w:lang w:val="en_US" w:bidi="en_US"/>
         </w:rPr>
-        <w:t>Jew</w:t>
+        <w:t>judge</w:t>
       </w:r>
       <w:r>
         <w:rPr>
@@ -1068,6 +2743,68 @@
           <w:lang w:val="en_US" w:bidi="en_US"/>
         </w:rPr>
       </w:r>
+    </w:p>
+    <w:p>
+      <w:pPr/>
+      <w:r>
+        <w:rPr>
+          <w:lang w:val="en_US" w:bidi="en_US"/>
+        </w:rPr>
+      </w:r>
+      <w:hyperlink r:id="rId27">
+        <w:r>
+          <w:rPr>
+            <w:lang w:val="en_US" w:bidi="en_US"/>
+          </w:rPr>
+          <w:rPr>
+            <w:color w:val="0000EE"/>
+            <w:u w:val="single"/>
+          </w:rPr>
+          <w:t>webm file</w:t>
+        </w:r>
+      </w:hyperlink>
+      <w:r>
+        <w:rPr>
+          <w:lang w:val="en_US" w:bidi="en_US"/>
+        </w:rPr>
+        <w:t xml:space="preserve"> (481215 KB)</w:t>
+      </w:r>
+      <w:r>
+        <w:rPr>
+          <w:lang w:val="en_US" w:bidi="en_US"/>
+        </w:rPr>
+      </w:r>
+    </w:p>
+    <w:p>
+      <w:pPr/>
+      <w:r>
+        <w:rPr>
+          <w:lang w:val="en_US" w:bidi="en_US"/>
+        </w:rPr>
+      </w:r>
+      <w:hyperlink r:id="rId28">
+        <w:r>
+          <w:rPr>
+            <w:lang w:val="en_US" w:bidi="en_US"/>
+          </w:rPr>
+          <w:rPr>
+            <w:color w:val="0000EE"/>
+            <w:u w:val="single"/>
+          </w:rPr>
+          <w:t>mp3 file</w:t>
+        </w:r>
+      </w:hyperlink>
+      <w:r>
+        <w:rPr>
+          <w:lang w:val="en_US" w:bidi="en_US"/>
+        </w:rPr>
+        <w:t xml:space="preserve"> (599492 KB)</w:t>
+      </w:r>
+      <w:r>
+        <w:rPr>
+          <w:lang w:val="en_US" w:bidi="en_US"/>
+        </w:rPr>
+      </w:r>
       <w:r>
         <w:rPr>
           <w:lang w:val="en_US" w:bidi="en_US"/>
@@ -1090,97 +2827,254 @@
         <w:rPr>
           <w:lang w:val="en_US" w:bidi="en_US"/>
         </w:rPr>
-        <w:t>John</w:t>
-      </w:r>
-      <w:r>
-        <w:rPr>
-          <w:lang w:val="en_US" w:bidi="en_US"/>
-        </w:rPr>
-      </w:r>
-    </w:p>
-    <w:p>
-      <w:pPr/>
-      <w:r>
-        <w:rPr>
-          <w:lang w:val="en_US" w:bidi="en_US"/>
-        </w:rPr>
+        <w:t>justice</w:t>
+      </w:r>
+      <w:r>
+        <w:rPr>
+          <w:lang w:val="en_US" w:bidi="en_US"/>
+        </w:rPr>
+      </w:r>
+    </w:p>
+    <w:p>
+      <w:pPr/>
+      <w:r>
+        <w:rPr>
+          <w:lang w:val="en_US" w:bidi="en_US"/>
+        </w:rPr>
+      </w:r>
+      <w:r>
+        <w:rPr>
+          <w:lang w:val="en_US" w:bidi="en_US"/>
+        </w:rPr>
+        <w:t xml:space="preserve">Justice is when someone treats someone else fairly according to the law. When justice is happening in an entire society, then everybody treats each other equally and fairly. In a just society, people in </w:t>
+      </w:r>
+      <w:r>
+        <w:rPr>
+          <w:lang w:val="en_US" w:bidi="en_US"/>
+        </w:rPr>
+        <w:t>authority</w:t>
+      </w:r>
+      <w:r>
+        <w:rPr>
+          <w:lang w:val="en_US" w:bidi="en_US"/>
+        </w:rPr>
+        <w:t xml:space="preserve"> punish those who do wrong and protect people who are poor and weak.</w:t>
+      </w:r>
+      <w:r>
+        <w:rPr>
+          <w:lang w:val="en_US" w:bidi="en_US"/>
+        </w:rPr>
+      </w:r>
+      <w:r>
+        <w:rPr>
+          <w:lang w:val="en_US" w:bidi="en_US"/>
+        </w:rPr>
+      </w:r>
+    </w:p>
+    <w:p>
+      <w:pPr/>
+      <w:r>
+        <w:rPr>
+          <w:lang w:val="en_US" w:bidi="en_US"/>
+        </w:rPr>
+      </w:r>
+    </w:p>
+    <w:p>
+      <w:pPr>
+        <w:pStyle w:val="Heading2"/>
+      </w:pPr>
+      <w:r>
+        <w:rPr>
+          <w:lang w:val="en_US" w:bidi="en_US"/>
+        </w:rPr>
+        <w:t>justice</w:t>
+      </w:r>
+      <w:r>
+        <w:rPr>
+          <w:lang w:val="en_US" w:bidi="en_US"/>
+        </w:rPr>
+      </w:r>
+    </w:p>
+    <w:p>
+      <w:pPr>
+        <w:pStyle w:val="Heading4"/>
+      </w:pPr>
+      <w:r>
+        <w:rPr>
+          <w:lang w:val="en_US" w:bidi="en_US"/>
+        </w:rPr>
+        <w:t>Audio Content</w:t>
+      </w:r>
+      <w:r>
+        <w:rPr>
+          <w:lang w:val="en_US" w:bidi="en_US"/>
+        </w:rPr>
+      </w:r>
+    </w:p>
+    <w:p>
+      <w:pPr/>
+      <w:r>
+        <w:rPr>
+          <w:lang w:val="en_US" w:bidi="en_US"/>
+        </w:rPr>
+      </w:r>
+      <w:hyperlink r:id="rId29">
+        <w:r>
+          <w:rPr>
+            <w:lang w:val="en_US" w:bidi="en_US"/>
+          </w:rPr>
+          <w:rPr>
+            <w:color w:val="0000EE"/>
+            <w:u w:val="single"/>
+          </w:rPr>
+          <w:t>webm file</w:t>
+        </w:r>
+      </w:hyperlink>
+      <w:r>
+        <w:rPr>
+          <w:lang w:val="en_US" w:bidi="en_US"/>
+        </w:rPr>
+        <w:t xml:space="preserve"> (216963 KB)</w:t>
+      </w:r>
+      <w:r>
+        <w:rPr>
+          <w:lang w:val="en_US" w:bidi="en_US"/>
+        </w:rPr>
+      </w:r>
+    </w:p>
+    <w:p>
+      <w:pPr/>
+      <w:r>
+        <w:rPr>
+          <w:lang w:val="en_US" w:bidi="en_US"/>
+        </w:rPr>
+      </w:r>
+      <w:hyperlink r:id="rId30">
+        <w:r>
+          <w:rPr>
+            <w:lang w:val="en_US" w:bidi="en_US"/>
+          </w:rPr>
+          <w:rPr>
+            <w:color w:val="0000EE"/>
+            <w:u w:val="single"/>
+          </w:rPr>
+          <w:t>mp3 file</w:t>
+        </w:r>
+      </w:hyperlink>
+      <w:r>
+        <w:rPr>
+          <w:lang w:val="en_US" w:bidi="en_US"/>
+        </w:rPr>
+        <w:t xml:space="preserve"> (288044 KB)</w:t>
+      </w:r>
+      <w:r>
+        <w:rPr>
+          <w:lang w:val="en_US" w:bidi="en_US"/>
+        </w:rPr>
+      </w:r>
+      <w:r>
+        <w:rPr>
+          <w:lang w:val="en_US" w:bidi="en_US"/>
+        </w:rPr>
+      </w:r>
+    </w:p>
+    <w:p>
+      <w:pPr/>
+      <w:r>
+        <w:rPr>
+          <w:lang w:val="en_US" w:bidi="en_US"/>
+        </w:rPr>
+      </w:r>
+    </w:p>
+    <w:p>
+      <w:pPr>
+        <w:pStyle w:val="Heading2"/>
+      </w:pPr>
+      <w:r>
+        <w:rPr>
+          <w:lang w:val="en_US" w:bidi="en_US"/>
+        </w:rPr>
+        <w:t>justify</w:t>
+      </w:r>
+      <w:r>
+        <w:rPr>
+          <w:lang w:val="en_US" w:bidi="en_US"/>
+        </w:rPr>
+      </w:r>
+    </w:p>
+    <w:p>
+      <w:pPr/>
+      <w:r>
+        <w:rPr>
+          <w:lang w:val="en_US" w:bidi="en_US"/>
+        </w:rPr>
+      </w:r>
+      <w:r>
+        <w:rPr>
+          <w:lang w:val="en_US" w:bidi="en_US"/>
+        </w:rPr>
+        <w:t xml:space="preserve">When a person </w:t>
       </w:r>
       <w:r>
         <w:rPr>
           <w:b/>
           <w:lang w:val="en_US" w:bidi="en_US"/>
         </w:rPr>
-        <w:t>John</w:t>
-      </w:r>
-      <w:r>
-        <w:rPr>
-          <w:lang w:val="en_US" w:bidi="en_US"/>
-        </w:rPr>
-        <w:t xml:space="preserve"> was one of the </w:t>
-      </w:r>
-      <w:r>
-        <w:rPr>
-          <w:lang w:val="en_US" w:bidi="en_US"/>
-        </w:rPr>
-        <w:t>disciples</w:t>
-      </w:r>
-      <w:r>
-        <w:rPr>
-          <w:lang w:val="en_US" w:bidi="en_US"/>
-        </w:rPr>
-        <w:t xml:space="preserve"> of Jesus. He was the brother of </w:t>
-      </w:r>
-      <w:r>
-        <w:rPr>
-          <w:lang w:val="en_US" w:bidi="en_US"/>
-        </w:rPr>
-        <w:t>James</w:t>
-      </w:r>
-      <w:r>
-        <w:rPr>
-          <w:lang w:val="en_US" w:bidi="en_US"/>
-        </w:rPr>
-        <w:t>, another disciple, and their father's name was Zebedee. James and John were fishermen before Jesus called them to become his disciples. Together with Peter, another disciple, these three men were often with Jesus at special times, even when other disciples were not there.</w:t>
-      </w:r>
-    </w:p>
-    <w:p>
-      <w:pPr/>
-      <w:r>
-        <w:rPr>
-          <w:lang w:val="en_US" w:bidi="en_US"/>
-        </w:rPr>
-      </w:r>
-      <w:r>
-        <w:rPr>
-          <w:lang w:val="en_US" w:bidi="en_US"/>
-        </w:rPr>
-        <w:t>At one time, Jesus called James and his brother John "sons of thunder." It could be that Jesus gave them this name because they had a temper, and got angry quickly. But we do not know for sure.</w:t>
-      </w:r>
-    </w:p>
-    <w:p>
-      <w:pPr/>
-      <w:r>
-        <w:rPr>
-          <w:lang w:val="en_US" w:bidi="en_US"/>
-        </w:rPr>
-      </w:r>
-      <w:r>
-        <w:rPr>
-          <w:lang w:val="en_US" w:bidi="en_US"/>
-        </w:rPr>
-        <w:t xml:space="preserve">The disciple John is probably also the writer of the </w:t>
-      </w:r>
-      <w:r>
-        <w:rPr>
-          <w:lang w:val="en_US" w:bidi="en_US"/>
-        </w:rPr>
-        <w:t>gospel</w:t>
-      </w:r>
-      <w:r>
-        <w:rPr>
-          <w:lang w:val="en_US" w:bidi="en_US"/>
-        </w:rPr>
-        <w:t xml:space="preserve"> of John, the epistles of John, and Revelation-all books in the New Testament. He probably lived the longest of all the disciples of Jesus. When he was already quite old, the Roman authorities sent him as a prisoner to an island called Patmos, where God gave him the visions that we can hear about in the book Revelation.</w:t>
+        <w:t>justifies</w:t>
+      </w:r>
+      <w:r>
+        <w:rPr>
+          <w:lang w:val="en_US" w:bidi="en_US"/>
+        </w:rPr>
+        <w:t xml:space="preserve"> someone, he declares that person not guilty. When God declares a person not guilty, that means the person is </w:t>
+      </w:r>
+      <w:r>
+        <w:rPr>
+          <w:lang w:val="en_US" w:bidi="en_US"/>
+        </w:rPr>
+        <w:t>righteous</w:t>
+      </w:r>
+      <w:r>
+        <w:rPr>
+          <w:lang w:val="en_US" w:bidi="en_US"/>
+        </w:rPr>
+        <w:t xml:space="preserve"> and has a right relationship with God. In the New Testament, God will only justify a person if they trust in Jesus as the </w:t>
+      </w:r>
+      <w:r>
+        <w:rPr>
+          <w:lang w:val="en_US" w:bidi="en_US"/>
+        </w:rPr>
+        <w:t>Savior</w:t>
+      </w:r>
+      <w:r>
+        <w:rPr>
+          <w:lang w:val="en_US" w:bidi="en_US"/>
+        </w:rPr>
+        <w:t xml:space="preserve">, or the </w:t>
+      </w:r>
+      <w:r>
+        <w:rPr>
+          <w:lang w:val="en_US" w:bidi="en_US"/>
+        </w:rPr>
+        <w:t>Christ</w:t>
+      </w:r>
+      <w:r>
+        <w:rPr>
+          <w:lang w:val="en_US" w:bidi="en_US"/>
+        </w:rPr>
+        <w:t xml:space="preserve">, that God has sent to rescue people from their </w:t>
+      </w:r>
+      <w:r>
+        <w:rPr>
+          <w:lang w:val="en_US" w:bidi="en_US"/>
+        </w:rPr>
+        <w:t>sins</w:t>
+      </w:r>
+      <w:r>
+        <w:rPr>
+          <w:lang w:val="en_US" w:bidi="en_US"/>
+        </w:rPr>
+        <w:t>. This means believers in Jesus can have a right relationship with God and God justifies them.</w:t>
       </w:r>
       <w:r>
         <w:rPr>
@@ -1209,7 +3103,7 @@
         <w:rPr>
           <w:lang w:val="en_US" w:bidi="en_US"/>
         </w:rPr>
-        <w:t>John</w:t>
+        <w:t>justify</w:t>
       </w:r>
       <w:r>
         <w:rPr>
@@ -1232,955 +3126,62 @@
           <w:lang w:val="en_US" w:bidi="en_US"/>
         </w:rPr>
       </w:r>
-      <w:r>
-        <w:rPr>
-          <w:lang w:val="en_US" w:bidi="en_US"/>
-        </w:rPr>
-      </w:r>
-    </w:p>
-    <w:p>
-      <w:pPr/>
-      <w:r>
-        <w:rPr>
-          <w:lang w:val="en_US" w:bidi="en_US"/>
-        </w:rPr>
-      </w:r>
-    </w:p>
-    <w:p>
-      <w:pPr>
-        <w:pStyle w:val="Heading2"/>
-      </w:pPr>
-      <w:r>
-        <w:rPr>
-          <w:lang w:val="en_US" w:bidi="en_US"/>
-        </w:rPr>
-        <w:t>John the Baptist</w:t>
-      </w:r>
-      <w:r>
-        <w:rPr>
-          <w:lang w:val="en_US" w:bidi="en_US"/>
-        </w:rPr>
-      </w:r>
-    </w:p>
-    <w:p>
-      <w:pPr/>
-      <w:r>
-        <w:rPr>
-          <w:lang w:val="en_US" w:bidi="en_US"/>
-        </w:rPr>
-      </w:r>
-      <w:r>
-        <w:rPr>
-          <w:b/>
-          <w:lang w:val="en_US" w:bidi="en_US"/>
-        </w:rPr>
-        <w:t>John the baptizer</w:t>
-      </w:r>
-      <w:r>
-        <w:rPr>
-          <w:lang w:val="en_US" w:bidi="en_US"/>
-        </w:rPr>
-        <w:t xml:space="preserve">, or </w:t>
-      </w:r>
-      <w:r>
-        <w:rPr>
-          <w:b/>
-          <w:lang w:val="en_US" w:bidi="en_US"/>
-        </w:rPr>
-        <w:t>John the Baptist</w:t>
-      </w:r>
-      <w:r>
-        <w:rPr>
-          <w:lang w:val="en_US" w:bidi="en_US"/>
-        </w:rPr>
-        <w:t xml:space="preserve">, was the person who told the people to </w:t>
-      </w:r>
-      <w:r>
-        <w:rPr>
-          <w:lang w:val="en_US" w:bidi="en_US"/>
-        </w:rPr>
-        <w:t>repent</w:t>
-      </w:r>
-      <w:r>
-        <w:rPr>
-          <w:lang w:val="en_US" w:bidi="en_US"/>
-        </w:rPr>
-        <w:t xml:space="preserve"> of their </w:t>
-      </w:r>
-      <w:r>
-        <w:rPr>
-          <w:lang w:val="en_US" w:bidi="en_US"/>
-        </w:rPr>
-        <w:t>sins</w:t>
-      </w:r>
-      <w:r>
-        <w:rPr>
-          <w:lang w:val="en_US" w:bidi="en_US"/>
-        </w:rPr>
-        <w:t xml:space="preserve"> and to take a special bath called </w:t>
-      </w:r>
-      <w:r>
-        <w:rPr>
-          <w:lang w:val="en_US" w:bidi="en_US"/>
-        </w:rPr>
-        <w:t>baptism</w:t>
-      </w:r>
-      <w:r>
-        <w:rPr>
-          <w:lang w:val="en_US" w:bidi="en_US"/>
-        </w:rPr>
-        <w:t xml:space="preserve"> as a sign of their repentance. John did this shortly before Jesus began his own work.</w:t>
-      </w:r>
-    </w:p>
-    <w:p>
-      <w:pPr/>
-      <w:r>
-        <w:rPr>
-          <w:lang w:val="en_US" w:bidi="en_US"/>
-        </w:rPr>
-      </w:r>
-      <w:r>
-        <w:rPr>
-          <w:lang w:val="en_US" w:bidi="en_US"/>
-        </w:rPr>
-        <w:t xml:space="preserve">John's parents were Zechariah and </w:t>
-      </w:r>
-      <w:r>
-        <w:rPr>
-          <w:lang w:val="en_US" w:bidi="en_US"/>
-        </w:rPr>
-        <w:t>Elizabeth</w:t>
-      </w:r>
-      <w:r>
-        <w:rPr>
-          <w:lang w:val="en_US" w:bidi="en_US"/>
-        </w:rPr>
-        <w:t>. John's birth was quite special. His parents were already very old when he was born. John was their only child.</w:t>
-      </w:r>
-    </w:p>
-    <w:p>
-      <w:pPr/>
-      <w:r>
-        <w:rPr>
-          <w:lang w:val="en_US" w:bidi="en_US"/>
-        </w:rPr>
-      </w:r>
-      <w:r>
-        <w:rPr>
-          <w:lang w:val="en_US" w:bidi="en_US"/>
-        </w:rPr>
-        <w:t xml:space="preserve">John's father, Zechariah, was a </w:t>
-      </w:r>
-      <w:r>
-        <w:rPr>
-          <w:lang w:val="en_US" w:bidi="en_US"/>
-        </w:rPr>
-        <w:t>priest</w:t>
-      </w:r>
-      <w:r>
-        <w:rPr>
-          <w:lang w:val="en_US" w:bidi="en_US"/>
-        </w:rPr>
-        <w:t xml:space="preserve"> and served God in the </w:t>
-      </w:r>
-      <w:r>
-        <w:rPr>
-          <w:lang w:val="en_US" w:bidi="en_US"/>
-        </w:rPr>
-        <w:t>temple</w:t>
-      </w:r>
-      <w:r>
-        <w:rPr>
-          <w:lang w:val="en_US" w:bidi="en_US"/>
-        </w:rPr>
-        <w:t xml:space="preserve"> in </w:t>
-      </w:r>
-      <w:r>
-        <w:rPr>
-          <w:lang w:val="en_US" w:bidi="en_US"/>
-        </w:rPr>
-        <w:t>Jerusalem</w:t>
-      </w:r>
-      <w:r>
-        <w:rPr>
-          <w:lang w:val="en_US" w:bidi="en_US"/>
-        </w:rPr>
-        <w:t xml:space="preserve">. One time, when Zechariah was in the temple, an </w:t>
-      </w:r>
-      <w:r>
-        <w:rPr>
-          <w:lang w:val="en_US" w:bidi="en_US"/>
-        </w:rPr>
-        <w:t>angel</w:t>
-      </w:r>
-      <w:r>
-        <w:rPr>
-          <w:lang w:val="en_US" w:bidi="en_US"/>
-        </w:rPr>
-        <w:t xml:space="preserve"> appeared to Zechariah and told him that his wife Elizabeth would have a son. This son would be a servant of God like the prophet </w:t>
-      </w:r>
-      <w:r>
-        <w:rPr>
-          <w:lang w:val="en_US" w:bidi="en_US"/>
-        </w:rPr>
-        <w:t>Elijah</w:t>
-      </w:r>
-      <w:r>
-        <w:rPr>
-          <w:lang w:val="en_US" w:bidi="en_US"/>
-        </w:rPr>
-        <w:t xml:space="preserve"> had been, and he would tell the people of Israel to </w:t>
-      </w:r>
-      <w:r>
-        <w:rPr>
-          <w:lang w:val="en_US" w:bidi="en_US"/>
-        </w:rPr>
-        <w:t>repent</w:t>
-      </w:r>
-      <w:r>
-        <w:rPr>
-          <w:lang w:val="en_US" w:bidi="en_US"/>
-        </w:rPr>
-        <w:t>, in order to prepare the people to receive God. Zechariah could not believe that what the angel said was true, because Zechariah and his wife Elizabeth were already so old. Because Zechariah did not believe the angel, the angel told Zechariah that he would be unable to speak until after the birth of the child.</w:t>
-      </w:r>
-    </w:p>
-    <w:p>
-      <w:pPr/>
-      <w:r>
-        <w:rPr>
-          <w:lang w:val="en_US" w:bidi="en_US"/>
-        </w:rPr>
-      </w:r>
-      <w:r>
-        <w:rPr>
-          <w:lang w:val="en_US" w:bidi="en_US"/>
-        </w:rPr>
-        <w:t>And of course, it happened exactly as the angel had said. Elizabeth became pregnant, even though she was already so old. She gave birth to John.</w:t>
-      </w:r>
-    </w:p>
-    <w:p>
-      <w:pPr/>
-      <w:r>
-        <w:rPr>
-          <w:lang w:val="en_US" w:bidi="en_US"/>
-        </w:rPr>
-      </w:r>
-      <w:r>
-        <w:rPr>
-          <w:lang w:val="en_US" w:bidi="en_US"/>
-        </w:rPr>
-        <w:t xml:space="preserve">When John grew up, he went to live in the </w:t>
-      </w:r>
-      <w:r>
-        <w:rPr>
-          <w:lang w:val="en_US" w:bidi="en_US"/>
-        </w:rPr>
-        <w:t>wilderness</w:t>
-      </w:r>
-      <w:r>
-        <w:rPr>
-          <w:lang w:val="en_US" w:bidi="en_US"/>
-        </w:rPr>
-        <w:t xml:space="preserve">, in a lonely place away from people, near the </w:t>
-      </w:r>
-      <w:r>
-        <w:rPr>
-          <w:lang w:val="en_US" w:bidi="en_US"/>
-        </w:rPr>
-        <w:t>Jordan River</w:t>
-      </w:r>
-      <w:r>
-        <w:rPr>
-          <w:lang w:val="en_US" w:bidi="en_US"/>
-        </w:rPr>
-        <w:t>. He ate only what was available in the wilderness-honey and locusts. He wore very simple clothes made out of rough camel hair. By looking at his clothes, people were reminded of the prophet Elijah. And many people came to John to listen to what he had to say. John told the people that another person would come after him, who was much more important than John was. John was preparing the people to receive this person, by telling them to repent of their sins and to start obeying God. The person that John was talking about was Jesus.</w:t>
-      </w:r>
-    </w:p>
-    <w:p>
-      <w:pPr/>
-      <w:r>
-        <w:rPr>
-          <w:lang w:val="en_US" w:bidi="en_US"/>
-        </w:rPr>
-      </w:r>
-      <w:r>
-        <w:rPr>
-          <w:lang w:val="en_US" w:bidi="en_US"/>
-        </w:rPr>
-        <w:t xml:space="preserve">John told the people to take a special bath named </w:t>
-      </w:r>
-      <w:r>
-        <w:rPr>
-          <w:lang w:val="en_US" w:bidi="en_US"/>
-        </w:rPr>
-        <w:t>baptism</w:t>
-      </w:r>
-      <w:r>
-        <w:rPr>
-          <w:lang w:val="en_US" w:bidi="en_US"/>
-        </w:rPr>
-        <w:t xml:space="preserve">. This was a ritual that showed the people that they really repented from their sins. Sometimes, people who were not Jews but still wanted to follow God, took baptism. But John told them that they </w:t>
-      </w:r>
-      <w:r>
-        <w:rPr>
-          <w:i/>
-          <w:lang w:val="en_US" w:bidi="en_US"/>
-        </w:rPr>
-        <w:t>all</w:t>
-      </w:r>
-      <w:r>
-        <w:rPr>
-          <w:lang w:val="en_US" w:bidi="en_US"/>
-        </w:rPr>
-        <w:t xml:space="preserve"> had to take baptism! Even though the people were </w:t>
-      </w:r>
-      <w:r>
-        <w:rPr>
-          <w:lang w:val="en_US" w:bidi="en_US"/>
-        </w:rPr>
-        <w:t>Jews</w:t>
-      </w:r>
-      <w:r>
-        <w:rPr>
-          <w:lang w:val="en_US" w:bidi="en_US"/>
-        </w:rPr>
-        <w:t>, and therefore God's special people, they still did many wrong things and needed to repent. They needed to tell God that they felt sorry for disobeying God, and that they wanted to change.</w:t>
-      </w:r>
-    </w:p>
-    <w:p>
-      <w:pPr/>
-      <w:r>
-        <w:rPr>
-          <w:lang w:val="en_US" w:bidi="en_US"/>
-        </w:rPr>
-      </w:r>
-      <w:r>
-        <w:rPr>
-          <w:lang w:val="en_US" w:bidi="en_US"/>
-        </w:rPr>
-        <w:t xml:space="preserve">Without any fear, John the baptizer told the people openly what they did wrong. The religious teachers of the Jews did not like John. During this time, King Herod Antipas was ruling over </w:t>
-      </w:r>
-      <w:r>
-        <w:rPr>
-          <w:lang w:val="en_US" w:bidi="en_US"/>
-        </w:rPr>
-        <w:t>Judea</w:t>
-      </w:r>
-      <w:r>
-        <w:rPr>
-          <w:lang w:val="en_US" w:bidi="en_US"/>
-        </w:rPr>
-        <w:t xml:space="preserve">. This was a son of the King Herod who had tried to kill Jesus when he was a baby. Herod Antipas was living together with the wife of his brother, and John openly told him that this was wrong. This woman was angry with John because of this, and tried to kill him, but King Herod had respect for John and did not want to kill him. But the </w:t>
-      </w:r>
-      <w:r>
-        <w:rPr>
-          <w:lang w:val="en_US" w:bidi="en_US"/>
-        </w:rPr>
-        <w:t>king</w:t>
-      </w:r>
-      <w:r>
-        <w:rPr>
-          <w:lang w:val="en_US" w:bidi="en_US"/>
-        </w:rPr>
-        <w:t xml:space="preserve"> did put John in prison, and one time during a party, the king's wife tricked king Herod, and he was forced to have John killed. The king's soldiers cut off John's head to kill him.</w:t>
-      </w:r>
-    </w:p>
-    <w:p>
-      <w:pPr/>
-      <w:r>
-        <w:rPr>
-          <w:lang w:val="en_US" w:bidi="en_US"/>
-        </w:rPr>
-      </w:r>
-      <w:r>
-        <w:rPr>
-          <w:lang w:val="en_US" w:bidi="en_US"/>
-        </w:rPr>
-        <w:t>John the baptizer was a relative of Jesus. His mother Elizabeth was a cousin of Jesus's mother Mary.</w:t>
-      </w:r>
-      <w:r>
-        <w:rPr>
-          <w:lang w:val="en_US" w:bidi="en_US"/>
-        </w:rPr>
-      </w:r>
-      <w:r>
-        <w:rPr>
-          <w:lang w:val="en_US" w:bidi="en_US"/>
-        </w:rPr>
-      </w:r>
-    </w:p>
-    <w:p>
-      <w:pPr/>
-      <w:r>
-        <w:rPr>
-          <w:lang w:val="en_US" w:bidi="en_US"/>
-        </w:rPr>
-      </w:r>
-    </w:p>
-    <w:p>
-      <w:pPr>
-        <w:pStyle w:val="Heading2"/>
-      </w:pPr>
-      <w:r>
-        <w:rPr>
-          <w:lang w:val="en_US" w:bidi="en_US"/>
-        </w:rPr>
-        <w:t>John the Baptist</w:t>
-      </w:r>
-      <w:r>
-        <w:rPr>
-          <w:lang w:val="en_US" w:bidi="en_US"/>
-        </w:rPr>
-      </w:r>
-    </w:p>
-    <w:p>
-      <w:pPr>
-        <w:pStyle w:val="Heading4"/>
-      </w:pPr>
-      <w:r>
-        <w:rPr>
-          <w:lang w:val="en_US" w:bidi="en_US"/>
-        </w:rPr>
-        <w:t>Audio Content</w:t>
-      </w:r>
-      <w:r>
-        <w:rPr>
-          <w:lang w:val="en_US" w:bidi="en_US"/>
-        </w:rPr>
-      </w:r>
-      <w:r>
-        <w:rPr>
-          <w:lang w:val="en_US" w:bidi="en_US"/>
-        </w:rPr>
-      </w:r>
-    </w:p>
-    <w:p>
-      <w:pPr/>
-      <w:r>
-        <w:rPr>
-          <w:lang w:val="en_US" w:bidi="en_US"/>
-        </w:rPr>
-      </w:r>
-    </w:p>
-    <w:p>
-      <w:pPr>
-        <w:pStyle w:val="Heading2"/>
-      </w:pPr>
-      <w:r>
-        <w:rPr>
-          <w:lang w:val="en_US" w:bidi="en_US"/>
-        </w:rPr>
-        <w:t>Jordan River</w:t>
-      </w:r>
-      <w:r>
-        <w:rPr>
-          <w:lang w:val="en_US" w:bidi="en_US"/>
-        </w:rPr>
-      </w:r>
-    </w:p>
-    <w:p>
-      <w:pPr/>
-      <w:r>
-        <w:rPr>
-          <w:lang w:val="en_US" w:bidi="en_US"/>
-        </w:rPr>
-      </w:r>
-      <w:r>
-        <w:rPr>
-          <w:lang w:val="en_US" w:bidi="en_US"/>
-        </w:rPr>
-        <w:t xml:space="preserve">The </w:t>
-      </w:r>
-      <w:r>
-        <w:rPr>
-          <w:b/>
-          <w:lang w:val="en_US" w:bidi="en_US"/>
-        </w:rPr>
-        <w:t>Jordan River</w:t>
-      </w:r>
-      <w:r>
-        <w:rPr>
-          <w:lang w:val="en_US" w:bidi="en_US"/>
-        </w:rPr>
-        <w:t xml:space="preserve"> is a long river that runs through </w:t>
-      </w:r>
-      <w:r>
-        <w:rPr>
-          <w:lang w:val="en_US" w:bidi="en_US"/>
-        </w:rPr>
-        <w:t>Israel</w:t>
-      </w:r>
-      <w:r>
-        <w:rPr>
-          <w:lang w:val="en_US" w:bidi="en_US"/>
-        </w:rPr>
-        <w:t xml:space="preserve"> from north to south. During the rainy season the river is quite wide and deep. At other times of the year the river is smaller, and a person can get across the river by wading or swimming through the water. At two places, the river passes a large lake: first the Lake-or sea-of Galilee, and later the Dead Sea. The </w:t>
-      </w:r>
-      <w:r>
-        <w:rPr>
-          <w:lang w:val="en_US" w:bidi="en_US"/>
-        </w:rPr>
-        <w:t>Lake of Galilee</w:t>
-      </w:r>
-      <w:r>
-        <w:rPr>
-          <w:lang w:val="en_US" w:bidi="en_US"/>
-        </w:rPr>
-        <w:t xml:space="preserve"> has sweet water and there are many fish in the lake; but the Dead Sea has saltwater, and the water is so salty that no fish can live in it. The Jordan River stops at the Dead Sea.</w:t>
-      </w:r>
-    </w:p>
-    <w:p>
-      <w:pPr/>
-      <w:r>
-        <w:rPr>
-          <w:lang w:val="en_US" w:bidi="en_US"/>
-        </w:rPr>
-      </w:r>
-      <w:r>
-        <w:rPr>
-          <w:lang w:val="en_US" w:bidi="en_US"/>
-        </w:rPr>
-        <w:t xml:space="preserve">The Jordan River was very important for the </w:t>
-      </w:r>
-      <w:r>
-        <w:rPr>
-          <w:lang w:val="en_US" w:bidi="en_US"/>
-        </w:rPr>
-        <w:t>Jews</w:t>
-      </w:r>
-      <w:r>
-        <w:rPr>
-          <w:lang w:val="en_US" w:bidi="en_US"/>
-        </w:rPr>
-        <w:t xml:space="preserve">. It was important because the people needed the water of the river, but also because when the </w:t>
-      </w:r>
-      <w:r>
-        <w:rPr>
-          <w:lang w:val="en_US" w:bidi="en_US"/>
-        </w:rPr>
-        <w:t>Israelites</w:t>
-      </w:r>
-      <w:r>
-        <w:rPr>
-          <w:lang w:val="en_US" w:bidi="en_US"/>
-        </w:rPr>
-        <w:t xml:space="preserve"> had first entered the land, they had to cross this Jordan River. It was the time of the rains, and the river was very deep and wide at the time. But God did a </w:t>
-      </w:r>
-      <w:r>
-        <w:rPr>
-          <w:lang w:val="en_US" w:bidi="en_US"/>
-        </w:rPr>
-        <w:t>miracle</w:t>
-      </w:r>
-      <w:r>
-        <w:rPr>
-          <w:lang w:val="en_US" w:bidi="en_US"/>
-        </w:rPr>
-        <w:t xml:space="preserve"> and stopped the water in the river, and the people of Israel could safely walk across the bottom of the river to the other side.</w:t>
-      </w:r>
-    </w:p>
-    <w:p>
-      <w:pPr/>
-      <w:r>
-        <w:rPr>
-          <w:lang w:val="en_US" w:bidi="en_US"/>
-        </w:rPr>
-      </w:r>
-      <w:r>
-        <w:rPr>
-          <w:i/>
-          <w:lang w:val="en_US" w:bidi="en_US"/>
-        </w:rPr>
-        <w:t>You may want to first look up the Jordan River in the video Bible dictionary.</w:t>
-      </w:r>
-      <w:r>
-        <w:rPr>
-          <w:lang w:val="en_US" w:bidi="en_US"/>
-        </w:rPr>
-      </w:r>
-      <w:r>
-        <w:rPr>
-          <w:lang w:val="en_US" w:bidi="en_US"/>
-        </w:rPr>
-      </w:r>
-    </w:p>
-    <w:p>
-      <w:pPr/>
-      <w:r>
-        <w:rPr>
-          <w:lang w:val="en_US" w:bidi="en_US"/>
-        </w:rPr>
-      </w:r>
-    </w:p>
-    <w:p>
-      <w:pPr>
-        <w:pStyle w:val="Heading2"/>
-      </w:pPr>
-      <w:r>
-        <w:rPr>
-          <w:lang w:val="en_US" w:bidi="en_US"/>
-        </w:rPr>
-        <w:t>Jordan River</w:t>
-      </w:r>
-      <w:r>
-        <w:rPr>
-          <w:lang w:val="en_US" w:bidi="en_US"/>
-        </w:rPr>
-      </w:r>
-    </w:p>
-    <w:p>
-      <w:pPr>
-        <w:pStyle w:val="Heading4"/>
-      </w:pPr>
-      <w:r>
-        <w:rPr>
-          <w:lang w:val="en_US" w:bidi="en_US"/>
-        </w:rPr>
-        <w:t>Audio Content</w:t>
-      </w:r>
-      <w:r>
-        <w:rPr>
-          <w:lang w:val="en_US" w:bidi="en_US"/>
-        </w:rPr>
-      </w:r>
-      <w:r>
-        <w:rPr>
-          <w:lang w:val="en_US" w:bidi="en_US"/>
-        </w:rPr>
-      </w:r>
-    </w:p>
-    <w:p>
-      <w:pPr/>
-      <w:r>
-        <w:rPr>
-          <w:lang w:val="en_US" w:bidi="en_US"/>
-        </w:rPr>
-      </w:r>
-    </w:p>
-    <w:p>
-      <w:pPr>
-        <w:pStyle w:val="Heading2"/>
-      </w:pPr>
-      <w:r>
-        <w:rPr>
-          <w:lang w:val="en_US" w:bidi="en_US"/>
-        </w:rPr>
-        <w:t>Judea</w:t>
-      </w:r>
-      <w:r>
-        <w:rPr>
-          <w:lang w:val="en_US" w:bidi="en_US"/>
-        </w:rPr>
-      </w:r>
-    </w:p>
-    <w:p>
-      <w:pPr/>
-      <w:r>
-        <w:rPr>
-          <w:lang w:val="en_US" w:bidi="en_US"/>
-        </w:rPr>
-      </w:r>
-      <w:r>
-        <w:rPr>
-          <w:b/>
-          <w:lang w:val="en_US" w:bidi="en_US"/>
-        </w:rPr>
-        <w:t>Judea</w:t>
-      </w:r>
-      <w:r>
-        <w:rPr>
-          <w:lang w:val="en_US" w:bidi="en_US"/>
-        </w:rPr>
-        <w:t xml:space="preserve"> is the name of a region in </w:t>
-      </w:r>
-      <w:r>
-        <w:rPr>
-          <w:lang w:val="en_US" w:bidi="en_US"/>
-        </w:rPr>
-        <w:t>Israel</w:t>
-      </w:r>
-      <w:r>
-        <w:rPr>
-          <w:lang w:val="en_US" w:bidi="en_US"/>
-        </w:rPr>
-        <w:t xml:space="preserve"> in the time of the New Testament.</w:t>
-      </w:r>
-    </w:p>
-    <w:p>
-      <w:pPr/>
-      <w:r>
-        <w:rPr>
-          <w:lang w:val="en_US" w:bidi="en_US"/>
-        </w:rPr>
-      </w:r>
-      <w:r>
-        <w:rPr>
-          <w:lang w:val="en_US" w:bidi="en_US"/>
-        </w:rPr>
-        <w:t xml:space="preserve">In the time of Jesus, Israel was not an independent </w:t>
-      </w:r>
-      <w:r>
-        <w:rPr>
-          <w:lang w:val="en_US" w:bidi="en_US"/>
-        </w:rPr>
-        <w:t>nation</w:t>
-      </w:r>
-      <w:r>
-        <w:rPr>
-          <w:lang w:val="en_US" w:bidi="en_US"/>
-        </w:rPr>
-        <w:t xml:space="preserve">. The Israelites were ruled by the Roman people. The Romans had divided Israel into several regions, or provinces. These provinces were Judea in the south, </w:t>
-      </w:r>
-      <w:r>
-        <w:rPr>
-          <w:lang w:val="en_US" w:bidi="en_US"/>
-        </w:rPr>
-        <w:t>Galilee</w:t>
-      </w:r>
-      <w:r>
-        <w:rPr>
-          <w:lang w:val="en_US" w:bidi="en_US"/>
-        </w:rPr>
-        <w:t xml:space="preserve"> in the north, and </w:t>
-      </w:r>
-      <w:r>
-        <w:rPr>
-          <w:lang w:val="en_US" w:bidi="en_US"/>
-        </w:rPr>
-        <w:t>Samaria</w:t>
-      </w:r>
-      <w:r>
-        <w:rPr>
-          <w:lang w:val="en_US" w:bidi="en_US"/>
-        </w:rPr>
-        <w:t xml:space="preserve"> in the middle.</w:t>
-      </w:r>
-    </w:p>
-    <w:p>
-      <w:pPr/>
-      <w:r>
-        <w:rPr>
-          <w:lang w:val="en_US" w:bidi="en_US"/>
-        </w:rPr>
-      </w:r>
-      <w:r>
-        <w:rPr>
-          <w:lang w:val="en_US" w:bidi="en_US"/>
-        </w:rPr>
-        <w:t xml:space="preserve">Judea was the place where the most important city was, </w:t>
-      </w:r>
-      <w:r>
-        <w:rPr>
-          <w:lang w:val="en_US" w:bidi="en_US"/>
-        </w:rPr>
-        <w:t>Jerusalem</w:t>
-      </w:r>
-      <w:r>
-        <w:rPr>
-          <w:lang w:val="en_US" w:bidi="en_US"/>
-        </w:rPr>
-        <w:t xml:space="preserve">, and the </w:t>
-      </w:r>
-      <w:r>
-        <w:rPr>
-          <w:lang w:val="en_US" w:bidi="en_US"/>
-        </w:rPr>
-        <w:t>temple</w:t>
-      </w:r>
-      <w:r>
-        <w:rPr>
-          <w:lang w:val="en_US" w:bidi="en_US"/>
-        </w:rPr>
-        <w:t xml:space="preserve"> of God. The people in Judea often thought that they were better </w:t>
-      </w:r>
-      <w:r>
-        <w:rPr>
-          <w:lang w:val="en_US" w:bidi="en_US"/>
-        </w:rPr>
-        <w:t>Jews</w:t>
-      </w:r>
-      <w:r>
-        <w:rPr>
-          <w:lang w:val="en_US" w:bidi="en_US"/>
-        </w:rPr>
-        <w:t xml:space="preserve"> than the people in Galilee. They looked down on the people in Galilee, thinking of them as uneducated and rough. The people in Judea </w:t>
-      </w:r>
-      <w:r>
-        <w:rPr>
-          <w:i/>
-          <w:lang w:val="en_US" w:bidi="en_US"/>
-        </w:rPr>
-        <w:t>and</w:t>
-      </w:r>
-      <w:r>
-        <w:rPr>
-          <w:lang w:val="en_US" w:bidi="en_US"/>
-        </w:rPr>
-        <w:t xml:space="preserve"> Galilee looked down on people in Samaria, whom they considered not to be Jews at all.</w:t>
-      </w:r>
-    </w:p>
-    <w:p>
-      <w:pPr/>
-      <w:r>
-        <w:rPr>
-          <w:lang w:val="en_US" w:bidi="en_US"/>
-        </w:rPr>
-      </w:r>
-      <w:r>
-        <w:rPr>
-          <w:lang w:val="en_US" w:bidi="en_US"/>
-        </w:rPr>
-        <w:t>The area that is Judea in the New Testament is called Judah in the Old Testament.</w:t>
-      </w:r>
-      <w:r>
-        <w:rPr>
-          <w:lang w:val="en_US" w:bidi="en_US"/>
-        </w:rPr>
-      </w:r>
-      <w:r>
-        <w:rPr>
-          <w:lang w:val="en_US" w:bidi="en_US"/>
-        </w:rPr>
-      </w:r>
-    </w:p>
-    <w:p>
-      <w:pPr/>
-      <w:r>
-        <w:rPr>
-          <w:lang w:val="en_US" w:bidi="en_US"/>
-        </w:rPr>
-      </w:r>
-    </w:p>
-    <w:p>
-      <w:pPr>
-        <w:pStyle w:val="Heading2"/>
-      </w:pPr>
-      <w:r>
-        <w:rPr>
-          <w:lang w:val="en_US" w:bidi="en_US"/>
-        </w:rPr>
-        <w:t>Judea</w:t>
-      </w:r>
-      <w:r>
-        <w:rPr>
-          <w:lang w:val="en_US" w:bidi="en_US"/>
-        </w:rPr>
-      </w:r>
-    </w:p>
-    <w:p>
-      <w:pPr>
-        <w:pStyle w:val="Heading4"/>
-      </w:pPr>
-      <w:r>
-        <w:rPr>
-          <w:lang w:val="en_US" w:bidi="en_US"/>
-        </w:rPr>
-        <w:t>Audio Content</w:t>
-      </w:r>
-      <w:r>
-        <w:rPr>
-          <w:lang w:val="en_US" w:bidi="en_US"/>
-        </w:rPr>
-      </w:r>
-      <w:r>
-        <w:rPr>
-          <w:lang w:val="en_US" w:bidi="en_US"/>
-        </w:rPr>
-      </w:r>
-    </w:p>
-    <w:p>
-      <w:pPr/>
-      <w:r>
-        <w:rPr>
-          <w:lang w:val="en_US" w:bidi="en_US"/>
-        </w:rPr>
-      </w:r>
-    </w:p>
-    <w:p>
-      <w:pPr>
-        <w:pStyle w:val="Heading2"/>
-      </w:pPr>
-      <w:r>
-        <w:rPr>
-          <w:lang w:val="en_US" w:bidi="en_US"/>
-        </w:rPr>
-        <w:t>justice</w:t>
-      </w:r>
-      <w:r>
-        <w:rPr>
-          <w:lang w:val="en_US" w:bidi="en_US"/>
-        </w:rPr>
-      </w:r>
-    </w:p>
-    <w:p>
-      <w:pPr/>
-      <w:r>
-        <w:rPr>
-          <w:lang w:val="en_US" w:bidi="en_US"/>
-        </w:rPr>
-      </w:r>
-      <w:r>
-        <w:rPr>
-          <w:lang w:val="en_US" w:bidi="en_US"/>
-        </w:rPr>
-        <w:t xml:space="preserve">Justice is when someone treats someone else fairly according to the law. When justice is happening in an entire society, then everybody treats each other equally and fairly. In a just society, people in </w:t>
-      </w:r>
-      <w:r>
-        <w:rPr>
-          <w:lang w:val="en_US" w:bidi="en_US"/>
-        </w:rPr>
-        <w:t>authority</w:t>
-      </w:r>
-      <w:r>
-        <w:rPr>
-          <w:lang w:val="en_US" w:bidi="en_US"/>
-        </w:rPr>
-        <w:t xml:space="preserve"> punish those who do wrong and protect people who are poor and weak.</w:t>
-      </w:r>
-      <w:r>
-        <w:rPr>
-          <w:lang w:val="en_US" w:bidi="en_US"/>
-        </w:rPr>
-      </w:r>
-      <w:r>
-        <w:rPr>
-          <w:lang w:val="en_US" w:bidi="en_US"/>
-        </w:rPr>
-      </w:r>
-    </w:p>
-    <w:p>
-      <w:pPr/>
-      <w:r>
-        <w:rPr>
-          <w:lang w:val="en_US" w:bidi="en_US"/>
-        </w:rPr>
-      </w:r>
-    </w:p>
-    <w:p>
-      <w:pPr>
-        <w:pStyle w:val="Heading2"/>
-      </w:pPr>
-      <w:r>
-        <w:rPr>
-          <w:lang w:val="en_US" w:bidi="en_US"/>
-        </w:rPr>
-        <w:t>justice</w:t>
-      </w:r>
-      <w:r>
-        <w:rPr>
-          <w:lang w:val="en_US" w:bidi="en_US"/>
-        </w:rPr>
-      </w:r>
-    </w:p>
-    <w:p>
-      <w:pPr>
-        <w:pStyle w:val="Heading4"/>
-      </w:pPr>
-      <w:r>
-        <w:rPr>
-          <w:lang w:val="en_US" w:bidi="en_US"/>
-        </w:rPr>
-        <w:t>Audio Content</w:t>
+    </w:p>
+    <w:p>
+      <w:pPr/>
+      <w:r>
+        <w:rPr>
+          <w:lang w:val="en_US" w:bidi="en_US"/>
+        </w:rPr>
+      </w:r>
+      <w:hyperlink r:id="rId31">
+        <w:r>
+          <w:rPr>
+            <w:lang w:val="en_US" w:bidi="en_US"/>
+          </w:rPr>
+          <w:rPr>
+            <w:color w:val="0000EE"/>
+            <w:u w:val="single"/>
+          </w:rPr>
+          <w:t>webm file</w:t>
+        </w:r>
+      </w:hyperlink>
+      <w:r>
+        <w:rPr>
+          <w:lang w:val="en_US" w:bidi="en_US"/>
+        </w:rPr>
+        <w:t xml:space="preserve"> (329807 KB)</w:t>
+      </w:r>
+      <w:r>
+        <w:rPr>
+          <w:lang w:val="en_US" w:bidi="en_US"/>
+        </w:rPr>
+      </w:r>
+    </w:p>
+    <w:p>
+      <w:pPr/>
+      <w:r>
+        <w:rPr>
+          <w:lang w:val="en_US" w:bidi="en_US"/>
+        </w:rPr>
+      </w:r>
+      <w:hyperlink r:id="rId32">
+        <w:r>
+          <w:rPr>
+            <w:lang w:val="en_US" w:bidi="en_US"/>
+          </w:rPr>
+          <w:rPr>
+            <w:color w:val="0000EE"/>
+            <w:u w:val="single"/>
+          </w:rPr>
+          <w:t>mp3 file</w:t>
+        </w:r>
+      </w:hyperlink>
+      <w:r>
+        <w:rPr>
+          <w:lang w:val="en_US" w:bidi="en_US"/>
+        </w:rPr>
+        <w:t xml:space="preserve"> (416348 KB)</w:t>
       </w:r>
       <w:r>
         <w:rPr>

--- a/eng/docx/010.content.docx
+++ b/eng/docx/010.content.docx
@@ -19,7 +19,7 @@
         <w:rPr>
           <w:lang w:val="en_US" w:bidi="en_US"/>
         </w:rPr>
-        <w:t>Resource: Key Terms (FIA)</w:t>
+        <w:t>Resource: Familiarization, Internalization, Articulation (Fia) Terms</w:t>
       </w:r>
       <w:r>
         <w:rPr>
@@ -39,37 +39,80 @@
           <w:b/>
           <w:lang w:val="en_US" w:bidi="en_US"/>
         </w:rPr>
-        <w:t>Familiarization, Internalization, Articulation (FIA) Key Terms</w:t>
-      </w:r>
-      <w:r>
-        <w:rPr>
-          <w:lang w:val="en_US" w:bidi="en_US"/>
-        </w:rPr>
-        <w:t xml:space="preserve"> © 2023 SRV Partners Released under CC BY-SA 4.0 license. </w:t>
-      </w:r>
-      <w:r>
-        <w:rPr>
-          <w:lang w:val="en_US" w:bidi="en_US"/>
-        </w:rPr>
-        <w:t>Familiarization, Internalization, Articulation (FIA) Key Terms</w:t>
-      </w:r>
-      <w:r>
-        <w:rPr>
-          <w:lang w:val="en_US" w:bidi="en_US"/>
-        </w:rPr>
-        <w:t xml:space="preserve"> has been adapted in the following languages Tok Pisin, عربي, Français, हिंदी, Bahasa Indonesia, Português, Русский, Español, Kiswahili, 简体中文 from </w:t>
-      </w:r>
-      <w:r>
-        <w:rPr>
-          <w:lang w:val="en_US" w:bidi="en_US"/>
-        </w:rPr>
-        <w:t>Familiarization, Internalization, Articulation (FIA)</w:t>
-      </w:r>
-      <w:r>
-        <w:rPr>
-          <w:lang w:val="en_US" w:bidi="en_US"/>
-        </w:rPr>
-        <w:t xml:space="preserve"> © 2023 SRV Partners. Released under CC BY-SA 4.0 license by Mission Mutual</w:t>
+        <w:t>Familiarization, Internalization, Articulation (Fia) Terms</w:t>
+      </w:r>
+      <w:r>
+        <w:rPr>
+          <w:lang w:val="en_US" w:bidi="en_US"/>
+        </w:rPr>
+        <w:t xml:space="preserve"> is based on: </w:t>
+      </w:r>
+      <w:r>
+        <w:rPr>
+          <w:lang w:val="en_US" w:bidi="en_US"/>
+        </w:rPr>
+        <w:t>Familiarization, Internalization, Articulation (Fia) Terms</w:t>
+      </w:r>
+      <w:r>
+        <w:rPr>
+          <w:lang w:val="en_US" w:bidi="en_US"/>
+        </w:rPr>
+        <w:t xml:space="preserve">, </w:t>
+      </w:r>
+      <w:hyperlink r:id="rId13">
+        <w:r>
+          <w:rPr>
+            <w:lang w:val="en_US" w:bidi="en_US"/>
+          </w:rPr>
+          <w:rPr>
+            <w:color w:val="0000EE"/>
+            <w:u w:val="single"/>
+          </w:rPr>
+          <w:t>SRV Partners</w:t>
+        </w:r>
+      </w:hyperlink>
+      <w:r>
+        <w:rPr>
+          <w:lang w:val="en_US" w:bidi="en_US"/>
+        </w:rPr>
+        <w:t xml:space="preserve">, 2023, which is licensed under a </w:t>
+      </w:r>
+      <w:hyperlink r:id="rId14">
+        <w:r>
+          <w:rPr>
+            <w:lang w:val="en_US" w:bidi="en_US"/>
+          </w:rPr>
+          <w:rPr>
+            <w:color w:val="0000EE"/>
+            <w:u w:val="single"/>
+          </w:rPr>
+          <w:t>CC BY-SA 4.0 license</w:t>
+        </w:r>
+      </w:hyperlink>
+      <w:r>
+        <w:rPr>
+          <w:lang w:val="en_US" w:bidi="en_US"/>
+        </w:rPr>
+        <w:t>.</w:t>
+      </w:r>
+      <w:r>
+        <w:rPr>
+          <w:lang w:val="en_US" w:bidi="en_US"/>
+        </w:rPr>
+      </w:r>
+    </w:p>
+    <w:p>
+      <w:pPr/>
+      <w:r>
+        <w:rPr>
+          <w:lang w:val="en_US" w:bidi="en_US"/>
+        </w:rPr>
+      </w:r>
+      <w:r>
+        <w:rPr>
+          <w:lang w:val="en_US" w:bidi="en_US"/>
+        </w:rPr>
+        <w:t>This PDF version is provided under the same license.</w:t>
       </w:r>
       <w:r>
         <w:rPr>
@@ -90,7 +133,7 @@
         <w:rPr>
           <w:lang w:val="en_US" w:bidi="en_US"/>
         </w:rPr>
-        <w:t>Key Terms (FIA)</w:t>
+        <w:t>Familiarization, Internalization, Articulation (Fia) Terms</w:t>
       </w:r>
     </w:p>
     <w:p>
@@ -238,18 +281,1151 @@
         </w:rPr>
         <w:t xml:space="preserve">One of Jesus's </w:t>
       </w:r>
-      <w:r>
-        <w:rPr>
-          <w:lang w:val="en_US" w:bidi="en_US"/>
-        </w:rPr>
-        <w:t>disciples</w:t>
-      </w:r>
+      <w:hyperlink r:id="rId15">
+        <w:r>
+          <w:rPr>
+            <w:lang w:val="en_US" w:bidi="en_US"/>
+          </w:rPr>
+          <w:rPr>
+            <w:color w:val="0000EE"/>
+            <w:u w:val="single"/>
+          </w:rPr>
+          <w:t>disciples</w:t>
+        </w:r>
+      </w:hyperlink>
       <w:r>
         <w:rPr>
           <w:lang w:val="en_US" w:bidi="en_US"/>
         </w:rPr>
         <w:t xml:space="preserve"> was named James. James had a brother named </w:t>
       </w:r>
+      <w:hyperlink r:id="rId16">
+        <w:r>
+          <w:rPr>
+            <w:lang w:val="en_US" w:bidi="en_US"/>
+          </w:rPr>
+          <w:rPr>
+            <w:color w:val="0000EE"/>
+            <w:u w:val="single"/>
+          </w:rPr>
+          <w:t>John</w:t>
+        </w:r>
+      </w:hyperlink>
+      <w:r>
+        <w:rPr>
+          <w:lang w:val="en_US" w:bidi="en_US"/>
+        </w:rPr>
+        <w:t>, and his father's name was Zebedee. James and John were fishermen, until Jesus called them to become his disciples. Together with Peter, another disciple, these three men were often with Jesus at special times. From Jesus's 12 disciples, these three people were the closest to Jesus.</w:t>
+      </w:r>
+    </w:p>
+    <w:p>
+      <w:pPr/>
+      <w:r>
+        <w:rPr>
+          <w:lang w:val="en_US" w:bidi="en_US"/>
+        </w:rPr>
+      </w:r>
+      <w:r>
+        <w:rPr>
+          <w:lang w:val="en_US" w:bidi="en_US"/>
+        </w:rPr>
+        <w:t>At one time, Jesus called James and his brother John "sons of thunder." It could be that Jesus gave them this name because they had a temper, and got angry quickly. But we do not know this for sure.</w:t>
+      </w:r>
+    </w:p>
+    <w:p>
+      <w:pPr/>
+      <w:r>
+        <w:rPr>
+          <w:lang w:val="en_US" w:bidi="en_US"/>
+        </w:rPr>
+      </w:r>
+      <w:r>
+        <w:rPr>
+          <w:lang w:val="en_US" w:bidi="en_US"/>
+        </w:rPr>
+        <w:t>In the book of Acts we hear that the king Herod Agrippa has James killed.</w:t>
+      </w:r>
+    </w:p>
+    <w:p>
+      <w:pPr/>
+      <w:r>
+        <w:rPr>
+          <w:lang w:val="en_US" w:bidi="en_US"/>
+        </w:rPr>
+      </w:r>
+      <w:r>
+        <w:rPr>
+          <w:lang w:val="en_US" w:bidi="en_US"/>
+        </w:rPr>
+        <w:t>There was another disciple of Jesus called James. He is called James, the son of Alpheus, or "James the less." "James the less" was probably a nickname that people gave to him because he was either younger or shorter than the other disciple named James.</w:t>
+      </w:r>
+    </w:p>
+    <w:p>
+      <w:pPr/>
+      <w:r>
+        <w:rPr>
+          <w:lang w:val="en_US" w:bidi="en_US"/>
+        </w:rPr>
+      </w:r>
+      <w:r>
+        <w:rPr>
+          <w:lang w:val="en_US" w:bidi="en_US"/>
+        </w:rPr>
+        <w:t xml:space="preserve">Another James is a brother of Jesus-a son of Jesus's mother </w:t>
+      </w:r>
+      <w:hyperlink r:id="rId17">
+        <w:r>
+          <w:rPr>
+            <w:lang w:val="en_US" w:bidi="en_US"/>
+          </w:rPr>
+          <w:rPr>
+            <w:color w:val="0000EE"/>
+            <w:u w:val="single"/>
+          </w:rPr>
+          <w:t>Mary</w:t>
+        </w:r>
+      </w:hyperlink>
+      <w:r>
+        <w:rPr>
+          <w:lang w:val="en_US" w:bidi="en_US"/>
+        </w:rPr>
+        <w:t xml:space="preserve"> and her husband Joseph. This James did not at first </w:t>
+      </w:r>
+      <w:hyperlink r:id="rId18">
+        <w:r>
+          <w:rPr>
+            <w:lang w:val="en_US" w:bidi="en_US"/>
+          </w:rPr>
+          <w:rPr>
+            <w:color w:val="0000EE"/>
+            <w:u w:val="single"/>
+          </w:rPr>
+          <w:t>believe</w:t>
+        </w:r>
+      </w:hyperlink>
+      <w:r>
+        <w:rPr>
+          <w:lang w:val="en_US" w:bidi="en_US"/>
+        </w:rPr>
+        <w:t xml:space="preserve"> that God sent Jesus. But after Jesus rose from the dead, James started to believe in Jesus. James became an important leader in the early </w:t>
+      </w:r>
+      <w:hyperlink r:id="rId19">
+        <w:r>
+          <w:rPr>
+            <w:lang w:val="en_US" w:bidi="en_US"/>
+          </w:rPr>
+          <w:rPr>
+            <w:color w:val="0000EE"/>
+            <w:u w:val="single"/>
+          </w:rPr>
+          <w:t>church</w:t>
+        </w:r>
+      </w:hyperlink>
+      <w:r>
+        <w:rPr>
+          <w:lang w:val="en_US" w:bidi="en_US"/>
+        </w:rPr>
+        <w:t>, and he is probably the author of the book of James, which is in the New Testament.</w:t>
+      </w:r>
+      <w:r>
+        <w:rPr>
+          <w:lang w:val="en_US" w:bidi="en_US"/>
+        </w:rPr>
+      </w:r>
+      <w:r>
+        <w:rPr>
+          <w:lang w:val="en_US" w:bidi="en_US"/>
+        </w:rPr>
+      </w:r>
+    </w:p>
+    <w:p>
+      <w:pPr/>
+      <w:r>
+        <w:rPr>
+          <w:lang w:val="en_US" w:bidi="en_US"/>
+        </w:rPr>
+      </w:r>
+    </w:p>
+    <w:p>
+      <w:pPr>
+        <w:pStyle w:val="Heading2"/>
+      </w:pPr>
+      <w:r>
+        <w:rPr>
+          <w:lang w:val="en_US" w:bidi="en_US"/>
+        </w:rPr>
+        <w:t>James</w:t>
+      </w:r>
+      <w:r>
+        <w:rPr>
+          <w:lang w:val="en_US" w:bidi="en_US"/>
+        </w:rPr>
+      </w:r>
+    </w:p>
+    <w:p>
+      <w:pPr>
+        <w:pStyle w:val="Heading4"/>
+      </w:pPr>
+      <w:r>
+        <w:rPr>
+          <w:lang w:val="en_US" w:bidi="en_US"/>
+        </w:rPr>
+        <w:t>Audio Content</w:t>
+      </w:r>
+      <w:r>
+        <w:rPr>
+          <w:lang w:val="en_US" w:bidi="en_US"/>
+        </w:rPr>
+      </w:r>
+    </w:p>
+    <w:p>
+      <w:pPr/>
+      <w:r>
+        <w:rPr>
+          <w:lang w:val="en_US" w:bidi="en_US"/>
+        </w:rPr>
+      </w:r>
+      <w:hyperlink r:id="rId20">
+        <w:r>
+          <w:rPr>
+            <w:lang w:val="en_US" w:bidi="en_US"/>
+          </w:rPr>
+          <w:rPr>
+            <w:color w:val="0000EE"/>
+            <w:u w:val="single"/>
+          </w:rPr>
+          <w:t>mp3 file</w:t>
+        </w:r>
+      </w:hyperlink>
+      <w:r>
+        <w:rPr>
+          <w:lang w:val="en_US" w:bidi="en_US"/>
+        </w:rPr>
+        <w:t xml:space="preserve"> (1142804 KB)</w:t>
+      </w:r>
+      <w:r>
+        <w:rPr>
+          <w:lang w:val="en_US" w:bidi="en_US"/>
+        </w:rPr>
+      </w:r>
+      <w:r>
+        <w:rPr>
+          <w:lang w:val="en_US" w:bidi="en_US"/>
+        </w:rPr>
+      </w:r>
+    </w:p>
+    <w:p>
+      <w:pPr/>
+      <w:r>
+        <w:rPr>
+          <w:lang w:val="en_US" w:bidi="en_US"/>
+        </w:rPr>
+      </w:r>
+    </w:p>
+    <w:p>
+      <w:pPr>
+        <w:pStyle w:val="Heading2"/>
+      </w:pPr>
+      <w:r>
+        <w:rPr>
+          <w:lang w:val="en_US" w:bidi="en_US"/>
+        </w:rPr>
+        <w:t>Jerusalem</w:t>
+      </w:r>
+      <w:r>
+        <w:rPr>
+          <w:lang w:val="en_US" w:bidi="en_US"/>
+        </w:rPr>
+      </w:r>
+    </w:p>
+    <w:p>
+      <w:pPr/>
+      <w:r>
+        <w:rPr>
+          <w:lang w:val="en_US" w:bidi="en_US"/>
+        </w:rPr>
+      </w:r>
+      <w:r>
+        <w:rPr>
+          <w:b/>
+          <w:lang w:val="en_US" w:bidi="en_US"/>
+        </w:rPr>
+        <w:t>Jerusalem</w:t>
+      </w:r>
+      <w:r>
+        <w:rPr>
+          <w:lang w:val="en_US" w:bidi="en_US"/>
+        </w:rPr>
+        <w:t xml:space="preserve"> is the name of the most important city of the </w:t>
+      </w:r>
+      <w:hyperlink r:id="rId21">
+        <w:r>
+          <w:rPr>
+            <w:lang w:val="en_US" w:bidi="en_US"/>
+          </w:rPr>
+          <w:rPr>
+            <w:color w:val="0000EE"/>
+            <w:u w:val="single"/>
+          </w:rPr>
+          <w:t>Jewish</w:t>
+        </w:r>
+      </w:hyperlink>
+      <w:r>
+        <w:rPr>
+          <w:lang w:val="en_US" w:bidi="en_US"/>
+        </w:rPr>
+        <w:t xml:space="preserve"> people. The </w:t>
+      </w:r>
+      <w:hyperlink r:id="rId22">
+        <w:r>
+          <w:rPr>
+            <w:lang w:val="en_US" w:bidi="en_US"/>
+          </w:rPr>
+          <w:rPr>
+            <w:color w:val="0000EE"/>
+            <w:u w:val="single"/>
+          </w:rPr>
+          <w:t>temple</w:t>
+        </w:r>
+      </w:hyperlink>
+      <w:r>
+        <w:rPr>
+          <w:lang w:val="en_US" w:bidi="en_US"/>
+        </w:rPr>
+        <w:t xml:space="preserve"> of God, where the Jews </w:t>
+      </w:r>
+      <w:hyperlink r:id="rId23">
+        <w:r>
+          <w:rPr>
+            <w:lang w:val="en_US" w:bidi="en_US"/>
+          </w:rPr>
+          <w:rPr>
+            <w:color w:val="0000EE"/>
+            <w:u w:val="single"/>
+          </w:rPr>
+          <w:t>worshiped</w:t>
+        </w:r>
+      </w:hyperlink>
+      <w:r>
+        <w:rPr>
+          <w:lang w:val="en_US" w:bidi="en_US"/>
+        </w:rPr>
+        <w:t xml:space="preserve"> God, was in Jerusalem. The Jews traveled to Jerusalem several times a year to celebrate important festivals in the temple. The Jewish religious court, the </w:t>
+      </w:r>
+      <w:hyperlink r:id="rId24">
+        <w:r>
+          <w:rPr>
+            <w:lang w:val="en_US" w:bidi="en_US"/>
+          </w:rPr>
+          <w:rPr>
+            <w:color w:val="0000EE"/>
+            <w:u w:val="single"/>
+          </w:rPr>
+          <w:t>Sanhedrin</w:t>
+        </w:r>
+      </w:hyperlink>
+      <w:r>
+        <w:rPr>
+          <w:lang w:val="en_US" w:bidi="en_US"/>
+        </w:rPr>
+        <w:t>, also gathered in Jerusalem.</w:t>
+      </w:r>
+    </w:p>
+    <w:p>
+      <w:pPr/>
+      <w:r>
+        <w:rPr>
+          <w:lang w:val="en_US" w:bidi="en_US"/>
+        </w:rPr>
+      </w:r>
+      <w:r>
+        <w:rPr>
+          <w:lang w:val="en_US" w:bidi="en_US"/>
+        </w:rPr>
+        <w:t xml:space="preserve">About a thousand years before Jesus was born, king </w:t>
+      </w:r>
+      <w:hyperlink r:id="rId25">
+        <w:r>
+          <w:rPr>
+            <w:lang w:val="en_US" w:bidi="en_US"/>
+          </w:rPr>
+          <w:rPr>
+            <w:color w:val="0000EE"/>
+            <w:u w:val="single"/>
+          </w:rPr>
+          <w:t>David</w:t>
+        </w:r>
+      </w:hyperlink>
+      <w:r>
+        <w:rPr>
+          <w:lang w:val="en_US" w:bidi="en_US"/>
+        </w:rPr>
+        <w:t xml:space="preserve"> established the city of Jerusalem as the capital of </w:t>
+      </w:r>
+      <w:hyperlink r:id="rId26">
+        <w:r>
+          <w:rPr>
+            <w:lang w:val="en_US" w:bidi="en_US"/>
+          </w:rPr>
+          <w:rPr>
+            <w:color w:val="0000EE"/>
+            <w:u w:val="single"/>
+          </w:rPr>
+          <w:t>Israel</w:t>
+        </w:r>
+      </w:hyperlink>
+      <w:r>
+        <w:rPr>
+          <w:lang w:val="en_US" w:bidi="en_US"/>
+        </w:rPr>
+        <w:t xml:space="preserve">. About 500 years later, the enemies of the </w:t>
+      </w:r>
+      <w:hyperlink r:id="rId27">
+        <w:r>
+          <w:rPr>
+            <w:lang w:val="en_US" w:bidi="en_US"/>
+          </w:rPr>
+          <w:rPr>
+            <w:color w:val="0000EE"/>
+            <w:u w:val="single"/>
+          </w:rPr>
+          <w:t>Israelites</w:t>
+        </w:r>
+      </w:hyperlink>
+      <w:r>
+        <w:rPr>
+          <w:lang w:val="en_US" w:bidi="en_US"/>
+        </w:rPr>
+        <w:t xml:space="preserve"> destroyed the city, but the Israelites built it up again. The Jewish people loved the city of Jerusalem very much.</w:t>
+      </w:r>
+    </w:p>
+    <w:p>
+      <w:pPr/>
+      <w:r>
+        <w:rPr>
+          <w:lang w:val="en_US" w:bidi="en_US"/>
+        </w:rPr>
+      </w:r>
+      <w:r>
+        <w:rPr>
+          <w:lang w:val="en_US" w:bidi="en_US"/>
+        </w:rPr>
+        <w:t xml:space="preserve">Jerusalem was part of the province called </w:t>
+      </w:r>
+      <w:hyperlink r:id="rId28">
+        <w:r>
+          <w:rPr>
+            <w:lang w:val="en_US" w:bidi="en_US"/>
+          </w:rPr>
+          <w:rPr>
+            <w:color w:val="0000EE"/>
+            <w:u w:val="single"/>
+          </w:rPr>
+          <w:t>Judea</w:t>
+        </w:r>
+      </w:hyperlink>
+      <w:r>
+        <w:rPr>
+          <w:lang w:val="en_US" w:bidi="en_US"/>
+        </w:rPr>
+        <w:t>. Jerusalem was built on a hill. Therefore people always said they were going "</w:t>
+      </w:r>
+      <w:r>
+        <w:rPr>
+          <w:i/>
+          <w:lang w:val="en_US" w:bidi="en_US"/>
+        </w:rPr>
+        <w:t>up</w:t>
+      </w:r>
+      <w:r>
+        <w:rPr>
+          <w:lang w:val="en_US" w:bidi="en_US"/>
+        </w:rPr>
+        <w:t xml:space="preserve"> to Jerusalem."</w:t>
+      </w:r>
+      <w:r>
+        <w:rPr>
+          <w:lang w:val="en_US" w:bidi="en_US"/>
+        </w:rPr>
+      </w:r>
+      <w:r>
+        <w:rPr>
+          <w:lang w:val="en_US" w:bidi="en_US"/>
+        </w:rPr>
+      </w:r>
+    </w:p>
+    <w:p>
+      <w:pPr/>
+      <w:r>
+        <w:rPr>
+          <w:lang w:val="en_US" w:bidi="en_US"/>
+        </w:rPr>
+      </w:r>
+    </w:p>
+    <w:p>
+      <w:pPr>
+        <w:pStyle w:val="Heading2"/>
+      </w:pPr>
+      <w:r>
+        <w:rPr>
+          <w:lang w:val="en_US" w:bidi="en_US"/>
+        </w:rPr>
+        <w:t>Jerusalem</w:t>
+      </w:r>
+      <w:r>
+        <w:rPr>
+          <w:lang w:val="en_US" w:bidi="en_US"/>
+        </w:rPr>
+      </w:r>
+    </w:p>
+    <w:p>
+      <w:pPr>
+        <w:pStyle w:val="Heading4"/>
+      </w:pPr>
+      <w:r>
+        <w:rPr>
+          <w:lang w:val="en_US" w:bidi="en_US"/>
+        </w:rPr>
+        <w:t>Audio Content</w:t>
+      </w:r>
+      <w:r>
+        <w:rPr>
+          <w:lang w:val="en_US" w:bidi="en_US"/>
+        </w:rPr>
+      </w:r>
+    </w:p>
+    <w:p>
+      <w:pPr/>
+      <w:r>
+        <w:rPr>
+          <w:lang w:val="en_US" w:bidi="en_US"/>
+        </w:rPr>
+      </w:r>
+      <w:hyperlink r:id="rId29">
+        <w:r>
+          <w:rPr>
+            <w:lang w:val="en_US" w:bidi="en_US"/>
+          </w:rPr>
+          <w:rPr>
+            <w:color w:val="0000EE"/>
+            <w:u w:val="single"/>
+          </w:rPr>
+          <w:t>mp3 file</w:t>
+        </w:r>
+      </w:hyperlink>
+      <w:r>
+        <w:rPr>
+          <w:lang w:val="en_US" w:bidi="en_US"/>
+        </w:rPr>
+        <w:t xml:space="preserve"> (703148 KB)</w:t>
+      </w:r>
+      <w:r>
+        <w:rPr>
+          <w:lang w:val="en_US" w:bidi="en_US"/>
+        </w:rPr>
+      </w:r>
+      <w:r>
+        <w:rPr>
+          <w:lang w:val="en_US" w:bidi="en_US"/>
+        </w:rPr>
+      </w:r>
+    </w:p>
+    <w:p>
+      <w:pPr/>
+      <w:r>
+        <w:rPr>
+          <w:lang w:val="en_US" w:bidi="en_US"/>
+        </w:rPr>
+      </w:r>
+    </w:p>
+    <w:p>
+      <w:pPr>
+        <w:pStyle w:val="Heading2"/>
+      </w:pPr>
+      <w:r>
+        <w:rPr>
+          <w:lang w:val="en_US" w:bidi="en_US"/>
+        </w:rPr>
+        <w:t>Jew</w:t>
+      </w:r>
+      <w:r>
+        <w:rPr>
+          <w:lang w:val="en_US" w:bidi="en_US"/>
+        </w:rPr>
+      </w:r>
+    </w:p>
+    <w:p>
+      <w:pPr/>
+      <w:r>
+        <w:rPr>
+          <w:lang w:val="en_US" w:bidi="en_US"/>
+        </w:rPr>
+      </w:r>
+      <w:r>
+        <w:rPr>
+          <w:b/>
+          <w:lang w:val="en_US" w:bidi="en_US"/>
+        </w:rPr>
+        <w:t>Jews</w:t>
+      </w:r>
+      <w:r>
+        <w:rPr>
+          <w:lang w:val="en_US" w:bidi="en_US"/>
+        </w:rPr>
+        <w:t xml:space="preserve"> refers to the people who are </w:t>
+      </w:r>
+      <w:hyperlink r:id="rId30">
+        <w:r>
+          <w:rPr>
+            <w:lang w:val="en_US" w:bidi="en_US"/>
+          </w:rPr>
+          <w:rPr>
+            <w:color w:val="0000EE"/>
+            <w:u w:val="single"/>
+          </w:rPr>
+          <w:t>descendants</w:t>
+        </w:r>
+      </w:hyperlink>
+      <w:r>
+        <w:rPr>
+          <w:lang w:val="en_US" w:bidi="en_US"/>
+        </w:rPr>
+        <w:t xml:space="preserve"> of Jacob. In order to understand the word Jews, you first have to understand the word Israelites.</w:t>
+      </w:r>
+    </w:p>
+    <w:p>
+      <w:pPr/>
+      <w:r>
+        <w:rPr>
+          <w:lang w:val="en_US" w:bidi="en_US"/>
+        </w:rPr>
+      </w:r>
+      <w:hyperlink r:id="rId31">
+        <w:r>
+          <w:rPr>
+            <w:lang w:val="en_US" w:bidi="en_US"/>
+          </w:rPr>
+          <w:rPr>
+            <w:color w:val="0000EE"/>
+            <w:u w:val="single"/>
+          </w:rPr>
+          <w:t>Israelites</w:t>
+        </w:r>
+      </w:hyperlink>
+      <w:r>
+        <w:rPr>
+          <w:lang w:val="en_US" w:bidi="en_US"/>
+        </w:rPr>
+        <w:t xml:space="preserve"> are descendants of Jacob. </w:t>
+      </w:r>
+      <w:hyperlink r:id="rId32">
+        <w:r>
+          <w:rPr>
+            <w:lang w:val="en_US" w:bidi="en_US"/>
+          </w:rPr>
+          <w:rPr>
+            <w:color w:val="0000EE"/>
+            <w:u w:val="single"/>
+          </w:rPr>
+          <w:t>Abraham</w:t>
+        </w:r>
+      </w:hyperlink>
+      <w:r>
+        <w:rPr>
+          <w:lang w:val="en_US" w:bidi="en_US"/>
+        </w:rPr>
+        <w:t xml:space="preserve">, Jacob's grandfather, was a man who lived about 2000 years before the birth of Jesus. When Abraham was 75 years old, God spoke to him. God told him to leave behind his homeland, and to go to a place that God would show him. God said that he would </w:t>
+      </w:r>
+      <w:hyperlink r:id="rId33">
+        <w:r>
+          <w:rPr>
+            <w:lang w:val="en_US" w:bidi="en_US"/>
+          </w:rPr>
+          <w:rPr>
+            <w:color w:val="0000EE"/>
+            <w:u w:val="single"/>
+          </w:rPr>
+          <w:t>bless</w:t>
+        </w:r>
+      </w:hyperlink>
+      <w:r>
+        <w:rPr>
+          <w:lang w:val="en_US" w:bidi="en_US"/>
+        </w:rPr>
+        <w:t xml:space="preserve"> Abraham, that he would make a great </w:t>
+      </w:r>
+      <w:hyperlink r:id="rId34">
+        <w:r>
+          <w:rPr>
+            <w:lang w:val="en_US" w:bidi="en_US"/>
+          </w:rPr>
+          <w:rPr>
+            <w:color w:val="0000EE"/>
+            <w:u w:val="single"/>
+          </w:rPr>
+          <w:t>nation</w:t>
+        </w:r>
+      </w:hyperlink>
+      <w:r>
+        <w:rPr>
+          <w:lang w:val="en_US" w:bidi="en_US"/>
+        </w:rPr>
+        <w:t xml:space="preserve"> out of him, and that God would bless all the nations of the world through Abraham. Abraham obeyed God and God led him to the region that we call </w:t>
+      </w:r>
+      <w:hyperlink r:id="rId35">
+        <w:r>
+          <w:rPr>
+            <w:lang w:val="en_US" w:bidi="en_US"/>
+          </w:rPr>
+          <w:rPr>
+            <w:color w:val="0000EE"/>
+            <w:u w:val="single"/>
+          </w:rPr>
+          <w:t>Canaan</w:t>
+        </w:r>
+      </w:hyperlink>
+      <w:r>
+        <w:rPr>
+          <w:lang w:val="en_US" w:bidi="en_US"/>
+        </w:rPr>
+        <w:t>. God promised Abraham that God would give this land to Abraham's descendants. Abraham and his wife did not have any children, but when Abraham and his wife were already very old, God gave them a son, Isaac. This was the beginning of God fulfilling his promise to Abraham.</w:t>
+      </w:r>
+    </w:p>
+    <w:p>
+      <w:pPr/>
+      <w:r>
+        <w:rPr>
+          <w:lang w:val="en_US" w:bidi="en_US"/>
+        </w:rPr>
+      </w:r>
+      <w:r>
+        <w:rPr>
+          <w:lang w:val="en_US" w:bidi="en_US"/>
+        </w:rPr>
+        <w:t>Abraham's son Isaac had two sons, one of them was named Jacob. God later gave Jacob the name Israel. From that time onwards, all Jacob's descendants are going to be called Israelites.</w:t>
+      </w:r>
+    </w:p>
+    <w:p>
+      <w:pPr/>
+      <w:r>
+        <w:rPr>
+          <w:lang w:val="en_US" w:bidi="en_US"/>
+        </w:rPr>
+      </w:r>
+      <w:r>
+        <w:rPr>
+          <w:lang w:val="en_US" w:bidi="en_US"/>
+        </w:rPr>
+        <w:t xml:space="preserve">Because God had made a promise to Abraham, and then to Isaac and Jacob, the Israelites were God's special people. God made a </w:t>
+      </w:r>
+      <w:hyperlink r:id="rId36">
+        <w:r>
+          <w:rPr>
+            <w:lang w:val="en_US" w:bidi="en_US"/>
+          </w:rPr>
+          <w:rPr>
+            <w:color w:val="0000EE"/>
+            <w:u w:val="single"/>
+          </w:rPr>
+          <w:t>covenant</w:t>
+        </w:r>
+      </w:hyperlink>
+      <w:r>
+        <w:rPr>
+          <w:lang w:val="en_US" w:bidi="en_US"/>
+        </w:rPr>
+        <w:t xml:space="preserve"> with them, which is a promise with a special agreement. The agreement was that the Israelites would obey all God's </w:t>
+      </w:r>
+      <w:hyperlink r:id="rId37">
+        <w:r>
+          <w:rPr>
+            <w:lang w:val="en_US" w:bidi="en_US"/>
+          </w:rPr>
+          <w:rPr>
+            <w:color w:val="0000EE"/>
+            <w:u w:val="single"/>
+          </w:rPr>
+          <w:t>commandments</w:t>
+        </w:r>
+      </w:hyperlink>
+      <w:r>
+        <w:rPr>
+          <w:lang w:val="en_US" w:bidi="en_US"/>
+        </w:rPr>
+        <w:t>, and God would bless them and make them a blessing for all the people on the earth.</w:t>
+      </w:r>
+    </w:p>
+    <w:p>
+      <w:pPr/>
+      <w:r>
+        <w:rPr>
+          <w:lang w:val="en_US" w:bidi="en_US"/>
+        </w:rPr>
+      </w:r>
+      <w:r>
+        <w:rPr>
+          <w:lang w:val="en_US" w:bidi="en_US"/>
+        </w:rPr>
+        <w:t xml:space="preserve">The land where the Israelites lived was called Israel. This land was divided among the different tribes of Israel. First, people called "judges" ruled the Israelites. When the people asked God to give them a </w:t>
+      </w:r>
+      <w:hyperlink r:id="rId38">
+        <w:r>
+          <w:rPr>
+            <w:lang w:val="en_US" w:bidi="en_US"/>
+          </w:rPr>
+          <w:rPr>
+            <w:color w:val="0000EE"/>
+            <w:u w:val="single"/>
+          </w:rPr>
+          <w:t>king</w:t>
+        </w:r>
+      </w:hyperlink>
+      <w:r>
+        <w:rPr>
+          <w:lang w:val="en_US" w:bidi="en_US"/>
+        </w:rPr>
+        <w:t xml:space="preserve">, God appointed a king to rule over them. At first this went well, and under the rule of king </w:t>
+      </w:r>
+      <w:hyperlink r:id="rId25">
+        <w:r>
+          <w:rPr>
+            <w:lang w:val="en_US" w:bidi="en_US"/>
+          </w:rPr>
+          <w:rPr>
+            <w:color w:val="0000EE"/>
+            <w:u w:val="single"/>
+          </w:rPr>
+          <w:t>David</w:t>
+        </w:r>
+      </w:hyperlink>
+      <w:r>
+        <w:rPr>
+          <w:lang w:val="en_US" w:bidi="en_US"/>
+        </w:rPr>
+        <w:t xml:space="preserve"> and his son Solomon the kingdom of Israel became large and prosperous. But when king Solomon died, there was conflict. Ten of the 12 tribes did not want to have the son of king Solomon as their king. They separated from the other two tribes and chose their own king.</w:t>
+      </w:r>
+    </w:p>
+    <w:p>
+      <w:pPr/>
+      <w:r>
+        <w:rPr>
+          <w:lang w:val="en_US" w:bidi="en_US"/>
+        </w:rPr>
+      </w:r>
+      <w:r>
+        <w:rPr>
+          <w:lang w:val="en_US" w:bidi="en_US"/>
+        </w:rPr>
+        <w:t xml:space="preserve">From that time onwards, Israel was divided into parts. The northern part, with 10 tribes, was still called Israel. The southern part, with two tribes, was called </w:t>
+      </w:r>
+      <w:hyperlink r:id="rId28">
+        <w:r>
+          <w:rPr>
+            <w:lang w:val="en_US" w:bidi="en_US"/>
+          </w:rPr>
+          <w:rPr>
+            <w:color w:val="0000EE"/>
+            <w:u w:val="single"/>
+          </w:rPr>
+          <w:t>Judah</w:t>
+        </w:r>
+      </w:hyperlink>
+      <w:r>
+        <w:rPr>
+          <w:lang w:val="en_US" w:bidi="en_US"/>
+        </w:rPr>
+        <w:t>. It was called Judah because the tribe of Judah was the largest of the two tribes that together formed this southern kingdom.</w:t>
+      </w:r>
+    </w:p>
+    <w:p>
+      <w:pPr/>
+      <w:r>
+        <w:rPr>
+          <w:lang w:val="en_US" w:bidi="en_US"/>
+        </w:rPr>
+      </w:r>
+      <w:r>
+        <w:rPr>
+          <w:lang w:val="en_US" w:bidi="en_US"/>
+        </w:rPr>
+        <w:t>Each part had their own king. The nation of Assyria defeated the northern part, Israel, about 700 years before the birth of Jesus. This happened because the people were continuously disobeying God and breaking the covenant. The king of the Assyrians sent most of the people from Israel away to foreign countries. This was the end of the northern kingdom. We never hear anything more about what happened to these people.</w:t>
+      </w:r>
+    </w:p>
+    <w:p>
+      <w:pPr/>
+      <w:r>
+        <w:rPr>
+          <w:lang w:val="en_US" w:bidi="en_US"/>
+        </w:rPr>
+      </w:r>
+      <w:r>
+        <w:rPr>
+          <w:lang w:val="en_US" w:bidi="en_US"/>
+        </w:rPr>
+        <w:t xml:space="preserve">The kingdom of Judah lasted a little bit longer, but after some years God also punished them for their disobedience. Another foreign nation, the Babylonians, came and destroyed the city of </w:t>
+      </w:r>
+      <w:hyperlink r:id="rId39">
+        <w:r>
+          <w:rPr>
+            <w:lang w:val="en_US" w:bidi="en_US"/>
+          </w:rPr>
+          <w:rPr>
+            <w:color w:val="0000EE"/>
+            <w:u w:val="single"/>
+          </w:rPr>
+          <w:t>Jerusalem</w:t>
+        </w:r>
+      </w:hyperlink>
+      <w:r>
+        <w:rPr>
+          <w:lang w:val="en_US" w:bidi="en_US"/>
+        </w:rPr>
+        <w:t xml:space="preserve">, and the Babylonians took many of the people from Judah to Babylon as prisoners. The people from Judah were now called Jews, which means "people from Judah." Later, God allowed the Jews to go back to Judah, where they rebuilt the city of Jerusalem and the </w:t>
+      </w:r>
+      <w:hyperlink r:id="rId22">
+        <w:r>
+          <w:rPr>
+            <w:lang w:val="en_US" w:bidi="en_US"/>
+          </w:rPr>
+          <w:rPr>
+            <w:color w:val="0000EE"/>
+            <w:u w:val="single"/>
+          </w:rPr>
+          <w:t>temple</w:t>
+        </w:r>
+      </w:hyperlink>
+      <w:r>
+        <w:rPr>
+          <w:lang w:val="en_US" w:bidi="en_US"/>
+        </w:rPr>
+        <w:t xml:space="preserve">. But Judah would never become an independent kingdom again. In the time of the New Testament, another nation named Rome was ruling over the area that had been Israel. What had been the southern kingdom of Judah, was now called the Roman province of Judea. What had been the northern kingdom of Israel, was now roughly the Roman provinces of </w:t>
+      </w:r>
+      <w:hyperlink r:id="rId40">
+        <w:r>
+          <w:rPr>
+            <w:lang w:val="en_US" w:bidi="en_US"/>
+          </w:rPr>
+          <w:rPr>
+            <w:color w:val="0000EE"/>
+            <w:u w:val="single"/>
+          </w:rPr>
+          <w:t>Samaria</w:t>
+        </w:r>
+      </w:hyperlink>
+      <w:r>
+        <w:rPr>
+          <w:lang w:val="en_US" w:bidi="en_US"/>
+        </w:rPr>
+        <w:t xml:space="preserve"> and </w:t>
+      </w:r>
+      <w:hyperlink r:id="rId41">
+        <w:r>
+          <w:rPr>
+            <w:lang w:val="en_US" w:bidi="en_US"/>
+          </w:rPr>
+          <w:rPr>
+            <w:color w:val="0000EE"/>
+            <w:u w:val="single"/>
+          </w:rPr>
+          <w:t>Galilee</w:t>
+        </w:r>
+      </w:hyperlink>
+      <w:r>
+        <w:rPr>
+          <w:lang w:val="en_US" w:bidi="en_US"/>
+        </w:rPr>
+        <w:t>. The word Jew had now begun to refer to all remaining descendants of Jacob, no matter where they lived.</w:t>
+      </w:r>
+    </w:p>
+    <w:p>
+      <w:pPr/>
+      <w:r>
+        <w:rPr>
+          <w:lang w:val="en_US" w:bidi="en_US"/>
+        </w:rPr>
+      </w:r>
+      <w:r>
+        <w:rPr>
+          <w:lang w:val="en_US" w:bidi="en_US"/>
+        </w:rPr>
+        <w:t>And so, the word Israelites and the word Jews both refer to descendants of Jacob. The word Jews occurs especially in the New Testament, and in the later parts of the Old Testament.</w:t>
+      </w:r>
+    </w:p>
+    <w:p>
+      <w:pPr/>
+      <w:r>
+        <w:rPr>
+          <w:lang w:val="en_US" w:bidi="en_US"/>
+        </w:rPr>
+      </w:r>
+      <w:r>
+        <w:rPr>
+          <w:lang w:val="en_US" w:bidi="en_US"/>
+        </w:rPr>
+        <w:t>In general, when people use the word Israelites, they may be thinking especially about the people who live in the country of Israel. And when they use the word Jews, they may be thinking especially about the people who are devoted to the God of Abraham, Isaac, and Jacob, and who want to keep the covenant that God has made with Jacob's descendants. So, the word Jews sometimes has a more religious meaning.</w:t>
+      </w:r>
+    </w:p>
+    <w:p>
+      <w:pPr/>
+      <w:r>
+        <w:rPr>
+          <w:lang w:val="en_US" w:bidi="en_US"/>
+        </w:rPr>
+      </w:r>
+      <w:r>
+        <w:rPr>
+          <w:lang w:val="en_US" w:bidi="en_US"/>
+        </w:rPr>
+        <w:t xml:space="preserve">In the </w:t>
+      </w:r>
+      <w:hyperlink r:id="rId42">
+        <w:r>
+          <w:rPr>
+            <w:lang w:val="en_US" w:bidi="en_US"/>
+          </w:rPr>
+          <w:rPr>
+            <w:color w:val="0000EE"/>
+            <w:u w:val="single"/>
+          </w:rPr>
+          <w:t>Gospels</w:t>
+        </w:r>
+      </w:hyperlink>
+      <w:r>
+        <w:rPr>
+          <w:lang w:val="en_US" w:bidi="en_US"/>
+        </w:rPr>
+        <w:t xml:space="preserve">-the four books in the New Testament that tell us about the life of Jesus-almost all the people we meet are Jews: Jesus, his </w:t>
+      </w:r>
+      <w:hyperlink r:id="rId15">
+        <w:r>
+          <w:rPr>
+            <w:lang w:val="en_US" w:bidi="en_US"/>
+          </w:rPr>
+          <w:rPr>
+            <w:color w:val="0000EE"/>
+            <w:u w:val="single"/>
+          </w:rPr>
+          <w:t>disciples</w:t>
+        </w:r>
+      </w:hyperlink>
+      <w:r>
+        <w:rPr>
+          <w:lang w:val="en_US" w:bidi="en_US"/>
+        </w:rPr>
+        <w:t xml:space="preserve">, and most of the people who listen to him are all Jews. But in the book of John the word Jew is used in a special way. When the writer of the gospel of John talks about Jews, he often means the </w:t>
+      </w:r>
+      <w:r>
+        <w:rPr>
+          <w:i/>
+          <w:lang w:val="en_US" w:bidi="en_US"/>
+        </w:rPr>
+        <w:t>religious leaders</w:t>
+      </w:r>
+      <w:r>
+        <w:rPr>
+          <w:lang w:val="en_US" w:bidi="en_US"/>
+        </w:rPr>
+        <w:t xml:space="preserve"> of the Jews. Usually this means people who are opposed to Jesus.</w:t>
+      </w:r>
+      <w:r>
+        <w:rPr>
+          <w:lang w:val="en_US" w:bidi="en_US"/>
+        </w:rPr>
+      </w:r>
+      <w:r>
+        <w:rPr>
+          <w:lang w:val="en_US" w:bidi="en_US"/>
+        </w:rPr>
+      </w:r>
+    </w:p>
+    <w:p>
+      <w:pPr/>
+      <w:r>
+        <w:rPr>
+          <w:lang w:val="en_US" w:bidi="en_US"/>
+        </w:rPr>
+      </w:r>
+    </w:p>
+    <w:p>
+      <w:pPr>
+        <w:pStyle w:val="Heading2"/>
+      </w:pPr>
+      <w:r>
+        <w:rPr>
+          <w:lang w:val="en_US" w:bidi="en_US"/>
+        </w:rPr>
+        <w:t>Jew</w:t>
+      </w:r>
+      <w:r>
+        <w:rPr>
+          <w:lang w:val="en_US" w:bidi="en_US"/>
+        </w:rPr>
+      </w:r>
+    </w:p>
+    <w:p>
+      <w:pPr>
+        <w:pStyle w:val="Heading4"/>
+      </w:pPr>
+      <w:r>
+        <w:rPr>
+          <w:lang w:val="en_US" w:bidi="en_US"/>
+        </w:rPr>
+        <w:t>Audio Content</w:t>
+      </w:r>
+      <w:r>
+        <w:rPr>
+          <w:lang w:val="en_US" w:bidi="en_US"/>
+        </w:rPr>
+      </w:r>
+    </w:p>
+    <w:p>
+      <w:pPr/>
+      <w:r>
+        <w:rPr>
+          <w:lang w:val="en_US" w:bidi="en_US"/>
+        </w:rPr>
+      </w:r>
+      <w:hyperlink r:id="rId43">
+        <w:r>
+          <w:rPr>
+            <w:lang w:val="en_US" w:bidi="en_US"/>
+          </w:rPr>
+          <w:rPr>
+            <w:color w:val="0000EE"/>
+            <w:u w:val="single"/>
+          </w:rPr>
+          <w:t>mp3 file</w:t>
+        </w:r>
+      </w:hyperlink>
+      <w:r>
+        <w:rPr>
+          <w:lang w:val="en_US" w:bidi="en_US"/>
+        </w:rPr>
+        <w:t xml:space="preserve"> (3860444 KB)</w:t>
+      </w:r>
+      <w:r>
+        <w:rPr>
+          <w:lang w:val="en_US" w:bidi="en_US"/>
+        </w:rPr>
+      </w:r>
+      <w:r>
+        <w:rPr>
+          <w:lang w:val="en_US" w:bidi="en_US"/>
+        </w:rPr>
+      </w:r>
+    </w:p>
+    <w:p>
+      <w:pPr/>
+      <w:r>
+        <w:rPr>
+          <w:lang w:val="en_US" w:bidi="en_US"/>
+        </w:rPr>
+      </w:r>
+    </w:p>
+    <w:p>
+      <w:pPr>
+        <w:pStyle w:val="Heading2"/>
+      </w:pPr>
       <w:r>
         <w:rPr>
           <w:lang w:val="en_US" w:bidi="en_US"/>
@@ -260,7 +1436,6 @@
         <w:rPr>
           <w:lang w:val="en_US" w:bidi="en_US"/>
         </w:rPr>
-        <w:t>, and his father's name was Zebedee. James and John were fishermen, until Jesus called them to become his disciples. Together with Peter, another disciple, these three men were often with Jesus at special times. From Jesus's 12 disciples, these three people were the closest to Jesus.</w:t>
       </w:r>
     </w:p>
     <w:p>
@@ -272,9 +1447,52 @@
       </w:r>
       <w:r>
         <w:rPr>
-          <w:lang w:val="en_US" w:bidi="en_US"/>
-        </w:rPr>
-        <w:t>At one time, Jesus called James and his brother John "sons of thunder." It could be that Jesus gave them this name because they had a temper, and got angry quickly. But we do not know this for sure.</w:t>
+          <w:b/>
+          <w:lang w:val="en_US" w:bidi="en_US"/>
+        </w:rPr>
+        <w:t>John</w:t>
+      </w:r>
+      <w:r>
+        <w:rPr>
+          <w:lang w:val="en_US" w:bidi="en_US"/>
+        </w:rPr>
+        <w:t xml:space="preserve"> was one of the </w:t>
+      </w:r>
+      <w:hyperlink r:id="rId15">
+        <w:r>
+          <w:rPr>
+            <w:lang w:val="en_US" w:bidi="en_US"/>
+          </w:rPr>
+          <w:rPr>
+            <w:color w:val="0000EE"/>
+            <w:u w:val="single"/>
+          </w:rPr>
+          <w:t>disciples</w:t>
+        </w:r>
+      </w:hyperlink>
+      <w:r>
+        <w:rPr>
+          <w:lang w:val="en_US" w:bidi="en_US"/>
+        </w:rPr>
+        <w:t xml:space="preserve"> of Jesus. He was the brother of </w:t>
+      </w:r>
+      <w:hyperlink r:id="rId44">
+        <w:r>
+          <w:rPr>
+            <w:lang w:val="en_US" w:bidi="en_US"/>
+          </w:rPr>
+          <w:rPr>
+            <w:color w:val="0000EE"/>
+            <w:u w:val="single"/>
+          </w:rPr>
+          <w:t>James</w:t>
+        </w:r>
+      </w:hyperlink>
+      <w:r>
+        <w:rPr>
+          <w:lang w:val="en_US" w:bidi="en_US"/>
+        </w:rPr>
+        <w:t>, another disciple, and their father's name was Zebedee. James and John were fishermen before Jesus called them to become his disciples. Together with Peter, another disciple, these three men were often with Jesus at special times, even when other disciples were not there.</w:t>
       </w:r>
     </w:p>
     <w:p>
@@ -288,7 +1506,7 @@
         <w:rPr>
           <w:lang w:val="en_US" w:bidi="en_US"/>
         </w:rPr>
-        <w:t>In the book of Acts we hear that the king Herod Agrippa has James killed.</w:t>
+        <w:t>At one time, Jesus called James and his brother John "sons of thunder." It could be that Jesus gave them this name because they had a temper, and got angry quickly. But we do not know for sure.</w:t>
       </w:r>
     </w:p>
     <w:p>
@@ -302,7 +1520,53 @@
         <w:rPr>
           <w:lang w:val="en_US" w:bidi="en_US"/>
         </w:rPr>
-        <w:t>There was another disciple of Jesus called James. He is called James, the son of Alpheus, or "James the less." "James the less" was probably a nickname that people gave to him because he was either younger or shorter than the other disciple named James.</w:t>
+        <w:t xml:space="preserve">The disciple John is probably also the writer of the </w:t>
+      </w:r>
+      <w:hyperlink r:id="rId42">
+        <w:r>
+          <w:rPr>
+            <w:lang w:val="en_US" w:bidi="en_US"/>
+          </w:rPr>
+          <w:rPr>
+            <w:color w:val="0000EE"/>
+            <w:u w:val="single"/>
+          </w:rPr>
+          <w:t>Gospel</w:t>
+        </w:r>
+      </w:hyperlink>
+      <w:r>
+        <w:rPr>
+          <w:lang w:val="en_US" w:bidi="en_US"/>
+        </w:rPr>
+        <w:t xml:space="preserve"> of John, the epistles of John, and Revelation-all books in the New Testament. He probably lived the longest of all the disciples of Jesus. When he was already quite old, the Roman authorities sent him as a prisoner to an island called Patmos, where God gave him the </w:t>
+      </w:r>
+      <w:hyperlink r:id="rId45">
+        <w:r>
+          <w:rPr>
+            <w:lang w:val="en_US" w:bidi="en_US"/>
+          </w:rPr>
+          <w:rPr>
+            <w:color w:val="0000EE"/>
+            <w:u w:val="single"/>
+          </w:rPr>
+          <w:t>visions</w:t>
+        </w:r>
+      </w:hyperlink>
+      <w:r>
+        <w:rPr>
+          <w:lang w:val="en_US" w:bidi="en_US"/>
+        </w:rPr>
+        <w:t xml:space="preserve"> that we can hear about in the book Revelation.</w:t>
+      </w:r>
+      <w:r>
+        <w:rPr>
+          <w:lang w:val="en_US" w:bidi="en_US"/>
+        </w:rPr>
+      </w:r>
+      <w:r>
+        <w:rPr>
+          <w:lang w:val="en_US" w:bidi="en_US"/>
+        </w:rPr>
       </w:r>
     </w:p>
     <w:p>
@@ -312,52 +1576,32 @@
           <w:lang w:val="en_US" w:bidi="en_US"/>
         </w:rPr>
       </w:r>
-      <w:r>
-        <w:rPr>
-          <w:lang w:val="en_US" w:bidi="en_US"/>
-        </w:rPr>
-        <w:t xml:space="preserve">Another James is a brother of Jesus-a son of Jesus's mother </w:t>
-      </w:r>
-      <w:r>
-        <w:rPr>
-          <w:lang w:val="en_US" w:bidi="en_US"/>
-        </w:rPr>
-        <w:t>Mary</w:t>
-      </w:r>
-      <w:r>
-        <w:rPr>
-          <w:lang w:val="en_US" w:bidi="en_US"/>
-        </w:rPr>
-        <w:t xml:space="preserve"> and her husband Joseph. This James did not at first </w:t>
-      </w:r>
-      <w:r>
-        <w:rPr>
-          <w:lang w:val="en_US" w:bidi="en_US"/>
-        </w:rPr>
-        <w:t>believe</w:t>
-      </w:r>
-      <w:r>
-        <w:rPr>
-          <w:lang w:val="en_US" w:bidi="en_US"/>
-        </w:rPr>
-        <w:t xml:space="preserve"> that God sent Jesus. But after Jesus rose from the dead, James started to believe in Jesus. James became an important leader in the early </w:t>
-      </w:r>
-      <w:r>
-        <w:rPr>
-          <w:lang w:val="en_US" w:bidi="en_US"/>
-        </w:rPr>
-        <w:t>church</w:t>
-      </w:r>
-      <w:r>
-        <w:rPr>
-          <w:lang w:val="en_US" w:bidi="en_US"/>
-        </w:rPr>
-        <w:t>, and he is probably the author of the book of James, which is in the New Testament.</w:t>
-      </w:r>
-      <w:r>
-        <w:rPr>
-          <w:lang w:val="en_US" w:bidi="en_US"/>
-        </w:rPr>
+    </w:p>
+    <w:p>
+      <w:pPr>
+        <w:pStyle w:val="Heading2"/>
+      </w:pPr>
+      <w:r>
+        <w:rPr>
+          <w:lang w:val="en_US" w:bidi="en_US"/>
+        </w:rPr>
+        <w:t>John</w:t>
+      </w:r>
+      <w:r>
+        <w:rPr>
+          <w:lang w:val="en_US" w:bidi="en_US"/>
+        </w:rPr>
+      </w:r>
+    </w:p>
+    <w:p>
+      <w:pPr>
+        <w:pStyle w:val="Heading4"/>
+      </w:pPr>
+      <w:r>
+        <w:rPr>
+          <w:lang w:val="en_US" w:bidi="en_US"/>
+        </w:rPr>
+        <w:t>Audio Content</w:t>
       </w:r>
       <w:r>
         <w:rPr>
@@ -372,6 +1616,42 @@
           <w:lang w:val="en_US" w:bidi="en_US"/>
         </w:rPr>
       </w:r>
+      <w:hyperlink r:id="rId46">
+        <w:r>
+          <w:rPr>
+            <w:lang w:val="en_US" w:bidi="en_US"/>
+          </w:rPr>
+          <w:rPr>
+            <w:color w:val="0000EE"/>
+            <w:u w:val="single"/>
+          </w:rPr>
+          <w:t>mp3 file</w:t>
+        </w:r>
+      </w:hyperlink>
+      <w:r>
+        <w:rPr>
+          <w:lang w:val="en_US" w:bidi="en_US"/>
+        </w:rPr>
+        <w:t xml:space="preserve"> (723260 KB)</w:t>
+      </w:r>
+      <w:r>
+        <w:rPr>
+          <w:lang w:val="en_US" w:bidi="en_US"/>
+        </w:rPr>
+      </w:r>
+      <w:r>
+        <w:rPr>
+          <w:lang w:val="en_US" w:bidi="en_US"/>
+        </w:rPr>
+      </w:r>
+    </w:p>
+    <w:p>
+      <w:pPr/>
+      <w:r>
+        <w:rPr>
+          <w:lang w:val="en_US" w:bidi="en_US"/>
+        </w:rPr>
+      </w:r>
     </w:p>
     <w:p>
       <w:pPr>
@@ -381,7 +1661,528 @@
         <w:rPr>
           <w:lang w:val="en_US" w:bidi="en_US"/>
         </w:rPr>
-        <w:t>James</w:t>
+        <w:t>John the Baptist</w:t>
+      </w:r>
+      <w:r>
+        <w:rPr>
+          <w:lang w:val="en_US" w:bidi="en_US"/>
+        </w:rPr>
+      </w:r>
+    </w:p>
+    <w:p>
+      <w:pPr/>
+      <w:r>
+        <w:rPr>
+          <w:lang w:val="en_US" w:bidi="en_US"/>
+        </w:rPr>
+      </w:r>
+      <w:r>
+        <w:rPr>
+          <w:b/>
+          <w:lang w:val="en_US" w:bidi="en_US"/>
+        </w:rPr>
+        <w:t>John the baptizer</w:t>
+      </w:r>
+      <w:r>
+        <w:rPr>
+          <w:lang w:val="en_US" w:bidi="en_US"/>
+        </w:rPr>
+        <w:t xml:space="preserve">, or </w:t>
+      </w:r>
+      <w:r>
+        <w:rPr>
+          <w:b/>
+          <w:lang w:val="en_US" w:bidi="en_US"/>
+        </w:rPr>
+        <w:t>John the Baptist</w:t>
+      </w:r>
+      <w:r>
+        <w:rPr>
+          <w:lang w:val="en_US" w:bidi="en_US"/>
+        </w:rPr>
+        <w:t xml:space="preserve">, was the person who told the people to </w:t>
+      </w:r>
+      <w:hyperlink r:id="rId47">
+        <w:r>
+          <w:rPr>
+            <w:lang w:val="en_US" w:bidi="en_US"/>
+          </w:rPr>
+          <w:rPr>
+            <w:color w:val="0000EE"/>
+            <w:u w:val="single"/>
+          </w:rPr>
+          <w:t>repent</w:t>
+        </w:r>
+      </w:hyperlink>
+      <w:r>
+        <w:rPr>
+          <w:lang w:val="en_US" w:bidi="en_US"/>
+        </w:rPr>
+        <w:t xml:space="preserve"> of their </w:t>
+      </w:r>
+      <w:hyperlink r:id="rId48">
+        <w:r>
+          <w:rPr>
+            <w:lang w:val="en_US" w:bidi="en_US"/>
+          </w:rPr>
+          <w:rPr>
+            <w:color w:val="0000EE"/>
+            <w:u w:val="single"/>
+          </w:rPr>
+          <w:t>sins</w:t>
+        </w:r>
+      </w:hyperlink>
+      <w:r>
+        <w:rPr>
+          <w:lang w:val="en_US" w:bidi="en_US"/>
+        </w:rPr>
+        <w:t xml:space="preserve"> and to take a special bath called </w:t>
+      </w:r>
+      <w:hyperlink r:id="rId49">
+        <w:r>
+          <w:rPr>
+            <w:lang w:val="en_US" w:bidi="en_US"/>
+          </w:rPr>
+          <w:rPr>
+            <w:color w:val="0000EE"/>
+            <w:u w:val="single"/>
+          </w:rPr>
+          <w:t>baptism</w:t>
+        </w:r>
+      </w:hyperlink>
+      <w:r>
+        <w:rPr>
+          <w:lang w:val="en_US" w:bidi="en_US"/>
+        </w:rPr>
+        <w:t xml:space="preserve"> as a sign of their repentance. John did this shortly before Jesus began his own work.</w:t>
+      </w:r>
+    </w:p>
+    <w:p>
+      <w:pPr/>
+      <w:r>
+        <w:rPr>
+          <w:lang w:val="en_US" w:bidi="en_US"/>
+        </w:rPr>
+      </w:r>
+      <w:r>
+        <w:rPr>
+          <w:lang w:val="en_US" w:bidi="en_US"/>
+        </w:rPr>
+        <w:t xml:space="preserve">John's parents were Zechariah and </w:t>
+      </w:r>
+      <w:hyperlink r:id="rId50">
+        <w:r>
+          <w:rPr>
+            <w:lang w:val="en_US" w:bidi="en_US"/>
+          </w:rPr>
+          <w:rPr>
+            <w:color w:val="0000EE"/>
+            <w:u w:val="single"/>
+          </w:rPr>
+          <w:t>Elizabeth</w:t>
+        </w:r>
+      </w:hyperlink>
+      <w:r>
+        <w:rPr>
+          <w:lang w:val="en_US" w:bidi="en_US"/>
+        </w:rPr>
+        <w:t>. John's birth was quite special. His parents were already very old when he was born. John was their only child.</w:t>
+      </w:r>
+    </w:p>
+    <w:p>
+      <w:pPr/>
+      <w:r>
+        <w:rPr>
+          <w:lang w:val="en_US" w:bidi="en_US"/>
+        </w:rPr>
+      </w:r>
+      <w:r>
+        <w:rPr>
+          <w:lang w:val="en_US" w:bidi="en_US"/>
+        </w:rPr>
+        <w:t xml:space="preserve">John's father, Zechariah, was a </w:t>
+      </w:r>
+      <w:hyperlink r:id="rId51">
+        <w:r>
+          <w:rPr>
+            <w:lang w:val="en_US" w:bidi="en_US"/>
+          </w:rPr>
+          <w:rPr>
+            <w:color w:val="0000EE"/>
+            <w:u w:val="single"/>
+          </w:rPr>
+          <w:t>priest</w:t>
+        </w:r>
+      </w:hyperlink>
+      <w:r>
+        <w:rPr>
+          <w:lang w:val="en_US" w:bidi="en_US"/>
+        </w:rPr>
+        <w:t xml:space="preserve"> and served God in the </w:t>
+      </w:r>
+      <w:hyperlink r:id="rId22">
+        <w:r>
+          <w:rPr>
+            <w:lang w:val="en_US" w:bidi="en_US"/>
+          </w:rPr>
+          <w:rPr>
+            <w:color w:val="0000EE"/>
+            <w:u w:val="single"/>
+          </w:rPr>
+          <w:t>temple</w:t>
+        </w:r>
+      </w:hyperlink>
+      <w:r>
+        <w:rPr>
+          <w:lang w:val="en_US" w:bidi="en_US"/>
+        </w:rPr>
+        <w:t xml:space="preserve"> in </w:t>
+      </w:r>
+      <w:hyperlink r:id="rId39">
+        <w:r>
+          <w:rPr>
+            <w:lang w:val="en_US" w:bidi="en_US"/>
+          </w:rPr>
+          <w:rPr>
+            <w:color w:val="0000EE"/>
+            <w:u w:val="single"/>
+          </w:rPr>
+          <w:t>Jerusalem</w:t>
+        </w:r>
+      </w:hyperlink>
+      <w:r>
+        <w:rPr>
+          <w:lang w:val="en_US" w:bidi="en_US"/>
+        </w:rPr>
+        <w:t xml:space="preserve">. One time, when Zechariah was in the temple, an </w:t>
+      </w:r>
+      <w:hyperlink r:id="rId52">
+        <w:r>
+          <w:rPr>
+            <w:lang w:val="en_US" w:bidi="en_US"/>
+          </w:rPr>
+          <w:rPr>
+            <w:color w:val="0000EE"/>
+            <w:u w:val="single"/>
+          </w:rPr>
+          <w:t>angel</w:t>
+        </w:r>
+      </w:hyperlink>
+      <w:r>
+        <w:rPr>
+          <w:lang w:val="en_US" w:bidi="en_US"/>
+        </w:rPr>
+        <w:t xml:space="preserve"> appeared to Zechariah and told him that his wife Elizabeth would have a son. This son would be a servant of God like the </w:t>
+      </w:r>
+      <w:hyperlink r:id="rId53">
+        <w:r>
+          <w:rPr>
+            <w:lang w:val="en_US" w:bidi="en_US"/>
+          </w:rPr>
+          <w:rPr>
+            <w:color w:val="0000EE"/>
+            <w:u w:val="single"/>
+          </w:rPr>
+          <w:t>prophet</w:t>
+        </w:r>
+      </w:hyperlink>
+      <w:r>
+        <w:rPr>
+          <w:lang w:val="en_US" w:bidi="en_US"/>
+        </w:rPr>
+        <w:t xml:space="preserve"> </w:t>
+      </w:r>
+      <w:hyperlink r:id="rId54">
+        <w:r>
+          <w:rPr>
+            <w:lang w:val="en_US" w:bidi="en_US"/>
+          </w:rPr>
+          <w:rPr>
+            <w:color w:val="0000EE"/>
+            <w:u w:val="single"/>
+          </w:rPr>
+          <w:t>Elijah</w:t>
+        </w:r>
+      </w:hyperlink>
+      <w:r>
+        <w:rPr>
+          <w:lang w:val="en_US" w:bidi="en_US"/>
+        </w:rPr>
+        <w:t xml:space="preserve"> had been, and he would tell the people of </w:t>
+      </w:r>
+      <w:hyperlink r:id="rId26">
+        <w:r>
+          <w:rPr>
+            <w:lang w:val="en_US" w:bidi="en_US"/>
+          </w:rPr>
+          <w:rPr>
+            <w:color w:val="0000EE"/>
+            <w:u w:val="single"/>
+          </w:rPr>
+          <w:t>Israel</w:t>
+        </w:r>
+      </w:hyperlink>
+      <w:r>
+        <w:rPr>
+          <w:lang w:val="en_US" w:bidi="en_US"/>
+        </w:rPr>
+        <w:t xml:space="preserve"> to repent, in order to prepare the people to receive God. Zechariah could not </w:t>
+      </w:r>
+      <w:hyperlink r:id="rId18">
+        <w:r>
+          <w:rPr>
+            <w:lang w:val="en_US" w:bidi="en_US"/>
+          </w:rPr>
+          <w:rPr>
+            <w:color w:val="0000EE"/>
+            <w:u w:val="single"/>
+          </w:rPr>
+          <w:t>believe</w:t>
+        </w:r>
+      </w:hyperlink>
+      <w:r>
+        <w:rPr>
+          <w:lang w:val="en_US" w:bidi="en_US"/>
+        </w:rPr>
+        <w:t xml:space="preserve"> that what the angel said was true, because Zechariah and his wife Elizabeth were already so old. Because Zechariah did not believe the angel, the angel told Zechariah that he would be unable to speak until after the birth of the child.</w:t>
+      </w:r>
+    </w:p>
+    <w:p>
+      <w:pPr/>
+      <w:r>
+        <w:rPr>
+          <w:lang w:val="en_US" w:bidi="en_US"/>
+        </w:rPr>
+      </w:r>
+      <w:r>
+        <w:rPr>
+          <w:lang w:val="en_US" w:bidi="en_US"/>
+        </w:rPr>
+        <w:t>And of course, it happened exactly as the angel had said. Elizabeth became pregnant, even though she was already so old. She gave birth to John.</w:t>
+      </w:r>
+    </w:p>
+    <w:p>
+      <w:pPr/>
+      <w:r>
+        <w:rPr>
+          <w:lang w:val="en_US" w:bidi="en_US"/>
+        </w:rPr>
+      </w:r>
+      <w:r>
+        <w:rPr>
+          <w:lang w:val="en_US" w:bidi="en_US"/>
+        </w:rPr>
+        <w:t xml:space="preserve">When John grew up, he went to live in the </w:t>
+      </w:r>
+      <w:hyperlink r:id="rId55">
+        <w:r>
+          <w:rPr>
+            <w:lang w:val="en_US" w:bidi="en_US"/>
+          </w:rPr>
+          <w:rPr>
+            <w:color w:val="0000EE"/>
+            <w:u w:val="single"/>
+          </w:rPr>
+          <w:t>wilderness</w:t>
+        </w:r>
+      </w:hyperlink>
+      <w:r>
+        <w:rPr>
+          <w:lang w:val="en_US" w:bidi="en_US"/>
+        </w:rPr>
+        <w:t xml:space="preserve">, in a lonely place away from people, near the </w:t>
+      </w:r>
+      <w:hyperlink r:id="rId56">
+        <w:r>
+          <w:rPr>
+            <w:lang w:val="en_US" w:bidi="en_US"/>
+          </w:rPr>
+          <w:rPr>
+            <w:color w:val="0000EE"/>
+            <w:u w:val="single"/>
+          </w:rPr>
+          <w:t>Jordan River</w:t>
+        </w:r>
+      </w:hyperlink>
+      <w:r>
+        <w:rPr>
+          <w:lang w:val="en_US" w:bidi="en_US"/>
+        </w:rPr>
+        <w:t xml:space="preserve">. He ate only what was available in the wilderness-honey and locusts. He wore very simple clothes made out of rough </w:t>
+      </w:r>
+      <w:hyperlink r:id="rId57">
+        <w:r>
+          <w:rPr>
+            <w:lang w:val="en_US" w:bidi="en_US"/>
+          </w:rPr>
+          <w:rPr>
+            <w:color w:val="0000EE"/>
+            <w:u w:val="single"/>
+          </w:rPr>
+          <w:t>camel</w:t>
+        </w:r>
+      </w:hyperlink>
+      <w:r>
+        <w:rPr>
+          <w:lang w:val="en_US" w:bidi="en_US"/>
+        </w:rPr>
+        <w:t xml:space="preserve"> hair. By looking at his clothes, people were reminded of the prophet Elijah. And many people came to John to listen to what he had to say. John told the people that another person would come after him, who was much more important than John was. John was preparing the people to receive this person, by telling them to repent of their sins and to start obeying God. The person that John was talking about was Jesus.</w:t>
+      </w:r>
+    </w:p>
+    <w:p>
+      <w:pPr/>
+      <w:r>
+        <w:rPr>
+          <w:lang w:val="en_US" w:bidi="en_US"/>
+        </w:rPr>
+      </w:r>
+      <w:r>
+        <w:rPr>
+          <w:lang w:val="en_US" w:bidi="en_US"/>
+        </w:rPr>
+        <w:t xml:space="preserve">John told the people to take a special bath named baptism. This was a ritual that showed the people that they really repented from their sins. Sometimes, people who were not Jews but still wanted to follow God, took baptism. But John told them that they </w:t>
+      </w:r>
+      <w:r>
+        <w:rPr>
+          <w:i/>
+          <w:lang w:val="en_US" w:bidi="en_US"/>
+        </w:rPr>
+        <w:t>all</w:t>
+      </w:r>
+      <w:r>
+        <w:rPr>
+          <w:lang w:val="en_US" w:bidi="en_US"/>
+        </w:rPr>
+        <w:t xml:space="preserve"> had to take baptism! Even though the people were </w:t>
+      </w:r>
+      <w:hyperlink r:id="rId21">
+        <w:r>
+          <w:rPr>
+            <w:lang w:val="en_US" w:bidi="en_US"/>
+          </w:rPr>
+          <w:rPr>
+            <w:color w:val="0000EE"/>
+            <w:u w:val="single"/>
+          </w:rPr>
+          <w:t>Jews</w:t>
+        </w:r>
+      </w:hyperlink>
+      <w:r>
+        <w:rPr>
+          <w:lang w:val="en_US" w:bidi="en_US"/>
+        </w:rPr>
+        <w:t>, and therefore God's special people, they still did many wrong things and needed to repent. They needed to tell God that they felt sorry for disobeying God, and that they wanted to change.</w:t>
+      </w:r>
+    </w:p>
+    <w:p>
+      <w:pPr/>
+      <w:r>
+        <w:rPr>
+          <w:lang w:val="en_US" w:bidi="en_US"/>
+        </w:rPr>
+      </w:r>
+      <w:r>
+        <w:rPr>
+          <w:lang w:val="en_US" w:bidi="en_US"/>
+        </w:rPr>
+        <w:t xml:space="preserve">Without any fear, John the baptizer told the people openly what they did wrong. The religious teachers of the Jews did not like John. During this time, King Herod Antipas was ruling over </w:t>
+      </w:r>
+      <w:hyperlink r:id="rId28">
+        <w:r>
+          <w:rPr>
+            <w:lang w:val="en_US" w:bidi="en_US"/>
+          </w:rPr>
+          <w:rPr>
+            <w:color w:val="0000EE"/>
+            <w:u w:val="single"/>
+          </w:rPr>
+          <w:t>Judea</w:t>
+        </w:r>
+      </w:hyperlink>
+      <w:r>
+        <w:rPr>
+          <w:lang w:val="en_US" w:bidi="en_US"/>
+        </w:rPr>
+        <w:t xml:space="preserve">. This was a son of the King Herod who had tried to kill Jesus when he was a baby. Herod Antipas was living together with the wife of his brother, and John openly told him that this was wrong. This woman was angry with John because of this, and tried to kill him, but King Herod had respect for John and did not want to kill him. But the </w:t>
+      </w:r>
+      <w:hyperlink r:id="rId38">
+        <w:r>
+          <w:rPr>
+            <w:lang w:val="en_US" w:bidi="en_US"/>
+          </w:rPr>
+          <w:rPr>
+            <w:color w:val="0000EE"/>
+            <w:u w:val="single"/>
+          </w:rPr>
+          <w:t>king</w:t>
+        </w:r>
+      </w:hyperlink>
+      <w:r>
+        <w:rPr>
+          <w:lang w:val="en_US" w:bidi="en_US"/>
+        </w:rPr>
+        <w:t xml:space="preserve"> did put John in prison, and one time during a party, the king's wife tricked king Herod, and he was forced to have John killed. The king's soldiers cut off John's head to kill him.</w:t>
+      </w:r>
+    </w:p>
+    <w:p>
+      <w:pPr/>
+      <w:r>
+        <w:rPr>
+          <w:lang w:val="en_US" w:bidi="en_US"/>
+        </w:rPr>
+      </w:r>
+      <w:r>
+        <w:rPr>
+          <w:lang w:val="en_US" w:bidi="en_US"/>
+        </w:rPr>
+        <w:t xml:space="preserve">John the baptizer was a relative of Jesus. His mother Elizabeth was a cousin of Jesus's mother </w:t>
+      </w:r>
+      <w:hyperlink r:id="rId17">
+        <w:r>
+          <w:rPr>
+            <w:lang w:val="en_US" w:bidi="en_US"/>
+          </w:rPr>
+          <w:rPr>
+            <w:color w:val="0000EE"/>
+            <w:u w:val="single"/>
+          </w:rPr>
+          <w:t>Mary</w:t>
+        </w:r>
+      </w:hyperlink>
+      <w:r>
+        <w:rPr>
+          <w:lang w:val="en_US" w:bidi="en_US"/>
+        </w:rPr>
+        <w:t>.</w:t>
+      </w:r>
+      <w:r>
+        <w:rPr>
+          <w:lang w:val="en_US" w:bidi="en_US"/>
+        </w:rPr>
+      </w:r>
+      <w:r>
+        <w:rPr>
+          <w:lang w:val="en_US" w:bidi="en_US"/>
+        </w:rPr>
+      </w:r>
+    </w:p>
+    <w:p>
+      <w:pPr/>
+      <w:r>
+        <w:rPr>
+          <w:lang w:val="en_US" w:bidi="en_US"/>
+        </w:rPr>
+      </w:r>
+    </w:p>
+    <w:p>
+      <w:pPr>
+        <w:pStyle w:val="Heading2"/>
+      </w:pPr>
+      <w:r>
+        <w:rPr>
+          <w:lang w:val="en_US" w:bidi="en_US"/>
+        </w:rPr>
+        <w:t>John the Baptist</w:t>
       </w:r>
       <w:r>
         <w:rPr>
@@ -412,23 +2213,28 @@
           <w:lang w:val="en_US" w:bidi="en_US"/>
         </w:rPr>
       </w:r>
-      <w:hyperlink r:id="rId13">
-        <w:r>
-          <w:rPr>
-            <w:lang w:val="en_US" w:bidi="en_US"/>
-          </w:rPr>
-          <w:rPr>
-            <w:color w:val="0000EE"/>
-            <w:u w:val="single"/>
-          </w:rPr>
-          <w:t>webm file</w:t>
-        </w:r>
-      </w:hyperlink>
-      <w:r>
-        <w:rPr>
-          <w:lang w:val="en_US" w:bidi="en_US"/>
-        </w:rPr>
-        <w:t xml:space="preserve"> (875246 KB)</w:t>
+      <w:hyperlink r:id="rId58">
+        <w:r>
+          <w:rPr>
+            <w:lang w:val="en_US" w:bidi="en_US"/>
+          </w:rPr>
+          <w:rPr>
+            <w:color w:val="0000EE"/>
+            <w:u w:val="single"/>
+          </w:rPr>
+          <w:t>mp3 file</w:t>
+        </w:r>
+      </w:hyperlink>
+      <w:r>
+        <w:rPr>
+          <w:lang w:val="en_US" w:bidi="en_US"/>
+        </w:rPr>
+        <w:t xml:space="preserve"> (2422388 KB)</w:t>
+      </w:r>
+      <w:r>
+        <w:rPr>
+          <w:lang w:val="en_US" w:bidi="en_US"/>
+        </w:rPr>
       </w:r>
       <w:r>
         <w:rPr>
@@ -443,7 +2249,226 @@
           <w:lang w:val="en_US" w:bidi="en_US"/>
         </w:rPr>
       </w:r>
-      <w:hyperlink r:id="rId14">
+    </w:p>
+    <w:p>
+      <w:pPr>
+        <w:pStyle w:val="Heading2"/>
+      </w:pPr>
+      <w:r>
+        <w:rPr>
+          <w:lang w:val="en_US" w:bidi="en_US"/>
+        </w:rPr>
+        <w:t>Jordan River</w:t>
+      </w:r>
+      <w:r>
+        <w:rPr>
+          <w:lang w:val="en_US" w:bidi="en_US"/>
+        </w:rPr>
+      </w:r>
+    </w:p>
+    <w:p>
+      <w:pPr/>
+      <w:r>
+        <w:rPr>
+          <w:lang w:val="en_US" w:bidi="en_US"/>
+        </w:rPr>
+      </w:r>
+      <w:r>
+        <w:rPr>
+          <w:lang w:val="en_US" w:bidi="en_US"/>
+        </w:rPr>
+        <w:t xml:space="preserve">The </w:t>
+      </w:r>
+      <w:r>
+        <w:rPr>
+          <w:b/>
+          <w:lang w:val="en_US" w:bidi="en_US"/>
+        </w:rPr>
+        <w:t>Jordan River</w:t>
+      </w:r>
+      <w:r>
+        <w:rPr>
+          <w:lang w:val="en_US" w:bidi="en_US"/>
+        </w:rPr>
+        <w:t xml:space="preserve"> is a long river that runs through </w:t>
+      </w:r>
+      <w:hyperlink r:id="rId26">
+        <w:r>
+          <w:rPr>
+            <w:lang w:val="en_US" w:bidi="en_US"/>
+          </w:rPr>
+          <w:rPr>
+            <w:color w:val="0000EE"/>
+            <w:u w:val="single"/>
+          </w:rPr>
+          <w:t>Israel</w:t>
+        </w:r>
+      </w:hyperlink>
+      <w:r>
+        <w:rPr>
+          <w:lang w:val="en_US" w:bidi="en_US"/>
+        </w:rPr>
+        <w:t xml:space="preserve"> from north to south. During the rainy season the river is quite wide and deep. At other times of the year the river is smaller, and a person can get across the river by wading or swimming through the water. At two places, the river passes a large lake: first the Lake-or sea-of Galilee, and later the Dead Sea. The </w:t>
+      </w:r>
+      <w:hyperlink r:id="rId59">
+        <w:r>
+          <w:rPr>
+            <w:lang w:val="en_US" w:bidi="en_US"/>
+          </w:rPr>
+          <w:rPr>
+            <w:color w:val="0000EE"/>
+            <w:u w:val="single"/>
+          </w:rPr>
+          <w:t>Lake of Galilee</w:t>
+        </w:r>
+      </w:hyperlink>
+      <w:r>
+        <w:rPr>
+          <w:lang w:val="en_US" w:bidi="en_US"/>
+        </w:rPr>
+        <w:t xml:space="preserve"> has sweet water and there are many fish in the lake; but the Dead Sea has saltwater, and the water is so salty that no fish can live in it. The Jordan River stops at the Dead Sea.</w:t>
+      </w:r>
+    </w:p>
+    <w:p>
+      <w:pPr/>
+      <w:r>
+        <w:rPr>
+          <w:lang w:val="en_US" w:bidi="en_US"/>
+        </w:rPr>
+      </w:r>
+      <w:r>
+        <w:rPr>
+          <w:lang w:val="en_US" w:bidi="en_US"/>
+        </w:rPr>
+        <w:t xml:space="preserve">The Jordan River was very important for the </w:t>
+      </w:r>
+      <w:hyperlink r:id="rId21">
+        <w:r>
+          <w:rPr>
+            <w:lang w:val="en_US" w:bidi="en_US"/>
+          </w:rPr>
+          <w:rPr>
+            <w:color w:val="0000EE"/>
+            <w:u w:val="single"/>
+          </w:rPr>
+          <w:t>Jews</w:t>
+        </w:r>
+      </w:hyperlink>
+      <w:r>
+        <w:rPr>
+          <w:lang w:val="en_US" w:bidi="en_US"/>
+        </w:rPr>
+        <w:t xml:space="preserve">. It was important because the people needed the water of the river, but also because when the </w:t>
+      </w:r>
+      <w:hyperlink r:id="rId27">
+        <w:r>
+          <w:rPr>
+            <w:lang w:val="en_US" w:bidi="en_US"/>
+          </w:rPr>
+          <w:rPr>
+            <w:color w:val="0000EE"/>
+            <w:u w:val="single"/>
+          </w:rPr>
+          <w:t>Israelites</w:t>
+        </w:r>
+      </w:hyperlink>
+      <w:r>
+        <w:rPr>
+          <w:lang w:val="en_US" w:bidi="en_US"/>
+        </w:rPr>
+        <w:t xml:space="preserve"> had first entered the land, they had to cross this Jordan River. It was the time of the rains, and the river was very deep and wide at the time. But God did a </w:t>
+      </w:r>
+      <w:hyperlink r:id="rId60">
+        <w:r>
+          <w:rPr>
+            <w:lang w:val="en_US" w:bidi="en_US"/>
+          </w:rPr>
+          <w:rPr>
+            <w:color w:val="0000EE"/>
+            <w:u w:val="single"/>
+          </w:rPr>
+          <w:t>miracle</w:t>
+        </w:r>
+      </w:hyperlink>
+      <w:r>
+        <w:rPr>
+          <w:lang w:val="en_US" w:bidi="en_US"/>
+        </w:rPr>
+        <w:t xml:space="preserve"> and stopped the water in the river, and the people of Israel could safely walk across the bottom of the river to the other side.</w:t>
+      </w:r>
+    </w:p>
+    <w:p>
+      <w:pPr/>
+      <w:r>
+        <w:rPr>
+          <w:lang w:val="en_US" w:bidi="en_US"/>
+        </w:rPr>
+      </w:r>
+      <w:r>
+        <w:rPr>
+          <w:lang w:val="en_US" w:bidi="en_US"/>
+        </w:rPr>
+        <w:t>You may want to first look up the Jordan River in the video Bible dictionary.</w:t>
+      </w:r>
+      <w:r>
+        <w:rPr>
+          <w:lang w:val="en_US" w:bidi="en_US"/>
+        </w:rPr>
+      </w:r>
+      <w:r>
+        <w:rPr>
+          <w:lang w:val="en_US" w:bidi="en_US"/>
+        </w:rPr>
+      </w:r>
+    </w:p>
+    <w:p>
+      <w:pPr/>
+      <w:r>
+        <w:rPr>
+          <w:lang w:val="en_US" w:bidi="en_US"/>
+        </w:rPr>
+      </w:r>
+    </w:p>
+    <w:p>
+      <w:pPr>
+        <w:pStyle w:val="Heading2"/>
+      </w:pPr>
+      <w:r>
+        <w:rPr>
+          <w:lang w:val="en_US" w:bidi="en_US"/>
+        </w:rPr>
+        <w:t>Jordan River</w:t>
+      </w:r>
+      <w:r>
+        <w:rPr>
+          <w:lang w:val="en_US" w:bidi="en_US"/>
+        </w:rPr>
+      </w:r>
+    </w:p>
+    <w:p>
+      <w:pPr>
+        <w:pStyle w:val="Heading4"/>
+      </w:pPr>
+      <w:r>
+        <w:rPr>
+          <w:lang w:val="en_US" w:bidi="en_US"/>
+        </w:rPr>
+        <w:t>Audio Content</w:t>
+      </w:r>
+      <w:r>
+        <w:rPr>
+          <w:lang w:val="en_US" w:bidi="en_US"/>
+        </w:rPr>
+      </w:r>
+    </w:p>
+    <w:p>
+      <w:pPr/>
+      <w:r>
+        <w:rPr>
+          <w:lang w:val="en_US" w:bidi="en_US"/>
+        </w:rPr>
+      </w:r>
+      <w:hyperlink r:id="rId61">
         <w:r>
           <w:rPr>
             <w:lang w:val="en_US" w:bidi="en_US"/>
@@ -459,7 +2484,7 @@
         <w:rPr>
           <w:lang w:val="en_US" w:bidi="en_US"/>
         </w:rPr>
-        <w:t xml:space="preserve"> (1142804 KB)</w:t>
+        <w:t xml:space="preserve"> (874364 KB)</w:t>
       </w:r>
       <w:r>
         <w:rPr>
@@ -488,7 +2513,7 @@
         <w:rPr>
           <w:lang w:val="en_US" w:bidi="en_US"/>
         </w:rPr>
-        <w:t>Jerusalem</w:t>
+        <w:t>Judea</w:t>
       </w:r>
       <w:r>
         <w:rPr>
@@ -508,61 +2533,31 @@
           <w:b/>
           <w:lang w:val="en_US" w:bidi="en_US"/>
         </w:rPr>
-        <w:t>Jerusalem</w:t>
-      </w:r>
-      <w:r>
-        <w:rPr>
-          <w:lang w:val="en_US" w:bidi="en_US"/>
-        </w:rPr>
-        <w:t xml:space="preserve"> is the name of the most important city of the </w:t>
-      </w:r>
-      <w:r>
-        <w:rPr>
-          <w:lang w:val="en_US" w:bidi="en_US"/>
-        </w:rPr>
-        <w:t>Jewish</w:t>
-      </w:r>
-      <w:r>
-        <w:rPr>
-          <w:lang w:val="en_US" w:bidi="en_US"/>
-        </w:rPr>
-        <w:t xml:space="preserve"> people. The </w:t>
-      </w:r>
-      <w:r>
-        <w:rPr>
-          <w:lang w:val="en_US" w:bidi="en_US"/>
-        </w:rPr>
-        <w:t>temple</w:t>
-      </w:r>
-      <w:r>
-        <w:rPr>
-          <w:lang w:val="en_US" w:bidi="en_US"/>
-        </w:rPr>
-        <w:t xml:space="preserve"> of God, where the Jews </w:t>
-      </w:r>
-      <w:r>
-        <w:rPr>
-          <w:lang w:val="en_US" w:bidi="en_US"/>
-        </w:rPr>
-        <w:t>worshiped</w:t>
-      </w:r>
-      <w:r>
-        <w:rPr>
-          <w:lang w:val="en_US" w:bidi="en_US"/>
-        </w:rPr>
-        <w:t xml:space="preserve"> God, was in Jerusalem. The Jews traveled to Jerusalem several times a year to celebrate important festivals in the temple. The Jewish religious court, the </w:t>
-      </w:r>
-      <w:r>
-        <w:rPr>
-          <w:lang w:val="en_US" w:bidi="en_US"/>
-        </w:rPr>
-        <w:t>Sanhedrin</w:t>
-      </w:r>
-      <w:r>
-        <w:rPr>
-          <w:lang w:val="en_US" w:bidi="en_US"/>
-        </w:rPr>
-        <w:t>, also gathered in Jerusalem.</w:t>
+        <w:t>Judea</w:t>
+      </w:r>
+      <w:r>
+        <w:rPr>
+          <w:lang w:val="en_US" w:bidi="en_US"/>
+        </w:rPr>
+        <w:t xml:space="preserve"> is the name of a region in </w:t>
+      </w:r>
+      <w:hyperlink r:id="rId26">
+        <w:r>
+          <w:rPr>
+            <w:lang w:val="en_US" w:bidi="en_US"/>
+          </w:rPr>
+          <w:rPr>
+            <w:color w:val="0000EE"/>
+            <w:u w:val="single"/>
+          </w:rPr>
+          <w:t>Israel</w:t>
+        </w:r>
+      </w:hyperlink>
+      <w:r>
+        <w:rPr>
+          <w:lang w:val="en_US" w:bidi="en_US"/>
+        </w:rPr>
+        <w:t xml:space="preserve"> in the time of the New Testament.</w:t>
       </w:r>
     </w:p>
     <w:p>
@@ -576,43 +2571,79 @@
         <w:rPr>
           <w:lang w:val="en_US" w:bidi="en_US"/>
         </w:rPr>
-        <w:t xml:space="preserve">About a thousand years before Jesus was born, king </w:t>
-      </w:r>
-      <w:r>
-        <w:rPr>
-          <w:lang w:val="en_US" w:bidi="en_US"/>
-        </w:rPr>
-        <w:t>David</w:t>
-      </w:r>
-      <w:r>
-        <w:rPr>
-          <w:lang w:val="en_US" w:bidi="en_US"/>
-        </w:rPr>
-        <w:t xml:space="preserve"> established the city of Jerusalem as the capital of </w:t>
-      </w:r>
-      <w:r>
-        <w:rPr>
-          <w:lang w:val="en_US" w:bidi="en_US"/>
-        </w:rPr>
-        <w:t>Israel</w:t>
-      </w:r>
-      <w:r>
-        <w:rPr>
-          <w:lang w:val="en_US" w:bidi="en_US"/>
-        </w:rPr>
-        <w:t xml:space="preserve">. About 500 years later, the enemies of the </w:t>
-      </w:r>
-      <w:r>
-        <w:rPr>
-          <w:lang w:val="en_US" w:bidi="en_US"/>
-        </w:rPr>
-        <w:t>Israelites</w:t>
-      </w:r>
-      <w:r>
-        <w:rPr>
-          <w:lang w:val="en_US" w:bidi="en_US"/>
-        </w:rPr>
-        <w:t xml:space="preserve"> destroyed the city, but the Israelites built it up again. The Jewish people loved the city of Jerusalem very much.</w:t>
+        <w:t xml:space="preserve">In the time of Jesus, Israel was not an independent </w:t>
+      </w:r>
+      <w:hyperlink r:id="rId34">
+        <w:r>
+          <w:rPr>
+            <w:lang w:val="en_US" w:bidi="en_US"/>
+          </w:rPr>
+          <w:rPr>
+            <w:color w:val="0000EE"/>
+            <w:u w:val="single"/>
+          </w:rPr>
+          <w:t>nation</w:t>
+        </w:r>
+      </w:hyperlink>
+      <w:r>
+        <w:rPr>
+          <w:lang w:val="en_US" w:bidi="en_US"/>
+        </w:rPr>
+        <w:t xml:space="preserve">. The </w:t>
+      </w:r>
+      <w:hyperlink r:id="rId27">
+        <w:r>
+          <w:rPr>
+            <w:lang w:val="en_US" w:bidi="en_US"/>
+          </w:rPr>
+          <w:rPr>
+            <w:color w:val="0000EE"/>
+            <w:u w:val="single"/>
+          </w:rPr>
+          <w:t>Israelites</w:t>
+        </w:r>
+      </w:hyperlink>
+      <w:r>
+        <w:rPr>
+          <w:lang w:val="en_US" w:bidi="en_US"/>
+        </w:rPr>
+        <w:t xml:space="preserve"> were ruled by the Roman people. The Romans had divided Israel into several regions, or provinces. These provinces were Judea in the south, </w:t>
+      </w:r>
+      <w:hyperlink r:id="rId41">
+        <w:r>
+          <w:rPr>
+            <w:lang w:val="en_US" w:bidi="en_US"/>
+          </w:rPr>
+          <w:rPr>
+            <w:color w:val="0000EE"/>
+            <w:u w:val="single"/>
+          </w:rPr>
+          <w:t>Galilee</w:t>
+        </w:r>
+      </w:hyperlink>
+      <w:r>
+        <w:rPr>
+          <w:lang w:val="en_US" w:bidi="en_US"/>
+        </w:rPr>
+        <w:t xml:space="preserve"> in the north, and </w:t>
+      </w:r>
+      <w:hyperlink r:id="rId40">
+        <w:r>
+          <w:rPr>
+            <w:lang w:val="en_US" w:bidi="en_US"/>
+          </w:rPr>
+          <w:rPr>
+            <w:color w:val="0000EE"/>
+            <w:u w:val="single"/>
+          </w:rPr>
+          <w:t>Samaria</w:t>
+        </w:r>
+      </w:hyperlink>
+      <w:r>
+        <w:rPr>
+          <w:lang w:val="en_US" w:bidi="en_US"/>
+        </w:rPr>
+        <w:t xml:space="preserve"> in the middle.</w:t>
       </w:r>
     </w:p>
     <w:p>
@@ -626,8 +2657,112 @@
         <w:rPr>
           <w:lang w:val="en_US" w:bidi="en_US"/>
         </w:rPr>
-        <w:t xml:space="preserve">Jerusalem was part of the province called </w:t>
-      </w:r>
+        <w:t xml:space="preserve">Judea was the place where the most important city was, </w:t>
+      </w:r>
+      <w:hyperlink r:id="rId39">
+        <w:r>
+          <w:rPr>
+            <w:lang w:val="en_US" w:bidi="en_US"/>
+          </w:rPr>
+          <w:rPr>
+            <w:color w:val="0000EE"/>
+            <w:u w:val="single"/>
+          </w:rPr>
+          <w:t>Jerusalem</w:t>
+        </w:r>
+      </w:hyperlink>
+      <w:r>
+        <w:rPr>
+          <w:lang w:val="en_US" w:bidi="en_US"/>
+        </w:rPr>
+        <w:t xml:space="preserve">, and the </w:t>
+      </w:r>
+      <w:hyperlink r:id="rId22">
+        <w:r>
+          <w:rPr>
+            <w:lang w:val="en_US" w:bidi="en_US"/>
+          </w:rPr>
+          <w:rPr>
+            <w:color w:val="0000EE"/>
+            <w:u w:val="single"/>
+          </w:rPr>
+          <w:t>temple</w:t>
+        </w:r>
+      </w:hyperlink>
+      <w:r>
+        <w:rPr>
+          <w:lang w:val="en_US" w:bidi="en_US"/>
+        </w:rPr>
+        <w:t xml:space="preserve"> of God. The people in Judea often thought that they were better </w:t>
+      </w:r>
+      <w:hyperlink r:id="rId21">
+        <w:r>
+          <w:rPr>
+            <w:lang w:val="en_US" w:bidi="en_US"/>
+          </w:rPr>
+          <w:rPr>
+            <w:color w:val="0000EE"/>
+            <w:u w:val="single"/>
+          </w:rPr>
+          <w:t>Jews</w:t>
+        </w:r>
+      </w:hyperlink>
+      <w:r>
+        <w:rPr>
+          <w:lang w:val="en_US" w:bidi="en_US"/>
+        </w:rPr>
+        <w:t xml:space="preserve"> than the people in Galilee. They looked down on the people in Galilee, thinking of them as uneducated and rough. The people in Judea </w:t>
+      </w:r>
+      <w:r>
+        <w:rPr>
+          <w:i/>
+          <w:lang w:val="en_US" w:bidi="en_US"/>
+        </w:rPr>
+        <w:t>and</w:t>
+      </w:r>
+      <w:r>
+        <w:rPr>
+          <w:lang w:val="en_US" w:bidi="en_US"/>
+        </w:rPr>
+        <w:t xml:space="preserve"> Galilee looked down on people in Samaria, whom they considered not to be Jews at all.</w:t>
+      </w:r>
+    </w:p>
+    <w:p>
+      <w:pPr/>
+      <w:r>
+        <w:rPr>
+          <w:lang w:val="en_US" w:bidi="en_US"/>
+        </w:rPr>
+      </w:r>
+      <w:r>
+        <w:rPr>
+          <w:lang w:val="en_US" w:bidi="en_US"/>
+        </w:rPr>
+        <w:t>The area that is Judea in the New Testament is called Judah in the Old Testament.</w:t>
+      </w:r>
+      <w:r>
+        <w:rPr>
+          <w:lang w:val="en_US" w:bidi="en_US"/>
+        </w:rPr>
+      </w:r>
+      <w:r>
+        <w:rPr>
+          <w:lang w:val="en_US" w:bidi="en_US"/>
+        </w:rPr>
+      </w:r>
+    </w:p>
+    <w:p>
+      <w:pPr/>
+      <w:r>
+        <w:rPr>
+          <w:lang w:val="en_US" w:bidi="en_US"/>
+        </w:rPr>
+      </w:r>
+    </w:p>
+    <w:p>
+      <w:pPr>
+        <w:pStyle w:val="Heading2"/>
+      </w:pPr>
       <w:r>
         <w:rPr>
           <w:lang w:val="en_US" w:bidi="en_US"/>
@@ -638,25 +2773,17 @@
         <w:rPr>
           <w:lang w:val="en_US" w:bidi="en_US"/>
         </w:rPr>
-        <w:t>. Jerusalem was built on a hill. Therefore people always said they were going "</w:t>
-      </w:r>
-      <w:r>
-        <w:rPr>
-          <w:i/>
-          <w:lang w:val="en_US" w:bidi="en_US"/>
-        </w:rPr>
-        <w:t>up</w:t>
-      </w:r>
-      <w:r>
-        <w:rPr>
-          <w:lang w:val="en_US" w:bidi="en_US"/>
-        </w:rPr>
-        <w:t xml:space="preserve"> to Jerusalem."</w:t>
-      </w:r>
-      <w:r>
-        <w:rPr>
-          <w:lang w:val="en_US" w:bidi="en_US"/>
-        </w:rPr>
+      </w:r>
+    </w:p>
+    <w:p>
+      <w:pPr>
+        <w:pStyle w:val="Heading4"/>
+      </w:pPr>
+      <w:r>
+        <w:rPr>
+          <w:lang w:val="en_US" w:bidi="en_US"/>
+        </w:rPr>
+        <w:t>Audio Content</w:t>
       </w:r>
       <w:r>
         <w:rPr>
@@ -671,6 +2798,42 @@
           <w:lang w:val="en_US" w:bidi="en_US"/>
         </w:rPr>
       </w:r>
+      <w:hyperlink r:id="rId62">
+        <w:r>
+          <w:rPr>
+            <w:lang w:val="en_US" w:bidi="en_US"/>
+          </w:rPr>
+          <w:rPr>
+            <w:color w:val="0000EE"/>
+            <w:u w:val="single"/>
+          </w:rPr>
+          <w:t>mp3 file</w:t>
+        </w:r>
+      </w:hyperlink>
+      <w:r>
+        <w:rPr>
+          <w:lang w:val="en_US" w:bidi="en_US"/>
+        </w:rPr>
+        <w:t xml:space="preserve"> (658796 KB)</w:t>
+      </w:r>
+      <w:r>
+        <w:rPr>
+          <w:lang w:val="en_US" w:bidi="en_US"/>
+        </w:rPr>
+      </w:r>
+      <w:r>
+        <w:rPr>
+          <w:lang w:val="en_US" w:bidi="en_US"/>
+        </w:rPr>
+      </w:r>
+    </w:p>
+    <w:p>
+      <w:pPr/>
+      <w:r>
+        <w:rPr>
+          <w:lang w:val="en_US" w:bidi="en_US"/>
+        </w:rPr>
+      </w:r>
     </w:p>
     <w:p>
       <w:pPr>
@@ -680,7 +2843,118 @@
         <w:rPr>
           <w:lang w:val="en_US" w:bidi="en_US"/>
         </w:rPr>
-        <w:t>Jerusalem</w:t>
+        <w:t>judge</w:t>
+      </w:r>
+      <w:r>
+        <w:rPr>
+          <w:lang w:val="en_US" w:bidi="en_US"/>
+        </w:rPr>
+      </w:r>
+    </w:p>
+    <w:p>
+      <w:pPr/>
+      <w:r>
+        <w:rPr>
+          <w:lang w:val="en_US" w:bidi="en_US"/>
+        </w:rPr>
+      </w:r>
+      <w:r>
+        <w:rPr>
+          <w:lang w:val="en_US" w:bidi="en_US"/>
+        </w:rPr>
+        <w:t xml:space="preserve">Someone </w:t>
+      </w:r>
+      <w:r>
+        <w:rPr>
+          <w:b/>
+          <w:lang w:val="en_US" w:bidi="en_US"/>
+        </w:rPr>
+        <w:t>judges</w:t>
+      </w:r>
+      <w:r>
+        <w:rPr>
+          <w:lang w:val="en_US" w:bidi="en_US"/>
+        </w:rPr>
+        <w:t xml:space="preserve"> actions that people do by deciding if what they do is right or wrong, and therefore if the person is guilty or innocent of breaking a law. A judge will punish the person if the judge decides that the person is guilty of doing wrong.</w:t>
+      </w:r>
+    </w:p>
+    <w:p>
+      <w:pPr/>
+      <w:r>
+        <w:rPr>
+          <w:lang w:val="en_US" w:bidi="en_US"/>
+        </w:rPr>
+      </w:r>
+      <w:r>
+        <w:rPr>
+          <w:lang w:val="en_US" w:bidi="en_US"/>
+        </w:rPr>
+        <w:t xml:space="preserve">Before the nation of </w:t>
+      </w:r>
+      <w:hyperlink r:id="rId26">
+        <w:r>
+          <w:rPr>
+            <w:lang w:val="en_US" w:bidi="en_US"/>
+          </w:rPr>
+          <w:rPr>
+            <w:color w:val="0000EE"/>
+            <w:u w:val="single"/>
+          </w:rPr>
+          <w:t>Israel</w:t>
+        </w:r>
+      </w:hyperlink>
+      <w:r>
+        <w:rPr>
+          <w:lang w:val="en_US" w:bidi="en_US"/>
+        </w:rPr>
+        <w:t xml:space="preserve"> had </w:t>
+      </w:r>
+      <w:hyperlink r:id="rId38">
+        <w:r>
+          <w:rPr>
+            <w:lang w:val="en_US" w:bidi="en_US"/>
+          </w:rPr>
+          <w:rPr>
+            <w:color w:val="0000EE"/>
+            <w:u w:val="single"/>
+          </w:rPr>
+          <w:t>kings</w:t>
+        </w:r>
+      </w:hyperlink>
+      <w:r>
+        <w:rPr>
+          <w:lang w:val="en_US" w:bidi="en_US"/>
+        </w:rPr>
+        <w:t>, God gave them leaders that they called judges. Someone wrote the judges' stories in a book that we now call the book of Judges. The judges we hear about in the book of Judges did not act as traditional judges in that they did not always decide if someone was guilty of breaking a law. These judges were often military leaders who rescued the Israelites from their enemies. Sometimes, as in the case of Deborah, these judges were prophet-leaders who helped Israel follow God.</w:t>
+      </w:r>
+      <w:r>
+        <w:rPr>
+          <w:lang w:val="en_US" w:bidi="en_US"/>
+        </w:rPr>
+      </w:r>
+      <w:r>
+        <w:rPr>
+          <w:lang w:val="en_US" w:bidi="en_US"/>
+        </w:rPr>
+      </w:r>
+    </w:p>
+    <w:p>
+      <w:pPr/>
+      <w:r>
+        <w:rPr>
+          <w:lang w:val="en_US" w:bidi="en_US"/>
+        </w:rPr>
+      </w:r>
+    </w:p>
+    <w:p>
+      <w:pPr>
+        <w:pStyle w:val="Heading2"/>
+      </w:pPr>
+      <w:r>
+        <w:rPr>
+          <w:lang w:val="en_US" w:bidi="en_US"/>
+        </w:rPr>
+        <w:t>judge</w:t>
       </w:r>
       <w:r>
         <w:rPr>
@@ -711,23 +2985,28 @@
           <w:lang w:val="en_US" w:bidi="en_US"/>
         </w:rPr>
       </w:r>
-      <w:hyperlink r:id="rId15">
-        <w:r>
-          <w:rPr>
-            <w:lang w:val="en_US" w:bidi="en_US"/>
-          </w:rPr>
-          <w:rPr>
-            <w:color w:val="0000EE"/>
-            <w:u w:val="single"/>
-          </w:rPr>
-          <w:t>webm file</w:t>
-        </w:r>
-      </w:hyperlink>
-      <w:r>
-        <w:rPr>
-          <w:lang w:val="en_US" w:bidi="en_US"/>
-        </w:rPr>
-        <w:t xml:space="preserve"> (535408 KB)</w:t>
+      <w:hyperlink r:id="rId63">
+        <w:r>
+          <w:rPr>
+            <w:lang w:val="en_US" w:bidi="en_US"/>
+          </w:rPr>
+          <w:rPr>
+            <w:color w:val="0000EE"/>
+            <w:u w:val="single"/>
+          </w:rPr>
+          <w:t>mp3 file</w:t>
+        </w:r>
+      </w:hyperlink>
+      <w:r>
+        <w:rPr>
+          <w:lang w:val="en_US" w:bidi="en_US"/>
+        </w:rPr>
+        <w:t xml:space="preserve"> (599492 KB)</w:t>
+      </w:r>
+      <w:r>
+        <w:rPr>
+          <w:lang w:val="en_US" w:bidi="en_US"/>
+        </w:rPr>
       </w:r>
       <w:r>
         <w:rPr>
@@ -742,7 +3021,113 @@
           <w:lang w:val="en_US" w:bidi="en_US"/>
         </w:rPr>
       </w:r>
-      <w:hyperlink r:id="rId16">
+    </w:p>
+    <w:p>
+      <w:pPr>
+        <w:pStyle w:val="Heading2"/>
+      </w:pPr>
+      <w:r>
+        <w:rPr>
+          <w:lang w:val="en_US" w:bidi="en_US"/>
+        </w:rPr>
+        <w:t>justice</w:t>
+      </w:r>
+      <w:r>
+        <w:rPr>
+          <w:lang w:val="en_US" w:bidi="en_US"/>
+        </w:rPr>
+      </w:r>
+    </w:p>
+    <w:p>
+      <w:pPr/>
+      <w:r>
+        <w:rPr>
+          <w:lang w:val="en_US" w:bidi="en_US"/>
+        </w:rPr>
+      </w:r>
+      <w:r>
+        <w:rPr>
+          <w:lang w:val="en_US" w:bidi="en_US"/>
+        </w:rPr>
+        <w:t xml:space="preserve">Justice is when someone treats someone else fairly according to the law. When justice is happening in an entire society, then everybody treats each other equally and fairly. In a just society, people in </w:t>
+      </w:r>
+      <w:hyperlink r:id="rId64">
+        <w:r>
+          <w:rPr>
+            <w:lang w:val="en_US" w:bidi="en_US"/>
+          </w:rPr>
+          <w:rPr>
+            <w:color w:val="0000EE"/>
+            <w:u w:val="single"/>
+          </w:rPr>
+          <w:t>authority</w:t>
+        </w:r>
+      </w:hyperlink>
+      <w:r>
+        <w:rPr>
+          <w:lang w:val="en_US" w:bidi="en_US"/>
+        </w:rPr>
+        <w:t xml:space="preserve"> punish those who do wrong and protect people who are poor and weak.</w:t>
+      </w:r>
+      <w:r>
+        <w:rPr>
+          <w:lang w:val="en_US" w:bidi="en_US"/>
+        </w:rPr>
+      </w:r>
+      <w:r>
+        <w:rPr>
+          <w:lang w:val="en_US" w:bidi="en_US"/>
+        </w:rPr>
+      </w:r>
+    </w:p>
+    <w:p>
+      <w:pPr/>
+      <w:r>
+        <w:rPr>
+          <w:lang w:val="en_US" w:bidi="en_US"/>
+        </w:rPr>
+      </w:r>
+    </w:p>
+    <w:p>
+      <w:pPr>
+        <w:pStyle w:val="Heading2"/>
+      </w:pPr>
+      <w:r>
+        <w:rPr>
+          <w:lang w:val="en_US" w:bidi="en_US"/>
+        </w:rPr>
+        <w:t>justice</w:t>
+      </w:r>
+      <w:r>
+        <w:rPr>
+          <w:lang w:val="en_US" w:bidi="en_US"/>
+        </w:rPr>
+      </w:r>
+    </w:p>
+    <w:p>
+      <w:pPr>
+        <w:pStyle w:val="Heading4"/>
+      </w:pPr>
+      <w:r>
+        <w:rPr>
+          <w:lang w:val="en_US" w:bidi="en_US"/>
+        </w:rPr>
+        <w:t>Audio Content</w:t>
+      </w:r>
+      <w:r>
+        <w:rPr>
+          <w:lang w:val="en_US" w:bidi="en_US"/>
+        </w:rPr>
+      </w:r>
+    </w:p>
+    <w:p>
+      <w:pPr/>
+      <w:r>
+        <w:rPr>
+          <w:lang w:val="en_US" w:bidi="en_US"/>
+        </w:rPr>
+      </w:r>
+      <w:hyperlink r:id="rId65">
         <w:r>
           <w:rPr>
             <w:lang w:val="en_US" w:bidi="en_US"/>
@@ -758,7 +3143,7 @@
         <w:rPr>
           <w:lang w:val="en_US" w:bidi="en_US"/>
         </w:rPr>
-        <w:t xml:space="preserve"> (703148 KB)</w:t>
+        <w:t xml:space="preserve"> (288044 KB)</w:t>
       </w:r>
       <w:r>
         <w:rPr>
@@ -787,7 +3172,7 @@
         <w:rPr>
           <w:lang w:val="en_US" w:bidi="en_US"/>
         </w:rPr>
-        <w:t>Jew</w:t>
+        <w:t>justify</w:t>
       </w:r>
       <w:r>
         <w:rPr>
@@ -804,28 +3189,104 @@
       </w:r>
       <w:r>
         <w:rPr>
+          <w:lang w:val="en_US" w:bidi="en_US"/>
+        </w:rPr>
+        <w:t xml:space="preserve">When a person </w:t>
+      </w:r>
+      <w:r>
+        <w:rPr>
           <w:b/>
           <w:lang w:val="en_US" w:bidi="en_US"/>
         </w:rPr>
-        <w:t>Jews</w:t>
-      </w:r>
-      <w:r>
-        <w:rPr>
-          <w:lang w:val="en_US" w:bidi="en_US"/>
-        </w:rPr>
-        <w:t xml:space="preserve"> refers to the people who are </w:t>
-      </w:r>
-      <w:r>
-        <w:rPr>
-          <w:lang w:val="en_US" w:bidi="en_US"/>
-        </w:rPr>
-        <w:t>descendants</w:t>
-      </w:r>
-      <w:r>
-        <w:rPr>
-          <w:lang w:val="en_US" w:bidi="en_US"/>
-        </w:rPr>
-        <w:t xml:space="preserve"> of Jacob. In order to understand the word Jews, you first have to understand the word Israelites.</w:t>
+        <w:t>justifies</w:t>
+      </w:r>
+      <w:r>
+        <w:rPr>
+          <w:lang w:val="en_US" w:bidi="en_US"/>
+        </w:rPr>
+        <w:t xml:space="preserve"> someone, he declares that person not guilty. When God declares a person not guilty, that means the person is </w:t>
+      </w:r>
+      <w:hyperlink r:id="rId66">
+        <w:r>
+          <w:rPr>
+            <w:lang w:val="en_US" w:bidi="en_US"/>
+          </w:rPr>
+          <w:rPr>
+            <w:color w:val="0000EE"/>
+            <w:u w:val="single"/>
+          </w:rPr>
+          <w:t>righteous</w:t>
+        </w:r>
+      </w:hyperlink>
+      <w:r>
+        <w:rPr>
+          <w:lang w:val="en_US" w:bidi="en_US"/>
+        </w:rPr>
+        <w:t xml:space="preserve"> and has a right relationship with God. In the New Testament, God will only justify a person if they trust in Jesus as the </w:t>
+      </w:r>
+      <w:hyperlink r:id="rId67">
+        <w:r>
+          <w:rPr>
+            <w:lang w:val="en_US" w:bidi="en_US"/>
+          </w:rPr>
+          <w:rPr>
+            <w:color w:val="0000EE"/>
+            <w:u w:val="single"/>
+          </w:rPr>
+          <w:t>Savior</w:t>
+        </w:r>
+      </w:hyperlink>
+      <w:r>
+        <w:rPr>
+          <w:lang w:val="en_US" w:bidi="en_US"/>
+        </w:rPr>
+        <w:t xml:space="preserve">, or the </w:t>
+      </w:r>
+      <w:hyperlink r:id="rId68">
+        <w:r>
+          <w:rPr>
+            <w:lang w:val="en_US" w:bidi="en_US"/>
+          </w:rPr>
+          <w:rPr>
+            <w:color w:val="0000EE"/>
+            <w:u w:val="single"/>
+          </w:rPr>
+          <w:t>Christ</w:t>
+        </w:r>
+      </w:hyperlink>
+      <w:r>
+        <w:rPr>
+          <w:lang w:val="en_US" w:bidi="en_US"/>
+        </w:rPr>
+        <w:t xml:space="preserve">, that God has sent to rescue people from their </w:t>
+      </w:r>
+      <w:hyperlink r:id="rId48">
+        <w:r>
+          <w:rPr>
+            <w:lang w:val="en_US" w:bidi="en_US"/>
+          </w:rPr>
+          <w:rPr>
+            <w:color w:val="0000EE"/>
+            <w:u w:val="single"/>
+          </w:rPr>
+          <w:t>sins</w:t>
+        </w:r>
+      </w:hyperlink>
+      <w:r>
+        <w:rPr>
+          <w:lang w:val="en_US" w:bidi="en_US"/>
+        </w:rPr>
+        <w:t>. This means believers in Jesus can have a right relationship with God and God justifies them.</w:t>
+      </w:r>
+      <w:r>
+        <w:rPr>
+          <w:lang w:val="en_US" w:bidi="en_US"/>
+        </w:rPr>
+      </w:r>
+      <w:r>
+        <w:rPr>
+          <w:lang w:val="en_US" w:bidi="en_US"/>
+        </w:rPr>
       </w:r>
     </w:p>
     <w:p>
@@ -835,65 +3296,37 @@
           <w:lang w:val="en_US" w:bidi="en_US"/>
         </w:rPr>
       </w:r>
-      <w:r>
-        <w:rPr>
-          <w:lang w:val="en_US" w:bidi="en_US"/>
-        </w:rPr>
-        <w:t>Israelites</w:t>
-      </w:r>
-      <w:r>
-        <w:rPr>
-          <w:lang w:val="en_US" w:bidi="en_US"/>
-        </w:rPr>
-        <w:t xml:space="preserve"> are descendants of Jacob. </w:t>
-      </w:r>
-      <w:r>
-        <w:rPr>
-          <w:lang w:val="en_US" w:bidi="en_US"/>
-        </w:rPr>
-        <w:t>Abraham</w:t>
-      </w:r>
-      <w:r>
-        <w:rPr>
-          <w:lang w:val="en_US" w:bidi="en_US"/>
-        </w:rPr>
-        <w:t xml:space="preserve">, Jacob's grandfather, was a man who lived about 2000 years before the birth of Jesus. When Abraham was 75 years old, God spoke to him. God told him to leave behind his homeland, and to go to a place that God would show him. God said that he would </w:t>
-      </w:r>
-      <w:r>
-        <w:rPr>
-          <w:lang w:val="en_US" w:bidi="en_US"/>
-        </w:rPr>
-        <w:t>bless</w:t>
-      </w:r>
-      <w:r>
-        <w:rPr>
-          <w:lang w:val="en_US" w:bidi="en_US"/>
-        </w:rPr>
-        <w:t xml:space="preserve"> Abraham, that he would make a great </w:t>
-      </w:r>
-      <w:r>
-        <w:rPr>
-          <w:lang w:val="en_US" w:bidi="en_US"/>
-        </w:rPr>
-        <w:t>nation</w:t>
-      </w:r>
-      <w:r>
-        <w:rPr>
-          <w:lang w:val="en_US" w:bidi="en_US"/>
-        </w:rPr>
-        <w:t xml:space="preserve"> out of him, and that God would bless all the nations of the world through Abraham. Abraham obeyed God and God led him to the region that we call </w:t>
-      </w:r>
-      <w:r>
-        <w:rPr>
-          <w:lang w:val="en_US" w:bidi="en_US"/>
-        </w:rPr>
-        <w:t>Canaan</w:t>
-      </w:r>
-      <w:r>
-        <w:rPr>
-          <w:lang w:val="en_US" w:bidi="en_US"/>
-        </w:rPr>
-        <w:t>. God promised Abraham that God would give this land to Abraham's descendants. Abraham and his wife did not have any children, but when Abraham and his wife were already very old, God gave them a son, Isaac. This was the beginning of God fulfilling his promise to Abraham.</w:t>
+    </w:p>
+    <w:p>
+      <w:pPr>
+        <w:pStyle w:val="Heading2"/>
+      </w:pPr>
+      <w:r>
+        <w:rPr>
+          <w:lang w:val="en_US" w:bidi="en_US"/>
+        </w:rPr>
+        <w:t>justify</w:t>
+      </w:r>
+      <w:r>
+        <w:rPr>
+          <w:lang w:val="en_US" w:bidi="en_US"/>
+        </w:rPr>
+      </w:r>
+    </w:p>
+    <w:p>
+      <w:pPr>
+        <w:pStyle w:val="Heading4"/>
+      </w:pPr>
+      <w:r>
+        <w:rPr>
+          <w:lang w:val="en_US" w:bidi="en_US"/>
+        </w:rPr>
+        <w:t>Audio Content</w:t>
+      </w:r>
+      <w:r>
+        <w:rPr>
+          <w:lang w:val="en_US" w:bidi="en_US"/>
+        </w:rPr>
       </w:r>
     </w:p>
     <w:p>
@@ -903,2269 +3336,7 @@
           <w:lang w:val="en_US" w:bidi="en_US"/>
         </w:rPr>
       </w:r>
-      <w:r>
-        <w:rPr>
-          <w:lang w:val="en_US" w:bidi="en_US"/>
-        </w:rPr>
-        <w:t>Abraham's son Isaac had two sons, one of them was named Jacob. God later gave Jacob the name Israel. From that time onwards, all Jacob's descendants are going to be called Israelites.</w:t>
-      </w:r>
-    </w:p>
-    <w:p>
-      <w:pPr/>
-      <w:r>
-        <w:rPr>
-          <w:lang w:val="en_US" w:bidi="en_US"/>
-        </w:rPr>
-      </w:r>
-      <w:r>
-        <w:rPr>
-          <w:lang w:val="en_US" w:bidi="en_US"/>
-        </w:rPr>
-        <w:t xml:space="preserve">Because God had made a promise to Abraham, and then to Isaac and Jacob, the Israelites were God's special people. God made a </w:t>
-      </w:r>
-      <w:r>
-        <w:rPr>
-          <w:lang w:val="en_US" w:bidi="en_US"/>
-        </w:rPr>
-        <w:t>covenant</w:t>
-      </w:r>
-      <w:r>
-        <w:rPr>
-          <w:lang w:val="en_US" w:bidi="en_US"/>
-        </w:rPr>
-        <w:t xml:space="preserve"> with them, which is a promise with a special agreement. The agreement was that the Israelites would obey all God's </w:t>
-      </w:r>
-      <w:r>
-        <w:rPr>
-          <w:lang w:val="en_US" w:bidi="en_US"/>
-        </w:rPr>
-        <w:t>commandments</w:t>
-      </w:r>
-      <w:r>
-        <w:rPr>
-          <w:lang w:val="en_US" w:bidi="en_US"/>
-        </w:rPr>
-        <w:t>, and God would bless them and make them a blessing for all the people on the earth.</w:t>
-      </w:r>
-    </w:p>
-    <w:p>
-      <w:pPr/>
-      <w:r>
-        <w:rPr>
-          <w:lang w:val="en_US" w:bidi="en_US"/>
-        </w:rPr>
-      </w:r>
-      <w:r>
-        <w:rPr>
-          <w:lang w:val="en_US" w:bidi="en_US"/>
-        </w:rPr>
-        <w:t xml:space="preserve">The land where the Israelites lived was called Israel. This land was divided among the different tribes of Israel. First, people called "judges" ruled the Israelites. When the people asked God to give them a </w:t>
-      </w:r>
-      <w:r>
-        <w:rPr>
-          <w:lang w:val="en_US" w:bidi="en_US"/>
-        </w:rPr>
-        <w:t>king</w:t>
-      </w:r>
-      <w:r>
-        <w:rPr>
-          <w:lang w:val="en_US" w:bidi="en_US"/>
-        </w:rPr>
-        <w:t xml:space="preserve">, God appointed a king to rule over them. At first this went well, and under the rule of king </w:t>
-      </w:r>
-      <w:r>
-        <w:rPr>
-          <w:lang w:val="en_US" w:bidi="en_US"/>
-        </w:rPr>
-        <w:t>David</w:t>
-      </w:r>
-      <w:r>
-        <w:rPr>
-          <w:lang w:val="en_US" w:bidi="en_US"/>
-        </w:rPr>
-        <w:t xml:space="preserve"> and his son Solomon the kingdom of Israel became large and prosperous. But when king Solomon died, there was conflict. Ten of the 12 tribes did not want to have the son of king Solomon as their king. They separated from the other two tribes and chose their own king.</w:t>
-      </w:r>
-    </w:p>
-    <w:p>
-      <w:pPr/>
-      <w:r>
-        <w:rPr>
-          <w:lang w:val="en_US" w:bidi="en_US"/>
-        </w:rPr>
-      </w:r>
-      <w:r>
-        <w:rPr>
-          <w:lang w:val="en_US" w:bidi="en_US"/>
-        </w:rPr>
-        <w:t xml:space="preserve">From that time onwards, Israel was divided into parts. The northern part, with 10 tribes, was still called Israel. The southern part, with two tribes, was called </w:t>
-      </w:r>
-      <w:r>
-        <w:rPr>
-          <w:lang w:val="en_US" w:bidi="en_US"/>
-        </w:rPr>
-        <w:t>Judah</w:t>
-      </w:r>
-      <w:r>
-        <w:rPr>
-          <w:lang w:val="en_US" w:bidi="en_US"/>
-        </w:rPr>
-        <w:t>. It was called Judah because the tribe of Judah was the largest of the two tribes that together formed this southern kingdom.</w:t>
-      </w:r>
-    </w:p>
-    <w:p>
-      <w:pPr/>
-      <w:r>
-        <w:rPr>
-          <w:lang w:val="en_US" w:bidi="en_US"/>
-        </w:rPr>
-      </w:r>
-      <w:r>
-        <w:rPr>
-          <w:lang w:val="en_US" w:bidi="en_US"/>
-        </w:rPr>
-        <w:t>Each part had their own king. The nation of Assyria defeated the northern part, Israel, about 700 years before the birth of Jesus. This happened because the people were continuously disobeying God and breaking the covenant. The king of the Assyrians sent most of the people from Israel away to foreign countries. This was the end of the northern kingdom. We never hear anything more about what happened to these people.</w:t>
-      </w:r>
-    </w:p>
-    <w:p>
-      <w:pPr/>
-      <w:r>
-        <w:rPr>
-          <w:lang w:val="en_US" w:bidi="en_US"/>
-        </w:rPr>
-      </w:r>
-      <w:r>
-        <w:rPr>
-          <w:lang w:val="en_US" w:bidi="en_US"/>
-        </w:rPr>
-        <w:t xml:space="preserve">The kingdom of Judah lasted a little bit longer, but after some years God also punished them for their disobedience. Another foreign nation, the Babylonians, came and destroyed the city of </w:t>
-      </w:r>
-      <w:r>
-        <w:rPr>
-          <w:lang w:val="en_US" w:bidi="en_US"/>
-        </w:rPr>
-        <w:t>Jerusalem</w:t>
-      </w:r>
-      <w:r>
-        <w:rPr>
-          <w:lang w:val="en_US" w:bidi="en_US"/>
-        </w:rPr>
-        <w:t xml:space="preserve">, and the Babylonians took many of the people from Judah to Babylon as prisoners. The people from Judah were now called Jews, which means "people from Judah." Later, God allowed the Jews to go back to Judah, where they rebuilt the city of Jerusalem and the </w:t>
-      </w:r>
-      <w:r>
-        <w:rPr>
-          <w:lang w:val="en_US" w:bidi="en_US"/>
-        </w:rPr>
-        <w:t>temple</w:t>
-      </w:r>
-      <w:r>
-        <w:rPr>
-          <w:lang w:val="en_US" w:bidi="en_US"/>
-        </w:rPr>
-        <w:t xml:space="preserve">. But Judah would never become an independent kingdom again. In the time of the New Testament, another nation named Rome was ruling over the area that had been Israel. What had been the southern kingdom of Judah, was now called the Roman province of Judea. What had been the northern kingdom of Israel, was now roughly the Roman provinces of </w:t>
-      </w:r>
-      <w:r>
-        <w:rPr>
-          <w:lang w:val="en_US" w:bidi="en_US"/>
-        </w:rPr>
-        <w:t>Samaria</w:t>
-      </w:r>
-      <w:r>
-        <w:rPr>
-          <w:lang w:val="en_US" w:bidi="en_US"/>
-        </w:rPr>
-        <w:t xml:space="preserve"> and </w:t>
-      </w:r>
-      <w:r>
-        <w:rPr>
-          <w:lang w:val="en_US" w:bidi="en_US"/>
-        </w:rPr>
-        <w:t>Galilee</w:t>
-      </w:r>
-      <w:r>
-        <w:rPr>
-          <w:lang w:val="en_US" w:bidi="en_US"/>
-        </w:rPr>
-        <w:t>. The word Jew had now begun to refer to all remaining descendants of Jacob, no matter where they lived.</w:t>
-      </w:r>
-    </w:p>
-    <w:p>
-      <w:pPr/>
-      <w:r>
-        <w:rPr>
-          <w:lang w:val="en_US" w:bidi="en_US"/>
-        </w:rPr>
-      </w:r>
-      <w:r>
-        <w:rPr>
-          <w:lang w:val="en_US" w:bidi="en_US"/>
-        </w:rPr>
-        <w:t>And so, the word Israelites and the word Jews both refer to descendants of Jacob. The word Jews occurs especially in the New Testament, and in the later parts of the Old Testament.</w:t>
-      </w:r>
-    </w:p>
-    <w:p>
-      <w:pPr/>
-      <w:r>
-        <w:rPr>
-          <w:lang w:val="en_US" w:bidi="en_US"/>
-        </w:rPr>
-      </w:r>
-      <w:r>
-        <w:rPr>
-          <w:lang w:val="en_US" w:bidi="en_US"/>
-        </w:rPr>
-        <w:t>In general, when people use the word Israelites, they may be thinking especially about the people who live in the country of Israel. And when they use the word Jews, they may be thinking especially about the people who are devoted to the God of Abraham, Isaac, and Jacob, and who want to keep the covenant that God has made with Jacob's descendants. So, the word Jews sometimes has a more religious meaning.</w:t>
-      </w:r>
-    </w:p>
-    <w:p>
-      <w:pPr/>
-      <w:r>
-        <w:rPr>
-          <w:lang w:val="en_US" w:bidi="en_US"/>
-        </w:rPr>
-      </w:r>
-      <w:r>
-        <w:rPr>
-          <w:lang w:val="en_US" w:bidi="en_US"/>
-        </w:rPr>
-        <w:t xml:space="preserve">In the </w:t>
-      </w:r>
-      <w:r>
-        <w:rPr>
-          <w:lang w:val="en_US" w:bidi="en_US"/>
-        </w:rPr>
-        <w:t>Gospels</w:t>
-      </w:r>
-      <w:r>
-        <w:rPr>
-          <w:lang w:val="en_US" w:bidi="en_US"/>
-        </w:rPr>
-        <w:t xml:space="preserve">-the four books in the New Testament that tell us about the life of Jesus-almost all the people we meet are Jews: Jesus, his </w:t>
-      </w:r>
-      <w:r>
-        <w:rPr>
-          <w:lang w:val="en_US" w:bidi="en_US"/>
-        </w:rPr>
-        <w:t>disciples</w:t>
-      </w:r>
-      <w:r>
-        <w:rPr>
-          <w:lang w:val="en_US" w:bidi="en_US"/>
-        </w:rPr>
-        <w:t xml:space="preserve">, and most of the people who listen to him are all Jews. But in the book of John the word Jew is used in a special way. When the writer of the gospel of John talks about Jews, he often means the </w:t>
-      </w:r>
-      <w:r>
-        <w:rPr>
-          <w:i/>
-          <w:lang w:val="en_US" w:bidi="en_US"/>
-        </w:rPr>
-        <w:t>religious leaders</w:t>
-      </w:r>
-      <w:r>
-        <w:rPr>
-          <w:lang w:val="en_US" w:bidi="en_US"/>
-        </w:rPr>
-        <w:t xml:space="preserve"> of the Jews. Usually this means people who are opposed to Jesus.</w:t>
-      </w:r>
-      <w:r>
-        <w:rPr>
-          <w:lang w:val="en_US" w:bidi="en_US"/>
-        </w:rPr>
-      </w:r>
-      <w:r>
-        <w:rPr>
-          <w:lang w:val="en_US" w:bidi="en_US"/>
-        </w:rPr>
-      </w:r>
-    </w:p>
-    <w:p>
-      <w:pPr/>
-      <w:r>
-        <w:rPr>
-          <w:lang w:val="en_US" w:bidi="en_US"/>
-        </w:rPr>
-      </w:r>
-    </w:p>
-    <w:p>
-      <w:pPr>
-        <w:pStyle w:val="Heading2"/>
-      </w:pPr>
-      <w:r>
-        <w:rPr>
-          <w:lang w:val="en_US" w:bidi="en_US"/>
-        </w:rPr>
-        <w:t>Jew</w:t>
-      </w:r>
-      <w:r>
-        <w:rPr>
-          <w:lang w:val="en_US" w:bidi="en_US"/>
-        </w:rPr>
-      </w:r>
-    </w:p>
-    <w:p>
-      <w:pPr>
-        <w:pStyle w:val="Heading4"/>
-      </w:pPr>
-      <w:r>
-        <w:rPr>
-          <w:lang w:val="en_US" w:bidi="en_US"/>
-        </w:rPr>
-        <w:t>Audio Content</w:t>
-      </w:r>
-      <w:r>
-        <w:rPr>
-          <w:lang w:val="en_US" w:bidi="en_US"/>
-        </w:rPr>
-      </w:r>
-    </w:p>
-    <w:p>
-      <w:pPr/>
-      <w:r>
-        <w:rPr>
-          <w:lang w:val="en_US" w:bidi="en_US"/>
-        </w:rPr>
-      </w:r>
-      <w:hyperlink r:id="rId17">
-        <w:r>
-          <w:rPr>
-            <w:lang w:val="en_US" w:bidi="en_US"/>
-          </w:rPr>
-          <w:rPr>
-            <w:color w:val="0000EE"/>
-            <w:u w:val="single"/>
-          </w:rPr>
-          <w:t>webm file</w:t>
-        </w:r>
-      </w:hyperlink>
-      <w:r>
-        <w:rPr>
-          <w:lang w:val="en_US" w:bidi="en_US"/>
-        </w:rPr>
-        <w:t xml:space="preserve"> (2936219 KB)</w:t>
-      </w:r>
-      <w:r>
-        <w:rPr>
-          <w:lang w:val="en_US" w:bidi="en_US"/>
-        </w:rPr>
-      </w:r>
-    </w:p>
-    <w:p>
-      <w:pPr/>
-      <w:r>
-        <w:rPr>
-          <w:lang w:val="en_US" w:bidi="en_US"/>
-        </w:rPr>
-      </w:r>
-      <w:hyperlink r:id="rId18">
-        <w:r>
-          <w:rPr>
-            <w:lang w:val="en_US" w:bidi="en_US"/>
-          </w:rPr>
-          <w:rPr>
-            <w:color w:val="0000EE"/>
-            <w:u w:val="single"/>
-          </w:rPr>
-          <w:t>mp3 file</w:t>
-        </w:r>
-      </w:hyperlink>
-      <w:r>
-        <w:rPr>
-          <w:lang w:val="en_US" w:bidi="en_US"/>
-        </w:rPr>
-        <w:t xml:space="preserve"> (3860444 KB)</w:t>
-      </w:r>
-      <w:r>
-        <w:rPr>
-          <w:lang w:val="en_US" w:bidi="en_US"/>
-        </w:rPr>
-      </w:r>
-      <w:r>
-        <w:rPr>
-          <w:lang w:val="en_US" w:bidi="en_US"/>
-        </w:rPr>
-      </w:r>
-    </w:p>
-    <w:p>
-      <w:pPr/>
-      <w:r>
-        <w:rPr>
-          <w:lang w:val="en_US" w:bidi="en_US"/>
-        </w:rPr>
-      </w:r>
-    </w:p>
-    <w:p>
-      <w:pPr>
-        <w:pStyle w:val="Heading2"/>
-      </w:pPr>
-      <w:r>
-        <w:rPr>
-          <w:lang w:val="en_US" w:bidi="en_US"/>
-        </w:rPr>
-        <w:t>John</w:t>
-      </w:r>
-      <w:r>
-        <w:rPr>
-          <w:lang w:val="en_US" w:bidi="en_US"/>
-        </w:rPr>
-      </w:r>
-    </w:p>
-    <w:p>
-      <w:pPr/>
-      <w:r>
-        <w:rPr>
-          <w:lang w:val="en_US" w:bidi="en_US"/>
-        </w:rPr>
-      </w:r>
-      <w:r>
-        <w:rPr>
-          <w:b/>
-          <w:lang w:val="en_US" w:bidi="en_US"/>
-        </w:rPr>
-        <w:t>John</w:t>
-      </w:r>
-      <w:r>
-        <w:rPr>
-          <w:lang w:val="en_US" w:bidi="en_US"/>
-        </w:rPr>
-        <w:t xml:space="preserve"> was one of the </w:t>
-      </w:r>
-      <w:r>
-        <w:rPr>
-          <w:lang w:val="en_US" w:bidi="en_US"/>
-        </w:rPr>
-        <w:t>disciples</w:t>
-      </w:r>
-      <w:r>
-        <w:rPr>
-          <w:lang w:val="en_US" w:bidi="en_US"/>
-        </w:rPr>
-        <w:t xml:space="preserve"> of Jesus. He was the brother of </w:t>
-      </w:r>
-      <w:r>
-        <w:rPr>
-          <w:lang w:val="en_US" w:bidi="en_US"/>
-        </w:rPr>
-        <w:t>James</w:t>
-      </w:r>
-      <w:r>
-        <w:rPr>
-          <w:lang w:val="en_US" w:bidi="en_US"/>
-        </w:rPr>
-        <w:t>, another disciple, and their father's name was Zebedee. James and John were fishermen before Jesus called them to become his disciples. Together with Peter, another disciple, these three men were often with Jesus at special times, even when other disciples were not there.</w:t>
-      </w:r>
-    </w:p>
-    <w:p>
-      <w:pPr/>
-      <w:r>
-        <w:rPr>
-          <w:lang w:val="en_US" w:bidi="en_US"/>
-        </w:rPr>
-      </w:r>
-      <w:r>
-        <w:rPr>
-          <w:lang w:val="en_US" w:bidi="en_US"/>
-        </w:rPr>
-        <w:t>At one time, Jesus called James and his brother John "sons of thunder." It could be that Jesus gave them this name because they had a temper, and got angry quickly. But we do not know for sure.</w:t>
-      </w:r>
-    </w:p>
-    <w:p>
-      <w:pPr/>
-      <w:r>
-        <w:rPr>
-          <w:lang w:val="en_US" w:bidi="en_US"/>
-        </w:rPr>
-      </w:r>
-      <w:r>
-        <w:rPr>
-          <w:lang w:val="en_US" w:bidi="en_US"/>
-        </w:rPr>
-        <w:t xml:space="preserve">The disciple John is probably also the writer of the </w:t>
-      </w:r>
-      <w:r>
-        <w:rPr>
-          <w:lang w:val="en_US" w:bidi="en_US"/>
-        </w:rPr>
-        <w:t>Gospel</w:t>
-      </w:r>
-      <w:r>
-        <w:rPr>
-          <w:lang w:val="en_US" w:bidi="en_US"/>
-        </w:rPr>
-        <w:t xml:space="preserve"> of John, the epistles of John, and Revelation-all books in the New Testament. He probably lived the longest of all the disciples of Jesus. When he was already quite old, the Roman authorities sent him as a prisoner to an island called Patmos, where God gave him the </w:t>
-      </w:r>
-      <w:r>
-        <w:rPr>
-          <w:lang w:val="en_US" w:bidi="en_US"/>
-        </w:rPr>
-        <w:t>visions</w:t>
-      </w:r>
-      <w:r>
-        <w:rPr>
-          <w:lang w:val="en_US" w:bidi="en_US"/>
-        </w:rPr>
-        <w:t xml:space="preserve"> that we can hear about in the book Revelation.</w:t>
-      </w:r>
-      <w:r>
-        <w:rPr>
-          <w:lang w:val="en_US" w:bidi="en_US"/>
-        </w:rPr>
-      </w:r>
-      <w:r>
-        <w:rPr>
-          <w:lang w:val="en_US" w:bidi="en_US"/>
-        </w:rPr>
-      </w:r>
-    </w:p>
-    <w:p>
-      <w:pPr/>
-      <w:r>
-        <w:rPr>
-          <w:lang w:val="en_US" w:bidi="en_US"/>
-        </w:rPr>
-      </w:r>
-    </w:p>
-    <w:p>
-      <w:pPr>
-        <w:pStyle w:val="Heading2"/>
-      </w:pPr>
-      <w:r>
-        <w:rPr>
-          <w:lang w:val="en_US" w:bidi="en_US"/>
-        </w:rPr>
-        <w:t>John</w:t>
-      </w:r>
-      <w:r>
-        <w:rPr>
-          <w:lang w:val="en_US" w:bidi="en_US"/>
-        </w:rPr>
-      </w:r>
-    </w:p>
-    <w:p>
-      <w:pPr>
-        <w:pStyle w:val="Heading4"/>
-      </w:pPr>
-      <w:r>
-        <w:rPr>
-          <w:lang w:val="en_US" w:bidi="en_US"/>
-        </w:rPr>
-        <w:t>Audio Content</w:t>
-      </w:r>
-      <w:r>
-        <w:rPr>
-          <w:lang w:val="en_US" w:bidi="en_US"/>
-        </w:rPr>
-      </w:r>
-    </w:p>
-    <w:p>
-      <w:pPr/>
-      <w:r>
-        <w:rPr>
-          <w:lang w:val="en_US" w:bidi="en_US"/>
-        </w:rPr>
-      </w:r>
-      <w:hyperlink r:id="rId19">
-        <w:r>
-          <w:rPr>
-            <w:lang w:val="en_US" w:bidi="en_US"/>
-          </w:rPr>
-          <w:rPr>
-            <w:color w:val="0000EE"/>
-            <w:u w:val="single"/>
-          </w:rPr>
-          <w:t>webm file</w:t>
-        </w:r>
-      </w:hyperlink>
-      <w:r>
-        <w:rPr>
-          <w:lang w:val="en_US" w:bidi="en_US"/>
-        </w:rPr>
-        <w:t xml:space="preserve"> (544400 KB)</w:t>
-      </w:r>
-      <w:r>
-        <w:rPr>
-          <w:lang w:val="en_US" w:bidi="en_US"/>
-        </w:rPr>
-      </w:r>
-    </w:p>
-    <w:p>
-      <w:pPr/>
-      <w:r>
-        <w:rPr>
-          <w:lang w:val="en_US" w:bidi="en_US"/>
-        </w:rPr>
-      </w:r>
-      <w:hyperlink r:id="rId20">
-        <w:r>
-          <w:rPr>
-            <w:lang w:val="en_US" w:bidi="en_US"/>
-          </w:rPr>
-          <w:rPr>
-            <w:color w:val="0000EE"/>
-            <w:u w:val="single"/>
-          </w:rPr>
-          <w:t>mp3 file</w:t>
-        </w:r>
-      </w:hyperlink>
-      <w:r>
-        <w:rPr>
-          <w:lang w:val="en_US" w:bidi="en_US"/>
-        </w:rPr>
-        <w:t xml:space="preserve"> (723260 KB)</w:t>
-      </w:r>
-      <w:r>
-        <w:rPr>
-          <w:lang w:val="en_US" w:bidi="en_US"/>
-        </w:rPr>
-      </w:r>
-      <w:r>
-        <w:rPr>
-          <w:lang w:val="en_US" w:bidi="en_US"/>
-        </w:rPr>
-      </w:r>
-    </w:p>
-    <w:p>
-      <w:pPr/>
-      <w:r>
-        <w:rPr>
-          <w:lang w:val="en_US" w:bidi="en_US"/>
-        </w:rPr>
-      </w:r>
-    </w:p>
-    <w:p>
-      <w:pPr>
-        <w:pStyle w:val="Heading2"/>
-      </w:pPr>
-      <w:r>
-        <w:rPr>
-          <w:lang w:val="en_US" w:bidi="en_US"/>
-        </w:rPr>
-        <w:t>John the Baptist</w:t>
-      </w:r>
-      <w:r>
-        <w:rPr>
-          <w:lang w:val="en_US" w:bidi="en_US"/>
-        </w:rPr>
-      </w:r>
-    </w:p>
-    <w:p>
-      <w:pPr/>
-      <w:r>
-        <w:rPr>
-          <w:lang w:val="en_US" w:bidi="en_US"/>
-        </w:rPr>
-      </w:r>
-      <w:r>
-        <w:rPr>
-          <w:b/>
-          <w:lang w:val="en_US" w:bidi="en_US"/>
-        </w:rPr>
-        <w:t>John the baptizer</w:t>
-      </w:r>
-      <w:r>
-        <w:rPr>
-          <w:lang w:val="en_US" w:bidi="en_US"/>
-        </w:rPr>
-        <w:t xml:space="preserve">, or </w:t>
-      </w:r>
-      <w:r>
-        <w:rPr>
-          <w:b/>
-          <w:lang w:val="en_US" w:bidi="en_US"/>
-        </w:rPr>
-        <w:t>John the Baptist</w:t>
-      </w:r>
-      <w:r>
-        <w:rPr>
-          <w:lang w:val="en_US" w:bidi="en_US"/>
-        </w:rPr>
-        <w:t xml:space="preserve">, was the person who told the people to </w:t>
-      </w:r>
-      <w:r>
-        <w:rPr>
-          <w:lang w:val="en_US" w:bidi="en_US"/>
-        </w:rPr>
-        <w:t>repent</w:t>
-      </w:r>
-      <w:r>
-        <w:rPr>
-          <w:lang w:val="en_US" w:bidi="en_US"/>
-        </w:rPr>
-        <w:t xml:space="preserve"> of their </w:t>
-      </w:r>
-      <w:r>
-        <w:rPr>
-          <w:lang w:val="en_US" w:bidi="en_US"/>
-        </w:rPr>
-        <w:t>sins</w:t>
-      </w:r>
-      <w:r>
-        <w:rPr>
-          <w:lang w:val="en_US" w:bidi="en_US"/>
-        </w:rPr>
-        <w:t xml:space="preserve"> and to take a special bath called </w:t>
-      </w:r>
-      <w:r>
-        <w:rPr>
-          <w:lang w:val="en_US" w:bidi="en_US"/>
-        </w:rPr>
-        <w:t>baptism</w:t>
-      </w:r>
-      <w:r>
-        <w:rPr>
-          <w:lang w:val="en_US" w:bidi="en_US"/>
-        </w:rPr>
-        <w:t xml:space="preserve"> as a sign of their repentance. John did this shortly before Jesus began his own work.</w:t>
-      </w:r>
-    </w:p>
-    <w:p>
-      <w:pPr/>
-      <w:r>
-        <w:rPr>
-          <w:lang w:val="en_US" w:bidi="en_US"/>
-        </w:rPr>
-      </w:r>
-      <w:r>
-        <w:rPr>
-          <w:lang w:val="en_US" w:bidi="en_US"/>
-        </w:rPr>
-        <w:t xml:space="preserve">John's parents were Zechariah and </w:t>
-      </w:r>
-      <w:r>
-        <w:rPr>
-          <w:lang w:val="en_US" w:bidi="en_US"/>
-        </w:rPr>
-        <w:t>Elizabeth</w:t>
-      </w:r>
-      <w:r>
-        <w:rPr>
-          <w:lang w:val="en_US" w:bidi="en_US"/>
-        </w:rPr>
-        <w:t>. John's birth was quite special. His parents were already very old when he was born. John was their only child.</w:t>
-      </w:r>
-    </w:p>
-    <w:p>
-      <w:pPr/>
-      <w:r>
-        <w:rPr>
-          <w:lang w:val="en_US" w:bidi="en_US"/>
-        </w:rPr>
-      </w:r>
-      <w:r>
-        <w:rPr>
-          <w:lang w:val="en_US" w:bidi="en_US"/>
-        </w:rPr>
-        <w:t xml:space="preserve">John's father, Zechariah, was a </w:t>
-      </w:r>
-      <w:r>
-        <w:rPr>
-          <w:lang w:val="en_US" w:bidi="en_US"/>
-        </w:rPr>
-        <w:t>priest</w:t>
-      </w:r>
-      <w:r>
-        <w:rPr>
-          <w:lang w:val="en_US" w:bidi="en_US"/>
-        </w:rPr>
-        <w:t xml:space="preserve"> and served God in the </w:t>
-      </w:r>
-      <w:r>
-        <w:rPr>
-          <w:lang w:val="en_US" w:bidi="en_US"/>
-        </w:rPr>
-        <w:t>temple</w:t>
-      </w:r>
-      <w:r>
-        <w:rPr>
-          <w:lang w:val="en_US" w:bidi="en_US"/>
-        </w:rPr>
-        <w:t xml:space="preserve"> in </w:t>
-      </w:r>
-      <w:r>
-        <w:rPr>
-          <w:lang w:val="en_US" w:bidi="en_US"/>
-        </w:rPr>
-        <w:t>Jerusalem</w:t>
-      </w:r>
-      <w:r>
-        <w:rPr>
-          <w:lang w:val="en_US" w:bidi="en_US"/>
-        </w:rPr>
-        <w:t xml:space="preserve">. One time, when Zechariah was in the temple, an </w:t>
-      </w:r>
-      <w:r>
-        <w:rPr>
-          <w:lang w:val="en_US" w:bidi="en_US"/>
-        </w:rPr>
-        <w:t>angel</w:t>
-      </w:r>
-      <w:r>
-        <w:rPr>
-          <w:lang w:val="en_US" w:bidi="en_US"/>
-        </w:rPr>
-        <w:t xml:space="preserve"> appeared to Zechariah and told him that his wife Elizabeth would have a son. This son would be a servant of God like the </w:t>
-      </w:r>
-      <w:r>
-        <w:rPr>
-          <w:lang w:val="en_US" w:bidi="en_US"/>
-        </w:rPr>
-        <w:t>prophet</w:t>
-      </w:r>
-      <w:r>
-        <w:rPr>
-          <w:lang w:val="en_US" w:bidi="en_US"/>
-        </w:rPr>
-        <w:t xml:space="preserve"> </w:t>
-      </w:r>
-      <w:r>
-        <w:rPr>
-          <w:lang w:val="en_US" w:bidi="en_US"/>
-        </w:rPr>
-        <w:t>Elijah</w:t>
-      </w:r>
-      <w:r>
-        <w:rPr>
-          <w:lang w:val="en_US" w:bidi="en_US"/>
-        </w:rPr>
-        <w:t xml:space="preserve"> had been, and he would tell the people of </w:t>
-      </w:r>
-      <w:r>
-        <w:rPr>
-          <w:lang w:val="en_US" w:bidi="en_US"/>
-        </w:rPr>
-        <w:t>Israel</w:t>
-      </w:r>
-      <w:r>
-        <w:rPr>
-          <w:lang w:val="en_US" w:bidi="en_US"/>
-        </w:rPr>
-        <w:t xml:space="preserve"> to repent, in order to prepare the people to receive God. Zechariah could not </w:t>
-      </w:r>
-      <w:r>
-        <w:rPr>
-          <w:lang w:val="en_US" w:bidi="en_US"/>
-        </w:rPr>
-        <w:t>believe</w:t>
-      </w:r>
-      <w:r>
-        <w:rPr>
-          <w:lang w:val="en_US" w:bidi="en_US"/>
-        </w:rPr>
-        <w:t xml:space="preserve"> that what the angel said was true, because Zechariah and his wife Elizabeth were already so old. Because Zechariah did not believe the angel, the angel told Zechariah that he would be unable to speak until after the birth of the child.</w:t>
-      </w:r>
-    </w:p>
-    <w:p>
-      <w:pPr/>
-      <w:r>
-        <w:rPr>
-          <w:lang w:val="en_US" w:bidi="en_US"/>
-        </w:rPr>
-      </w:r>
-      <w:r>
-        <w:rPr>
-          <w:lang w:val="en_US" w:bidi="en_US"/>
-        </w:rPr>
-        <w:t>And of course, it happened exactly as the angel had said. Elizabeth became pregnant, even though she was already so old. She gave birth to John.</w:t>
-      </w:r>
-    </w:p>
-    <w:p>
-      <w:pPr/>
-      <w:r>
-        <w:rPr>
-          <w:lang w:val="en_US" w:bidi="en_US"/>
-        </w:rPr>
-      </w:r>
-      <w:r>
-        <w:rPr>
-          <w:lang w:val="en_US" w:bidi="en_US"/>
-        </w:rPr>
-        <w:t xml:space="preserve">When John grew up, he went to live in the </w:t>
-      </w:r>
-      <w:r>
-        <w:rPr>
-          <w:lang w:val="en_US" w:bidi="en_US"/>
-        </w:rPr>
-        <w:t>wilderness</w:t>
-      </w:r>
-      <w:r>
-        <w:rPr>
-          <w:lang w:val="en_US" w:bidi="en_US"/>
-        </w:rPr>
-        <w:t xml:space="preserve">, in a lonely place away from people, near the </w:t>
-      </w:r>
-      <w:r>
-        <w:rPr>
-          <w:lang w:val="en_US" w:bidi="en_US"/>
-        </w:rPr>
-        <w:t>Jordan River</w:t>
-      </w:r>
-      <w:r>
-        <w:rPr>
-          <w:lang w:val="en_US" w:bidi="en_US"/>
-        </w:rPr>
-        <w:t xml:space="preserve">. He ate only what was available in the wilderness-honey and locusts. He wore very simple clothes made out of rough </w:t>
-      </w:r>
-      <w:r>
-        <w:rPr>
-          <w:lang w:val="en_US" w:bidi="en_US"/>
-        </w:rPr>
-        <w:t>camel</w:t>
-      </w:r>
-      <w:r>
-        <w:rPr>
-          <w:lang w:val="en_US" w:bidi="en_US"/>
-        </w:rPr>
-        <w:t xml:space="preserve"> hair. By looking at his clothes, people were reminded of the prophet Elijah. And many people came to John to listen to what he had to say. John told the people that another person would come after him, who was much more important than John was. John was preparing the people to receive this person, by telling them to repent of their sins and to start obeying God. The person that John was talking about was Jesus.</w:t>
-      </w:r>
-    </w:p>
-    <w:p>
-      <w:pPr/>
-      <w:r>
-        <w:rPr>
-          <w:lang w:val="en_US" w:bidi="en_US"/>
-        </w:rPr>
-      </w:r>
-      <w:r>
-        <w:rPr>
-          <w:lang w:val="en_US" w:bidi="en_US"/>
-        </w:rPr>
-        <w:t xml:space="preserve">John told the people to take a special bath named baptism. This was a ritual that showed the people that they really repented from their sins. Sometimes, people who were not Jews but still wanted to follow God, took baptism. But John told them that they </w:t>
-      </w:r>
-      <w:r>
-        <w:rPr>
-          <w:i/>
-          <w:lang w:val="en_US" w:bidi="en_US"/>
-        </w:rPr>
-        <w:t>all</w:t>
-      </w:r>
-      <w:r>
-        <w:rPr>
-          <w:lang w:val="en_US" w:bidi="en_US"/>
-        </w:rPr>
-        <w:t xml:space="preserve"> had to take baptism! Even though the people were </w:t>
-      </w:r>
-      <w:r>
-        <w:rPr>
-          <w:lang w:val="en_US" w:bidi="en_US"/>
-        </w:rPr>
-        <w:t>Jews</w:t>
-      </w:r>
-      <w:r>
-        <w:rPr>
-          <w:lang w:val="en_US" w:bidi="en_US"/>
-        </w:rPr>
-        <w:t>, and therefore God's special people, they still did many wrong things and needed to repent. They needed to tell God that they felt sorry for disobeying God, and that they wanted to change.</w:t>
-      </w:r>
-    </w:p>
-    <w:p>
-      <w:pPr/>
-      <w:r>
-        <w:rPr>
-          <w:lang w:val="en_US" w:bidi="en_US"/>
-        </w:rPr>
-      </w:r>
-      <w:r>
-        <w:rPr>
-          <w:lang w:val="en_US" w:bidi="en_US"/>
-        </w:rPr>
-        <w:t xml:space="preserve">Without any fear, John the baptizer told the people openly what they did wrong. The religious teachers of the Jews did not like John. During this time, King Herod Antipas was ruling over </w:t>
-      </w:r>
-      <w:r>
-        <w:rPr>
-          <w:lang w:val="en_US" w:bidi="en_US"/>
-        </w:rPr>
-        <w:t>Judea</w:t>
-      </w:r>
-      <w:r>
-        <w:rPr>
-          <w:lang w:val="en_US" w:bidi="en_US"/>
-        </w:rPr>
-        <w:t xml:space="preserve">. This was a son of the King Herod who had tried to kill Jesus when he was a baby. Herod Antipas was living together with the wife of his brother, and John openly told him that this was wrong. This woman was angry with John because of this, and tried to kill him, but King Herod had respect for John and did not want to kill him. But the </w:t>
-      </w:r>
-      <w:r>
-        <w:rPr>
-          <w:lang w:val="en_US" w:bidi="en_US"/>
-        </w:rPr>
-        <w:t>king</w:t>
-      </w:r>
-      <w:r>
-        <w:rPr>
-          <w:lang w:val="en_US" w:bidi="en_US"/>
-        </w:rPr>
-        <w:t xml:space="preserve"> did put John in prison, and one time during a party, the king's wife tricked king Herod, and he was forced to have John killed. The king's soldiers cut off John's head to kill him.</w:t>
-      </w:r>
-    </w:p>
-    <w:p>
-      <w:pPr/>
-      <w:r>
-        <w:rPr>
-          <w:lang w:val="en_US" w:bidi="en_US"/>
-        </w:rPr>
-      </w:r>
-      <w:r>
-        <w:rPr>
-          <w:lang w:val="en_US" w:bidi="en_US"/>
-        </w:rPr>
-        <w:t xml:space="preserve">John the baptizer was a relative of Jesus. His mother Elizabeth was a cousin of Jesus's mother </w:t>
-      </w:r>
-      <w:r>
-        <w:rPr>
-          <w:lang w:val="en_US" w:bidi="en_US"/>
-        </w:rPr>
-        <w:t>Mary</w:t>
-      </w:r>
-      <w:r>
-        <w:rPr>
-          <w:lang w:val="en_US" w:bidi="en_US"/>
-        </w:rPr>
-        <w:t>.</w:t>
-      </w:r>
-      <w:r>
-        <w:rPr>
-          <w:lang w:val="en_US" w:bidi="en_US"/>
-        </w:rPr>
-      </w:r>
-      <w:r>
-        <w:rPr>
-          <w:lang w:val="en_US" w:bidi="en_US"/>
-        </w:rPr>
-      </w:r>
-    </w:p>
-    <w:p>
-      <w:pPr/>
-      <w:r>
-        <w:rPr>
-          <w:lang w:val="en_US" w:bidi="en_US"/>
-        </w:rPr>
-      </w:r>
-    </w:p>
-    <w:p>
-      <w:pPr>
-        <w:pStyle w:val="Heading2"/>
-      </w:pPr>
-      <w:r>
-        <w:rPr>
-          <w:lang w:val="en_US" w:bidi="en_US"/>
-        </w:rPr>
-        <w:t>John the Baptist</w:t>
-      </w:r>
-      <w:r>
-        <w:rPr>
-          <w:lang w:val="en_US" w:bidi="en_US"/>
-        </w:rPr>
-      </w:r>
-    </w:p>
-    <w:p>
-      <w:pPr>
-        <w:pStyle w:val="Heading4"/>
-      </w:pPr>
-      <w:r>
-        <w:rPr>
-          <w:lang w:val="en_US" w:bidi="en_US"/>
-        </w:rPr>
-        <w:t>Audio Content</w:t>
-      </w:r>
-      <w:r>
-        <w:rPr>
-          <w:lang w:val="en_US" w:bidi="en_US"/>
-        </w:rPr>
-      </w:r>
-    </w:p>
-    <w:p>
-      <w:pPr/>
-      <w:r>
-        <w:rPr>
-          <w:lang w:val="en_US" w:bidi="en_US"/>
-        </w:rPr>
-      </w:r>
-      <w:hyperlink r:id="rId21">
-        <w:r>
-          <w:rPr>
-            <w:lang w:val="en_US" w:bidi="en_US"/>
-          </w:rPr>
-          <w:rPr>
-            <w:color w:val="0000EE"/>
-            <w:u w:val="single"/>
-          </w:rPr>
-          <w:t>webm file</w:t>
-        </w:r>
-      </w:hyperlink>
-      <w:r>
-        <w:rPr>
-          <w:lang w:val="en_US" w:bidi="en_US"/>
-        </w:rPr>
-        <w:t xml:space="preserve"> (1828197 KB)</w:t>
-      </w:r>
-      <w:r>
-        <w:rPr>
-          <w:lang w:val="en_US" w:bidi="en_US"/>
-        </w:rPr>
-      </w:r>
-    </w:p>
-    <w:p>
-      <w:pPr/>
-      <w:r>
-        <w:rPr>
-          <w:lang w:val="en_US" w:bidi="en_US"/>
-        </w:rPr>
-      </w:r>
-      <w:hyperlink r:id="rId22">
-        <w:r>
-          <w:rPr>
-            <w:lang w:val="en_US" w:bidi="en_US"/>
-          </w:rPr>
-          <w:rPr>
-            <w:color w:val="0000EE"/>
-            <w:u w:val="single"/>
-          </w:rPr>
-          <w:t>mp3 file</w:t>
-        </w:r>
-      </w:hyperlink>
-      <w:r>
-        <w:rPr>
-          <w:lang w:val="en_US" w:bidi="en_US"/>
-        </w:rPr>
-        <w:t xml:space="preserve"> (2422388 KB)</w:t>
-      </w:r>
-      <w:r>
-        <w:rPr>
-          <w:lang w:val="en_US" w:bidi="en_US"/>
-        </w:rPr>
-      </w:r>
-      <w:r>
-        <w:rPr>
-          <w:lang w:val="en_US" w:bidi="en_US"/>
-        </w:rPr>
-      </w:r>
-    </w:p>
-    <w:p>
-      <w:pPr/>
-      <w:r>
-        <w:rPr>
-          <w:lang w:val="en_US" w:bidi="en_US"/>
-        </w:rPr>
-      </w:r>
-    </w:p>
-    <w:p>
-      <w:pPr>
-        <w:pStyle w:val="Heading2"/>
-      </w:pPr>
-      <w:r>
-        <w:rPr>
-          <w:lang w:val="en_US" w:bidi="en_US"/>
-        </w:rPr>
-        <w:t>Jordan River</w:t>
-      </w:r>
-      <w:r>
-        <w:rPr>
-          <w:lang w:val="en_US" w:bidi="en_US"/>
-        </w:rPr>
-      </w:r>
-    </w:p>
-    <w:p>
-      <w:pPr/>
-      <w:r>
-        <w:rPr>
-          <w:lang w:val="en_US" w:bidi="en_US"/>
-        </w:rPr>
-      </w:r>
-      <w:r>
-        <w:rPr>
-          <w:lang w:val="en_US" w:bidi="en_US"/>
-        </w:rPr>
-        <w:t xml:space="preserve">The </w:t>
-      </w:r>
-      <w:r>
-        <w:rPr>
-          <w:b/>
-          <w:lang w:val="en_US" w:bidi="en_US"/>
-        </w:rPr>
-        <w:t>Jordan River</w:t>
-      </w:r>
-      <w:r>
-        <w:rPr>
-          <w:lang w:val="en_US" w:bidi="en_US"/>
-        </w:rPr>
-        <w:t xml:space="preserve"> is a long river that runs through </w:t>
-      </w:r>
-      <w:r>
-        <w:rPr>
-          <w:lang w:val="en_US" w:bidi="en_US"/>
-        </w:rPr>
-        <w:t>Israel</w:t>
-      </w:r>
-      <w:r>
-        <w:rPr>
-          <w:lang w:val="en_US" w:bidi="en_US"/>
-        </w:rPr>
-        <w:t xml:space="preserve"> from north to south. During the rainy season the river is quite wide and deep. At other times of the year the river is smaller, and a person can get across the river by wading or swimming through the water. At two places, the river passes a large lake: first the Lake-or sea-of Galilee, and later the Dead Sea. The </w:t>
-      </w:r>
-      <w:r>
-        <w:rPr>
-          <w:lang w:val="en_US" w:bidi="en_US"/>
-        </w:rPr>
-        <w:t>Lake of Galilee</w:t>
-      </w:r>
-      <w:r>
-        <w:rPr>
-          <w:lang w:val="en_US" w:bidi="en_US"/>
-        </w:rPr>
-        <w:t xml:space="preserve"> has sweet water and there are many fish in the lake; but the Dead Sea has saltwater, and the water is so salty that no fish can live in it. The Jordan River stops at the Dead Sea.</w:t>
-      </w:r>
-    </w:p>
-    <w:p>
-      <w:pPr/>
-      <w:r>
-        <w:rPr>
-          <w:lang w:val="en_US" w:bidi="en_US"/>
-        </w:rPr>
-      </w:r>
-      <w:r>
-        <w:rPr>
-          <w:lang w:val="en_US" w:bidi="en_US"/>
-        </w:rPr>
-        <w:t xml:space="preserve">The Jordan River was very important for the </w:t>
-      </w:r>
-      <w:r>
-        <w:rPr>
-          <w:lang w:val="en_US" w:bidi="en_US"/>
-        </w:rPr>
-        <w:t>Jews</w:t>
-      </w:r>
-      <w:r>
-        <w:rPr>
-          <w:lang w:val="en_US" w:bidi="en_US"/>
-        </w:rPr>
-        <w:t xml:space="preserve">. It was important because the people needed the water of the river, but also because when the </w:t>
-      </w:r>
-      <w:r>
-        <w:rPr>
-          <w:lang w:val="en_US" w:bidi="en_US"/>
-        </w:rPr>
-        <w:t>Israelites</w:t>
-      </w:r>
-      <w:r>
-        <w:rPr>
-          <w:lang w:val="en_US" w:bidi="en_US"/>
-        </w:rPr>
-        <w:t xml:space="preserve"> had first entered the land, they had to cross this Jordan River. It was the time of the rains, and the river was very deep and wide at the time. But God did a </w:t>
-      </w:r>
-      <w:r>
-        <w:rPr>
-          <w:lang w:val="en_US" w:bidi="en_US"/>
-        </w:rPr>
-        <w:t>miracle</w:t>
-      </w:r>
-      <w:r>
-        <w:rPr>
-          <w:lang w:val="en_US" w:bidi="en_US"/>
-        </w:rPr>
-        <w:t xml:space="preserve"> and stopped the water in the river, and the people of Israel could safely walk across the bottom of the river to the other side.</w:t>
-      </w:r>
-    </w:p>
-    <w:p>
-      <w:pPr/>
-      <w:r>
-        <w:rPr>
-          <w:lang w:val="en_US" w:bidi="en_US"/>
-        </w:rPr>
-      </w:r>
-      <w:r>
-        <w:rPr>
-          <w:lang w:val="en_US" w:bidi="en_US"/>
-        </w:rPr>
-        <w:t>You may want to first look up the Jordan River in the video Bible dictionary.</w:t>
-      </w:r>
-      <w:r>
-        <w:rPr>
-          <w:lang w:val="en_US" w:bidi="en_US"/>
-        </w:rPr>
-      </w:r>
-      <w:r>
-        <w:rPr>
-          <w:lang w:val="en_US" w:bidi="en_US"/>
-        </w:rPr>
-      </w:r>
-    </w:p>
-    <w:p>
-      <w:pPr/>
-      <w:r>
-        <w:rPr>
-          <w:lang w:val="en_US" w:bidi="en_US"/>
-        </w:rPr>
-      </w:r>
-    </w:p>
-    <w:p>
-      <w:pPr>
-        <w:pStyle w:val="Heading2"/>
-      </w:pPr>
-      <w:r>
-        <w:rPr>
-          <w:lang w:val="en_US" w:bidi="en_US"/>
-        </w:rPr>
-        <w:t>Jordan River</w:t>
-      </w:r>
-      <w:r>
-        <w:rPr>
-          <w:lang w:val="en_US" w:bidi="en_US"/>
-        </w:rPr>
-      </w:r>
-    </w:p>
-    <w:p>
-      <w:pPr>
-        <w:pStyle w:val="Heading4"/>
-      </w:pPr>
-      <w:r>
-        <w:rPr>
-          <w:lang w:val="en_US" w:bidi="en_US"/>
-        </w:rPr>
-        <w:t>Audio Content</w:t>
-      </w:r>
-      <w:r>
-        <w:rPr>
-          <w:lang w:val="en_US" w:bidi="en_US"/>
-        </w:rPr>
-      </w:r>
-    </w:p>
-    <w:p>
-      <w:pPr/>
-      <w:r>
-        <w:rPr>
-          <w:lang w:val="en_US" w:bidi="en_US"/>
-        </w:rPr>
-      </w:r>
-      <w:hyperlink r:id="rId23">
-        <w:r>
-          <w:rPr>
-            <w:lang w:val="en_US" w:bidi="en_US"/>
-          </w:rPr>
-          <w:rPr>
-            <w:color w:val="0000EE"/>
-            <w:u w:val="single"/>
-          </w:rPr>
-          <w:t>webm file</w:t>
-        </w:r>
-      </w:hyperlink>
-      <w:r>
-        <w:rPr>
-          <w:lang w:val="en_US" w:bidi="en_US"/>
-        </w:rPr>
-        <w:t xml:space="preserve"> (655528 KB)</w:t>
-      </w:r>
-      <w:r>
-        <w:rPr>
-          <w:lang w:val="en_US" w:bidi="en_US"/>
-        </w:rPr>
-      </w:r>
-    </w:p>
-    <w:p>
-      <w:pPr/>
-      <w:r>
-        <w:rPr>
-          <w:lang w:val="en_US" w:bidi="en_US"/>
-        </w:rPr>
-      </w:r>
-      <w:hyperlink r:id="rId24">
-        <w:r>
-          <w:rPr>
-            <w:lang w:val="en_US" w:bidi="en_US"/>
-          </w:rPr>
-          <w:rPr>
-            <w:color w:val="0000EE"/>
-            <w:u w:val="single"/>
-          </w:rPr>
-          <w:t>mp3 file</w:t>
-        </w:r>
-      </w:hyperlink>
-      <w:r>
-        <w:rPr>
-          <w:lang w:val="en_US" w:bidi="en_US"/>
-        </w:rPr>
-        <w:t xml:space="preserve"> (874364 KB)</w:t>
-      </w:r>
-      <w:r>
-        <w:rPr>
-          <w:lang w:val="en_US" w:bidi="en_US"/>
-        </w:rPr>
-      </w:r>
-      <w:r>
-        <w:rPr>
-          <w:lang w:val="en_US" w:bidi="en_US"/>
-        </w:rPr>
-      </w:r>
-    </w:p>
-    <w:p>
-      <w:pPr/>
-      <w:r>
-        <w:rPr>
-          <w:lang w:val="en_US" w:bidi="en_US"/>
-        </w:rPr>
-      </w:r>
-    </w:p>
-    <w:p>
-      <w:pPr>
-        <w:pStyle w:val="Heading2"/>
-      </w:pPr>
-      <w:r>
-        <w:rPr>
-          <w:lang w:val="en_US" w:bidi="en_US"/>
-        </w:rPr>
-        <w:t>Judea</w:t>
-      </w:r>
-      <w:r>
-        <w:rPr>
-          <w:lang w:val="en_US" w:bidi="en_US"/>
-        </w:rPr>
-      </w:r>
-    </w:p>
-    <w:p>
-      <w:pPr/>
-      <w:r>
-        <w:rPr>
-          <w:lang w:val="en_US" w:bidi="en_US"/>
-        </w:rPr>
-      </w:r>
-      <w:r>
-        <w:rPr>
-          <w:b/>
-          <w:lang w:val="en_US" w:bidi="en_US"/>
-        </w:rPr>
-        <w:t>Judea</w:t>
-      </w:r>
-      <w:r>
-        <w:rPr>
-          <w:lang w:val="en_US" w:bidi="en_US"/>
-        </w:rPr>
-        <w:t xml:space="preserve"> is the name of a region in </w:t>
-      </w:r>
-      <w:r>
-        <w:rPr>
-          <w:lang w:val="en_US" w:bidi="en_US"/>
-        </w:rPr>
-        <w:t>Israel</w:t>
-      </w:r>
-      <w:r>
-        <w:rPr>
-          <w:lang w:val="en_US" w:bidi="en_US"/>
-        </w:rPr>
-        <w:t xml:space="preserve"> in the time of the New Testament.</w:t>
-      </w:r>
-    </w:p>
-    <w:p>
-      <w:pPr/>
-      <w:r>
-        <w:rPr>
-          <w:lang w:val="en_US" w:bidi="en_US"/>
-        </w:rPr>
-      </w:r>
-      <w:r>
-        <w:rPr>
-          <w:lang w:val="en_US" w:bidi="en_US"/>
-        </w:rPr>
-        <w:t xml:space="preserve">In the time of Jesus, Israel was not an independent </w:t>
-      </w:r>
-      <w:r>
-        <w:rPr>
-          <w:lang w:val="en_US" w:bidi="en_US"/>
-        </w:rPr>
-        <w:t>nation</w:t>
-      </w:r>
-      <w:r>
-        <w:rPr>
-          <w:lang w:val="en_US" w:bidi="en_US"/>
-        </w:rPr>
-        <w:t xml:space="preserve">. The </w:t>
-      </w:r>
-      <w:r>
-        <w:rPr>
-          <w:lang w:val="en_US" w:bidi="en_US"/>
-        </w:rPr>
-        <w:t>Israelites</w:t>
-      </w:r>
-      <w:r>
-        <w:rPr>
-          <w:lang w:val="en_US" w:bidi="en_US"/>
-        </w:rPr>
-        <w:t xml:space="preserve"> were ruled by the Roman people. The Romans had divided Israel into several regions, or provinces. These provinces were Judea in the south, </w:t>
-      </w:r>
-      <w:r>
-        <w:rPr>
-          <w:lang w:val="en_US" w:bidi="en_US"/>
-        </w:rPr>
-        <w:t>Galilee</w:t>
-      </w:r>
-      <w:r>
-        <w:rPr>
-          <w:lang w:val="en_US" w:bidi="en_US"/>
-        </w:rPr>
-        <w:t xml:space="preserve"> in the north, and </w:t>
-      </w:r>
-      <w:r>
-        <w:rPr>
-          <w:lang w:val="en_US" w:bidi="en_US"/>
-        </w:rPr>
-        <w:t>Samaria</w:t>
-      </w:r>
-      <w:r>
-        <w:rPr>
-          <w:lang w:val="en_US" w:bidi="en_US"/>
-        </w:rPr>
-        <w:t xml:space="preserve"> in the middle.</w:t>
-      </w:r>
-    </w:p>
-    <w:p>
-      <w:pPr/>
-      <w:r>
-        <w:rPr>
-          <w:lang w:val="en_US" w:bidi="en_US"/>
-        </w:rPr>
-      </w:r>
-      <w:r>
-        <w:rPr>
-          <w:lang w:val="en_US" w:bidi="en_US"/>
-        </w:rPr>
-        <w:t xml:space="preserve">Judea was the place where the most important city was, </w:t>
-      </w:r>
-      <w:r>
-        <w:rPr>
-          <w:lang w:val="en_US" w:bidi="en_US"/>
-        </w:rPr>
-        <w:t>Jerusalem</w:t>
-      </w:r>
-      <w:r>
-        <w:rPr>
-          <w:lang w:val="en_US" w:bidi="en_US"/>
-        </w:rPr>
-        <w:t xml:space="preserve">, and the </w:t>
-      </w:r>
-      <w:r>
-        <w:rPr>
-          <w:lang w:val="en_US" w:bidi="en_US"/>
-        </w:rPr>
-        <w:t>temple</w:t>
-      </w:r>
-      <w:r>
-        <w:rPr>
-          <w:lang w:val="en_US" w:bidi="en_US"/>
-        </w:rPr>
-        <w:t xml:space="preserve"> of God. The people in Judea often thought that they were better </w:t>
-      </w:r>
-      <w:r>
-        <w:rPr>
-          <w:lang w:val="en_US" w:bidi="en_US"/>
-        </w:rPr>
-        <w:t>Jews</w:t>
-      </w:r>
-      <w:r>
-        <w:rPr>
-          <w:lang w:val="en_US" w:bidi="en_US"/>
-        </w:rPr>
-        <w:t xml:space="preserve"> than the people in Galilee. They looked down on the people in Galilee, thinking of them as uneducated and rough. The people in Judea </w:t>
-      </w:r>
-      <w:r>
-        <w:rPr>
-          <w:i/>
-          <w:lang w:val="en_US" w:bidi="en_US"/>
-        </w:rPr>
-        <w:t>and</w:t>
-      </w:r>
-      <w:r>
-        <w:rPr>
-          <w:lang w:val="en_US" w:bidi="en_US"/>
-        </w:rPr>
-        <w:t xml:space="preserve"> Galilee looked down on people in Samaria, whom they considered not to be Jews at all.</w:t>
-      </w:r>
-    </w:p>
-    <w:p>
-      <w:pPr/>
-      <w:r>
-        <w:rPr>
-          <w:lang w:val="en_US" w:bidi="en_US"/>
-        </w:rPr>
-      </w:r>
-      <w:r>
-        <w:rPr>
-          <w:lang w:val="en_US" w:bidi="en_US"/>
-        </w:rPr>
-        <w:t>The area that is Judea in the New Testament is called Judah in the Old Testament.</w:t>
-      </w:r>
-      <w:r>
-        <w:rPr>
-          <w:lang w:val="en_US" w:bidi="en_US"/>
-        </w:rPr>
-      </w:r>
-      <w:r>
-        <w:rPr>
-          <w:lang w:val="en_US" w:bidi="en_US"/>
-        </w:rPr>
-      </w:r>
-    </w:p>
-    <w:p>
-      <w:pPr/>
-      <w:r>
-        <w:rPr>
-          <w:lang w:val="en_US" w:bidi="en_US"/>
-        </w:rPr>
-      </w:r>
-    </w:p>
-    <w:p>
-      <w:pPr>
-        <w:pStyle w:val="Heading2"/>
-      </w:pPr>
-      <w:r>
-        <w:rPr>
-          <w:lang w:val="en_US" w:bidi="en_US"/>
-        </w:rPr>
-        <w:t>Judea</w:t>
-      </w:r>
-      <w:r>
-        <w:rPr>
-          <w:lang w:val="en_US" w:bidi="en_US"/>
-        </w:rPr>
-      </w:r>
-    </w:p>
-    <w:p>
-      <w:pPr>
-        <w:pStyle w:val="Heading4"/>
-      </w:pPr>
-      <w:r>
-        <w:rPr>
-          <w:lang w:val="en_US" w:bidi="en_US"/>
-        </w:rPr>
-        <w:t>Audio Content</w:t>
-      </w:r>
-      <w:r>
-        <w:rPr>
-          <w:lang w:val="en_US" w:bidi="en_US"/>
-        </w:rPr>
-      </w:r>
-    </w:p>
-    <w:p>
-      <w:pPr/>
-      <w:r>
-        <w:rPr>
-          <w:lang w:val="en_US" w:bidi="en_US"/>
-        </w:rPr>
-      </w:r>
-      <w:hyperlink r:id="rId25">
-        <w:r>
-          <w:rPr>
-            <w:lang w:val="en_US" w:bidi="en_US"/>
-          </w:rPr>
-          <w:rPr>
-            <w:color w:val="0000EE"/>
-            <w:u w:val="single"/>
-          </w:rPr>
-          <w:t>webm file</w:t>
-        </w:r>
-      </w:hyperlink>
-      <w:r>
-        <w:rPr>
-          <w:lang w:val="en_US" w:bidi="en_US"/>
-        </w:rPr>
-        <w:t xml:space="preserve"> (527381 KB)</w:t>
-      </w:r>
-      <w:r>
-        <w:rPr>
-          <w:lang w:val="en_US" w:bidi="en_US"/>
-        </w:rPr>
-      </w:r>
-    </w:p>
-    <w:p>
-      <w:pPr/>
-      <w:r>
-        <w:rPr>
-          <w:lang w:val="en_US" w:bidi="en_US"/>
-        </w:rPr>
-      </w:r>
-      <w:hyperlink r:id="rId26">
-        <w:r>
-          <w:rPr>
-            <w:lang w:val="en_US" w:bidi="en_US"/>
-          </w:rPr>
-          <w:rPr>
-            <w:color w:val="0000EE"/>
-            <w:u w:val="single"/>
-          </w:rPr>
-          <w:t>mp3 file</w:t>
-        </w:r>
-      </w:hyperlink>
-      <w:r>
-        <w:rPr>
-          <w:lang w:val="en_US" w:bidi="en_US"/>
-        </w:rPr>
-        <w:t xml:space="preserve"> (658796 KB)</w:t>
-      </w:r>
-      <w:r>
-        <w:rPr>
-          <w:lang w:val="en_US" w:bidi="en_US"/>
-        </w:rPr>
-      </w:r>
-      <w:r>
-        <w:rPr>
-          <w:lang w:val="en_US" w:bidi="en_US"/>
-        </w:rPr>
-      </w:r>
-    </w:p>
-    <w:p>
-      <w:pPr/>
-      <w:r>
-        <w:rPr>
-          <w:lang w:val="en_US" w:bidi="en_US"/>
-        </w:rPr>
-      </w:r>
-    </w:p>
-    <w:p>
-      <w:pPr>
-        <w:pStyle w:val="Heading2"/>
-      </w:pPr>
-      <w:r>
-        <w:rPr>
-          <w:lang w:val="en_US" w:bidi="en_US"/>
-        </w:rPr>
-        <w:t>judge</w:t>
-      </w:r>
-      <w:r>
-        <w:rPr>
-          <w:lang w:val="en_US" w:bidi="en_US"/>
-        </w:rPr>
-      </w:r>
-    </w:p>
-    <w:p>
-      <w:pPr/>
-      <w:r>
-        <w:rPr>
-          <w:lang w:val="en_US" w:bidi="en_US"/>
-        </w:rPr>
-      </w:r>
-      <w:r>
-        <w:rPr>
-          <w:lang w:val="en_US" w:bidi="en_US"/>
-        </w:rPr>
-        <w:t xml:space="preserve">Someone </w:t>
-      </w:r>
-      <w:r>
-        <w:rPr>
-          <w:b/>
-          <w:lang w:val="en_US" w:bidi="en_US"/>
-        </w:rPr>
-        <w:t>judges</w:t>
-      </w:r>
-      <w:r>
-        <w:rPr>
-          <w:lang w:val="en_US" w:bidi="en_US"/>
-        </w:rPr>
-        <w:t xml:space="preserve"> actions that people do by deciding if what they do is right or wrong, and therefore if the person is guilty or innocent of breaking a law. A judge will punish the person if the judge decides that the person is guilty of doing wrong.</w:t>
-      </w:r>
-    </w:p>
-    <w:p>
-      <w:pPr/>
-      <w:r>
-        <w:rPr>
-          <w:lang w:val="en_US" w:bidi="en_US"/>
-        </w:rPr>
-      </w:r>
-      <w:r>
-        <w:rPr>
-          <w:lang w:val="en_US" w:bidi="en_US"/>
-        </w:rPr>
-        <w:t xml:space="preserve">Before the nation of </w:t>
-      </w:r>
-      <w:r>
-        <w:rPr>
-          <w:lang w:val="en_US" w:bidi="en_US"/>
-        </w:rPr>
-        <w:t>Israel</w:t>
-      </w:r>
-      <w:r>
-        <w:rPr>
-          <w:lang w:val="en_US" w:bidi="en_US"/>
-        </w:rPr>
-        <w:t xml:space="preserve"> had </w:t>
-      </w:r>
-      <w:r>
-        <w:rPr>
-          <w:lang w:val="en_US" w:bidi="en_US"/>
-        </w:rPr>
-        <w:t>kings</w:t>
-      </w:r>
-      <w:r>
-        <w:rPr>
-          <w:lang w:val="en_US" w:bidi="en_US"/>
-        </w:rPr>
-        <w:t>, God gave them leaders that they called judges. Someone wrote the judges' stories in a book that we now call the book of Judges. The judges we hear about in the book of Judges did not act as traditional judges in that they did not always decide if someone was guilty of breaking a law. These judges were often military leaders who rescued the Israelites from their enemies. Sometimes, as in the case of Deborah, these judges were prophet-leaders who helped Israel follow God.</w:t>
-      </w:r>
-      <w:r>
-        <w:rPr>
-          <w:lang w:val="en_US" w:bidi="en_US"/>
-        </w:rPr>
-      </w:r>
-      <w:r>
-        <w:rPr>
-          <w:lang w:val="en_US" w:bidi="en_US"/>
-        </w:rPr>
-      </w:r>
-    </w:p>
-    <w:p>
-      <w:pPr/>
-      <w:r>
-        <w:rPr>
-          <w:lang w:val="en_US" w:bidi="en_US"/>
-        </w:rPr>
-      </w:r>
-    </w:p>
-    <w:p>
-      <w:pPr>
-        <w:pStyle w:val="Heading2"/>
-      </w:pPr>
-      <w:r>
-        <w:rPr>
-          <w:lang w:val="en_US" w:bidi="en_US"/>
-        </w:rPr>
-        <w:t>judge</w:t>
-      </w:r>
-      <w:r>
-        <w:rPr>
-          <w:lang w:val="en_US" w:bidi="en_US"/>
-        </w:rPr>
-      </w:r>
-    </w:p>
-    <w:p>
-      <w:pPr>
-        <w:pStyle w:val="Heading4"/>
-      </w:pPr>
-      <w:r>
-        <w:rPr>
-          <w:lang w:val="en_US" w:bidi="en_US"/>
-        </w:rPr>
-        <w:t>Audio Content</w:t>
-      </w:r>
-      <w:r>
-        <w:rPr>
-          <w:lang w:val="en_US" w:bidi="en_US"/>
-        </w:rPr>
-      </w:r>
-    </w:p>
-    <w:p>
-      <w:pPr/>
-      <w:r>
-        <w:rPr>
-          <w:lang w:val="en_US" w:bidi="en_US"/>
-        </w:rPr>
-      </w:r>
-      <w:hyperlink r:id="rId27">
-        <w:r>
-          <w:rPr>
-            <w:lang w:val="en_US" w:bidi="en_US"/>
-          </w:rPr>
-          <w:rPr>
-            <w:color w:val="0000EE"/>
-            <w:u w:val="single"/>
-          </w:rPr>
-          <w:t>webm file</w:t>
-        </w:r>
-      </w:hyperlink>
-      <w:r>
-        <w:rPr>
-          <w:lang w:val="en_US" w:bidi="en_US"/>
-        </w:rPr>
-        <w:t xml:space="preserve"> (481215 KB)</w:t>
-      </w:r>
-      <w:r>
-        <w:rPr>
-          <w:lang w:val="en_US" w:bidi="en_US"/>
-        </w:rPr>
-      </w:r>
-    </w:p>
-    <w:p>
-      <w:pPr/>
-      <w:r>
-        <w:rPr>
-          <w:lang w:val="en_US" w:bidi="en_US"/>
-        </w:rPr>
-      </w:r>
-      <w:hyperlink r:id="rId28">
-        <w:r>
-          <w:rPr>
-            <w:lang w:val="en_US" w:bidi="en_US"/>
-          </w:rPr>
-          <w:rPr>
-            <w:color w:val="0000EE"/>
-            <w:u w:val="single"/>
-          </w:rPr>
-          <w:t>mp3 file</w:t>
-        </w:r>
-      </w:hyperlink>
-      <w:r>
-        <w:rPr>
-          <w:lang w:val="en_US" w:bidi="en_US"/>
-        </w:rPr>
-        <w:t xml:space="preserve"> (599492 KB)</w:t>
-      </w:r>
-      <w:r>
-        <w:rPr>
-          <w:lang w:val="en_US" w:bidi="en_US"/>
-        </w:rPr>
-      </w:r>
-      <w:r>
-        <w:rPr>
-          <w:lang w:val="en_US" w:bidi="en_US"/>
-        </w:rPr>
-      </w:r>
-    </w:p>
-    <w:p>
-      <w:pPr/>
-      <w:r>
-        <w:rPr>
-          <w:lang w:val="en_US" w:bidi="en_US"/>
-        </w:rPr>
-      </w:r>
-    </w:p>
-    <w:p>
-      <w:pPr>
-        <w:pStyle w:val="Heading2"/>
-      </w:pPr>
-      <w:r>
-        <w:rPr>
-          <w:lang w:val="en_US" w:bidi="en_US"/>
-        </w:rPr>
-        <w:t>justice</w:t>
-      </w:r>
-      <w:r>
-        <w:rPr>
-          <w:lang w:val="en_US" w:bidi="en_US"/>
-        </w:rPr>
-      </w:r>
-    </w:p>
-    <w:p>
-      <w:pPr/>
-      <w:r>
-        <w:rPr>
-          <w:lang w:val="en_US" w:bidi="en_US"/>
-        </w:rPr>
-      </w:r>
-      <w:r>
-        <w:rPr>
-          <w:lang w:val="en_US" w:bidi="en_US"/>
-        </w:rPr>
-        <w:t xml:space="preserve">Justice is when someone treats someone else fairly according to the law. When justice is happening in an entire society, then everybody treats each other equally and fairly. In a just society, people in </w:t>
-      </w:r>
-      <w:r>
-        <w:rPr>
-          <w:lang w:val="en_US" w:bidi="en_US"/>
-        </w:rPr>
-        <w:t>authority</w:t>
-      </w:r>
-      <w:r>
-        <w:rPr>
-          <w:lang w:val="en_US" w:bidi="en_US"/>
-        </w:rPr>
-        <w:t xml:space="preserve"> punish those who do wrong and protect people who are poor and weak.</w:t>
-      </w:r>
-      <w:r>
-        <w:rPr>
-          <w:lang w:val="en_US" w:bidi="en_US"/>
-        </w:rPr>
-      </w:r>
-      <w:r>
-        <w:rPr>
-          <w:lang w:val="en_US" w:bidi="en_US"/>
-        </w:rPr>
-      </w:r>
-    </w:p>
-    <w:p>
-      <w:pPr/>
-      <w:r>
-        <w:rPr>
-          <w:lang w:val="en_US" w:bidi="en_US"/>
-        </w:rPr>
-      </w:r>
-    </w:p>
-    <w:p>
-      <w:pPr>
-        <w:pStyle w:val="Heading2"/>
-      </w:pPr>
-      <w:r>
-        <w:rPr>
-          <w:lang w:val="en_US" w:bidi="en_US"/>
-        </w:rPr>
-        <w:t>justice</w:t>
-      </w:r>
-      <w:r>
-        <w:rPr>
-          <w:lang w:val="en_US" w:bidi="en_US"/>
-        </w:rPr>
-      </w:r>
-    </w:p>
-    <w:p>
-      <w:pPr>
-        <w:pStyle w:val="Heading4"/>
-      </w:pPr>
-      <w:r>
-        <w:rPr>
-          <w:lang w:val="en_US" w:bidi="en_US"/>
-        </w:rPr>
-        <w:t>Audio Content</w:t>
-      </w:r>
-      <w:r>
-        <w:rPr>
-          <w:lang w:val="en_US" w:bidi="en_US"/>
-        </w:rPr>
-      </w:r>
-    </w:p>
-    <w:p>
-      <w:pPr/>
-      <w:r>
-        <w:rPr>
-          <w:lang w:val="en_US" w:bidi="en_US"/>
-        </w:rPr>
-      </w:r>
-      <w:hyperlink r:id="rId29">
-        <w:r>
-          <w:rPr>
-            <w:lang w:val="en_US" w:bidi="en_US"/>
-          </w:rPr>
-          <w:rPr>
-            <w:color w:val="0000EE"/>
-            <w:u w:val="single"/>
-          </w:rPr>
-          <w:t>webm file</w:t>
-        </w:r>
-      </w:hyperlink>
-      <w:r>
-        <w:rPr>
-          <w:lang w:val="en_US" w:bidi="en_US"/>
-        </w:rPr>
-        <w:t xml:space="preserve"> (216963 KB)</w:t>
-      </w:r>
-      <w:r>
-        <w:rPr>
-          <w:lang w:val="en_US" w:bidi="en_US"/>
-        </w:rPr>
-      </w:r>
-    </w:p>
-    <w:p>
-      <w:pPr/>
-      <w:r>
-        <w:rPr>
-          <w:lang w:val="en_US" w:bidi="en_US"/>
-        </w:rPr>
-      </w:r>
-      <w:hyperlink r:id="rId30">
-        <w:r>
-          <w:rPr>
-            <w:lang w:val="en_US" w:bidi="en_US"/>
-          </w:rPr>
-          <w:rPr>
-            <w:color w:val="0000EE"/>
-            <w:u w:val="single"/>
-          </w:rPr>
-          <w:t>mp3 file</w:t>
-        </w:r>
-      </w:hyperlink>
-      <w:r>
-        <w:rPr>
-          <w:lang w:val="en_US" w:bidi="en_US"/>
-        </w:rPr>
-        <w:t xml:space="preserve"> (288044 KB)</w:t>
-      </w:r>
-      <w:r>
-        <w:rPr>
-          <w:lang w:val="en_US" w:bidi="en_US"/>
-        </w:rPr>
-      </w:r>
-      <w:r>
-        <w:rPr>
-          <w:lang w:val="en_US" w:bidi="en_US"/>
-        </w:rPr>
-      </w:r>
-    </w:p>
-    <w:p>
-      <w:pPr/>
-      <w:r>
-        <w:rPr>
-          <w:lang w:val="en_US" w:bidi="en_US"/>
-        </w:rPr>
-      </w:r>
-    </w:p>
-    <w:p>
-      <w:pPr>
-        <w:pStyle w:val="Heading2"/>
-      </w:pPr>
-      <w:r>
-        <w:rPr>
-          <w:lang w:val="en_US" w:bidi="en_US"/>
-        </w:rPr>
-        <w:t>justify</w:t>
-      </w:r>
-      <w:r>
-        <w:rPr>
-          <w:lang w:val="en_US" w:bidi="en_US"/>
-        </w:rPr>
-      </w:r>
-    </w:p>
-    <w:p>
-      <w:pPr/>
-      <w:r>
-        <w:rPr>
-          <w:lang w:val="en_US" w:bidi="en_US"/>
-        </w:rPr>
-      </w:r>
-      <w:r>
-        <w:rPr>
-          <w:lang w:val="en_US" w:bidi="en_US"/>
-        </w:rPr>
-        <w:t xml:space="preserve">When a person </w:t>
-      </w:r>
-      <w:r>
-        <w:rPr>
-          <w:b/>
-          <w:lang w:val="en_US" w:bidi="en_US"/>
-        </w:rPr>
-        <w:t>justifies</w:t>
-      </w:r>
-      <w:r>
-        <w:rPr>
-          <w:lang w:val="en_US" w:bidi="en_US"/>
-        </w:rPr>
-        <w:t xml:space="preserve"> someone, he declares that person not guilty. When God declares a person not guilty, that means the person is </w:t>
-      </w:r>
-      <w:r>
-        <w:rPr>
-          <w:lang w:val="en_US" w:bidi="en_US"/>
-        </w:rPr>
-        <w:t>righteous</w:t>
-      </w:r>
-      <w:r>
-        <w:rPr>
-          <w:lang w:val="en_US" w:bidi="en_US"/>
-        </w:rPr>
-        <w:t xml:space="preserve"> and has a right relationship with God. In the New Testament, God will only justify a person if they trust in Jesus as the </w:t>
-      </w:r>
-      <w:r>
-        <w:rPr>
-          <w:lang w:val="en_US" w:bidi="en_US"/>
-        </w:rPr>
-        <w:t>Savior</w:t>
-      </w:r>
-      <w:r>
-        <w:rPr>
-          <w:lang w:val="en_US" w:bidi="en_US"/>
-        </w:rPr>
-        <w:t xml:space="preserve">, or the </w:t>
-      </w:r>
-      <w:r>
-        <w:rPr>
-          <w:lang w:val="en_US" w:bidi="en_US"/>
-        </w:rPr>
-        <w:t>Christ</w:t>
-      </w:r>
-      <w:r>
-        <w:rPr>
-          <w:lang w:val="en_US" w:bidi="en_US"/>
-        </w:rPr>
-        <w:t xml:space="preserve">, that God has sent to rescue people from their </w:t>
-      </w:r>
-      <w:r>
-        <w:rPr>
-          <w:lang w:val="en_US" w:bidi="en_US"/>
-        </w:rPr>
-        <w:t>sins</w:t>
-      </w:r>
-      <w:r>
-        <w:rPr>
-          <w:lang w:val="en_US" w:bidi="en_US"/>
-        </w:rPr>
-        <w:t>. This means believers in Jesus can have a right relationship with God and God justifies them.</w:t>
-      </w:r>
-      <w:r>
-        <w:rPr>
-          <w:lang w:val="en_US" w:bidi="en_US"/>
-        </w:rPr>
-      </w:r>
-      <w:r>
-        <w:rPr>
-          <w:lang w:val="en_US" w:bidi="en_US"/>
-        </w:rPr>
-      </w:r>
-    </w:p>
-    <w:p>
-      <w:pPr/>
-      <w:r>
-        <w:rPr>
-          <w:lang w:val="en_US" w:bidi="en_US"/>
-        </w:rPr>
-      </w:r>
-    </w:p>
-    <w:p>
-      <w:pPr>
-        <w:pStyle w:val="Heading2"/>
-      </w:pPr>
-      <w:r>
-        <w:rPr>
-          <w:lang w:val="en_US" w:bidi="en_US"/>
-        </w:rPr>
-        <w:t>justify</w:t>
-      </w:r>
-      <w:r>
-        <w:rPr>
-          <w:lang w:val="en_US" w:bidi="en_US"/>
-        </w:rPr>
-      </w:r>
-    </w:p>
-    <w:p>
-      <w:pPr>
-        <w:pStyle w:val="Heading4"/>
-      </w:pPr>
-      <w:r>
-        <w:rPr>
-          <w:lang w:val="en_US" w:bidi="en_US"/>
-        </w:rPr>
-        <w:t>Audio Content</w:t>
-      </w:r>
-      <w:r>
-        <w:rPr>
-          <w:lang w:val="en_US" w:bidi="en_US"/>
-        </w:rPr>
-      </w:r>
-    </w:p>
-    <w:p>
-      <w:pPr/>
-      <w:r>
-        <w:rPr>
-          <w:lang w:val="en_US" w:bidi="en_US"/>
-        </w:rPr>
-      </w:r>
-      <w:hyperlink r:id="rId31">
-        <w:r>
-          <w:rPr>
-            <w:lang w:val="en_US" w:bidi="en_US"/>
-          </w:rPr>
-          <w:rPr>
-            <w:color w:val="0000EE"/>
-            <w:u w:val="single"/>
-          </w:rPr>
-          <w:t>webm file</w:t>
-        </w:r>
-      </w:hyperlink>
-      <w:r>
-        <w:rPr>
-          <w:lang w:val="en_US" w:bidi="en_US"/>
-        </w:rPr>
-        <w:t xml:space="preserve"> (329807 KB)</w:t>
-      </w:r>
-      <w:r>
-        <w:rPr>
-          <w:lang w:val="en_US" w:bidi="en_US"/>
-        </w:rPr>
-      </w:r>
-    </w:p>
-    <w:p>
-      <w:pPr/>
-      <w:r>
-        <w:rPr>
-          <w:lang w:val="en_US" w:bidi="en_US"/>
-        </w:rPr>
-      </w:r>
-      <w:hyperlink r:id="rId32">
+      <w:hyperlink r:id="rId69">
         <w:r>
           <w:rPr>
             <w:lang w:val="en_US" w:bidi="en_US"/>

--- a/eng/docx/010.content.docx
+++ b/eng/docx/010.content.docx
@@ -39,80 +39,37 @@
           <w:b/>
           <w:lang w:val="en_US" w:bidi="en_US"/>
         </w:rPr>
-        <w:t>Familiarization, Internalization, Articulation (Fia) Terms</w:t>
-      </w:r>
-      <w:r>
-        <w:rPr>
-          <w:lang w:val="en_US" w:bidi="en_US"/>
-        </w:rPr>
-        <w:t xml:space="preserve"> is based on: </w:t>
-      </w:r>
-      <w:r>
-        <w:rPr>
-          <w:lang w:val="en_US" w:bidi="en_US"/>
-        </w:rPr>
-        <w:t>Familiarization, Internalization, Articulation (Fia) Terms</w:t>
-      </w:r>
-      <w:r>
-        <w:rPr>
-          <w:lang w:val="en_US" w:bidi="en_US"/>
-        </w:rPr>
-        <w:t xml:space="preserve">, </w:t>
-      </w:r>
-      <w:hyperlink r:id="rId13">
-        <w:r>
-          <w:rPr>
-            <w:lang w:val="en_US" w:bidi="en_US"/>
-          </w:rPr>
-          <w:rPr>
-            <w:color w:val="0000EE"/>
-            <w:u w:val="single"/>
-          </w:rPr>
-          <w:t>SRV Partners</w:t>
-        </w:r>
-      </w:hyperlink>
-      <w:r>
-        <w:rPr>
-          <w:lang w:val="en_US" w:bidi="en_US"/>
-        </w:rPr>
-        <w:t xml:space="preserve">, 2023, which is licensed under a </w:t>
-      </w:r>
-      <w:hyperlink r:id="rId14">
-        <w:r>
-          <w:rPr>
-            <w:lang w:val="en_US" w:bidi="en_US"/>
-          </w:rPr>
-          <w:rPr>
-            <w:color w:val="0000EE"/>
-            <w:u w:val="single"/>
-          </w:rPr>
-          <w:t>CC BY-SA 4.0 license</w:t>
-        </w:r>
-      </w:hyperlink>
-      <w:r>
-        <w:rPr>
-          <w:lang w:val="en_US" w:bidi="en_US"/>
-        </w:rPr>
-        <w:t>.</w:t>
-      </w:r>
-      <w:r>
-        <w:rPr>
-          <w:lang w:val="en_US" w:bidi="en_US"/>
-        </w:rPr>
-      </w:r>
-    </w:p>
-    <w:p>
-      <w:pPr/>
-      <w:r>
-        <w:rPr>
-          <w:lang w:val="en_US" w:bidi="en_US"/>
-        </w:rPr>
-      </w:r>
-      <w:r>
-        <w:rPr>
-          <w:lang w:val="en_US" w:bidi="en_US"/>
-        </w:rPr>
-        <w:t>This PDF version is provided under the same license.</w:t>
+        <w:t>Familiarization, Internalization, Articulation (FIA) Key Terms</w:t>
+      </w:r>
+      <w:r>
+        <w:rPr>
+          <w:lang w:val="en_US" w:bidi="en_US"/>
+        </w:rPr>
+        <w:t xml:space="preserve"> © 2023 SRV Partners Released under CC BY-SA 4.0 license. </w:t>
+      </w:r>
+      <w:r>
+        <w:rPr>
+          <w:lang w:val="en_US" w:bidi="en_US"/>
+        </w:rPr>
+        <w:t>Familiarization, Internalization, Articulation (FIA) Key Terms</w:t>
+      </w:r>
+      <w:r>
+        <w:rPr>
+          <w:lang w:val="en_US" w:bidi="en_US"/>
+        </w:rPr>
+        <w:t xml:space="preserve"> has been adapted in the following languages Tok Pisin, عربي, Français, हिंदी, Bahasa Indonesia, Português, Русский, Español, Kiswahili, 简体中文 from </w:t>
+      </w:r>
+      <w:r>
+        <w:rPr>
+          <w:lang w:val="en_US" w:bidi="en_US"/>
+        </w:rPr>
+        <w:t>Familiarization, Internalization, Articulation (FIA)</w:t>
+      </w:r>
+      <w:r>
+        <w:rPr>
+          <w:lang w:val="en_US" w:bidi="en_US"/>
+        </w:rPr>
+        <w:t xml:space="preserve"> © 2023 SRV Partners. Released under CC BY-SA 4.0 license by Mission Mutual</w:t>
       </w:r>
       <w:r>
         <w:rPr>
@@ -281,6 +238,98 @@
         </w:rPr>
         <w:t xml:space="preserve">One of Jesus's </w:t>
       </w:r>
+      <w:hyperlink r:id="rId13">
+        <w:r>
+          <w:rPr>
+            <w:lang w:val="en_US" w:bidi="en_US"/>
+          </w:rPr>
+          <w:rPr>
+            <w:color w:val="0000EE"/>
+            <w:u w:val="single"/>
+          </w:rPr>
+          <w:t>disciples</w:t>
+        </w:r>
+      </w:hyperlink>
+      <w:r>
+        <w:rPr>
+          <w:lang w:val="en_US" w:bidi="en_US"/>
+        </w:rPr>
+        <w:t xml:space="preserve"> was named James. James had a brother named </w:t>
+      </w:r>
+      <w:hyperlink r:id="rId14">
+        <w:r>
+          <w:rPr>
+            <w:lang w:val="en_US" w:bidi="en_US"/>
+          </w:rPr>
+          <w:rPr>
+            <w:color w:val="0000EE"/>
+            <w:u w:val="single"/>
+          </w:rPr>
+          <w:t>John</w:t>
+        </w:r>
+      </w:hyperlink>
+      <w:r>
+        <w:rPr>
+          <w:lang w:val="en_US" w:bidi="en_US"/>
+        </w:rPr>
+        <w:t>, and his father's name was Zebedee. James and John were fishermen, until Jesus called them to become his disciples. Together with Peter, another disciple, these three men were often with Jesus at special times. From Jesus's 12 disciples, these three people were the closest to Jesus.</w:t>
+      </w:r>
+    </w:p>
+    <w:p>
+      <w:pPr/>
+      <w:r>
+        <w:rPr>
+          <w:lang w:val="en_US" w:bidi="en_US"/>
+        </w:rPr>
+      </w:r>
+      <w:r>
+        <w:rPr>
+          <w:lang w:val="en_US" w:bidi="en_US"/>
+        </w:rPr>
+        <w:t>At one time, Jesus called James and his brother John "sons of thunder." It could be that Jesus gave them this name because they had a temper, and got angry quickly. But we do not know this for sure.</w:t>
+      </w:r>
+    </w:p>
+    <w:p>
+      <w:pPr/>
+      <w:r>
+        <w:rPr>
+          <w:lang w:val="en_US" w:bidi="en_US"/>
+        </w:rPr>
+      </w:r>
+      <w:r>
+        <w:rPr>
+          <w:lang w:val="en_US" w:bidi="en_US"/>
+        </w:rPr>
+        <w:t>In the book of Acts we hear that the king Herod Agrippa has James killed.</w:t>
+      </w:r>
+    </w:p>
+    <w:p>
+      <w:pPr/>
+      <w:r>
+        <w:rPr>
+          <w:lang w:val="en_US" w:bidi="en_US"/>
+        </w:rPr>
+      </w:r>
+      <w:r>
+        <w:rPr>
+          <w:lang w:val="en_US" w:bidi="en_US"/>
+        </w:rPr>
+        <w:t>There was another disciple of Jesus called James. He is called James, the son of Alpheus, or "James the less." "James the less" was probably a nickname that people gave to him because he was either younger or shorter than the other disciple named James.</w:t>
+      </w:r>
+    </w:p>
+    <w:p>
+      <w:pPr/>
+      <w:r>
+        <w:rPr>
+          <w:lang w:val="en_US" w:bidi="en_US"/>
+        </w:rPr>
+      </w:r>
+      <w:r>
+        <w:rPr>
+          <w:lang w:val="en_US" w:bidi="en_US"/>
+        </w:rPr>
+        <w:t xml:space="preserve">Another James is a brother of Jesus-a son of Jesus's mother </w:t>
+      </w:r>
       <w:hyperlink r:id="rId15">
         <w:r>
           <w:rPr>
@@ -290,6 +339,929 @@
             <w:color w:val="0000EE"/>
             <w:u w:val="single"/>
           </w:rPr>
+          <w:t>Mary</w:t>
+        </w:r>
+      </w:hyperlink>
+      <w:r>
+        <w:rPr>
+          <w:lang w:val="en_US" w:bidi="en_US"/>
+        </w:rPr>
+        <w:t xml:space="preserve"> and her husband Joseph. This James did not at first </w:t>
+      </w:r>
+      <w:hyperlink r:id="rId16">
+        <w:r>
+          <w:rPr>
+            <w:lang w:val="en_US" w:bidi="en_US"/>
+          </w:rPr>
+          <w:rPr>
+            <w:color w:val="0000EE"/>
+            <w:u w:val="single"/>
+          </w:rPr>
+          <w:t>believe</w:t>
+        </w:r>
+      </w:hyperlink>
+      <w:r>
+        <w:rPr>
+          <w:lang w:val="en_US" w:bidi="en_US"/>
+        </w:rPr>
+        <w:t xml:space="preserve"> that God sent Jesus. But after Jesus rose from the dead, James started to believe in Jesus. James became an important leader in the early </w:t>
+      </w:r>
+      <w:hyperlink r:id="rId17">
+        <w:r>
+          <w:rPr>
+            <w:lang w:val="en_US" w:bidi="en_US"/>
+          </w:rPr>
+          <w:rPr>
+            <w:color w:val="0000EE"/>
+            <w:u w:val="single"/>
+          </w:rPr>
+          <w:t>church</w:t>
+        </w:r>
+      </w:hyperlink>
+      <w:r>
+        <w:rPr>
+          <w:lang w:val="en_US" w:bidi="en_US"/>
+        </w:rPr>
+        <w:t>, and he is probably the author of the book of James, which is in the New Testament.</w:t>
+      </w:r>
+      <w:r>
+        <w:rPr>
+          <w:lang w:val="en_US" w:bidi="en_US"/>
+        </w:rPr>
+      </w:r>
+      <w:r>
+        <w:rPr>
+          <w:lang w:val="en_US" w:bidi="en_US"/>
+        </w:rPr>
+      </w:r>
+    </w:p>
+    <w:p>
+      <w:pPr/>
+      <w:r>
+        <w:rPr>
+          <w:lang w:val="en_US" w:bidi="en_US"/>
+        </w:rPr>
+      </w:r>
+    </w:p>
+    <w:p>
+      <w:pPr>
+        <w:pStyle w:val="Heading2"/>
+      </w:pPr>
+      <w:r>
+        <w:rPr>
+          <w:lang w:val="en_US" w:bidi="en_US"/>
+        </w:rPr>
+        <w:t>James</w:t>
+      </w:r>
+      <w:r>
+        <w:rPr>
+          <w:lang w:val="en_US" w:bidi="en_US"/>
+        </w:rPr>
+      </w:r>
+    </w:p>
+    <w:p>
+      <w:pPr>
+        <w:pStyle w:val="Heading4"/>
+      </w:pPr>
+      <w:r>
+        <w:rPr>
+          <w:lang w:val="en_US" w:bidi="en_US"/>
+        </w:rPr>
+        <w:t>Audio Content</w:t>
+      </w:r>
+      <w:r>
+        <w:rPr>
+          <w:lang w:val="en_US" w:bidi="en_US"/>
+        </w:rPr>
+      </w:r>
+    </w:p>
+    <w:p>
+      <w:pPr/>
+      <w:r>
+        <w:rPr>
+          <w:lang w:val="en_US" w:bidi="en_US"/>
+        </w:rPr>
+      </w:r>
+      <w:hyperlink r:id="rId18">
+        <w:r>
+          <w:rPr>
+            <w:lang w:val="en_US" w:bidi="en_US"/>
+          </w:rPr>
+          <w:rPr>
+            <w:color w:val="0000EE"/>
+            <w:u w:val="single"/>
+          </w:rPr>
+          <w:t>mp3 file</w:t>
+        </w:r>
+      </w:hyperlink>
+      <w:r>
+        <w:rPr>
+          <w:lang w:val="en_US" w:bidi="en_US"/>
+        </w:rPr>
+        <w:t xml:space="preserve"> (1142804 KB)</w:t>
+      </w:r>
+      <w:r>
+        <w:rPr>
+          <w:lang w:val="en_US" w:bidi="en_US"/>
+        </w:rPr>
+      </w:r>
+      <w:r>
+        <w:rPr>
+          <w:lang w:val="en_US" w:bidi="en_US"/>
+        </w:rPr>
+      </w:r>
+    </w:p>
+    <w:p>
+      <w:pPr/>
+      <w:r>
+        <w:rPr>
+          <w:lang w:val="en_US" w:bidi="en_US"/>
+        </w:rPr>
+      </w:r>
+    </w:p>
+    <w:p>
+      <w:pPr>
+        <w:pStyle w:val="Heading2"/>
+      </w:pPr>
+      <w:r>
+        <w:rPr>
+          <w:lang w:val="en_US" w:bidi="en_US"/>
+        </w:rPr>
+        <w:t>Jerusalem</w:t>
+      </w:r>
+      <w:r>
+        <w:rPr>
+          <w:lang w:val="en_US" w:bidi="en_US"/>
+        </w:rPr>
+      </w:r>
+    </w:p>
+    <w:p>
+      <w:pPr/>
+      <w:r>
+        <w:rPr>
+          <w:lang w:val="en_US" w:bidi="en_US"/>
+        </w:rPr>
+      </w:r>
+      <w:r>
+        <w:rPr>
+          <w:b/>
+          <w:lang w:val="en_US" w:bidi="en_US"/>
+        </w:rPr>
+        <w:t>Jerusalem</w:t>
+      </w:r>
+      <w:r>
+        <w:rPr>
+          <w:lang w:val="en_US" w:bidi="en_US"/>
+        </w:rPr>
+        <w:t xml:space="preserve"> is the name of the most important city of the </w:t>
+      </w:r>
+      <w:hyperlink r:id="rId19">
+        <w:r>
+          <w:rPr>
+            <w:lang w:val="en_US" w:bidi="en_US"/>
+          </w:rPr>
+          <w:rPr>
+            <w:color w:val="0000EE"/>
+            <w:u w:val="single"/>
+          </w:rPr>
+          <w:t>Jewish</w:t>
+        </w:r>
+      </w:hyperlink>
+      <w:r>
+        <w:rPr>
+          <w:lang w:val="en_US" w:bidi="en_US"/>
+        </w:rPr>
+        <w:t xml:space="preserve"> people. The </w:t>
+      </w:r>
+      <w:hyperlink r:id="rId20">
+        <w:r>
+          <w:rPr>
+            <w:lang w:val="en_US" w:bidi="en_US"/>
+          </w:rPr>
+          <w:rPr>
+            <w:color w:val="0000EE"/>
+            <w:u w:val="single"/>
+          </w:rPr>
+          <w:t>temple</w:t>
+        </w:r>
+      </w:hyperlink>
+      <w:r>
+        <w:rPr>
+          <w:lang w:val="en_US" w:bidi="en_US"/>
+        </w:rPr>
+        <w:t xml:space="preserve"> of God, where the Jews </w:t>
+      </w:r>
+      <w:hyperlink r:id="rId21">
+        <w:r>
+          <w:rPr>
+            <w:lang w:val="en_US" w:bidi="en_US"/>
+          </w:rPr>
+          <w:rPr>
+            <w:color w:val="0000EE"/>
+            <w:u w:val="single"/>
+          </w:rPr>
+          <w:t>worshiped</w:t>
+        </w:r>
+      </w:hyperlink>
+      <w:r>
+        <w:rPr>
+          <w:lang w:val="en_US" w:bidi="en_US"/>
+        </w:rPr>
+        <w:t xml:space="preserve"> God, was in Jerusalem. The Jews traveled to Jerusalem several times a year to celebrate important festivals in the temple. The Jewish religious court, the </w:t>
+      </w:r>
+      <w:hyperlink r:id="rId22">
+        <w:r>
+          <w:rPr>
+            <w:lang w:val="en_US" w:bidi="en_US"/>
+          </w:rPr>
+          <w:rPr>
+            <w:color w:val="0000EE"/>
+            <w:u w:val="single"/>
+          </w:rPr>
+          <w:t>Sanhedrin</w:t>
+        </w:r>
+      </w:hyperlink>
+      <w:r>
+        <w:rPr>
+          <w:lang w:val="en_US" w:bidi="en_US"/>
+        </w:rPr>
+        <w:t>, also gathered in Jerusalem.</w:t>
+      </w:r>
+    </w:p>
+    <w:p>
+      <w:pPr/>
+      <w:r>
+        <w:rPr>
+          <w:lang w:val="en_US" w:bidi="en_US"/>
+        </w:rPr>
+      </w:r>
+      <w:r>
+        <w:rPr>
+          <w:lang w:val="en_US" w:bidi="en_US"/>
+        </w:rPr>
+        <w:t xml:space="preserve">About a thousand years before Jesus was born, king </w:t>
+      </w:r>
+      <w:hyperlink r:id="rId23">
+        <w:r>
+          <w:rPr>
+            <w:lang w:val="en_US" w:bidi="en_US"/>
+          </w:rPr>
+          <w:rPr>
+            <w:color w:val="0000EE"/>
+            <w:u w:val="single"/>
+          </w:rPr>
+          <w:t>David</w:t>
+        </w:r>
+      </w:hyperlink>
+      <w:r>
+        <w:rPr>
+          <w:lang w:val="en_US" w:bidi="en_US"/>
+        </w:rPr>
+        <w:t xml:space="preserve"> established the city of Jerusalem as the capital of </w:t>
+      </w:r>
+      <w:hyperlink r:id="rId24">
+        <w:r>
+          <w:rPr>
+            <w:lang w:val="en_US" w:bidi="en_US"/>
+          </w:rPr>
+          <w:rPr>
+            <w:color w:val="0000EE"/>
+            <w:u w:val="single"/>
+          </w:rPr>
+          <w:t>Israel</w:t>
+        </w:r>
+      </w:hyperlink>
+      <w:r>
+        <w:rPr>
+          <w:lang w:val="en_US" w:bidi="en_US"/>
+        </w:rPr>
+        <w:t xml:space="preserve">. About 500 years later, the enemies of the </w:t>
+      </w:r>
+      <w:hyperlink r:id="rId25">
+        <w:r>
+          <w:rPr>
+            <w:lang w:val="en_US" w:bidi="en_US"/>
+          </w:rPr>
+          <w:rPr>
+            <w:color w:val="0000EE"/>
+            <w:u w:val="single"/>
+          </w:rPr>
+          <w:t>Israelites</w:t>
+        </w:r>
+      </w:hyperlink>
+      <w:r>
+        <w:rPr>
+          <w:lang w:val="en_US" w:bidi="en_US"/>
+        </w:rPr>
+        <w:t xml:space="preserve"> destroyed the city, but the Israelites built it up again. The Jewish people loved the city of Jerusalem very much.</w:t>
+      </w:r>
+    </w:p>
+    <w:p>
+      <w:pPr/>
+      <w:r>
+        <w:rPr>
+          <w:lang w:val="en_US" w:bidi="en_US"/>
+        </w:rPr>
+      </w:r>
+      <w:r>
+        <w:rPr>
+          <w:lang w:val="en_US" w:bidi="en_US"/>
+        </w:rPr>
+        <w:t xml:space="preserve">Jerusalem was part of the province called </w:t>
+      </w:r>
+      <w:hyperlink r:id="rId26">
+        <w:r>
+          <w:rPr>
+            <w:lang w:val="en_US" w:bidi="en_US"/>
+          </w:rPr>
+          <w:rPr>
+            <w:color w:val="0000EE"/>
+            <w:u w:val="single"/>
+          </w:rPr>
+          <w:t>Judea</w:t>
+        </w:r>
+      </w:hyperlink>
+      <w:r>
+        <w:rPr>
+          <w:lang w:val="en_US" w:bidi="en_US"/>
+        </w:rPr>
+        <w:t>. Jerusalem was built on a hill. Therefore people always said they were going "</w:t>
+      </w:r>
+      <w:r>
+        <w:rPr>
+          <w:i/>
+          <w:lang w:val="en_US" w:bidi="en_US"/>
+        </w:rPr>
+        <w:t>up</w:t>
+      </w:r>
+      <w:r>
+        <w:rPr>
+          <w:lang w:val="en_US" w:bidi="en_US"/>
+        </w:rPr>
+        <w:t xml:space="preserve"> to Jerusalem."</w:t>
+      </w:r>
+      <w:r>
+        <w:rPr>
+          <w:lang w:val="en_US" w:bidi="en_US"/>
+        </w:rPr>
+      </w:r>
+      <w:r>
+        <w:rPr>
+          <w:lang w:val="en_US" w:bidi="en_US"/>
+        </w:rPr>
+      </w:r>
+    </w:p>
+    <w:p>
+      <w:pPr/>
+      <w:r>
+        <w:rPr>
+          <w:lang w:val="en_US" w:bidi="en_US"/>
+        </w:rPr>
+      </w:r>
+    </w:p>
+    <w:p>
+      <w:pPr>
+        <w:pStyle w:val="Heading2"/>
+      </w:pPr>
+      <w:r>
+        <w:rPr>
+          <w:lang w:val="en_US" w:bidi="en_US"/>
+        </w:rPr>
+        <w:t>Jerusalem</w:t>
+      </w:r>
+      <w:r>
+        <w:rPr>
+          <w:lang w:val="en_US" w:bidi="en_US"/>
+        </w:rPr>
+      </w:r>
+    </w:p>
+    <w:p>
+      <w:pPr>
+        <w:pStyle w:val="Heading4"/>
+      </w:pPr>
+      <w:r>
+        <w:rPr>
+          <w:lang w:val="en_US" w:bidi="en_US"/>
+        </w:rPr>
+        <w:t>Audio Content</w:t>
+      </w:r>
+      <w:r>
+        <w:rPr>
+          <w:lang w:val="en_US" w:bidi="en_US"/>
+        </w:rPr>
+      </w:r>
+    </w:p>
+    <w:p>
+      <w:pPr/>
+      <w:r>
+        <w:rPr>
+          <w:lang w:val="en_US" w:bidi="en_US"/>
+        </w:rPr>
+      </w:r>
+      <w:hyperlink r:id="rId27">
+        <w:r>
+          <w:rPr>
+            <w:lang w:val="en_US" w:bidi="en_US"/>
+          </w:rPr>
+          <w:rPr>
+            <w:color w:val="0000EE"/>
+            <w:u w:val="single"/>
+          </w:rPr>
+          <w:t>mp3 file</w:t>
+        </w:r>
+      </w:hyperlink>
+      <w:r>
+        <w:rPr>
+          <w:lang w:val="en_US" w:bidi="en_US"/>
+        </w:rPr>
+        <w:t xml:space="preserve"> (703148 KB)</w:t>
+      </w:r>
+      <w:r>
+        <w:rPr>
+          <w:lang w:val="en_US" w:bidi="en_US"/>
+        </w:rPr>
+      </w:r>
+      <w:r>
+        <w:rPr>
+          <w:lang w:val="en_US" w:bidi="en_US"/>
+        </w:rPr>
+      </w:r>
+    </w:p>
+    <w:p>
+      <w:pPr/>
+      <w:r>
+        <w:rPr>
+          <w:lang w:val="en_US" w:bidi="en_US"/>
+        </w:rPr>
+      </w:r>
+    </w:p>
+    <w:p>
+      <w:pPr>
+        <w:pStyle w:val="Heading2"/>
+      </w:pPr>
+      <w:r>
+        <w:rPr>
+          <w:lang w:val="en_US" w:bidi="en_US"/>
+        </w:rPr>
+        <w:t>Jew</w:t>
+      </w:r>
+      <w:r>
+        <w:rPr>
+          <w:lang w:val="en_US" w:bidi="en_US"/>
+        </w:rPr>
+      </w:r>
+    </w:p>
+    <w:p>
+      <w:pPr/>
+      <w:r>
+        <w:rPr>
+          <w:lang w:val="en_US" w:bidi="en_US"/>
+        </w:rPr>
+      </w:r>
+      <w:r>
+        <w:rPr>
+          <w:b/>
+          <w:lang w:val="en_US" w:bidi="en_US"/>
+        </w:rPr>
+        <w:t>Jews</w:t>
+      </w:r>
+      <w:r>
+        <w:rPr>
+          <w:lang w:val="en_US" w:bidi="en_US"/>
+        </w:rPr>
+        <w:t xml:space="preserve"> refers to the people who are </w:t>
+      </w:r>
+      <w:hyperlink r:id="rId28">
+        <w:r>
+          <w:rPr>
+            <w:lang w:val="en_US" w:bidi="en_US"/>
+          </w:rPr>
+          <w:rPr>
+            <w:color w:val="0000EE"/>
+            <w:u w:val="single"/>
+          </w:rPr>
+          <w:t>descendants</w:t>
+        </w:r>
+      </w:hyperlink>
+      <w:r>
+        <w:rPr>
+          <w:lang w:val="en_US" w:bidi="en_US"/>
+        </w:rPr>
+        <w:t xml:space="preserve"> of Jacob. In order to understand the word Jews, you first have to understand the word Israelites.</w:t>
+      </w:r>
+    </w:p>
+    <w:p>
+      <w:pPr/>
+      <w:r>
+        <w:rPr>
+          <w:lang w:val="en_US" w:bidi="en_US"/>
+        </w:rPr>
+      </w:r>
+      <w:hyperlink r:id="rId29">
+        <w:r>
+          <w:rPr>
+            <w:lang w:val="en_US" w:bidi="en_US"/>
+          </w:rPr>
+          <w:rPr>
+            <w:color w:val="0000EE"/>
+            <w:u w:val="single"/>
+          </w:rPr>
+          <w:t>Israelites</w:t>
+        </w:r>
+      </w:hyperlink>
+      <w:r>
+        <w:rPr>
+          <w:lang w:val="en_US" w:bidi="en_US"/>
+        </w:rPr>
+        <w:t xml:space="preserve"> are descendants of Jacob. </w:t>
+      </w:r>
+      <w:hyperlink r:id="rId30">
+        <w:r>
+          <w:rPr>
+            <w:lang w:val="en_US" w:bidi="en_US"/>
+          </w:rPr>
+          <w:rPr>
+            <w:color w:val="0000EE"/>
+            <w:u w:val="single"/>
+          </w:rPr>
+          <w:t>Abraham</w:t>
+        </w:r>
+      </w:hyperlink>
+      <w:r>
+        <w:rPr>
+          <w:lang w:val="en_US" w:bidi="en_US"/>
+        </w:rPr>
+        <w:t xml:space="preserve">, Jacob's grandfather, was a man who lived about 2000 years before the birth of Jesus. When Abraham was 75 years old, God spoke to him. God told him to leave behind his homeland, and to go to a place that God would show him. God said that he would </w:t>
+      </w:r>
+      <w:hyperlink r:id="rId31">
+        <w:r>
+          <w:rPr>
+            <w:lang w:val="en_US" w:bidi="en_US"/>
+          </w:rPr>
+          <w:rPr>
+            <w:color w:val="0000EE"/>
+            <w:u w:val="single"/>
+          </w:rPr>
+          <w:t>bless</w:t>
+        </w:r>
+      </w:hyperlink>
+      <w:r>
+        <w:rPr>
+          <w:lang w:val="en_US" w:bidi="en_US"/>
+        </w:rPr>
+        <w:t xml:space="preserve"> Abraham, that he would make a great </w:t>
+      </w:r>
+      <w:hyperlink r:id="rId32">
+        <w:r>
+          <w:rPr>
+            <w:lang w:val="en_US" w:bidi="en_US"/>
+          </w:rPr>
+          <w:rPr>
+            <w:color w:val="0000EE"/>
+            <w:u w:val="single"/>
+          </w:rPr>
+          <w:t>nation</w:t>
+        </w:r>
+      </w:hyperlink>
+      <w:r>
+        <w:rPr>
+          <w:lang w:val="en_US" w:bidi="en_US"/>
+        </w:rPr>
+        <w:t xml:space="preserve"> out of him, and that God would bless all the nations of the world through Abraham. Abraham obeyed God and God led him to the region that we call </w:t>
+      </w:r>
+      <w:hyperlink r:id="rId33">
+        <w:r>
+          <w:rPr>
+            <w:lang w:val="en_US" w:bidi="en_US"/>
+          </w:rPr>
+          <w:rPr>
+            <w:color w:val="0000EE"/>
+            <w:u w:val="single"/>
+          </w:rPr>
+          <w:t>Canaan</w:t>
+        </w:r>
+      </w:hyperlink>
+      <w:r>
+        <w:rPr>
+          <w:lang w:val="en_US" w:bidi="en_US"/>
+        </w:rPr>
+        <w:t>. God promised Abraham that God would give this land to Abraham's descendants. Abraham and his wife did not have any children, but when Abraham and his wife were already very old, God gave them a son, Isaac. This was the beginning of God fulfilling his promise to Abraham.</w:t>
+      </w:r>
+    </w:p>
+    <w:p>
+      <w:pPr/>
+      <w:r>
+        <w:rPr>
+          <w:lang w:val="en_US" w:bidi="en_US"/>
+        </w:rPr>
+      </w:r>
+      <w:r>
+        <w:rPr>
+          <w:lang w:val="en_US" w:bidi="en_US"/>
+        </w:rPr>
+        <w:t>Abraham's son Isaac had two sons, one of them was named Jacob. God later gave Jacob the name Israel. From that time onwards, all Jacob's descendants are going to be called Israelites.</w:t>
+      </w:r>
+    </w:p>
+    <w:p>
+      <w:pPr/>
+      <w:r>
+        <w:rPr>
+          <w:lang w:val="en_US" w:bidi="en_US"/>
+        </w:rPr>
+      </w:r>
+      <w:r>
+        <w:rPr>
+          <w:lang w:val="en_US" w:bidi="en_US"/>
+        </w:rPr>
+        <w:t xml:space="preserve">Because God had made a promise to Abraham, and then to Isaac and Jacob, the Israelites were God's special people. God made a </w:t>
+      </w:r>
+      <w:hyperlink r:id="rId34">
+        <w:r>
+          <w:rPr>
+            <w:lang w:val="en_US" w:bidi="en_US"/>
+          </w:rPr>
+          <w:rPr>
+            <w:color w:val="0000EE"/>
+            <w:u w:val="single"/>
+          </w:rPr>
+          <w:t>covenant</w:t>
+        </w:r>
+      </w:hyperlink>
+      <w:r>
+        <w:rPr>
+          <w:lang w:val="en_US" w:bidi="en_US"/>
+        </w:rPr>
+        <w:t xml:space="preserve"> with them, which is a promise with a special agreement. The agreement was that the Israelites would obey all God's </w:t>
+      </w:r>
+      <w:hyperlink r:id="rId35">
+        <w:r>
+          <w:rPr>
+            <w:lang w:val="en_US" w:bidi="en_US"/>
+          </w:rPr>
+          <w:rPr>
+            <w:color w:val="0000EE"/>
+            <w:u w:val="single"/>
+          </w:rPr>
+          <w:t>commandments</w:t>
+        </w:r>
+      </w:hyperlink>
+      <w:r>
+        <w:rPr>
+          <w:lang w:val="en_US" w:bidi="en_US"/>
+        </w:rPr>
+        <w:t>, and God would bless them and make them a blessing for all the people on the earth.</w:t>
+      </w:r>
+    </w:p>
+    <w:p>
+      <w:pPr/>
+      <w:r>
+        <w:rPr>
+          <w:lang w:val="en_US" w:bidi="en_US"/>
+        </w:rPr>
+      </w:r>
+      <w:r>
+        <w:rPr>
+          <w:lang w:val="en_US" w:bidi="en_US"/>
+        </w:rPr>
+        <w:t xml:space="preserve">The land where the Israelites lived was called Israel. This land was divided among the different tribes of Israel. First, people called "judges" ruled the Israelites. When the people asked God to give them a </w:t>
+      </w:r>
+      <w:hyperlink r:id="rId36">
+        <w:r>
+          <w:rPr>
+            <w:lang w:val="en_US" w:bidi="en_US"/>
+          </w:rPr>
+          <w:rPr>
+            <w:color w:val="0000EE"/>
+            <w:u w:val="single"/>
+          </w:rPr>
+          <w:t>king</w:t>
+        </w:r>
+      </w:hyperlink>
+      <w:r>
+        <w:rPr>
+          <w:lang w:val="en_US" w:bidi="en_US"/>
+        </w:rPr>
+        <w:t xml:space="preserve">, God appointed a king to rule over them. At first this went well, and under the rule of king </w:t>
+      </w:r>
+      <w:hyperlink r:id="rId23">
+        <w:r>
+          <w:rPr>
+            <w:lang w:val="en_US" w:bidi="en_US"/>
+          </w:rPr>
+          <w:rPr>
+            <w:color w:val="0000EE"/>
+            <w:u w:val="single"/>
+          </w:rPr>
+          <w:t>David</w:t>
+        </w:r>
+      </w:hyperlink>
+      <w:r>
+        <w:rPr>
+          <w:lang w:val="en_US" w:bidi="en_US"/>
+        </w:rPr>
+        <w:t xml:space="preserve"> and his son Solomon the kingdom of Israel became large and prosperous. But when king Solomon died, there was conflict. Ten of the 12 tribes did not want to have the son of king Solomon as their king. They separated from the other two tribes and chose their own king.</w:t>
+      </w:r>
+    </w:p>
+    <w:p>
+      <w:pPr/>
+      <w:r>
+        <w:rPr>
+          <w:lang w:val="en_US" w:bidi="en_US"/>
+        </w:rPr>
+      </w:r>
+      <w:r>
+        <w:rPr>
+          <w:lang w:val="en_US" w:bidi="en_US"/>
+        </w:rPr>
+        <w:t xml:space="preserve">From that time onwards, Israel was divided into parts. The northern part, with 10 tribes, was still called Israel. The southern part, with two tribes, was called </w:t>
+      </w:r>
+      <w:hyperlink r:id="rId26">
+        <w:r>
+          <w:rPr>
+            <w:lang w:val="en_US" w:bidi="en_US"/>
+          </w:rPr>
+          <w:rPr>
+            <w:color w:val="0000EE"/>
+            <w:u w:val="single"/>
+          </w:rPr>
+          <w:t>Judah</w:t>
+        </w:r>
+      </w:hyperlink>
+      <w:r>
+        <w:rPr>
+          <w:lang w:val="en_US" w:bidi="en_US"/>
+        </w:rPr>
+        <w:t>. It was called Judah because the tribe of Judah was the largest of the two tribes that together formed this southern kingdom.</w:t>
+      </w:r>
+    </w:p>
+    <w:p>
+      <w:pPr/>
+      <w:r>
+        <w:rPr>
+          <w:lang w:val="en_US" w:bidi="en_US"/>
+        </w:rPr>
+      </w:r>
+      <w:r>
+        <w:rPr>
+          <w:lang w:val="en_US" w:bidi="en_US"/>
+        </w:rPr>
+        <w:t>Each part had their own king. The nation of Assyria defeated the northern part, Israel, about 700 years before the birth of Jesus. This happened because the people were continuously disobeying God and breaking the covenant. The king of the Assyrians sent most of the people from Israel away to foreign countries. This was the end of the northern kingdom. We never hear anything more about what happened to these people.</w:t>
+      </w:r>
+    </w:p>
+    <w:p>
+      <w:pPr/>
+      <w:r>
+        <w:rPr>
+          <w:lang w:val="en_US" w:bidi="en_US"/>
+        </w:rPr>
+      </w:r>
+      <w:r>
+        <w:rPr>
+          <w:lang w:val="en_US" w:bidi="en_US"/>
+        </w:rPr>
+        <w:t xml:space="preserve">The kingdom of Judah lasted a little bit longer, but after some years God also punished them for their disobedience. Another foreign nation, the Babylonians, came and destroyed the city of </w:t>
+      </w:r>
+      <w:hyperlink r:id="rId37">
+        <w:r>
+          <w:rPr>
+            <w:lang w:val="en_US" w:bidi="en_US"/>
+          </w:rPr>
+          <w:rPr>
+            <w:color w:val="0000EE"/>
+            <w:u w:val="single"/>
+          </w:rPr>
+          <w:t>Jerusalem</w:t>
+        </w:r>
+      </w:hyperlink>
+      <w:r>
+        <w:rPr>
+          <w:lang w:val="en_US" w:bidi="en_US"/>
+        </w:rPr>
+        <w:t xml:space="preserve">, and the Babylonians took many of the people from Judah to Babylon as prisoners. The people from Judah were now called Jews, which means "people from Judah." Later, God allowed the Jews to go back to Judah, where they rebuilt the city of Jerusalem and the </w:t>
+      </w:r>
+      <w:hyperlink r:id="rId20">
+        <w:r>
+          <w:rPr>
+            <w:lang w:val="en_US" w:bidi="en_US"/>
+          </w:rPr>
+          <w:rPr>
+            <w:color w:val="0000EE"/>
+            <w:u w:val="single"/>
+          </w:rPr>
+          <w:t>temple</w:t>
+        </w:r>
+      </w:hyperlink>
+      <w:r>
+        <w:rPr>
+          <w:lang w:val="en_US" w:bidi="en_US"/>
+        </w:rPr>
+        <w:t xml:space="preserve">. But Judah would never become an independent kingdom again. In the time of the New Testament, another nation named Rome was ruling over the area that had been Israel. What had been the southern kingdom of Judah, was now called the Roman province of Judea. What had been the northern kingdom of Israel, was now roughly the Roman provinces of </w:t>
+      </w:r>
+      <w:hyperlink r:id="rId38">
+        <w:r>
+          <w:rPr>
+            <w:lang w:val="en_US" w:bidi="en_US"/>
+          </w:rPr>
+          <w:rPr>
+            <w:color w:val="0000EE"/>
+            <w:u w:val="single"/>
+          </w:rPr>
+          <w:t>Samaria</w:t>
+        </w:r>
+      </w:hyperlink>
+      <w:r>
+        <w:rPr>
+          <w:lang w:val="en_US" w:bidi="en_US"/>
+        </w:rPr>
+        <w:t xml:space="preserve"> and </w:t>
+      </w:r>
+      <w:hyperlink r:id="rId39">
+        <w:r>
+          <w:rPr>
+            <w:lang w:val="en_US" w:bidi="en_US"/>
+          </w:rPr>
+          <w:rPr>
+            <w:color w:val="0000EE"/>
+            <w:u w:val="single"/>
+          </w:rPr>
+          <w:t>Galilee</w:t>
+        </w:r>
+      </w:hyperlink>
+      <w:r>
+        <w:rPr>
+          <w:lang w:val="en_US" w:bidi="en_US"/>
+        </w:rPr>
+        <w:t>. The word Jew had now begun to refer to all remaining descendants of Jacob, no matter where they lived.</w:t>
+      </w:r>
+    </w:p>
+    <w:p>
+      <w:pPr/>
+      <w:r>
+        <w:rPr>
+          <w:lang w:val="en_US" w:bidi="en_US"/>
+        </w:rPr>
+      </w:r>
+      <w:r>
+        <w:rPr>
+          <w:lang w:val="en_US" w:bidi="en_US"/>
+        </w:rPr>
+        <w:t>And so, the word Israelites and the word Jews both refer to descendants of Jacob. The word Jews occurs especially in the New Testament, and in the later parts of the Old Testament.</w:t>
+      </w:r>
+    </w:p>
+    <w:p>
+      <w:pPr/>
+      <w:r>
+        <w:rPr>
+          <w:lang w:val="en_US" w:bidi="en_US"/>
+        </w:rPr>
+      </w:r>
+      <w:r>
+        <w:rPr>
+          <w:lang w:val="en_US" w:bidi="en_US"/>
+        </w:rPr>
+        <w:t>In general, when people use the word Israelites, they may be thinking especially about the people who live in the country of Israel. And when they use the word Jews, they may be thinking especially about the people who are devoted to the God of Abraham, Isaac, and Jacob, and who want to keep the covenant that God has made with Jacob's descendants. So, the word Jews sometimes has a more religious meaning.</w:t>
+      </w:r>
+    </w:p>
+    <w:p>
+      <w:pPr/>
+      <w:r>
+        <w:rPr>
+          <w:lang w:val="en_US" w:bidi="en_US"/>
+        </w:rPr>
+      </w:r>
+      <w:r>
+        <w:rPr>
+          <w:lang w:val="en_US" w:bidi="en_US"/>
+        </w:rPr>
+        <w:t xml:space="preserve">In the </w:t>
+      </w:r>
+      <w:hyperlink r:id="rId40">
+        <w:r>
+          <w:rPr>
+            <w:lang w:val="en_US" w:bidi="en_US"/>
+          </w:rPr>
+          <w:rPr>
+            <w:color w:val="0000EE"/>
+            <w:u w:val="single"/>
+          </w:rPr>
+          <w:t>Gospels</w:t>
+        </w:r>
+      </w:hyperlink>
+      <w:r>
+        <w:rPr>
+          <w:lang w:val="en_US" w:bidi="en_US"/>
+        </w:rPr>
+        <w:t xml:space="preserve">-the four books in the New Testament that tell us about the life of Jesus-almost all the people we meet are Jews: Jesus, his </w:t>
+      </w:r>
+      <w:hyperlink r:id="rId13">
+        <w:r>
+          <w:rPr>
+            <w:lang w:val="en_US" w:bidi="en_US"/>
+          </w:rPr>
+          <w:rPr>
+            <w:color w:val="0000EE"/>
+            <w:u w:val="single"/>
+          </w:rPr>
           <w:t>disciples</w:t>
         </w:r>
       </w:hyperlink>
@@ -297,7 +1269,621 @@
         <w:rPr>
           <w:lang w:val="en_US" w:bidi="en_US"/>
         </w:rPr>
-        <w:t xml:space="preserve"> was named James. James had a brother named </w:t>
+        <w:t xml:space="preserve">, and most of the people who listen to him are all Jews. But in the book of John the word Jew is used in a special way. When the writer of the gospel of John talks about Jews, he often means the </w:t>
+      </w:r>
+      <w:r>
+        <w:rPr>
+          <w:i/>
+          <w:lang w:val="en_US" w:bidi="en_US"/>
+        </w:rPr>
+        <w:t>religious leaders</w:t>
+      </w:r>
+      <w:r>
+        <w:rPr>
+          <w:lang w:val="en_US" w:bidi="en_US"/>
+        </w:rPr>
+        <w:t xml:space="preserve"> of the Jews. Usually this means people who are opposed to Jesus.</w:t>
+      </w:r>
+      <w:r>
+        <w:rPr>
+          <w:lang w:val="en_US" w:bidi="en_US"/>
+        </w:rPr>
+      </w:r>
+      <w:r>
+        <w:rPr>
+          <w:lang w:val="en_US" w:bidi="en_US"/>
+        </w:rPr>
+      </w:r>
+    </w:p>
+    <w:p>
+      <w:pPr/>
+      <w:r>
+        <w:rPr>
+          <w:lang w:val="en_US" w:bidi="en_US"/>
+        </w:rPr>
+      </w:r>
+    </w:p>
+    <w:p>
+      <w:pPr>
+        <w:pStyle w:val="Heading2"/>
+      </w:pPr>
+      <w:r>
+        <w:rPr>
+          <w:lang w:val="en_US" w:bidi="en_US"/>
+        </w:rPr>
+        <w:t>Jew</w:t>
+      </w:r>
+      <w:r>
+        <w:rPr>
+          <w:lang w:val="en_US" w:bidi="en_US"/>
+        </w:rPr>
+      </w:r>
+    </w:p>
+    <w:p>
+      <w:pPr>
+        <w:pStyle w:val="Heading4"/>
+      </w:pPr>
+      <w:r>
+        <w:rPr>
+          <w:lang w:val="en_US" w:bidi="en_US"/>
+        </w:rPr>
+        <w:t>Audio Content</w:t>
+      </w:r>
+      <w:r>
+        <w:rPr>
+          <w:lang w:val="en_US" w:bidi="en_US"/>
+        </w:rPr>
+      </w:r>
+    </w:p>
+    <w:p>
+      <w:pPr/>
+      <w:r>
+        <w:rPr>
+          <w:lang w:val="en_US" w:bidi="en_US"/>
+        </w:rPr>
+      </w:r>
+      <w:hyperlink r:id="rId41">
+        <w:r>
+          <w:rPr>
+            <w:lang w:val="en_US" w:bidi="en_US"/>
+          </w:rPr>
+          <w:rPr>
+            <w:color w:val="0000EE"/>
+            <w:u w:val="single"/>
+          </w:rPr>
+          <w:t>mp3 file</w:t>
+        </w:r>
+      </w:hyperlink>
+      <w:r>
+        <w:rPr>
+          <w:lang w:val="en_US" w:bidi="en_US"/>
+        </w:rPr>
+        <w:t xml:space="preserve"> (3860444 KB)</w:t>
+      </w:r>
+      <w:r>
+        <w:rPr>
+          <w:lang w:val="en_US" w:bidi="en_US"/>
+        </w:rPr>
+      </w:r>
+      <w:r>
+        <w:rPr>
+          <w:lang w:val="en_US" w:bidi="en_US"/>
+        </w:rPr>
+      </w:r>
+    </w:p>
+    <w:p>
+      <w:pPr/>
+      <w:r>
+        <w:rPr>
+          <w:lang w:val="en_US" w:bidi="en_US"/>
+        </w:rPr>
+      </w:r>
+    </w:p>
+    <w:p>
+      <w:pPr>
+        <w:pStyle w:val="Heading2"/>
+      </w:pPr>
+      <w:r>
+        <w:rPr>
+          <w:lang w:val="en_US" w:bidi="en_US"/>
+        </w:rPr>
+        <w:t>John</w:t>
+      </w:r>
+      <w:r>
+        <w:rPr>
+          <w:lang w:val="en_US" w:bidi="en_US"/>
+        </w:rPr>
+      </w:r>
+    </w:p>
+    <w:p>
+      <w:pPr/>
+      <w:r>
+        <w:rPr>
+          <w:lang w:val="en_US" w:bidi="en_US"/>
+        </w:rPr>
+      </w:r>
+      <w:r>
+        <w:rPr>
+          <w:b/>
+          <w:lang w:val="en_US" w:bidi="en_US"/>
+        </w:rPr>
+        <w:t>John</w:t>
+      </w:r>
+      <w:r>
+        <w:rPr>
+          <w:lang w:val="en_US" w:bidi="en_US"/>
+        </w:rPr>
+        <w:t xml:space="preserve"> was one of the </w:t>
+      </w:r>
+      <w:hyperlink r:id="rId13">
+        <w:r>
+          <w:rPr>
+            <w:lang w:val="en_US" w:bidi="en_US"/>
+          </w:rPr>
+          <w:rPr>
+            <w:color w:val="0000EE"/>
+            <w:u w:val="single"/>
+          </w:rPr>
+          <w:t>disciples</w:t>
+        </w:r>
+      </w:hyperlink>
+      <w:r>
+        <w:rPr>
+          <w:lang w:val="en_US" w:bidi="en_US"/>
+        </w:rPr>
+        <w:t xml:space="preserve"> of Jesus. He was the brother of </w:t>
+      </w:r>
+      <w:hyperlink r:id="rId42">
+        <w:r>
+          <w:rPr>
+            <w:lang w:val="en_US" w:bidi="en_US"/>
+          </w:rPr>
+          <w:rPr>
+            <w:color w:val="0000EE"/>
+            <w:u w:val="single"/>
+          </w:rPr>
+          <w:t>James</w:t>
+        </w:r>
+      </w:hyperlink>
+      <w:r>
+        <w:rPr>
+          <w:lang w:val="en_US" w:bidi="en_US"/>
+        </w:rPr>
+        <w:t>, another disciple, and their father's name was Zebedee. James and John were fishermen before Jesus called them to become his disciples. Together with Peter, another disciple, these three men were often with Jesus at special times, even when other disciples were not there.</w:t>
+      </w:r>
+    </w:p>
+    <w:p>
+      <w:pPr/>
+      <w:r>
+        <w:rPr>
+          <w:lang w:val="en_US" w:bidi="en_US"/>
+        </w:rPr>
+      </w:r>
+      <w:r>
+        <w:rPr>
+          <w:lang w:val="en_US" w:bidi="en_US"/>
+        </w:rPr>
+        <w:t>At one time, Jesus called James and his brother John "sons of thunder." It could be that Jesus gave them this name because they had a temper, and got angry quickly. But we do not know for sure.</w:t>
+      </w:r>
+    </w:p>
+    <w:p>
+      <w:pPr/>
+      <w:r>
+        <w:rPr>
+          <w:lang w:val="en_US" w:bidi="en_US"/>
+        </w:rPr>
+      </w:r>
+      <w:r>
+        <w:rPr>
+          <w:lang w:val="en_US" w:bidi="en_US"/>
+        </w:rPr>
+        <w:t xml:space="preserve">The disciple John is probably also the writer of the </w:t>
+      </w:r>
+      <w:hyperlink r:id="rId40">
+        <w:r>
+          <w:rPr>
+            <w:lang w:val="en_US" w:bidi="en_US"/>
+          </w:rPr>
+          <w:rPr>
+            <w:color w:val="0000EE"/>
+            <w:u w:val="single"/>
+          </w:rPr>
+          <w:t>Gospel</w:t>
+        </w:r>
+      </w:hyperlink>
+      <w:r>
+        <w:rPr>
+          <w:lang w:val="en_US" w:bidi="en_US"/>
+        </w:rPr>
+        <w:t xml:space="preserve"> of John, the epistles of John, and Revelation-all books in the New Testament. He probably lived the longest of all the disciples of Jesus. When he was already quite old, the Roman authorities sent him as a prisoner to an island called Patmos, where God gave him the </w:t>
+      </w:r>
+      <w:hyperlink r:id="rId43">
+        <w:r>
+          <w:rPr>
+            <w:lang w:val="en_US" w:bidi="en_US"/>
+          </w:rPr>
+          <w:rPr>
+            <w:color w:val="0000EE"/>
+            <w:u w:val="single"/>
+          </w:rPr>
+          <w:t>visions</w:t>
+        </w:r>
+      </w:hyperlink>
+      <w:r>
+        <w:rPr>
+          <w:lang w:val="en_US" w:bidi="en_US"/>
+        </w:rPr>
+        <w:t xml:space="preserve"> that we can hear about in the book Revelation.</w:t>
+      </w:r>
+      <w:r>
+        <w:rPr>
+          <w:lang w:val="en_US" w:bidi="en_US"/>
+        </w:rPr>
+      </w:r>
+      <w:r>
+        <w:rPr>
+          <w:lang w:val="en_US" w:bidi="en_US"/>
+        </w:rPr>
+      </w:r>
+    </w:p>
+    <w:p>
+      <w:pPr/>
+      <w:r>
+        <w:rPr>
+          <w:lang w:val="en_US" w:bidi="en_US"/>
+        </w:rPr>
+      </w:r>
+    </w:p>
+    <w:p>
+      <w:pPr>
+        <w:pStyle w:val="Heading2"/>
+      </w:pPr>
+      <w:r>
+        <w:rPr>
+          <w:lang w:val="en_US" w:bidi="en_US"/>
+        </w:rPr>
+        <w:t>John</w:t>
+      </w:r>
+      <w:r>
+        <w:rPr>
+          <w:lang w:val="en_US" w:bidi="en_US"/>
+        </w:rPr>
+      </w:r>
+    </w:p>
+    <w:p>
+      <w:pPr>
+        <w:pStyle w:val="Heading4"/>
+      </w:pPr>
+      <w:r>
+        <w:rPr>
+          <w:lang w:val="en_US" w:bidi="en_US"/>
+        </w:rPr>
+        <w:t>Audio Content</w:t>
+      </w:r>
+      <w:r>
+        <w:rPr>
+          <w:lang w:val="en_US" w:bidi="en_US"/>
+        </w:rPr>
+      </w:r>
+    </w:p>
+    <w:p>
+      <w:pPr/>
+      <w:r>
+        <w:rPr>
+          <w:lang w:val="en_US" w:bidi="en_US"/>
+        </w:rPr>
+      </w:r>
+      <w:hyperlink r:id="rId44">
+        <w:r>
+          <w:rPr>
+            <w:lang w:val="en_US" w:bidi="en_US"/>
+          </w:rPr>
+          <w:rPr>
+            <w:color w:val="0000EE"/>
+            <w:u w:val="single"/>
+          </w:rPr>
+          <w:t>mp3 file</w:t>
+        </w:r>
+      </w:hyperlink>
+      <w:r>
+        <w:rPr>
+          <w:lang w:val="en_US" w:bidi="en_US"/>
+        </w:rPr>
+        <w:t xml:space="preserve"> (723260 KB)</w:t>
+      </w:r>
+      <w:r>
+        <w:rPr>
+          <w:lang w:val="en_US" w:bidi="en_US"/>
+        </w:rPr>
+      </w:r>
+      <w:r>
+        <w:rPr>
+          <w:lang w:val="en_US" w:bidi="en_US"/>
+        </w:rPr>
+      </w:r>
+    </w:p>
+    <w:p>
+      <w:pPr/>
+      <w:r>
+        <w:rPr>
+          <w:lang w:val="en_US" w:bidi="en_US"/>
+        </w:rPr>
+      </w:r>
+    </w:p>
+    <w:p>
+      <w:pPr>
+        <w:pStyle w:val="Heading2"/>
+      </w:pPr>
+      <w:r>
+        <w:rPr>
+          <w:lang w:val="en_US" w:bidi="en_US"/>
+        </w:rPr>
+        <w:t>John the Baptist</w:t>
+      </w:r>
+      <w:r>
+        <w:rPr>
+          <w:lang w:val="en_US" w:bidi="en_US"/>
+        </w:rPr>
+      </w:r>
+    </w:p>
+    <w:p>
+      <w:pPr/>
+      <w:r>
+        <w:rPr>
+          <w:lang w:val="en_US" w:bidi="en_US"/>
+        </w:rPr>
+      </w:r>
+      <w:r>
+        <w:rPr>
+          <w:b/>
+          <w:lang w:val="en_US" w:bidi="en_US"/>
+        </w:rPr>
+        <w:t>John the baptizer</w:t>
+      </w:r>
+      <w:r>
+        <w:rPr>
+          <w:lang w:val="en_US" w:bidi="en_US"/>
+        </w:rPr>
+        <w:t xml:space="preserve">, or </w:t>
+      </w:r>
+      <w:r>
+        <w:rPr>
+          <w:b/>
+          <w:lang w:val="en_US" w:bidi="en_US"/>
+        </w:rPr>
+        <w:t>John the Baptist</w:t>
+      </w:r>
+      <w:r>
+        <w:rPr>
+          <w:lang w:val="en_US" w:bidi="en_US"/>
+        </w:rPr>
+        <w:t xml:space="preserve">, was the person who told the people to </w:t>
+      </w:r>
+      <w:hyperlink r:id="rId45">
+        <w:r>
+          <w:rPr>
+            <w:lang w:val="en_US" w:bidi="en_US"/>
+          </w:rPr>
+          <w:rPr>
+            <w:color w:val="0000EE"/>
+            <w:u w:val="single"/>
+          </w:rPr>
+          <w:t>repent</w:t>
+        </w:r>
+      </w:hyperlink>
+      <w:r>
+        <w:rPr>
+          <w:lang w:val="en_US" w:bidi="en_US"/>
+        </w:rPr>
+        <w:t xml:space="preserve"> of their </w:t>
+      </w:r>
+      <w:hyperlink r:id="rId46">
+        <w:r>
+          <w:rPr>
+            <w:lang w:val="en_US" w:bidi="en_US"/>
+          </w:rPr>
+          <w:rPr>
+            <w:color w:val="0000EE"/>
+            <w:u w:val="single"/>
+          </w:rPr>
+          <w:t>sins</w:t>
+        </w:r>
+      </w:hyperlink>
+      <w:r>
+        <w:rPr>
+          <w:lang w:val="en_US" w:bidi="en_US"/>
+        </w:rPr>
+        <w:t xml:space="preserve"> and to take a special bath called </w:t>
+      </w:r>
+      <w:hyperlink r:id="rId47">
+        <w:r>
+          <w:rPr>
+            <w:lang w:val="en_US" w:bidi="en_US"/>
+          </w:rPr>
+          <w:rPr>
+            <w:color w:val="0000EE"/>
+            <w:u w:val="single"/>
+          </w:rPr>
+          <w:t>baptism</w:t>
+        </w:r>
+      </w:hyperlink>
+      <w:r>
+        <w:rPr>
+          <w:lang w:val="en_US" w:bidi="en_US"/>
+        </w:rPr>
+        <w:t xml:space="preserve"> as a sign of their repentance. John did this shortly before Jesus began his own work.</w:t>
+      </w:r>
+    </w:p>
+    <w:p>
+      <w:pPr/>
+      <w:r>
+        <w:rPr>
+          <w:lang w:val="en_US" w:bidi="en_US"/>
+        </w:rPr>
+      </w:r>
+      <w:r>
+        <w:rPr>
+          <w:lang w:val="en_US" w:bidi="en_US"/>
+        </w:rPr>
+        <w:t xml:space="preserve">John's parents were Zechariah and </w:t>
+      </w:r>
+      <w:hyperlink r:id="rId48">
+        <w:r>
+          <w:rPr>
+            <w:lang w:val="en_US" w:bidi="en_US"/>
+          </w:rPr>
+          <w:rPr>
+            <w:color w:val="0000EE"/>
+            <w:u w:val="single"/>
+          </w:rPr>
+          <w:t>Elizabeth</w:t>
+        </w:r>
+      </w:hyperlink>
+      <w:r>
+        <w:rPr>
+          <w:lang w:val="en_US" w:bidi="en_US"/>
+        </w:rPr>
+        <w:t>. John's birth was quite special. His parents were already very old when he was born. John was their only child.</w:t>
+      </w:r>
+    </w:p>
+    <w:p>
+      <w:pPr/>
+      <w:r>
+        <w:rPr>
+          <w:lang w:val="en_US" w:bidi="en_US"/>
+        </w:rPr>
+      </w:r>
+      <w:r>
+        <w:rPr>
+          <w:lang w:val="en_US" w:bidi="en_US"/>
+        </w:rPr>
+        <w:t xml:space="preserve">John's father, Zechariah, was a </w:t>
+      </w:r>
+      <w:hyperlink r:id="rId49">
+        <w:r>
+          <w:rPr>
+            <w:lang w:val="en_US" w:bidi="en_US"/>
+          </w:rPr>
+          <w:rPr>
+            <w:color w:val="0000EE"/>
+            <w:u w:val="single"/>
+          </w:rPr>
+          <w:t>priest</w:t>
+        </w:r>
+      </w:hyperlink>
+      <w:r>
+        <w:rPr>
+          <w:lang w:val="en_US" w:bidi="en_US"/>
+        </w:rPr>
+        <w:t xml:space="preserve"> and served God in the </w:t>
+      </w:r>
+      <w:hyperlink r:id="rId20">
+        <w:r>
+          <w:rPr>
+            <w:lang w:val="en_US" w:bidi="en_US"/>
+          </w:rPr>
+          <w:rPr>
+            <w:color w:val="0000EE"/>
+            <w:u w:val="single"/>
+          </w:rPr>
+          <w:t>temple</w:t>
+        </w:r>
+      </w:hyperlink>
+      <w:r>
+        <w:rPr>
+          <w:lang w:val="en_US" w:bidi="en_US"/>
+        </w:rPr>
+        <w:t xml:space="preserve"> in </w:t>
+      </w:r>
+      <w:hyperlink r:id="rId37">
+        <w:r>
+          <w:rPr>
+            <w:lang w:val="en_US" w:bidi="en_US"/>
+          </w:rPr>
+          <w:rPr>
+            <w:color w:val="0000EE"/>
+            <w:u w:val="single"/>
+          </w:rPr>
+          <w:t>Jerusalem</w:t>
+        </w:r>
+      </w:hyperlink>
+      <w:r>
+        <w:rPr>
+          <w:lang w:val="en_US" w:bidi="en_US"/>
+        </w:rPr>
+        <w:t xml:space="preserve">. One time, when Zechariah was in the temple, an </w:t>
+      </w:r>
+      <w:hyperlink r:id="rId50">
+        <w:r>
+          <w:rPr>
+            <w:lang w:val="en_US" w:bidi="en_US"/>
+          </w:rPr>
+          <w:rPr>
+            <w:color w:val="0000EE"/>
+            <w:u w:val="single"/>
+          </w:rPr>
+          <w:t>angel</w:t>
+        </w:r>
+      </w:hyperlink>
+      <w:r>
+        <w:rPr>
+          <w:lang w:val="en_US" w:bidi="en_US"/>
+        </w:rPr>
+        <w:t xml:space="preserve"> appeared to Zechariah and told him that his wife Elizabeth would have a son. This son would be a servant of God like the </w:t>
+      </w:r>
+      <w:hyperlink r:id="rId51">
+        <w:r>
+          <w:rPr>
+            <w:lang w:val="en_US" w:bidi="en_US"/>
+          </w:rPr>
+          <w:rPr>
+            <w:color w:val="0000EE"/>
+            <w:u w:val="single"/>
+          </w:rPr>
+          <w:t>prophet</w:t>
+        </w:r>
+      </w:hyperlink>
+      <w:r>
+        <w:rPr>
+          <w:lang w:val="en_US" w:bidi="en_US"/>
+        </w:rPr>
+        <w:t xml:space="preserve"> </w:t>
+      </w:r>
+      <w:hyperlink r:id="rId52">
+        <w:r>
+          <w:rPr>
+            <w:lang w:val="en_US" w:bidi="en_US"/>
+          </w:rPr>
+          <w:rPr>
+            <w:color w:val="0000EE"/>
+            <w:u w:val="single"/>
+          </w:rPr>
+          <w:t>Elijah</w:t>
+        </w:r>
+      </w:hyperlink>
+      <w:r>
+        <w:rPr>
+          <w:lang w:val="en_US" w:bidi="en_US"/>
+        </w:rPr>
+        <w:t xml:space="preserve"> had been, and he would tell the people of </w:t>
+      </w:r>
+      <w:hyperlink r:id="rId24">
+        <w:r>
+          <w:rPr>
+            <w:lang w:val="en_US" w:bidi="en_US"/>
+          </w:rPr>
+          <w:rPr>
+            <w:color w:val="0000EE"/>
+            <w:u w:val="single"/>
+          </w:rPr>
+          <w:t>Israel</w:t>
+        </w:r>
+      </w:hyperlink>
+      <w:r>
+        <w:rPr>
+          <w:lang w:val="en_US" w:bidi="en_US"/>
+        </w:rPr>
+        <w:t xml:space="preserve"> to repent, in order to prepare the people to receive God. Zechariah could not </w:t>
       </w:r>
       <w:hyperlink r:id="rId16">
         <w:r>
@@ -308,14 +1894,14 @@
             <w:color w:val="0000EE"/>
             <w:u w:val="single"/>
           </w:rPr>
-          <w:t>John</w:t>
-        </w:r>
-      </w:hyperlink>
-      <w:r>
-        <w:rPr>
-          <w:lang w:val="en_US" w:bidi="en_US"/>
-        </w:rPr>
-        <w:t>, and his father's name was Zebedee. James and John were fishermen, until Jesus called them to become his disciples. Together with Peter, another disciple, these three men were often with Jesus at special times. From Jesus's 12 disciples, these three people were the closest to Jesus.</w:t>
+          <w:t>believe</w:t>
+        </w:r>
+      </w:hyperlink>
+      <w:r>
+        <w:rPr>
+          <w:lang w:val="en_US" w:bidi="en_US"/>
+        </w:rPr>
+        <w:t xml:space="preserve"> that what the angel said was true, because Zechariah and his wife Elizabeth were already so old. Because Zechariah did not believe the angel, the angel told Zechariah that he would be unable to speak until after the birth of the child.</w:t>
       </w:r>
     </w:p>
     <w:p>
@@ -329,7 +1915,7 @@
         <w:rPr>
           <w:lang w:val="en_US" w:bidi="en_US"/>
         </w:rPr>
-        <w:t>At one time, Jesus called James and his brother John "sons of thunder." It could be that Jesus gave them this name because they had a temper, and got angry quickly. But we do not know this for sure.</w:t>
+        <w:t>And of course, it happened exactly as the angel had said. Elizabeth became pregnant, even though she was already so old. She gave birth to John.</w:t>
       </w:r>
     </w:p>
     <w:p>
@@ -343,7 +1929,61 @@
         <w:rPr>
           <w:lang w:val="en_US" w:bidi="en_US"/>
         </w:rPr>
-        <w:t>In the book of Acts we hear that the king Herod Agrippa has James killed.</w:t>
+        <w:t xml:space="preserve">When John grew up, he went to live in the </w:t>
+      </w:r>
+      <w:hyperlink r:id="rId53">
+        <w:r>
+          <w:rPr>
+            <w:lang w:val="en_US" w:bidi="en_US"/>
+          </w:rPr>
+          <w:rPr>
+            <w:color w:val="0000EE"/>
+            <w:u w:val="single"/>
+          </w:rPr>
+          <w:t>wilderness</w:t>
+        </w:r>
+      </w:hyperlink>
+      <w:r>
+        <w:rPr>
+          <w:lang w:val="en_US" w:bidi="en_US"/>
+        </w:rPr>
+        <w:t xml:space="preserve">, in a lonely place away from people, near the </w:t>
+      </w:r>
+      <w:hyperlink r:id="rId54">
+        <w:r>
+          <w:rPr>
+            <w:lang w:val="en_US" w:bidi="en_US"/>
+          </w:rPr>
+          <w:rPr>
+            <w:color w:val="0000EE"/>
+            <w:u w:val="single"/>
+          </w:rPr>
+          <w:t>Jordan River</w:t>
+        </w:r>
+      </w:hyperlink>
+      <w:r>
+        <w:rPr>
+          <w:lang w:val="en_US" w:bidi="en_US"/>
+        </w:rPr>
+        <w:t xml:space="preserve">. He ate only what was available in the wilderness-honey and locusts. He wore very simple clothes made out of rough </w:t>
+      </w:r>
+      <w:hyperlink r:id="rId55">
+        <w:r>
+          <w:rPr>
+            <w:lang w:val="en_US" w:bidi="en_US"/>
+          </w:rPr>
+          <w:rPr>
+            <w:color w:val="0000EE"/>
+            <w:u w:val="single"/>
+          </w:rPr>
+          <w:t>camel</w:t>
+        </w:r>
+      </w:hyperlink>
+      <w:r>
+        <w:rPr>
+          <w:lang w:val="en_US" w:bidi="en_US"/>
+        </w:rPr>
+        <w:t xml:space="preserve"> hair. By looking at his clothes, people were reminded of the prophet Elijah. And many people came to John to listen to what he had to say. John told the people that another person would come after him, who was much more important than John was. John was preparing the people to receive this person, by telling them to repent of their sins and to start obeying God. The person that John was talking about was Jesus.</w:t>
       </w:r>
     </w:p>
     <w:p>
@@ -357,7 +1997,38 @@
         <w:rPr>
           <w:lang w:val="en_US" w:bidi="en_US"/>
         </w:rPr>
-        <w:t>There was another disciple of Jesus called James. He is called James, the son of Alpheus, or "James the less." "James the less" was probably a nickname that people gave to him because he was either younger or shorter than the other disciple named James.</w:t>
+        <w:t xml:space="preserve">John told the people to take a special bath named baptism. This was a ritual that showed the people that they really repented from their sins. Sometimes, people who were not Jews but still wanted to follow God, took baptism. But John told them that they </w:t>
+      </w:r>
+      <w:r>
+        <w:rPr>
+          <w:i/>
+          <w:lang w:val="en_US" w:bidi="en_US"/>
+        </w:rPr>
+        <w:t>all</w:t>
+      </w:r>
+      <w:r>
+        <w:rPr>
+          <w:lang w:val="en_US" w:bidi="en_US"/>
+        </w:rPr>
+        <w:t xml:space="preserve"> had to take baptism! Even though the people were </w:t>
+      </w:r>
+      <w:hyperlink r:id="rId19">
+        <w:r>
+          <w:rPr>
+            <w:lang w:val="en_US" w:bidi="en_US"/>
+          </w:rPr>
+          <w:rPr>
+            <w:color w:val="0000EE"/>
+            <w:u w:val="single"/>
+          </w:rPr>
+          <w:t>Jews</w:t>
+        </w:r>
+      </w:hyperlink>
+      <w:r>
+        <w:rPr>
+          <w:lang w:val="en_US" w:bidi="en_US"/>
+        </w:rPr>
+        <w:t>, and therefore God's special people, they still did many wrong things and needed to repent. They needed to tell God that they felt sorry for disobeying God, and that they wanted to change.</w:t>
       </w:r>
     </w:p>
     <w:p>
@@ -371,9 +2042,59 @@
         <w:rPr>
           <w:lang w:val="en_US" w:bidi="en_US"/>
         </w:rPr>
-        <w:t xml:space="preserve">Another James is a brother of Jesus-a son of Jesus's mother </w:t>
-      </w:r>
-      <w:hyperlink r:id="rId17">
+        <w:t xml:space="preserve">Without any fear, John the baptizer told the people openly what they did wrong. The religious teachers of the Jews did not like John. During this time, King Herod Antipas was ruling over </w:t>
+      </w:r>
+      <w:hyperlink r:id="rId26">
+        <w:r>
+          <w:rPr>
+            <w:lang w:val="en_US" w:bidi="en_US"/>
+          </w:rPr>
+          <w:rPr>
+            <w:color w:val="0000EE"/>
+            <w:u w:val="single"/>
+          </w:rPr>
+          <w:t>Judea</w:t>
+        </w:r>
+      </w:hyperlink>
+      <w:r>
+        <w:rPr>
+          <w:lang w:val="en_US" w:bidi="en_US"/>
+        </w:rPr>
+        <w:t xml:space="preserve">. This was a son of the King Herod who had tried to kill Jesus when he was a baby. Herod Antipas was living together with the wife of his brother, and John openly told him that this was wrong. This woman was angry with John because of this, and tried to kill him, but King Herod had respect for John and did not want to kill him. But the </w:t>
+      </w:r>
+      <w:hyperlink r:id="rId36">
+        <w:r>
+          <w:rPr>
+            <w:lang w:val="en_US" w:bidi="en_US"/>
+          </w:rPr>
+          <w:rPr>
+            <w:color w:val="0000EE"/>
+            <w:u w:val="single"/>
+          </w:rPr>
+          <w:t>king</w:t>
+        </w:r>
+      </w:hyperlink>
+      <w:r>
+        <w:rPr>
+          <w:lang w:val="en_US" w:bidi="en_US"/>
+        </w:rPr>
+        <w:t xml:space="preserve"> did put John in prison, and one time during a party, the king's wife tricked king Herod, and he was forced to have John killed. The king's soldiers cut off John's head to kill him.</w:t>
+      </w:r>
+    </w:p>
+    <w:p>
+      <w:pPr/>
+      <w:r>
+        <w:rPr>
+          <w:lang w:val="en_US" w:bidi="en_US"/>
+        </w:rPr>
+      </w:r>
+      <w:r>
+        <w:rPr>
+          <w:lang w:val="en_US" w:bidi="en_US"/>
+        </w:rPr>
+        <w:t xml:space="preserve">John the baptizer was a relative of Jesus. His mother Elizabeth was a cousin of Jesus's mother </w:t>
+      </w:r>
+      <w:hyperlink r:id="rId15">
         <w:r>
           <w:rPr>
             <w:lang w:val="en_US" w:bidi="en_US"/>
@@ -389,25 +2110,194 @@
         <w:rPr>
           <w:lang w:val="en_US" w:bidi="en_US"/>
         </w:rPr>
-        <w:t xml:space="preserve"> and her husband Joseph. This James did not at first </w:t>
-      </w:r>
-      <w:hyperlink r:id="rId18">
-        <w:r>
-          <w:rPr>
-            <w:lang w:val="en_US" w:bidi="en_US"/>
-          </w:rPr>
-          <w:rPr>
-            <w:color w:val="0000EE"/>
-            <w:u w:val="single"/>
-          </w:rPr>
-          <w:t>believe</w:t>
-        </w:r>
-      </w:hyperlink>
-      <w:r>
-        <w:rPr>
-          <w:lang w:val="en_US" w:bidi="en_US"/>
-        </w:rPr>
-        <w:t xml:space="preserve"> that God sent Jesus. But after Jesus rose from the dead, James started to believe in Jesus. James became an important leader in the early </w:t>
+        <w:t>.</w:t>
+      </w:r>
+      <w:r>
+        <w:rPr>
+          <w:lang w:val="en_US" w:bidi="en_US"/>
+        </w:rPr>
+      </w:r>
+      <w:r>
+        <w:rPr>
+          <w:lang w:val="en_US" w:bidi="en_US"/>
+        </w:rPr>
+      </w:r>
+    </w:p>
+    <w:p>
+      <w:pPr/>
+      <w:r>
+        <w:rPr>
+          <w:lang w:val="en_US" w:bidi="en_US"/>
+        </w:rPr>
+      </w:r>
+    </w:p>
+    <w:p>
+      <w:pPr>
+        <w:pStyle w:val="Heading2"/>
+      </w:pPr>
+      <w:r>
+        <w:rPr>
+          <w:lang w:val="en_US" w:bidi="en_US"/>
+        </w:rPr>
+        <w:t>John the Baptist</w:t>
+      </w:r>
+      <w:r>
+        <w:rPr>
+          <w:lang w:val="en_US" w:bidi="en_US"/>
+        </w:rPr>
+      </w:r>
+    </w:p>
+    <w:p>
+      <w:pPr>
+        <w:pStyle w:val="Heading4"/>
+      </w:pPr>
+      <w:r>
+        <w:rPr>
+          <w:lang w:val="en_US" w:bidi="en_US"/>
+        </w:rPr>
+        <w:t>Audio Content</w:t>
+      </w:r>
+      <w:r>
+        <w:rPr>
+          <w:lang w:val="en_US" w:bidi="en_US"/>
+        </w:rPr>
+      </w:r>
+    </w:p>
+    <w:p>
+      <w:pPr/>
+      <w:r>
+        <w:rPr>
+          <w:lang w:val="en_US" w:bidi="en_US"/>
+        </w:rPr>
+      </w:r>
+      <w:hyperlink r:id="rId56">
+        <w:r>
+          <w:rPr>
+            <w:lang w:val="en_US" w:bidi="en_US"/>
+          </w:rPr>
+          <w:rPr>
+            <w:color w:val="0000EE"/>
+            <w:u w:val="single"/>
+          </w:rPr>
+          <w:t>mp3 file</w:t>
+        </w:r>
+      </w:hyperlink>
+      <w:r>
+        <w:rPr>
+          <w:lang w:val="en_US" w:bidi="en_US"/>
+        </w:rPr>
+        <w:t xml:space="preserve"> (2422388 KB)</w:t>
+      </w:r>
+      <w:r>
+        <w:rPr>
+          <w:lang w:val="en_US" w:bidi="en_US"/>
+        </w:rPr>
+      </w:r>
+      <w:r>
+        <w:rPr>
+          <w:lang w:val="en_US" w:bidi="en_US"/>
+        </w:rPr>
+      </w:r>
+    </w:p>
+    <w:p>
+      <w:pPr/>
+      <w:r>
+        <w:rPr>
+          <w:lang w:val="en_US" w:bidi="en_US"/>
+        </w:rPr>
+      </w:r>
+    </w:p>
+    <w:p>
+      <w:pPr>
+        <w:pStyle w:val="Heading2"/>
+      </w:pPr>
+      <w:r>
+        <w:rPr>
+          <w:lang w:val="en_US" w:bidi="en_US"/>
+        </w:rPr>
+        <w:t>Jordan River</w:t>
+      </w:r>
+      <w:r>
+        <w:rPr>
+          <w:lang w:val="en_US" w:bidi="en_US"/>
+        </w:rPr>
+      </w:r>
+    </w:p>
+    <w:p>
+      <w:pPr/>
+      <w:r>
+        <w:rPr>
+          <w:lang w:val="en_US" w:bidi="en_US"/>
+        </w:rPr>
+      </w:r>
+      <w:r>
+        <w:rPr>
+          <w:lang w:val="en_US" w:bidi="en_US"/>
+        </w:rPr>
+        <w:t xml:space="preserve">The </w:t>
+      </w:r>
+      <w:r>
+        <w:rPr>
+          <w:b/>
+          <w:lang w:val="en_US" w:bidi="en_US"/>
+        </w:rPr>
+        <w:t>Jordan River</w:t>
+      </w:r>
+      <w:r>
+        <w:rPr>
+          <w:lang w:val="en_US" w:bidi="en_US"/>
+        </w:rPr>
+        <w:t xml:space="preserve"> is a long river that runs through </w:t>
+      </w:r>
+      <w:hyperlink r:id="rId24">
+        <w:r>
+          <w:rPr>
+            <w:lang w:val="en_US" w:bidi="en_US"/>
+          </w:rPr>
+          <w:rPr>
+            <w:color w:val="0000EE"/>
+            <w:u w:val="single"/>
+          </w:rPr>
+          <w:t>Israel</w:t>
+        </w:r>
+      </w:hyperlink>
+      <w:r>
+        <w:rPr>
+          <w:lang w:val="en_US" w:bidi="en_US"/>
+        </w:rPr>
+        <w:t xml:space="preserve"> from north to south. During the rainy season the river is quite wide and deep. At other times of the year the river is smaller, and a person can get across the river by wading or swimming through the water. At two places, the river passes a large lake: first the Lake-or sea-of Galilee, and later the Dead Sea. The </w:t>
+      </w:r>
+      <w:hyperlink r:id="rId57">
+        <w:r>
+          <w:rPr>
+            <w:lang w:val="en_US" w:bidi="en_US"/>
+          </w:rPr>
+          <w:rPr>
+            <w:color w:val="0000EE"/>
+            <w:u w:val="single"/>
+          </w:rPr>
+          <w:t>Lake of Galilee</w:t>
+        </w:r>
+      </w:hyperlink>
+      <w:r>
+        <w:rPr>
+          <w:lang w:val="en_US" w:bidi="en_US"/>
+        </w:rPr>
+        <w:t xml:space="preserve"> has sweet water and there are many fish in the lake; but the Dead Sea has saltwater, and the water is so salty that no fish can live in it. The Jordan River stops at the Dead Sea.</w:t>
+      </w:r>
+    </w:p>
+    <w:p>
+      <w:pPr/>
+      <w:r>
+        <w:rPr>
+          <w:lang w:val="en_US" w:bidi="en_US"/>
+        </w:rPr>
+      </w:r>
+      <w:r>
+        <w:rPr>
+          <w:lang w:val="en_US" w:bidi="en_US"/>
+        </w:rPr>
+        <w:t xml:space="preserve">The Jordan River was very important for the </w:t>
       </w:r>
       <w:hyperlink r:id="rId19">
         <w:r>
@@ -418,24 +2308,50 @@
             <w:color w:val="0000EE"/>
             <w:u w:val="single"/>
           </w:rPr>
-          <w:t>church</w:t>
-        </w:r>
-      </w:hyperlink>
-      <w:r>
-        <w:rPr>
-          <w:lang w:val="en_US" w:bidi="en_US"/>
-        </w:rPr>
-        <w:t>, and he is probably the author of the book of James, which is in the New Testament.</w:t>
-      </w:r>
-      <w:r>
-        <w:rPr>
-          <w:lang w:val="en_US" w:bidi="en_US"/>
-        </w:rPr>
-      </w:r>
-      <w:r>
-        <w:rPr>
-          <w:lang w:val="en_US" w:bidi="en_US"/>
-        </w:rPr>
+          <w:t>Jews</w:t>
+        </w:r>
+      </w:hyperlink>
+      <w:r>
+        <w:rPr>
+          <w:lang w:val="en_US" w:bidi="en_US"/>
+        </w:rPr>
+        <w:t xml:space="preserve">. It was important because the people needed the water of the river, but also because when the </w:t>
+      </w:r>
+      <w:hyperlink r:id="rId25">
+        <w:r>
+          <w:rPr>
+            <w:lang w:val="en_US" w:bidi="en_US"/>
+          </w:rPr>
+          <w:rPr>
+            <w:color w:val="0000EE"/>
+            <w:u w:val="single"/>
+          </w:rPr>
+          <w:t>Israelites</w:t>
+        </w:r>
+      </w:hyperlink>
+      <w:r>
+        <w:rPr>
+          <w:lang w:val="en_US" w:bidi="en_US"/>
+        </w:rPr>
+        <w:t xml:space="preserve"> had first entered the land, they had to cross this Jordan River. It was the time of the rains, and the river was very deep and wide at the time. But God did a </w:t>
+      </w:r>
+      <w:hyperlink r:id="rId58">
+        <w:r>
+          <w:rPr>
+            <w:lang w:val="en_US" w:bidi="en_US"/>
+          </w:rPr>
+          <w:rPr>
+            <w:color w:val="0000EE"/>
+            <w:u w:val="single"/>
+          </w:rPr>
+          <w:t>miracle</w:t>
+        </w:r>
+      </w:hyperlink>
+      <w:r>
+        <w:rPr>
+          <w:lang w:val="en_US" w:bidi="en_US"/>
+        </w:rPr>
+        <w:t xml:space="preserve"> and stopped the water in the river, and the people of Israel could safely walk across the bottom of the river to the other side.</w:t>
       </w:r>
     </w:p>
     <w:p>
@@ -445,6 +2361,30 @@
           <w:lang w:val="en_US" w:bidi="en_US"/>
         </w:rPr>
       </w:r>
+      <w:r>
+        <w:rPr>
+          <w:lang w:val="en_US" w:bidi="en_US"/>
+        </w:rPr>
+        <w:t>You may want to first look up the Jordan River in the video Bible dictionary.</w:t>
+      </w:r>
+      <w:r>
+        <w:rPr>
+          <w:lang w:val="en_US" w:bidi="en_US"/>
+        </w:rPr>
+      </w:r>
+      <w:r>
+        <w:rPr>
+          <w:lang w:val="en_US" w:bidi="en_US"/>
+        </w:rPr>
+      </w:r>
+    </w:p>
+    <w:p>
+      <w:pPr/>
+      <w:r>
+        <w:rPr>
+          <w:lang w:val="en_US" w:bidi="en_US"/>
+        </w:rPr>
+      </w:r>
     </w:p>
     <w:p>
       <w:pPr>
@@ -454,7 +2394,7 @@
         <w:rPr>
           <w:lang w:val="en_US" w:bidi="en_US"/>
         </w:rPr>
-        <w:t>James</w:t>
+        <w:t>Jordan River</w:t>
       </w:r>
       <w:r>
         <w:rPr>
@@ -485,6 +2425,215 @@
           <w:lang w:val="en_US" w:bidi="en_US"/>
         </w:rPr>
       </w:r>
+      <w:hyperlink r:id="rId59">
+        <w:r>
+          <w:rPr>
+            <w:lang w:val="en_US" w:bidi="en_US"/>
+          </w:rPr>
+          <w:rPr>
+            <w:color w:val="0000EE"/>
+            <w:u w:val="single"/>
+          </w:rPr>
+          <w:t>mp3 file</w:t>
+        </w:r>
+      </w:hyperlink>
+      <w:r>
+        <w:rPr>
+          <w:lang w:val="en_US" w:bidi="en_US"/>
+        </w:rPr>
+        <w:t xml:space="preserve"> (874364 KB)</w:t>
+      </w:r>
+      <w:r>
+        <w:rPr>
+          <w:lang w:val="en_US" w:bidi="en_US"/>
+        </w:rPr>
+      </w:r>
+      <w:r>
+        <w:rPr>
+          <w:lang w:val="en_US" w:bidi="en_US"/>
+        </w:rPr>
+      </w:r>
+    </w:p>
+    <w:p>
+      <w:pPr/>
+      <w:r>
+        <w:rPr>
+          <w:lang w:val="en_US" w:bidi="en_US"/>
+        </w:rPr>
+      </w:r>
+    </w:p>
+    <w:p>
+      <w:pPr>
+        <w:pStyle w:val="Heading2"/>
+      </w:pPr>
+      <w:r>
+        <w:rPr>
+          <w:lang w:val="en_US" w:bidi="en_US"/>
+        </w:rPr>
+        <w:t>Judea</w:t>
+      </w:r>
+      <w:r>
+        <w:rPr>
+          <w:lang w:val="en_US" w:bidi="en_US"/>
+        </w:rPr>
+      </w:r>
+    </w:p>
+    <w:p>
+      <w:pPr/>
+      <w:r>
+        <w:rPr>
+          <w:lang w:val="en_US" w:bidi="en_US"/>
+        </w:rPr>
+      </w:r>
+      <w:r>
+        <w:rPr>
+          <w:b/>
+          <w:lang w:val="en_US" w:bidi="en_US"/>
+        </w:rPr>
+        <w:t>Judea</w:t>
+      </w:r>
+      <w:r>
+        <w:rPr>
+          <w:lang w:val="en_US" w:bidi="en_US"/>
+        </w:rPr>
+        <w:t xml:space="preserve"> is the name of a region in </w:t>
+      </w:r>
+      <w:hyperlink r:id="rId24">
+        <w:r>
+          <w:rPr>
+            <w:lang w:val="en_US" w:bidi="en_US"/>
+          </w:rPr>
+          <w:rPr>
+            <w:color w:val="0000EE"/>
+            <w:u w:val="single"/>
+          </w:rPr>
+          <w:t>Israel</w:t>
+        </w:r>
+      </w:hyperlink>
+      <w:r>
+        <w:rPr>
+          <w:lang w:val="en_US" w:bidi="en_US"/>
+        </w:rPr>
+        <w:t xml:space="preserve"> in the time of the New Testament.</w:t>
+      </w:r>
+    </w:p>
+    <w:p>
+      <w:pPr/>
+      <w:r>
+        <w:rPr>
+          <w:lang w:val="en_US" w:bidi="en_US"/>
+        </w:rPr>
+      </w:r>
+      <w:r>
+        <w:rPr>
+          <w:lang w:val="en_US" w:bidi="en_US"/>
+        </w:rPr>
+        <w:t xml:space="preserve">In the time of Jesus, Israel was not an independent </w:t>
+      </w:r>
+      <w:hyperlink r:id="rId32">
+        <w:r>
+          <w:rPr>
+            <w:lang w:val="en_US" w:bidi="en_US"/>
+          </w:rPr>
+          <w:rPr>
+            <w:color w:val="0000EE"/>
+            <w:u w:val="single"/>
+          </w:rPr>
+          <w:t>nation</w:t>
+        </w:r>
+      </w:hyperlink>
+      <w:r>
+        <w:rPr>
+          <w:lang w:val="en_US" w:bidi="en_US"/>
+        </w:rPr>
+        <w:t xml:space="preserve">. The </w:t>
+      </w:r>
+      <w:hyperlink r:id="rId25">
+        <w:r>
+          <w:rPr>
+            <w:lang w:val="en_US" w:bidi="en_US"/>
+          </w:rPr>
+          <w:rPr>
+            <w:color w:val="0000EE"/>
+            <w:u w:val="single"/>
+          </w:rPr>
+          <w:t>Israelites</w:t>
+        </w:r>
+      </w:hyperlink>
+      <w:r>
+        <w:rPr>
+          <w:lang w:val="en_US" w:bidi="en_US"/>
+        </w:rPr>
+        <w:t xml:space="preserve"> were ruled by the Roman people. The Romans had divided Israel into several regions, or provinces. These provinces were Judea in the south, </w:t>
+      </w:r>
+      <w:hyperlink r:id="rId39">
+        <w:r>
+          <w:rPr>
+            <w:lang w:val="en_US" w:bidi="en_US"/>
+          </w:rPr>
+          <w:rPr>
+            <w:color w:val="0000EE"/>
+            <w:u w:val="single"/>
+          </w:rPr>
+          <w:t>Galilee</w:t>
+        </w:r>
+      </w:hyperlink>
+      <w:r>
+        <w:rPr>
+          <w:lang w:val="en_US" w:bidi="en_US"/>
+        </w:rPr>
+        <w:t xml:space="preserve"> in the north, and </w:t>
+      </w:r>
+      <w:hyperlink r:id="rId38">
+        <w:r>
+          <w:rPr>
+            <w:lang w:val="en_US" w:bidi="en_US"/>
+          </w:rPr>
+          <w:rPr>
+            <w:color w:val="0000EE"/>
+            <w:u w:val="single"/>
+          </w:rPr>
+          <w:t>Samaria</w:t>
+        </w:r>
+      </w:hyperlink>
+      <w:r>
+        <w:rPr>
+          <w:lang w:val="en_US" w:bidi="en_US"/>
+        </w:rPr>
+        <w:t xml:space="preserve"> in the middle.</w:t>
+      </w:r>
+    </w:p>
+    <w:p>
+      <w:pPr/>
+      <w:r>
+        <w:rPr>
+          <w:lang w:val="en_US" w:bidi="en_US"/>
+        </w:rPr>
+      </w:r>
+      <w:r>
+        <w:rPr>
+          <w:lang w:val="en_US" w:bidi="en_US"/>
+        </w:rPr>
+        <w:t xml:space="preserve">Judea was the place where the most important city was, </w:t>
+      </w:r>
+      <w:hyperlink r:id="rId37">
+        <w:r>
+          <w:rPr>
+            <w:lang w:val="en_US" w:bidi="en_US"/>
+          </w:rPr>
+          <w:rPr>
+            <w:color w:val="0000EE"/>
+            <w:u w:val="single"/>
+          </w:rPr>
+          <w:t>Jerusalem</w:t>
+        </w:r>
+      </w:hyperlink>
+      <w:r>
+        <w:rPr>
+          <w:lang w:val="en_US" w:bidi="en_US"/>
+        </w:rPr>
+        <w:t xml:space="preserve">, and the </w:t>
+      </w:r>
       <w:hyperlink r:id="rId20">
         <w:r>
           <w:rPr>
@@ -494,6 +2643,127 @@
             <w:color w:val="0000EE"/>
             <w:u w:val="single"/>
           </w:rPr>
+          <w:t>temple</w:t>
+        </w:r>
+      </w:hyperlink>
+      <w:r>
+        <w:rPr>
+          <w:lang w:val="en_US" w:bidi="en_US"/>
+        </w:rPr>
+        <w:t xml:space="preserve"> of God. The people in Judea often thought that they were better </w:t>
+      </w:r>
+      <w:hyperlink r:id="rId19">
+        <w:r>
+          <w:rPr>
+            <w:lang w:val="en_US" w:bidi="en_US"/>
+          </w:rPr>
+          <w:rPr>
+            <w:color w:val="0000EE"/>
+            <w:u w:val="single"/>
+          </w:rPr>
+          <w:t>Jews</w:t>
+        </w:r>
+      </w:hyperlink>
+      <w:r>
+        <w:rPr>
+          <w:lang w:val="en_US" w:bidi="en_US"/>
+        </w:rPr>
+        <w:t xml:space="preserve"> than the people in Galilee. They looked down on the people in Galilee, thinking of them as uneducated and rough. The people in Judea </w:t>
+      </w:r>
+      <w:r>
+        <w:rPr>
+          <w:i/>
+          <w:lang w:val="en_US" w:bidi="en_US"/>
+        </w:rPr>
+        <w:t>and</w:t>
+      </w:r>
+      <w:r>
+        <w:rPr>
+          <w:lang w:val="en_US" w:bidi="en_US"/>
+        </w:rPr>
+        <w:t xml:space="preserve"> Galilee looked down on people in Samaria, whom they considered not to be Jews at all.</w:t>
+      </w:r>
+    </w:p>
+    <w:p>
+      <w:pPr/>
+      <w:r>
+        <w:rPr>
+          <w:lang w:val="en_US" w:bidi="en_US"/>
+        </w:rPr>
+      </w:r>
+      <w:r>
+        <w:rPr>
+          <w:lang w:val="en_US" w:bidi="en_US"/>
+        </w:rPr>
+        <w:t>The area that is Judea in the New Testament is called Judah in the Old Testament.</w:t>
+      </w:r>
+      <w:r>
+        <w:rPr>
+          <w:lang w:val="en_US" w:bidi="en_US"/>
+        </w:rPr>
+      </w:r>
+      <w:r>
+        <w:rPr>
+          <w:lang w:val="en_US" w:bidi="en_US"/>
+        </w:rPr>
+      </w:r>
+    </w:p>
+    <w:p>
+      <w:pPr/>
+      <w:r>
+        <w:rPr>
+          <w:lang w:val="en_US" w:bidi="en_US"/>
+        </w:rPr>
+      </w:r>
+    </w:p>
+    <w:p>
+      <w:pPr>
+        <w:pStyle w:val="Heading2"/>
+      </w:pPr>
+      <w:r>
+        <w:rPr>
+          <w:lang w:val="en_US" w:bidi="en_US"/>
+        </w:rPr>
+        <w:t>Judea</w:t>
+      </w:r>
+      <w:r>
+        <w:rPr>
+          <w:lang w:val="en_US" w:bidi="en_US"/>
+        </w:rPr>
+      </w:r>
+    </w:p>
+    <w:p>
+      <w:pPr>
+        <w:pStyle w:val="Heading4"/>
+      </w:pPr>
+      <w:r>
+        <w:rPr>
+          <w:lang w:val="en_US" w:bidi="en_US"/>
+        </w:rPr>
+        <w:t>Audio Content</w:t>
+      </w:r>
+      <w:r>
+        <w:rPr>
+          <w:lang w:val="en_US" w:bidi="en_US"/>
+        </w:rPr>
+      </w:r>
+    </w:p>
+    <w:p>
+      <w:pPr/>
+      <w:r>
+        <w:rPr>
+          <w:lang w:val="en_US" w:bidi="en_US"/>
+        </w:rPr>
+      </w:r>
+      <w:hyperlink r:id="rId60">
+        <w:r>
+          <w:rPr>
+            <w:lang w:val="en_US" w:bidi="en_US"/>
+          </w:rPr>
+          <w:rPr>
+            <w:color w:val="0000EE"/>
+            <w:u w:val="single"/>
+          </w:rPr>
           <w:t>mp3 file</w:t>
         </w:r>
       </w:hyperlink>
@@ -501,7 +2771,7 @@
         <w:rPr>
           <w:lang w:val="en_US" w:bidi="en_US"/>
         </w:rPr>
-        <w:t xml:space="preserve"> (1142804 KB)</w:t>
+        <w:t xml:space="preserve"> (658796 KB)</w:t>
       </w:r>
       <w:r>
         <w:rPr>
@@ -530,7 +2800,7 @@
         <w:rPr>
           <w:lang w:val="en_US" w:bidi="en_US"/>
         </w:rPr>
-        <w:t>Jerusalem</w:t>
+        <w:t>judge</w:t>
       </w:r>
       <w:r>
         <w:rPr>
@@ -547,70 +2817,36 @@
       </w:r>
       <w:r>
         <w:rPr>
+          <w:lang w:val="en_US" w:bidi="en_US"/>
+        </w:rPr>
+        <w:t xml:space="preserve">Someone </w:t>
+      </w:r>
+      <w:r>
+        <w:rPr>
           <w:b/>
           <w:lang w:val="en_US" w:bidi="en_US"/>
         </w:rPr>
-        <w:t>Jerusalem</w:t>
-      </w:r>
-      <w:r>
-        <w:rPr>
-          <w:lang w:val="en_US" w:bidi="en_US"/>
-        </w:rPr>
-        <w:t xml:space="preserve"> is the name of the most important city of the </w:t>
-      </w:r>
-      <w:hyperlink r:id="rId21">
-        <w:r>
-          <w:rPr>
-            <w:lang w:val="en_US" w:bidi="en_US"/>
-          </w:rPr>
-          <w:rPr>
-            <w:color w:val="0000EE"/>
-            <w:u w:val="single"/>
-          </w:rPr>
-          <w:t>Jewish</w:t>
-        </w:r>
-      </w:hyperlink>
-      <w:r>
-        <w:rPr>
-          <w:lang w:val="en_US" w:bidi="en_US"/>
-        </w:rPr>
-        <w:t xml:space="preserve"> people. The </w:t>
-      </w:r>
-      <w:hyperlink r:id="rId22">
-        <w:r>
-          <w:rPr>
-            <w:lang w:val="en_US" w:bidi="en_US"/>
-          </w:rPr>
-          <w:rPr>
-            <w:color w:val="0000EE"/>
-            <w:u w:val="single"/>
-          </w:rPr>
-          <w:t>temple</w:t>
-        </w:r>
-      </w:hyperlink>
-      <w:r>
-        <w:rPr>
-          <w:lang w:val="en_US" w:bidi="en_US"/>
-        </w:rPr>
-        <w:t xml:space="preserve"> of God, where the Jews </w:t>
-      </w:r>
-      <w:hyperlink r:id="rId23">
-        <w:r>
-          <w:rPr>
-            <w:lang w:val="en_US" w:bidi="en_US"/>
-          </w:rPr>
-          <w:rPr>
-            <w:color w:val="0000EE"/>
-            <w:u w:val="single"/>
-          </w:rPr>
-          <w:t>worshiped</w:t>
-        </w:r>
-      </w:hyperlink>
-      <w:r>
-        <w:rPr>
-          <w:lang w:val="en_US" w:bidi="en_US"/>
-        </w:rPr>
-        <w:t xml:space="preserve"> God, was in Jerusalem. The Jews traveled to Jerusalem several times a year to celebrate important festivals in the temple. The Jewish religious court, the </w:t>
+        <w:t>judges</w:t>
+      </w:r>
+      <w:r>
+        <w:rPr>
+          <w:lang w:val="en_US" w:bidi="en_US"/>
+        </w:rPr>
+        <w:t xml:space="preserve"> actions that people do by deciding if what they do is right or wrong, and therefore if the person is guilty or innocent of breaking a law. A judge will punish the person if the judge decides that the person is guilty of doing wrong.</w:t>
+      </w:r>
+    </w:p>
+    <w:p>
+      <w:pPr/>
+      <w:r>
+        <w:rPr>
+          <w:lang w:val="en_US" w:bidi="en_US"/>
+        </w:rPr>
+      </w:r>
+      <w:r>
+        <w:rPr>
+          <w:lang w:val="en_US" w:bidi="en_US"/>
+        </w:rPr>
+        <w:t xml:space="preserve">Before the nation of </w:t>
       </w:r>
       <w:hyperlink r:id="rId24">
         <w:r>
@@ -621,14 +2857,42 @@
             <w:color w:val="0000EE"/>
             <w:u w:val="single"/>
           </w:rPr>
-          <w:t>Sanhedrin</w:t>
-        </w:r>
-      </w:hyperlink>
-      <w:r>
-        <w:rPr>
-          <w:lang w:val="en_US" w:bidi="en_US"/>
-        </w:rPr>
-        <w:t>, also gathered in Jerusalem.</w:t>
+          <w:t>Israel</w:t>
+        </w:r>
+      </w:hyperlink>
+      <w:r>
+        <w:rPr>
+          <w:lang w:val="en_US" w:bidi="en_US"/>
+        </w:rPr>
+        <w:t xml:space="preserve"> had </w:t>
+      </w:r>
+      <w:hyperlink r:id="rId36">
+        <w:r>
+          <w:rPr>
+            <w:lang w:val="en_US" w:bidi="en_US"/>
+          </w:rPr>
+          <w:rPr>
+            <w:color w:val="0000EE"/>
+            <w:u w:val="single"/>
+          </w:rPr>
+          <w:t>kings</w:t>
+        </w:r>
+      </w:hyperlink>
+      <w:r>
+        <w:rPr>
+          <w:lang w:val="en_US" w:bidi="en_US"/>
+        </w:rPr>
+        <w:t>, God gave them leaders that they called judges. Someone wrote the judges' stories in a book that we now call the book of Judges. The judges we hear about in the book of Judges did not act as traditional judges in that they did not always decide if someone was guilty of breaking a law. These judges were often military leaders who rescued the Israelites from their enemies. Sometimes, as in the case of Deborah, these judges were prophet-leaders who helped Israel follow God.</w:t>
+      </w:r>
+      <w:r>
+        <w:rPr>
+          <w:lang w:val="en_US" w:bidi="en_US"/>
+        </w:rPr>
+      </w:r>
+      <w:r>
+        <w:rPr>
+          <w:lang w:val="en_US" w:bidi="en_US"/>
+        </w:rPr>
       </w:r>
     </w:p>
     <w:p>
@@ -638,65 +2902,37 @@
           <w:lang w:val="en_US" w:bidi="en_US"/>
         </w:rPr>
       </w:r>
-      <w:r>
-        <w:rPr>
-          <w:lang w:val="en_US" w:bidi="en_US"/>
-        </w:rPr>
-        <w:t xml:space="preserve">About a thousand years before Jesus was born, king </w:t>
-      </w:r>
-      <w:hyperlink r:id="rId25">
-        <w:r>
-          <w:rPr>
-            <w:lang w:val="en_US" w:bidi="en_US"/>
-          </w:rPr>
-          <w:rPr>
-            <w:color w:val="0000EE"/>
-            <w:u w:val="single"/>
-          </w:rPr>
-          <w:t>David</w:t>
-        </w:r>
-      </w:hyperlink>
-      <w:r>
-        <w:rPr>
-          <w:lang w:val="en_US" w:bidi="en_US"/>
-        </w:rPr>
-        <w:t xml:space="preserve"> established the city of Jerusalem as the capital of </w:t>
-      </w:r>
-      <w:hyperlink r:id="rId26">
-        <w:r>
-          <w:rPr>
-            <w:lang w:val="en_US" w:bidi="en_US"/>
-          </w:rPr>
-          <w:rPr>
-            <w:color w:val="0000EE"/>
-            <w:u w:val="single"/>
-          </w:rPr>
-          <w:t>Israel</w:t>
-        </w:r>
-      </w:hyperlink>
-      <w:r>
-        <w:rPr>
-          <w:lang w:val="en_US" w:bidi="en_US"/>
-        </w:rPr>
-        <w:t xml:space="preserve">. About 500 years later, the enemies of the </w:t>
-      </w:r>
-      <w:hyperlink r:id="rId27">
-        <w:r>
-          <w:rPr>
-            <w:lang w:val="en_US" w:bidi="en_US"/>
-          </w:rPr>
-          <w:rPr>
-            <w:color w:val="0000EE"/>
-            <w:u w:val="single"/>
-          </w:rPr>
-          <w:t>Israelites</w:t>
-        </w:r>
-      </w:hyperlink>
-      <w:r>
-        <w:rPr>
-          <w:lang w:val="en_US" w:bidi="en_US"/>
-        </w:rPr>
-        <w:t xml:space="preserve"> destroyed the city, but the Israelites built it up again. The Jewish people loved the city of Jerusalem very much.</w:t>
+    </w:p>
+    <w:p>
+      <w:pPr>
+        <w:pStyle w:val="Heading2"/>
+      </w:pPr>
+      <w:r>
+        <w:rPr>
+          <w:lang w:val="en_US" w:bidi="en_US"/>
+        </w:rPr>
+        <w:t>judge</w:t>
+      </w:r>
+      <w:r>
+        <w:rPr>
+          <w:lang w:val="en_US" w:bidi="en_US"/>
+        </w:rPr>
+      </w:r>
+    </w:p>
+    <w:p>
+      <w:pPr>
+        <w:pStyle w:val="Heading4"/>
+      </w:pPr>
+      <w:r>
+        <w:rPr>
+          <w:lang w:val="en_US" w:bidi="en_US"/>
+        </w:rPr>
+        <w:t>Audio Content</w:t>
+      </w:r>
+      <w:r>
+        <w:rPr>
+          <w:lang w:val="en_US" w:bidi="en_US"/>
+        </w:rPr>
       </w:r>
     </w:p>
     <w:p>
@@ -706,42 +2942,23 @@
           <w:lang w:val="en_US" w:bidi="en_US"/>
         </w:rPr>
       </w:r>
-      <w:r>
-        <w:rPr>
-          <w:lang w:val="en_US" w:bidi="en_US"/>
-        </w:rPr>
-        <w:t xml:space="preserve">Jerusalem was part of the province called </w:t>
-      </w:r>
-      <w:hyperlink r:id="rId28">
-        <w:r>
-          <w:rPr>
-            <w:lang w:val="en_US" w:bidi="en_US"/>
-          </w:rPr>
-          <w:rPr>
-            <w:color w:val="0000EE"/>
-            <w:u w:val="single"/>
-          </w:rPr>
-          <w:t>Judea</w:t>
-        </w:r>
-      </w:hyperlink>
-      <w:r>
-        <w:rPr>
-          <w:lang w:val="en_US" w:bidi="en_US"/>
-        </w:rPr>
-        <w:t>. Jerusalem was built on a hill. Therefore people always said they were going "</w:t>
-      </w:r>
-      <w:r>
-        <w:rPr>
-          <w:i/>
-          <w:lang w:val="en_US" w:bidi="en_US"/>
-        </w:rPr>
-        <w:t>up</w:t>
-      </w:r>
-      <w:r>
-        <w:rPr>
-          <w:lang w:val="en_US" w:bidi="en_US"/>
-        </w:rPr>
-        <w:t xml:space="preserve"> to Jerusalem."</w:t>
+      <w:hyperlink r:id="rId61">
+        <w:r>
+          <w:rPr>
+            <w:lang w:val="en_US" w:bidi="en_US"/>
+          </w:rPr>
+          <w:rPr>
+            <w:color w:val="0000EE"/>
+            <w:u w:val="single"/>
+          </w:rPr>
+          <w:t>mp3 file</w:t>
+        </w:r>
+      </w:hyperlink>
+      <w:r>
+        <w:rPr>
+          <w:lang w:val="en_US" w:bidi="en_US"/>
+        </w:rPr>
+        <w:t xml:space="preserve"> (599492 KB)</w:t>
       </w:r>
       <w:r>
         <w:rPr>
@@ -770,7 +2987,73 @@
         <w:rPr>
           <w:lang w:val="en_US" w:bidi="en_US"/>
         </w:rPr>
-        <w:t>Jerusalem</w:t>
+        <w:t>justice</w:t>
+      </w:r>
+      <w:r>
+        <w:rPr>
+          <w:lang w:val="en_US" w:bidi="en_US"/>
+        </w:rPr>
+      </w:r>
+    </w:p>
+    <w:p>
+      <w:pPr/>
+      <w:r>
+        <w:rPr>
+          <w:lang w:val="en_US" w:bidi="en_US"/>
+        </w:rPr>
+      </w:r>
+      <w:r>
+        <w:rPr>
+          <w:lang w:val="en_US" w:bidi="en_US"/>
+        </w:rPr>
+        <w:t xml:space="preserve">Justice is when someone treats someone else fairly according to the law. When justice is happening in an entire society, then everybody treats each other equally and fairly. In a just society, people in </w:t>
+      </w:r>
+      <w:hyperlink r:id="rId62">
+        <w:r>
+          <w:rPr>
+            <w:lang w:val="en_US" w:bidi="en_US"/>
+          </w:rPr>
+          <w:rPr>
+            <w:color w:val="0000EE"/>
+            <w:u w:val="single"/>
+          </w:rPr>
+          <w:t>authority</w:t>
+        </w:r>
+      </w:hyperlink>
+      <w:r>
+        <w:rPr>
+          <w:lang w:val="en_US" w:bidi="en_US"/>
+        </w:rPr>
+        <w:t xml:space="preserve"> punish those who do wrong and protect people who are poor and weak.</w:t>
+      </w:r>
+      <w:r>
+        <w:rPr>
+          <w:lang w:val="en_US" w:bidi="en_US"/>
+        </w:rPr>
+      </w:r>
+      <w:r>
+        <w:rPr>
+          <w:lang w:val="en_US" w:bidi="en_US"/>
+        </w:rPr>
+      </w:r>
+    </w:p>
+    <w:p>
+      <w:pPr/>
+      <w:r>
+        <w:rPr>
+          <w:lang w:val="en_US" w:bidi="en_US"/>
+        </w:rPr>
+      </w:r>
+    </w:p>
+    <w:p>
+      <w:pPr>
+        <w:pStyle w:val="Heading2"/>
+      </w:pPr>
+      <w:r>
+        <w:rPr>
+          <w:lang w:val="en_US" w:bidi="en_US"/>
+        </w:rPr>
+        <w:t>justice</w:t>
       </w:r>
       <w:r>
         <w:rPr>
@@ -801,7 +3084,7 @@
           <w:lang w:val="en_US" w:bidi="en_US"/>
         </w:rPr>
       </w:r>
-      <w:hyperlink r:id="rId29">
+      <w:hyperlink r:id="rId63">
         <w:r>
           <w:rPr>
             <w:lang w:val="en_US" w:bidi="en_US"/>
@@ -817,7 +3100,7 @@
         <w:rPr>
           <w:lang w:val="en_US" w:bidi="en_US"/>
         </w:rPr>
-        <w:t xml:space="preserve"> (703148 KB)</w:t>
+        <w:t xml:space="preserve"> (288044 KB)</w:t>
       </w:r>
       <w:r>
         <w:rPr>
@@ -846,7 +3129,7 @@
         <w:rPr>
           <w:lang w:val="en_US" w:bidi="en_US"/>
         </w:rPr>
-        <w:t>Jew</w:t>
+        <w:t>justify</w:t>
       </w:r>
       <w:r>
         <w:rPr>
@@ -863,34 +3146,104 @@
       </w:r>
       <w:r>
         <w:rPr>
+          <w:lang w:val="en_US" w:bidi="en_US"/>
+        </w:rPr>
+        <w:t xml:space="preserve">When a person </w:t>
+      </w:r>
+      <w:r>
+        <w:rPr>
           <w:b/>
           <w:lang w:val="en_US" w:bidi="en_US"/>
         </w:rPr>
-        <w:t>Jews</w:t>
-      </w:r>
-      <w:r>
-        <w:rPr>
-          <w:lang w:val="en_US" w:bidi="en_US"/>
-        </w:rPr>
-        <w:t xml:space="preserve"> refers to the people who are </w:t>
-      </w:r>
-      <w:hyperlink r:id="rId30">
-        <w:r>
-          <w:rPr>
-            <w:lang w:val="en_US" w:bidi="en_US"/>
-          </w:rPr>
-          <w:rPr>
-            <w:color w:val="0000EE"/>
-            <w:u w:val="single"/>
-          </w:rPr>
-          <w:t>descendants</w:t>
-        </w:r>
-      </w:hyperlink>
-      <w:r>
-        <w:rPr>
-          <w:lang w:val="en_US" w:bidi="en_US"/>
-        </w:rPr>
-        <w:t xml:space="preserve"> of Jacob. In order to understand the word Jews, you first have to understand the word Israelites.</w:t>
+        <w:t>justifies</w:t>
+      </w:r>
+      <w:r>
+        <w:rPr>
+          <w:lang w:val="en_US" w:bidi="en_US"/>
+        </w:rPr>
+        <w:t xml:space="preserve"> someone, he declares that person not guilty. When God declares a person not guilty, that means the person is </w:t>
+      </w:r>
+      <w:hyperlink r:id="rId64">
+        <w:r>
+          <w:rPr>
+            <w:lang w:val="en_US" w:bidi="en_US"/>
+          </w:rPr>
+          <w:rPr>
+            <w:color w:val="0000EE"/>
+            <w:u w:val="single"/>
+          </w:rPr>
+          <w:t>righteous</w:t>
+        </w:r>
+      </w:hyperlink>
+      <w:r>
+        <w:rPr>
+          <w:lang w:val="en_US" w:bidi="en_US"/>
+        </w:rPr>
+        <w:t xml:space="preserve"> and has a right relationship with God. In the New Testament, God will only justify a person if they trust in Jesus as the </w:t>
+      </w:r>
+      <w:hyperlink r:id="rId65">
+        <w:r>
+          <w:rPr>
+            <w:lang w:val="en_US" w:bidi="en_US"/>
+          </w:rPr>
+          <w:rPr>
+            <w:color w:val="0000EE"/>
+            <w:u w:val="single"/>
+          </w:rPr>
+          <w:t>Savior</w:t>
+        </w:r>
+      </w:hyperlink>
+      <w:r>
+        <w:rPr>
+          <w:lang w:val="en_US" w:bidi="en_US"/>
+        </w:rPr>
+        <w:t xml:space="preserve">, or the </w:t>
+      </w:r>
+      <w:hyperlink r:id="rId66">
+        <w:r>
+          <w:rPr>
+            <w:lang w:val="en_US" w:bidi="en_US"/>
+          </w:rPr>
+          <w:rPr>
+            <w:color w:val="0000EE"/>
+            <w:u w:val="single"/>
+          </w:rPr>
+          <w:t>Christ</w:t>
+        </w:r>
+      </w:hyperlink>
+      <w:r>
+        <w:rPr>
+          <w:lang w:val="en_US" w:bidi="en_US"/>
+        </w:rPr>
+        <w:t xml:space="preserve">, that God has sent to rescue people from their </w:t>
+      </w:r>
+      <w:hyperlink r:id="rId46">
+        <w:r>
+          <w:rPr>
+            <w:lang w:val="en_US" w:bidi="en_US"/>
+          </w:rPr>
+          <w:rPr>
+            <w:color w:val="0000EE"/>
+            <w:u w:val="single"/>
+          </w:rPr>
+          <w:t>sins</w:t>
+        </w:r>
+      </w:hyperlink>
+      <w:r>
+        <w:rPr>
+          <w:lang w:val="en_US" w:bidi="en_US"/>
+        </w:rPr>
+        <w:t>. This means believers in Jesus can have a right relationship with God and God justifies them.</w:t>
+      </w:r>
+      <w:r>
+        <w:rPr>
+          <w:lang w:val="en_US" w:bidi="en_US"/>
+        </w:rPr>
+      </w:r>
+      <w:r>
+        <w:rPr>
+          <w:lang w:val="en_US" w:bidi="en_US"/>
+        </w:rPr>
       </w:r>
     </w:p>
     <w:p>
@@ -900,95 +3253,37 @@
           <w:lang w:val="en_US" w:bidi="en_US"/>
         </w:rPr>
       </w:r>
-      <w:hyperlink r:id="rId31">
-        <w:r>
-          <w:rPr>
-            <w:lang w:val="en_US" w:bidi="en_US"/>
-          </w:rPr>
-          <w:rPr>
-            <w:color w:val="0000EE"/>
-            <w:u w:val="single"/>
-          </w:rPr>
-          <w:t>Israelites</w:t>
-        </w:r>
-      </w:hyperlink>
-      <w:r>
-        <w:rPr>
-          <w:lang w:val="en_US" w:bidi="en_US"/>
-        </w:rPr>
-        <w:t xml:space="preserve"> are descendants of Jacob. </w:t>
-      </w:r>
-      <w:hyperlink r:id="rId32">
-        <w:r>
-          <w:rPr>
-            <w:lang w:val="en_US" w:bidi="en_US"/>
-          </w:rPr>
-          <w:rPr>
-            <w:color w:val="0000EE"/>
-            <w:u w:val="single"/>
-          </w:rPr>
-          <w:t>Abraham</w:t>
-        </w:r>
-      </w:hyperlink>
-      <w:r>
-        <w:rPr>
-          <w:lang w:val="en_US" w:bidi="en_US"/>
-        </w:rPr>
-        <w:t xml:space="preserve">, Jacob's grandfather, was a man who lived about 2000 years before the birth of Jesus. When Abraham was 75 years old, God spoke to him. God told him to leave behind his homeland, and to go to a place that God would show him. God said that he would </w:t>
-      </w:r>
-      <w:hyperlink r:id="rId33">
-        <w:r>
-          <w:rPr>
-            <w:lang w:val="en_US" w:bidi="en_US"/>
-          </w:rPr>
-          <w:rPr>
-            <w:color w:val="0000EE"/>
-            <w:u w:val="single"/>
-          </w:rPr>
-          <w:t>bless</w:t>
-        </w:r>
-      </w:hyperlink>
-      <w:r>
-        <w:rPr>
-          <w:lang w:val="en_US" w:bidi="en_US"/>
-        </w:rPr>
-        <w:t xml:space="preserve"> Abraham, that he would make a great </w:t>
-      </w:r>
-      <w:hyperlink r:id="rId34">
-        <w:r>
-          <w:rPr>
-            <w:lang w:val="en_US" w:bidi="en_US"/>
-          </w:rPr>
-          <w:rPr>
-            <w:color w:val="0000EE"/>
-            <w:u w:val="single"/>
-          </w:rPr>
-          <w:t>nation</w:t>
-        </w:r>
-      </w:hyperlink>
-      <w:r>
-        <w:rPr>
-          <w:lang w:val="en_US" w:bidi="en_US"/>
-        </w:rPr>
-        <w:t xml:space="preserve"> out of him, and that God would bless all the nations of the world through Abraham. Abraham obeyed God and God led him to the region that we call </w:t>
-      </w:r>
-      <w:hyperlink r:id="rId35">
-        <w:r>
-          <w:rPr>
-            <w:lang w:val="en_US" w:bidi="en_US"/>
-          </w:rPr>
-          <w:rPr>
-            <w:color w:val="0000EE"/>
-            <w:u w:val="single"/>
-          </w:rPr>
-          <w:t>Canaan</w:t>
-        </w:r>
-      </w:hyperlink>
-      <w:r>
-        <w:rPr>
-          <w:lang w:val="en_US" w:bidi="en_US"/>
-        </w:rPr>
-        <w:t>. God promised Abraham that God would give this land to Abraham's descendants. Abraham and his wife did not have any children, but when Abraham and his wife were already very old, God gave them a son, Isaac. This was the beginning of God fulfilling his promise to Abraham.</w:t>
+    </w:p>
+    <w:p>
+      <w:pPr>
+        <w:pStyle w:val="Heading2"/>
+      </w:pPr>
+      <w:r>
+        <w:rPr>
+          <w:lang w:val="en_US" w:bidi="en_US"/>
+        </w:rPr>
+        <w:t>justify</w:t>
+      </w:r>
+      <w:r>
+        <w:rPr>
+          <w:lang w:val="en_US" w:bidi="en_US"/>
+        </w:rPr>
+      </w:r>
+    </w:p>
+    <w:p>
+      <w:pPr>
+        <w:pStyle w:val="Heading4"/>
+      </w:pPr>
+      <w:r>
+        <w:rPr>
+          <w:lang w:val="en_US" w:bidi="en_US"/>
+        </w:rPr>
+        <w:t>Audio Content</w:t>
+      </w:r>
+      <w:r>
+        <w:rPr>
+          <w:lang w:val="en_US" w:bidi="en_US"/>
+        </w:rPr>
       </w:r>
     </w:p>
     <w:p>
@@ -998,2345 +3293,7 @@
           <w:lang w:val="en_US" w:bidi="en_US"/>
         </w:rPr>
       </w:r>
-      <w:r>
-        <w:rPr>
-          <w:lang w:val="en_US" w:bidi="en_US"/>
-        </w:rPr>
-        <w:t>Abraham's son Isaac had two sons, one of them was named Jacob. God later gave Jacob the name Israel. From that time onwards, all Jacob's descendants are going to be called Israelites.</w:t>
-      </w:r>
-    </w:p>
-    <w:p>
-      <w:pPr/>
-      <w:r>
-        <w:rPr>
-          <w:lang w:val="en_US" w:bidi="en_US"/>
-        </w:rPr>
-      </w:r>
-      <w:r>
-        <w:rPr>
-          <w:lang w:val="en_US" w:bidi="en_US"/>
-        </w:rPr>
-        <w:t xml:space="preserve">Because God had made a promise to Abraham, and then to Isaac and Jacob, the Israelites were God's special people. God made a </w:t>
-      </w:r>
-      <w:hyperlink r:id="rId36">
-        <w:r>
-          <w:rPr>
-            <w:lang w:val="en_US" w:bidi="en_US"/>
-          </w:rPr>
-          <w:rPr>
-            <w:color w:val="0000EE"/>
-            <w:u w:val="single"/>
-          </w:rPr>
-          <w:t>covenant</w:t>
-        </w:r>
-      </w:hyperlink>
-      <w:r>
-        <w:rPr>
-          <w:lang w:val="en_US" w:bidi="en_US"/>
-        </w:rPr>
-        <w:t xml:space="preserve"> with them, which is a promise with a special agreement. The agreement was that the Israelites would obey all God's </w:t>
-      </w:r>
-      <w:hyperlink r:id="rId37">
-        <w:r>
-          <w:rPr>
-            <w:lang w:val="en_US" w:bidi="en_US"/>
-          </w:rPr>
-          <w:rPr>
-            <w:color w:val="0000EE"/>
-            <w:u w:val="single"/>
-          </w:rPr>
-          <w:t>commandments</w:t>
-        </w:r>
-      </w:hyperlink>
-      <w:r>
-        <w:rPr>
-          <w:lang w:val="en_US" w:bidi="en_US"/>
-        </w:rPr>
-        <w:t>, and God would bless them and make them a blessing for all the people on the earth.</w:t>
-      </w:r>
-    </w:p>
-    <w:p>
-      <w:pPr/>
-      <w:r>
-        <w:rPr>
-          <w:lang w:val="en_US" w:bidi="en_US"/>
-        </w:rPr>
-      </w:r>
-      <w:r>
-        <w:rPr>
-          <w:lang w:val="en_US" w:bidi="en_US"/>
-        </w:rPr>
-        <w:t xml:space="preserve">The land where the Israelites lived was called Israel. This land was divided among the different tribes of Israel. First, people called "judges" ruled the Israelites. When the people asked God to give them a </w:t>
-      </w:r>
-      <w:hyperlink r:id="rId38">
-        <w:r>
-          <w:rPr>
-            <w:lang w:val="en_US" w:bidi="en_US"/>
-          </w:rPr>
-          <w:rPr>
-            <w:color w:val="0000EE"/>
-            <w:u w:val="single"/>
-          </w:rPr>
-          <w:t>king</w:t>
-        </w:r>
-      </w:hyperlink>
-      <w:r>
-        <w:rPr>
-          <w:lang w:val="en_US" w:bidi="en_US"/>
-        </w:rPr>
-        <w:t xml:space="preserve">, God appointed a king to rule over them. At first this went well, and under the rule of king </w:t>
-      </w:r>
-      <w:hyperlink r:id="rId25">
-        <w:r>
-          <w:rPr>
-            <w:lang w:val="en_US" w:bidi="en_US"/>
-          </w:rPr>
-          <w:rPr>
-            <w:color w:val="0000EE"/>
-            <w:u w:val="single"/>
-          </w:rPr>
-          <w:t>David</w:t>
-        </w:r>
-      </w:hyperlink>
-      <w:r>
-        <w:rPr>
-          <w:lang w:val="en_US" w:bidi="en_US"/>
-        </w:rPr>
-        <w:t xml:space="preserve"> and his son Solomon the kingdom of Israel became large and prosperous. But when king Solomon died, there was conflict. Ten of the 12 tribes did not want to have the son of king Solomon as their king. They separated from the other two tribes and chose their own king.</w:t>
-      </w:r>
-    </w:p>
-    <w:p>
-      <w:pPr/>
-      <w:r>
-        <w:rPr>
-          <w:lang w:val="en_US" w:bidi="en_US"/>
-        </w:rPr>
-      </w:r>
-      <w:r>
-        <w:rPr>
-          <w:lang w:val="en_US" w:bidi="en_US"/>
-        </w:rPr>
-        <w:t xml:space="preserve">From that time onwards, Israel was divided into parts. The northern part, with 10 tribes, was still called Israel. The southern part, with two tribes, was called </w:t>
-      </w:r>
-      <w:hyperlink r:id="rId28">
-        <w:r>
-          <w:rPr>
-            <w:lang w:val="en_US" w:bidi="en_US"/>
-          </w:rPr>
-          <w:rPr>
-            <w:color w:val="0000EE"/>
-            <w:u w:val="single"/>
-          </w:rPr>
-          <w:t>Judah</w:t>
-        </w:r>
-      </w:hyperlink>
-      <w:r>
-        <w:rPr>
-          <w:lang w:val="en_US" w:bidi="en_US"/>
-        </w:rPr>
-        <w:t>. It was called Judah because the tribe of Judah was the largest of the two tribes that together formed this southern kingdom.</w:t>
-      </w:r>
-    </w:p>
-    <w:p>
-      <w:pPr/>
-      <w:r>
-        <w:rPr>
-          <w:lang w:val="en_US" w:bidi="en_US"/>
-        </w:rPr>
-      </w:r>
-      <w:r>
-        <w:rPr>
-          <w:lang w:val="en_US" w:bidi="en_US"/>
-        </w:rPr>
-        <w:t>Each part had their own king. The nation of Assyria defeated the northern part, Israel, about 700 years before the birth of Jesus. This happened because the people were continuously disobeying God and breaking the covenant. The king of the Assyrians sent most of the people from Israel away to foreign countries. This was the end of the northern kingdom. We never hear anything more about what happened to these people.</w:t>
-      </w:r>
-    </w:p>
-    <w:p>
-      <w:pPr/>
-      <w:r>
-        <w:rPr>
-          <w:lang w:val="en_US" w:bidi="en_US"/>
-        </w:rPr>
-      </w:r>
-      <w:r>
-        <w:rPr>
-          <w:lang w:val="en_US" w:bidi="en_US"/>
-        </w:rPr>
-        <w:t xml:space="preserve">The kingdom of Judah lasted a little bit longer, but after some years God also punished them for their disobedience. Another foreign nation, the Babylonians, came and destroyed the city of </w:t>
-      </w:r>
-      <w:hyperlink r:id="rId39">
-        <w:r>
-          <w:rPr>
-            <w:lang w:val="en_US" w:bidi="en_US"/>
-          </w:rPr>
-          <w:rPr>
-            <w:color w:val="0000EE"/>
-            <w:u w:val="single"/>
-          </w:rPr>
-          <w:t>Jerusalem</w:t>
-        </w:r>
-      </w:hyperlink>
-      <w:r>
-        <w:rPr>
-          <w:lang w:val="en_US" w:bidi="en_US"/>
-        </w:rPr>
-        <w:t xml:space="preserve">, and the Babylonians took many of the people from Judah to Babylon as prisoners. The people from Judah were now called Jews, which means "people from Judah." Later, God allowed the Jews to go back to Judah, where they rebuilt the city of Jerusalem and the </w:t>
-      </w:r>
-      <w:hyperlink r:id="rId22">
-        <w:r>
-          <w:rPr>
-            <w:lang w:val="en_US" w:bidi="en_US"/>
-          </w:rPr>
-          <w:rPr>
-            <w:color w:val="0000EE"/>
-            <w:u w:val="single"/>
-          </w:rPr>
-          <w:t>temple</w:t>
-        </w:r>
-      </w:hyperlink>
-      <w:r>
-        <w:rPr>
-          <w:lang w:val="en_US" w:bidi="en_US"/>
-        </w:rPr>
-        <w:t xml:space="preserve">. But Judah would never become an independent kingdom again. In the time of the New Testament, another nation named Rome was ruling over the area that had been Israel. What had been the southern kingdom of Judah, was now called the Roman province of Judea. What had been the northern kingdom of Israel, was now roughly the Roman provinces of </w:t>
-      </w:r>
-      <w:hyperlink r:id="rId40">
-        <w:r>
-          <w:rPr>
-            <w:lang w:val="en_US" w:bidi="en_US"/>
-          </w:rPr>
-          <w:rPr>
-            <w:color w:val="0000EE"/>
-            <w:u w:val="single"/>
-          </w:rPr>
-          <w:t>Samaria</w:t>
-        </w:r>
-      </w:hyperlink>
-      <w:r>
-        <w:rPr>
-          <w:lang w:val="en_US" w:bidi="en_US"/>
-        </w:rPr>
-        <w:t xml:space="preserve"> and </w:t>
-      </w:r>
-      <w:hyperlink r:id="rId41">
-        <w:r>
-          <w:rPr>
-            <w:lang w:val="en_US" w:bidi="en_US"/>
-          </w:rPr>
-          <w:rPr>
-            <w:color w:val="0000EE"/>
-            <w:u w:val="single"/>
-          </w:rPr>
-          <w:t>Galilee</w:t>
-        </w:r>
-      </w:hyperlink>
-      <w:r>
-        <w:rPr>
-          <w:lang w:val="en_US" w:bidi="en_US"/>
-        </w:rPr>
-        <w:t>. The word Jew had now begun to refer to all remaining descendants of Jacob, no matter where they lived.</w:t>
-      </w:r>
-    </w:p>
-    <w:p>
-      <w:pPr/>
-      <w:r>
-        <w:rPr>
-          <w:lang w:val="en_US" w:bidi="en_US"/>
-        </w:rPr>
-      </w:r>
-      <w:r>
-        <w:rPr>
-          <w:lang w:val="en_US" w:bidi="en_US"/>
-        </w:rPr>
-        <w:t>And so, the word Israelites and the word Jews both refer to descendants of Jacob. The word Jews occurs especially in the New Testament, and in the later parts of the Old Testament.</w:t>
-      </w:r>
-    </w:p>
-    <w:p>
-      <w:pPr/>
-      <w:r>
-        <w:rPr>
-          <w:lang w:val="en_US" w:bidi="en_US"/>
-        </w:rPr>
-      </w:r>
-      <w:r>
-        <w:rPr>
-          <w:lang w:val="en_US" w:bidi="en_US"/>
-        </w:rPr>
-        <w:t>In general, when people use the word Israelites, they may be thinking especially about the people who live in the country of Israel. And when they use the word Jews, they may be thinking especially about the people who are devoted to the God of Abraham, Isaac, and Jacob, and who want to keep the covenant that God has made with Jacob's descendants. So, the word Jews sometimes has a more religious meaning.</w:t>
-      </w:r>
-    </w:p>
-    <w:p>
-      <w:pPr/>
-      <w:r>
-        <w:rPr>
-          <w:lang w:val="en_US" w:bidi="en_US"/>
-        </w:rPr>
-      </w:r>
-      <w:r>
-        <w:rPr>
-          <w:lang w:val="en_US" w:bidi="en_US"/>
-        </w:rPr>
-        <w:t xml:space="preserve">In the </w:t>
-      </w:r>
-      <w:hyperlink r:id="rId42">
-        <w:r>
-          <w:rPr>
-            <w:lang w:val="en_US" w:bidi="en_US"/>
-          </w:rPr>
-          <w:rPr>
-            <w:color w:val="0000EE"/>
-            <w:u w:val="single"/>
-          </w:rPr>
-          <w:t>Gospels</w:t>
-        </w:r>
-      </w:hyperlink>
-      <w:r>
-        <w:rPr>
-          <w:lang w:val="en_US" w:bidi="en_US"/>
-        </w:rPr>
-        <w:t xml:space="preserve">-the four books in the New Testament that tell us about the life of Jesus-almost all the people we meet are Jews: Jesus, his </w:t>
-      </w:r>
-      <w:hyperlink r:id="rId15">
-        <w:r>
-          <w:rPr>
-            <w:lang w:val="en_US" w:bidi="en_US"/>
-          </w:rPr>
-          <w:rPr>
-            <w:color w:val="0000EE"/>
-            <w:u w:val="single"/>
-          </w:rPr>
-          <w:t>disciples</w:t>
-        </w:r>
-      </w:hyperlink>
-      <w:r>
-        <w:rPr>
-          <w:lang w:val="en_US" w:bidi="en_US"/>
-        </w:rPr>
-        <w:t xml:space="preserve">, and most of the people who listen to him are all Jews. But in the book of John the word Jew is used in a special way. When the writer of the gospel of John talks about Jews, he often means the </w:t>
-      </w:r>
-      <w:r>
-        <w:rPr>
-          <w:i/>
-          <w:lang w:val="en_US" w:bidi="en_US"/>
-        </w:rPr>
-        <w:t>religious leaders</w:t>
-      </w:r>
-      <w:r>
-        <w:rPr>
-          <w:lang w:val="en_US" w:bidi="en_US"/>
-        </w:rPr>
-        <w:t xml:space="preserve"> of the Jews. Usually this means people who are opposed to Jesus.</w:t>
-      </w:r>
-      <w:r>
-        <w:rPr>
-          <w:lang w:val="en_US" w:bidi="en_US"/>
-        </w:rPr>
-      </w:r>
-      <w:r>
-        <w:rPr>
-          <w:lang w:val="en_US" w:bidi="en_US"/>
-        </w:rPr>
-      </w:r>
-    </w:p>
-    <w:p>
-      <w:pPr/>
-      <w:r>
-        <w:rPr>
-          <w:lang w:val="en_US" w:bidi="en_US"/>
-        </w:rPr>
-      </w:r>
-    </w:p>
-    <w:p>
-      <w:pPr>
-        <w:pStyle w:val="Heading2"/>
-      </w:pPr>
-      <w:r>
-        <w:rPr>
-          <w:lang w:val="en_US" w:bidi="en_US"/>
-        </w:rPr>
-        <w:t>Jew</w:t>
-      </w:r>
-      <w:r>
-        <w:rPr>
-          <w:lang w:val="en_US" w:bidi="en_US"/>
-        </w:rPr>
-      </w:r>
-    </w:p>
-    <w:p>
-      <w:pPr>
-        <w:pStyle w:val="Heading4"/>
-      </w:pPr>
-      <w:r>
-        <w:rPr>
-          <w:lang w:val="en_US" w:bidi="en_US"/>
-        </w:rPr>
-        <w:t>Audio Content</w:t>
-      </w:r>
-      <w:r>
-        <w:rPr>
-          <w:lang w:val="en_US" w:bidi="en_US"/>
-        </w:rPr>
-      </w:r>
-    </w:p>
-    <w:p>
-      <w:pPr/>
-      <w:r>
-        <w:rPr>
-          <w:lang w:val="en_US" w:bidi="en_US"/>
-        </w:rPr>
-      </w:r>
-      <w:hyperlink r:id="rId43">
-        <w:r>
-          <w:rPr>
-            <w:lang w:val="en_US" w:bidi="en_US"/>
-          </w:rPr>
-          <w:rPr>
-            <w:color w:val="0000EE"/>
-            <w:u w:val="single"/>
-          </w:rPr>
-          <w:t>mp3 file</w:t>
-        </w:r>
-      </w:hyperlink>
-      <w:r>
-        <w:rPr>
-          <w:lang w:val="en_US" w:bidi="en_US"/>
-        </w:rPr>
-        <w:t xml:space="preserve"> (3860444 KB)</w:t>
-      </w:r>
-      <w:r>
-        <w:rPr>
-          <w:lang w:val="en_US" w:bidi="en_US"/>
-        </w:rPr>
-      </w:r>
-      <w:r>
-        <w:rPr>
-          <w:lang w:val="en_US" w:bidi="en_US"/>
-        </w:rPr>
-      </w:r>
-    </w:p>
-    <w:p>
-      <w:pPr/>
-      <w:r>
-        <w:rPr>
-          <w:lang w:val="en_US" w:bidi="en_US"/>
-        </w:rPr>
-      </w:r>
-    </w:p>
-    <w:p>
-      <w:pPr>
-        <w:pStyle w:val="Heading2"/>
-      </w:pPr>
-      <w:r>
-        <w:rPr>
-          <w:lang w:val="en_US" w:bidi="en_US"/>
-        </w:rPr>
-        <w:t>John</w:t>
-      </w:r>
-      <w:r>
-        <w:rPr>
-          <w:lang w:val="en_US" w:bidi="en_US"/>
-        </w:rPr>
-      </w:r>
-    </w:p>
-    <w:p>
-      <w:pPr/>
-      <w:r>
-        <w:rPr>
-          <w:lang w:val="en_US" w:bidi="en_US"/>
-        </w:rPr>
-      </w:r>
-      <w:r>
-        <w:rPr>
-          <w:b/>
-          <w:lang w:val="en_US" w:bidi="en_US"/>
-        </w:rPr>
-        <w:t>John</w:t>
-      </w:r>
-      <w:r>
-        <w:rPr>
-          <w:lang w:val="en_US" w:bidi="en_US"/>
-        </w:rPr>
-        <w:t xml:space="preserve"> was one of the </w:t>
-      </w:r>
-      <w:hyperlink r:id="rId15">
-        <w:r>
-          <w:rPr>
-            <w:lang w:val="en_US" w:bidi="en_US"/>
-          </w:rPr>
-          <w:rPr>
-            <w:color w:val="0000EE"/>
-            <w:u w:val="single"/>
-          </w:rPr>
-          <w:t>disciples</w:t>
-        </w:r>
-      </w:hyperlink>
-      <w:r>
-        <w:rPr>
-          <w:lang w:val="en_US" w:bidi="en_US"/>
-        </w:rPr>
-        <w:t xml:space="preserve"> of Jesus. He was the brother of </w:t>
-      </w:r>
-      <w:hyperlink r:id="rId44">
-        <w:r>
-          <w:rPr>
-            <w:lang w:val="en_US" w:bidi="en_US"/>
-          </w:rPr>
-          <w:rPr>
-            <w:color w:val="0000EE"/>
-            <w:u w:val="single"/>
-          </w:rPr>
-          <w:t>James</w:t>
-        </w:r>
-      </w:hyperlink>
-      <w:r>
-        <w:rPr>
-          <w:lang w:val="en_US" w:bidi="en_US"/>
-        </w:rPr>
-        <w:t>, another disciple, and their father's name was Zebedee. James and John were fishermen before Jesus called them to become his disciples. Together with Peter, another disciple, these three men were often with Jesus at special times, even when other disciples were not there.</w:t>
-      </w:r>
-    </w:p>
-    <w:p>
-      <w:pPr/>
-      <w:r>
-        <w:rPr>
-          <w:lang w:val="en_US" w:bidi="en_US"/>
-        </w:rPr>
-      </w:r>
-      <w:r>
-        <w:rPr>
-          <w:lang w:val="en_US" w:bidi="en_US"/>
-        </w:rPr>
-        <w:t>At one time, Jesus called James and his brother John "sons of thunder." It could be that Jesus gave them this name because they had a temper, and got angry quickly. But we do not know for sure.</w:t>
-      </w:r>
-    </w:p>
-    <w:p>
-      <w:pPr/>
-      <w:r>
-        <w:rPr>
-          <w:lang w:val="en_US" w:bidi="en_US"/>
-        </w:rPr>
-      </w:r>
-      <w:r>
-        <w:rPr>
-          <w:lang w:val="en_US" w:bidi="en_US"/>
-        </w:rPr>
-        <w:t xml:space="preserve">The disciple John is probably also the writer of the </w:t>
-      </w:r>
-      <w:hyperlink r:id="rId42">
-        <w:r>
-          <w:rPr>
-            <w:lang w:val="en_US" w:bidi="en_US"/>
-          </w:rPr>
-          <w:rPr>
-            <w:color w:val="0000EE"/>
-            <w:u w:val="single"/>
-          </w:rPr>
-          <w:t>Gospel</w:t>
-        </w:r>
-      </w:hyperlink>
-      <w:r>
-        <w:rPr>
-          <w:lang w:val="en_US" w:bidi="en_US"/>
-        </w:rPr>
-        <w:t xml:space="preserve"> of John, the epistles of John, and Revelation-all books in the New Testament. He probably lived the longest of all the disciples of Jesus. When he was already quite old, the Roman authorities sent him as a prisoner to an island called Patmos, where God gave him the </w:t>
-      </w:r>
-      <w:hyperlink r:id="rId45">
-        <w:r>
-          <w:rPr>
-            <w:lang w:val="en_US" w:bidi="en_US"/>
-          </w:rPr>
-          <w:rPr>
-            <w:color w:val="0000EE"/>
-            <w:u w:val="single"/>
-          </w:rPr>
-          <w:t>visions</w:t>
-        </w:r>
-      </w:hyperlink>
-      <w:r>
-        <w:rPr>
-          <w:lang w:val="en_US" w:bidi="en_US"/>
-        </w:rPr>
-        <w:t xml:space="preserve"> that we can hear about in the book Revelation.</w:t>
-      </w:r>
-      <w:r>
-        <w:rPr>
-          <w:lang w:val="en_US" w:bidi="en_US"/>
-        </w:rPr>
-      </w:r>
-      <w:r>
-        <w:rPr>
-          <w:lang w:val="en_US" w:bidi="en_US"/>
-        </w:rPr>
-      </w:r>
-    </w:p>
-    <w:p>
-      <w:pPr/>
-      <w:r>
-        <w:rPr>
-          <w:lang w:val="en_US" w:bidi="en_US"/>
-        </w:rPr>
-      </w:r>
-    </w:p>
-    <w:p>
-      <w:pPr>
-        <w:pStyle w:val="Heading2"/>
-      </w:pPr>
-      <w:r>
-        <w:rPr>
-          <w:lang w:val="en_US" w:bidi="en_US"/>
-        </w:rPr>
-        <w:t>John</w:t>
-      </w:r>
-      <w:r>
-        <w:rPr>
-          <w:lang w:val="en_US" w:bidi="en_US"/>
-        </w:rPr>
-      </w:r>
-    </w:p>
-    <w:p>
-      <w:pPr>
-        <w:pStyle w:val="Heading4"/>
-      </w:pPr>
-      <w:r>
-        <w:rPr>
-          <w:lang w:val="en_US" w:bidi="en_US"/>
-        </w:rPr>
-        <w:t>Audio Content</w:t>
-      </w:r>
-      <w:r>
-        <w:rPr>
-          <w:lang w:val="en_US" w:bidi="en_US"/>
-        </w:rPr>
-      </w:r>
-    </w:p>
-    <w:p>
-      <w:pPr/>
-      <w:r>
-        <w:rPr>
-          <w:lang w:val="en_US" w:bidi="en_US"/>
-        </w:rPr>
-      </w:r>
-      <w:hyperlink r:id="rId46">
-        <w:r>
-          <w:rPr>
-            <w:lang w:val="en_US" w:bidi="en_US"/>
-          </w:rPr>
-          <w:rPr>
-            <w:color w:val="0000EE"/>
-            <w:u w:val="single"/>
-          </w:rPr>
-          <w:t>mp3 file</w:t>
-        </w:r>
-      </w:hyperlink>
-      <w:r>
-        <w:rPr>
-          <w:lang w:val="en_US" w:bidi="en_US"/>
-        </w:rPr>
-        <w:t xml:space="preserve"> (723260 KB)</w:t>
-      </w:r>
-      <w:r>
-        <w:rPr>
-          <w:lang w:val="en_US" w:bidi="en_US"/>
-        </w:rPr>
-      </w:r>
-      <w:r>
-        <w:rPr>
-          <w:lang w:val="en_US" w:bidi="en_US"/>
-        </w:rPr>
-      </w:r>
-    </w:p>
-    <w:p>
-      <w:pPr/>
-      <w:r>
-        <w:rPr>
-          <w:lang w:val="en_US" w:bidi="en_US"/>
-        </w:rPr>
-      </w:r>
-    </w:p>
-    <w:p>
-      <w:pPr>
-        <w:pStyle w:val="Heading2"/>
-      </w:pPr>
-      <w:r>
-        <w:rPr>
-          <w:lang w:val="en_US" w:bidi="en_US"/>
-        </w:rPr>
-        <w:t>John the Baptist</w:t>
-      </w:r>
-      <w:r>
-        <w:rPr>
-          <w:lang w:val="en_US" w:bidi="en_US"/>
-        </w:rPr>
-      </w:r>
-    </w:p>
-    <w:p>
-      <w:pPr/>
-      <w:r>
-        <w:rPr>
-          <w:lang w:val="en_US" w:bidi="en_US"/>
-        </w:rPr>
-      </w:r>
-      <w:r>
-        <w:rPr>
-          <w:b/>
-          <w:lang w:val="en_US" w:bidi="en_US"/>
-        </w:rPr>
-        <w:t>John the baptizer</w:t>
-      </w:r>
-      <w:r>
-        <w:rPr>
-          <w:lang w:val="en_US" w:bidi="en_US"/>
-        </w:rPr>
-        <w:t xml:space="preserve">, or </w:t>
-      </w:r>
-      <w:r>
-        <w:rPr>
-          <w:b/>
-          <w:lang w:val="en_US" w:bidi="en_US"/>
-        </w:rPr>
-        <w:t>John the Baptist</w:t>
-      </w:r>
-      <w:r>
-        <w:rPr>
-          <w:lang w:val="en_US" w:bidi="en_US"/>
-        </w:rPr>
-        <w:t xml:space="preserve">, was the person who told the people to </w:t>
-      </w:r>
-      <w:hyperlink r:id="rId47">
-        <w:r>
-          <w:rPr>
-            <w:lang w:val="en_US" w:bidi="en_US"/>
-          </w:rPr>
-          <w:rPr>
-            <w:color w:val="0000EE"/>
-            <w:u w:val="single"/>
-          </w:rPr>
-          <w:t>repent</w:t>
-        </w:r>
-      </w:hyperlink>
-      <w:r>
-        <w:rPr>
-          <w:lang w:val="en_US" w:bidi="en_US"/>
-        </w:rPr>
-        <w:t xml:space="preserve"> of their </w:t>
-      </w:r>
-      <w:hyperlink r:id="rId48">
-        <w:r>
-          <w:rPr>
-            <w:lang w:val="en_US" w:bidi="en_US"/>
-          </w:rPr>
-          <w:rPr>
-            <w:color w:val="0000EE"/>
-            <w:u w:val="single"/>
-          </w:rPr>
-          <w:t>sins</w:t>
-        </w:r>
-      </w:hyperlink>
-      <w:r>
-        <w:rPr>
-          <w:lang w:val="en_US" w:bidi="en_US"/>
-        </w:rPr>
-        <w:t xml:space="preserve"> and to take a special bath called </w:t>
-      </w:r>
-      <w:hyperlink r:id="rId49">
-        <w:r>
-          <w:rPr>
-            <w:lang w:val="en_US" w:bidi="en_US"/>
-          </w:rPr>
-          <w:rPr>
-            <w:color w:val="0000EE"/>
-            <w:u w:val="single"/>
-          </w:rPr>
-          <w:t>baptism</w:t>
-        </w:r>
-      </w:hyperlink>
-      <w:r>
-        <w:rPr>
-          <w:lang w:val="en_US" w:bidi="en_US"/>
-        </w:rPr>
-        <w:t xml:space="preserve"> as a sign of their repentance. John did this shortly before Jesus began his own work.</w:t>
-      </w:r>
-    </w:p>
-    <w:p>
-      <w:pPr/>
-      <w:r>
-        <w:rPr>
-          <w:lang w:val="en_US" w:bidi="en_US"/>
-        </w:rPr>
-      </w:r>
-      <w:r>
-        <w:rPr>
-          <w:lang w:val="en_US" w:bidi="en_US"/>
-        </w:rPr>
-        <w:t xml:space="preserve">John's parents were Zechariah and </w:t>
-      </w:r>
-      <w:hyperlink r:id="rId50">
-        <w:r>
-          <w:rPr>
-            <w:lang w:val="en_US" w:bidi="en_US"/>
-          </w:rPr>
-          <w:rPr>
-            <w:color w:val="0000EE"/>
-            <w:u w:val="single"/>
-          </w:rPr>
-          <w:t>Elizabeth</w:t>
-        </w:r>
-      </w:hyperlink>
-      <w:r>
-        <w:rPr>
-          <w:lang w:val="en_US" w:bidi="en_US"/>
-        </w:rPr>
-        <w:t>. John's birth was quite special. His parents were already very old when he was born. John was their only child.</w:t>
-      </w:r>
-    </w:p>
-    <w:p>
-      <w:pPr/>
-      <w:r>
-        <w:rPr>
-          <w:lang w:val="en_US" w:bidi="en_US"/>
-        </w:rPr>
-      </w:r>
-      <w:r>
-        <w:rPr>
-          <w:lang w:val="en_US" w:bidi="en_US"/>
-        </w:rPr>
-        <w:t xml:space="preserve">John's father, Zechariah, was a </w:t>
-      </w:r>
-      <w:hyperlink r:id="rId51">
-        <w:r>
-          <w:rPr>
-            <w:lang w:val="en_US" w:bidi="en_US"/>
-          </w:rPr>
-          <w:rPr>
-            <w:color w:val="0000EE"/>
-            <w:u w:val="single"/>
-          </w:rPr>
-          <w:t>priest</w:t>
-        </w:r>
-      </w:hyperlink>
-      <w:r>
-        <w:rPr>
-          <w:lang w:val="en_US" w:bidi="en_US"/>
-        </w:rPr>
-        <w:t xml:space="preserve"> and served God in the </w:t>
-      </w:r>
-      <w:hyperlink r:id="rId22">
-        <w:r>
-          <w:rPr>
-            <w:lang w:val="en_US" w:bidi="en_US"/>
-          </w:rPr>
-          <w:rPr>
-            <w:color w:val="0000EE"/>
-            <w:u w:val="single"/>
-          </w:rPr>
-          <w:t>temple</w:t>
-        </w:r>
-      </w:hyperlink>
-      <w:r>
-        <w:rPr>
-          <w:lang w:val="en_US" w:bidi="en_US"/>
-        </w:rPr>
-        <w:t xml:space="preserve"> in </w:t>
-      </w:r>
-      <w:hyperlink r:id="rId39">
-        <w:r>
-          <w:rPr>
-            <w:lang w:val="en_US" w:bidi="en_US"/>
-          </w:rPr>
-          <w:rPr>
-            <w:color w:val="0000EE"/>
-            <w:u w:val="single"/>
-          </w:rPr>
-          <w:t>Jerusalem</w:t>
-        </w:r>
-      </w:hyperlink>
-      <w:r>
-        <w:rPr>
-          <w:lang w:val="en_US" w:bidi="en_US"/>
-        </w:rPr>
-        <w:t xml:space="preserve">. One time, when Zechariah was in the temple, an </w:t>
-      </w:r>
-      <w:hyperlink r:id="rId52">
-        <w:r>
-          <w:rPr>
-            <w:lang w:val="en_US" w:bidi="en_US"/>
-          </w:rPr>
-          <w:rPr>
-            <w:color w:val="0000EE"/>
-            <w:u w:val="single"/>
-          </w:rPr>
-          <w:t>angel</w:t>
-        </w:r>
-      </w:hyperlink>
-      <w:r>
-        <w:rPr>
-          <w:lang w:val="en_US" w:bidi="en_US"/>
-        </w:rPr>
-        <w:t xml:space="preserve"> appeared to Zechariah and told him that his wife Elizabeth would have a son. This son would be a servant of God like the </w:t>
-      </w:r>
-      <w:hyperlink r:id="rId53">
-        <w:r>
-          <w:rPr>
-            <w:lang w:val="en_US" w:bidi="en_US"/>
-          </w:rPr>
-          <w:rPr>
-            <w:color w:val="0000EE"/>
-            <w:u w:val="single"/>
-          </w:rPr>
-          <w:t>prophet</w:t>
-        </w:r>
-      </w:hyperlink>
-      <w:r>
-        <w:rPr>
-          <w:lang w:val="en_US" w:bidi="en_US"/>
-        </w:rPr>
-        <w:t xml:space="preserve"> </w:t>
-      </w:r>
-      <w:hyperlink r:id="rId54">
-        <w:r>
-          <w:rPr>
-            <w:lang w:val="en_US" w:bidi="en_US"/>
-          </w:rPr>
-          <w:rPr>
-            <w:color w:val="0000EE"/>
-            <w:u w:val="single"/>
-          </w:rPr>
-          <w:t>Elijah</w:t>
-        </w:r>
-      </w:hyperlink>
-      <w:r>
-        <w:rPr>
-          <w:lang w:val="en_US" w:bidi="en_US"/>
-        </w:rPr>
-        <w:t xml:space="preserve"> had been, and he would tell the people of </w:t>
-      </w:r>
-      <w:hyperlink r:id="rId26">
-        <w:r>
-          <w:rPr>
-            <w:lang w:val="en_US" w:bidi="en_US"/>
-          </w:rPr>
-          <w:rPr>
-            <w:color w:val="0000EE"/>
-            <w:u w:val="single"/>
-          </w:rPr>
-          <w:t>Israel</w:t>
-        </w:r>
-      </w:hyperlink>
-      <w:r>
-        <w:rPr>
-          <w:lang w:val="en_US" w:bidi="en_US"/>
-        </w:rPr>
-        <w:t xml:space="preserve"> to repent, in order to prepare the people to receive God. Zechariah could not </w:t>
-      </w:r>
-      <w:hyperlink r:id="rId18">
-        <w:r>
-          <w:rPr>
-            <w:lang w:val="en_US" w:bidi="en_US"/>
-          </w:rPr>
-          <w:rPr>
-            <w:color w:val="0000EE"/>
-            <w:u w:val="single"/>
-          </w:rPr>
-          <w:t>believe</w:t>
-        </w:r>
-      </w:hyperlink>
-      <w:r>
-        <w:rPr>
-          <w:lang w:val="en_US" w:bidi="en_US"/>
-        </w:rPr>
-        <w:t xml:space="preserve"> that what the angel said was true, because Zechariah and his wife Elizabeth were already so old. Because Zechariah did not believe the angel, the angel told Zechariah that he would be unable to speak until after the birth of the child.</w:t>
-      </w:r>
-    </w:p>
-    <w:p>
-      <w:pPr/>
-      <w:r>
-        <w:rPr>
-          <w:lang w:val="en_US" w:bidi="en_US"/>
-        </w:rPr>
-      </w:r>
-      <w:r>
-        <w:rPr>
-          <w:lang w:val="en_US" w:bidi="en_US"/>
-        </w:rPr>
-        <w:t>And of course, it happened exactly as the angel had said. Elizabeth became pregnant, even though she was already so old. She gave birth to John.</w:t>
-      </w:r>
-    </w:p>
-    <w:p>
-      <w:pPr/>
-      <w:r>
-        <w:rPr>
-          <w:lang w:val="en_US" w:bidi="en_US"/>
-        </w:rPr>
-      </w:r>
-      <w:r>
-        <w:rPr>
-          <w:lang w:val="en_US" w:bidi="en_US"/>
-        </w:rPr>
-        <w:t xml:space="preserve">When John grew up, he went to live in the </w:t>
-      </w:r>
-      <w:hyperlink r:id="rId55">
-        <w:r>
-          <w:rPr>
-            <w:lang w:val="en_US" w:bidi="en_US"/>
-          </w:rPr>
-          <w:rPr>
-            <w:color w:val="0000EE"/>
-            <w:u w:val="single"/>
-          </w:rPr>
-          <w:t>wilderness</w:t>
-        </w:r>
-      </w:hyperlink>
-      <w:r>
-        <w:rPr>
-          <w:lang w:val="en_US" w:bidi="en_US"/>
-        </w:rPr>
-        <w:t xml:space="preserve">, in a lonely place away from people, near the </w:t>
-      </w:r>
-      <w:hyperlink r:id="rId56">
-        <w:r>
-          <w:rPr>
-            <w:lang w:val="en_US" w:bidi="en_US"/>
-          </w:rPr>
-          <w:rPr>
-            <w:color w:val="0000EE"/>
-            <w:u w:val="single"/>
-          </w:rPr>
-          <w:t>Jordan River</w:t>
-        </w:r>
-      </w:hyperlink>
-      <w:r>
-        <w:rPr>
-          <w:lang w:val="en_US" w:bidi="en_US"/>
-        </w:rPr>
-        <w:t xml:space="preserve">. He ate only what was available in the wilderness-honey and locusts. He wore very simple clothes made out of rough </w:t>
-      </w:r>
-      <w:hyperlink r:id="rId57">
-        <w:r>
-          <w:rPr>
-            <w:lang w:val="en_US" w:bidi="en_US"/>
-          </w:rPr>
-          <w:rPr>
-            <w:color w:val="0000EE"/>
-            <w:u w:val="single"/>
-          </w:rPr>
-          <w:t>camel</w:t>
-        </w:r>
-      </w:hyperlink>
-      <w:r>
-        <w:rPr>
-          <w:lang w:val="en_US" w:bidi="en_US"/>
-        </w:rPr>
-        <w:t xml:space="preserve"> hair. By looking at his clothes, people were reminded of the prophet Elijah. And many people came to John to listen to what he had to say. John told the people that another person would come after him, who was much more important than John was. John was preparing the people to receive this person, by telling them to repent of their sins and to start obeying God. The person that John was talking about was Jesus.</w:t>
-      </w:r>
-    </w:p>
-    <w:p>
-      <w:pPr/>
-      <w:r>
-        <w:rPr>
-          <w:lang w:val="en_US" w:bidi="en_US"/>
-        </w:rPr>
-      </w:r>
-      <w:r>
-        <w:rPr>
-          <w:lang w:val="en_US" w:bidi="en_US"/>
-        </w:rPr>
-        <w:t xml:space="preserve">John told the people to take a special bath named baptism. This was a ritual that showed the people that they really repented from their sins. Sometimes, people who were not Jews but still wanted to follow God, took baptism. But John told them that they </w:t>
-      </w:r>
-      <w:r>
-        <w:rPr>
-          <w:i/>
-          <w:lang w:val="en_US" w:bidi="en_US"/>
-        </w:rPr>
-        <w:t>all</w:t>
-      </w:r>
-      <w:r>
-        <w:rPr>
-          <w:lang w:val="en_US" w:bidi="en_US"/>
-        </w:rPr>
-        <w:t xml:space="preserve"> had to take baptism! Even though the people were </w:t>
-      </w:r>
-      <w:hyperlink r:id="rId21">
-        <w:r>
-          <w:rPr>
-            <w:lang w:val="en_US" w:bidi="en_US"/>
-          </w:rPr>
-          <w:rPr>
-            <w:color w:val="0000EE"/>
-            <w:u w:val="single"/>
-          </w:rPr>
-          <w:t>Jews</w:t>
-        </w:r>
-      </w:hyperlink>
-      <w:r>
-        <w:rPr>
-          <w:lang w:val="en_US" w:bidi="en_US"/>
-        </w:rPr>
-        <w:t>, and therefore God's special people, they still did many wrong things and needed to repent. They needed to tell God that they felt sorry for disobeying God, and that they wanted to change.</w:t>
-      </w:r>
-    </w:p>
-    <w:p>
-      <w:pPr/>
-      <w:r>
-        <w:rPr>
-          <w:lang w:val="en_US" w:bidi="en_US"/>
-        </w:rPr>
-      </w:r>
-      <w:r>
-        <w:rPr>
-          <w:lang w:val="en_US" w:bidi="en_US"/>
-        </w:rPr>
-        <w:t xml:space="preserve">Without any fear, John the baptizer told the people openly what they did wrong. The religious teachers of the Jews did not like John. During this time, King Herod Antipas was ruling over </w:t>
-      </w:r>
-      <w:hyperlink r:id="rId28">
-        <w:r>
-          <w:rPr>
-            <w:lang w:val="en_US" w:bidi="en_US"/>
-          </w:rPr>
-          <w:rPr>
-            <w:color w:val="0000EE"/>
-            <w:u w:val="single"/>
-          </w:rPr>
-          <w:t>Judea</w:t>
-        </w:r>
-      </w:hyperlink>
-      <w:r>
-        <w:rPr>
-          <w:lang w:val="en_US" w:bidi="en_US"/>
-        </w:rPr>
-        <w:t xml:space="preserve">. This was a son of the King Herod who had tried to kill Jesus when he was a baby. Herod Antipas was living together with the wife of his brother, and John openly told him that this was wrong. This woman was angry with John because of this, and tried to kill him, but King Herod had respect for John and did not want to kill him. But the </w:t>
-      </w:r>
-      <w:hyperlink r:id="rId38">
-        <w:r>
-          <w:rPr>
-            <w:lang w:val="en_US" w:bidi="en_US"/>
-          </w:rPr>
-          <w:rPr>
-            <w:color w:val="0000EE"/>
-            <w:u w:val="single"/>
-          </w:rPr>
-          <w:t>king</w:t>
-        </w:r>
-      </w:hyperlink>
-      <w:r>
-        <w:rPr>
-          <w:lang w:val="en_US" w:bidi="en_US"/>
-        </w:rPr>
-        <w:t xml:space="preserve"> did put John in prison, and one time during a party, the king's wife tricked king Herod, and he was forced to have John killed. The king's soldiers cut off John's head to kill him.</w:t>
-      </w:r>
-    </w:p>
-    <w:p>
-      <w:pPr/>
-      <w:r>
-        <w:rPr>
-          <w:lang w:val="en_US" w:bidi="en_US"/>
-        </w:rPr>
-      </w:r>
-      <w:r>
-        <w:rPr>
-          <w:lang w:val="en_US" w:bidi="en_US"/>
-        </w:rPr>
-        <w:t xml:space="preserve">John the baptizer was a relative of Jesus. His mother Elizabeth was a cousin of Jesus's mother </w:t>
-      </w:r>
-      <w:hyperlink r:id="rId17">
-        <w:r>
-          <w:rPr>
-            <w:lang w:val="en_US" w:bidi="en_US"/>
-          </w:rPr>
-          <w:rPr>
-            <w:color w:val="0000EE"/>
-            <w:u w:val="single"/>
-          </w:rPr>
-          <w:t>Mary</w:t>
-        </w:r>
-      </w:hyperlink>
-      <w:r>
-        <w:rPr>
-          <w:lang w:val="en_US" w:bidi="en_US"/>
-        </w:rPr>
-        <w:t>.</w:t>
-      </w:r>
-      <w:r>
-        <w:rPr>
-          <w:lang w:val="en_US" w:bidi="en_US"/>
-        </w:rPr>
-      </w:r>
-      <w:r>
-        <w:rPr>
-          <w:lang w:val="en_US" w:bidi="en_US"/>
-        </w:rPr>
-      </w:r>
-    </w:p>
-    <w:p>
-      <w:pPr/>
-      <w:r>
-        <w:rPr>
-          <w:lang w:val="en_US" w:bidi="en_US"/>
-        </w:rPr>
-      </w:r>
-    </w:p>
-    <w:p>
-      <w:pPr>
-        <w:pStyle w:val="Heading2"/>
-      </w:pPr>
-      <w:r>
-        <w:rPr>
-          <w:lang w:val="en_US" w:bidi="en_US"/>
-        </w:rPr>
-        <w:t>John the Baptist</w:t>
-      </w:r>
-      <w:r>
-        <w:rPr>
-          <w:lang w:val="en_US" w:bidi="en_US"/>
-        </w:rPr>
-      </w:r>
-    </w:p>
-    <w:p>
-      <w:pPr>
-        <w:pStyle w:val="Heading4"/>
-      </w:pPr>
-      <w:r>
-        <w:rPr>
-          <w:lang w:val="en_US" w:bidi="en_US"/>
-        </w:rPr>
-        <w:t>Audio Content</w:t>
-      </w:r>
-      <w:r>
-        <w:rPr>
-          <w:lang w:val="en_US" w:bidi="en_US"/>
-        </w:rPr>
-      </w:r>
-    </w:p>
-    <w:p>
-      <w:pPr/>
-      <w:r>
-        <w:rPr>
-          <w:lang w:val="en_US" w:bidi="en_US"/>
-        </w:rPr>
-      </w:r>
-      <w:hyperlink r:id="rId58">
-        <w:r>
-          <w:rPr>
-            <w:lang w:val="en_US" w:bidi="en_US"/>
-          </w:rPr>
-          <w:rPr>
-            <w:color w:val="0000EE"/>
-            <w:u w:val="single"/>
-          </w:rPr>
-          <w:t>mp3 file</w:t>
-        </w:r>
-      </w:hyperlink>
-      <w:r>
-        <w:rPr>
-          <w:lang w:val="en_US" w:bidi="en_US"/>
-        </w:rPr>
-        <w:t xml:space="preserve"> (2422388 KB)</w:t>
-      </w:r>
-      <w:r>
-        <w:rPr>
-          <w:lang w:val="en_US" w:bidi="en_US"/>
-        </w:rPr>
-      </w:r>
-      <w:r>
-        <w:rPr>
-          <w:lang w:val="en_US" w:bidi="en_US"/>
-        </w:rPr>
-      </w:r>
-    </w:p>
-    <w:p>
-      <w:pPr/>
-      <w:r>
-        <w:rPr>
-          <w:lang w:val="en_US" w:bidi="en_US"/>
-        </w:rPr>
-      </w:r>
-    </w:p>
-    <w:p>
-      <w:pPr>
-        <w:pStyle w:val="Heading2"/>
-      </w:pPr>
-      <w:r>
-        <w:rPr>
-          <w:lang w:val="en_US" w:bidi="en_US"/>
-        </w:rPr>
-        <w:t>Jordan River</w:t>
-      </w:r>
-      <w:r>
-        <w:rPr>
-          <w:lang w:val="en_US" w:bidi="en_US"/>
-        </w:rPr>
-      </w:r>
-    </w:p>
-    <w:p>
-      <w:pPr/>
-      <w:r>
-        <w:rPr>
-          <w:lang w:val="en_US" w:bidi="en_US"/>
-        </w:rPr>
-      </w:r>
-      <w:r>
-        <w:rPr>
-          <w:lang w:val="en_US" w:bidi="en_US"/>
-        </w:rPr>
-        <w:t xml:space="preserve">The </w:t>
-      </w:r>
-      <w:r>
-        <w:rPr>
-          <w:b/>
-          <w:lang w:val="en_US" w:bidi="en_US"/>
-        </w:rPr>
-        <w:t>Jordan River</w:t>
-      </w:r>
-      <w:r>
-        <w:rPr>
-          <w:lang w:val="en_US" w:bidi="en_US"/>
-        </w:rPr>
-        <w:t xml:space="preserve"> is a long river that runs through </w:t>
-      </w:r>
-      <w:hyperlink r:id="rId26">
-        <w:r>
-          <w:rPr>
-            <w:lang w:val="en_US" w:bidi="en_US"/>
-          </w:rPr>
-          <w:rPr>
-            <w:color w:val="0000EE"/>
-            <w:u w:val="single"/>
-          </w:rPr>
-          <w:t>Israel</w:t>
-        </w:r>
-      </w:hyperlink>
-      <w:r>
-        <w:rPr>
-          <w:lang w:val="en_US" w:bidi="en_US"/>
-        </w:rPr>
-        <w:t xml:space="preserve"> from north to south. During the rainy season the river is quite wide and deep. At other times of the year the river is smaller, and a person can get across the river by wading or swimming through the water. At two places, the river passes a large lake: first the Lake-or sea-of Galilee, and later the Dead Sea. The </w:t>
-      </w:r>
-      <w:hyperlink r:id="rId59">
-        <w:r>
-          <w:rPr>
-            <w:lang w:val="en_US" w:bidi="en_US"/>
-          </w:rPr>
-          <w:rPr>
-            <w:color w:val="0000EE"/>
-            <w:u w:val="single"/>
-          </w:rPr>
-          <w:t>Lake of Galilee</w:t>
-        </w:r>
-      </w:hyperlink>
-      <w:r>
-        <w:rPr>
-          <w:lang w:val="en_US" w:bidi="en_US"/>
-        </w:rPr>
-        <w:t xml:space="preserve"> has sweet water and there are many fish in the lake; but the Dead Sea has saltwater, and the water is so salty that no fish can live in it. The Jordan River stops at the Dead Sea.</w:t>
-      </w:r>
-    </w:p>
-    <w:p>
-      <w:pPr/>
-      <w:r>
-        <w:rPr>
-          <w:lang w:val="en_US" w:bidi="en_US"/>
-        </w:rPr>
-      </w:r>
-      <w:r>
-        <w:rPr>
-          <w:lang w:val="en_US" w:bidi="en_US"/>
-        </w:rPr>
-        <w:t xml:space="preserve">The Jordan River was very important for the </w:t>
-      </w:r>
-      <w:hyperlink r:id="rId21">
-        <w:r>
-          <w:rPr>
-            <w:lang w:val="en_US" w:bidi="en_US"/>
-          </w:rPr>
-          <w:rPr>
-            <w:color w:val="0000EE"/>
-            <w:u w:val="single"/>
-          </w:rPr>
-          <w:t>Jews</w:t>
-        </w:r>
-      </w:hyperlink>
-      <w:r>
-        <w:rPr>
-          <w:lang w:val="en_US" w:bidi="en_US"/>
-        </w:rPr>
-        <w:t xml:space="preserve">. It was important because the people needed the water of the river, but also because when the </w:t>
-      </w:r>
-      <w:hyperlink r:id="rId27">
-        <w:r>
-          <w:rPr>
-            <w:lang w:val="en_US" w:bidi="en_US"/>
-          </w:rPr>
-          <w:rPr>
-            <w:color w:val="0000EE"/>
-            <w:u w:val="single"/>
-          </w:rPr>
-          <w:t>Israelites</w:t>
-        </w:r>
-      </w:hyperlink>
-      <w:r>
-        <w:rPr>
-          <w:lang w:val="en_US" w:bidi="en_US"/>
-        </w:rPr>
-        <w:t xml:space="preserve"> had first entered the land, they had to cross this Jordan River. It was the time of the rains, and the river was very deep and wide at the time. But God did a </w:t>
-      </w:r>
-      <w:hyperlink r:id="rId60">
-        <w:r>
-          <w:rPr>
-            <w:lang w:val="en_US" w:bidi="en_US"/>
-          </w:rPr>
-          <w:rPr>
-            <w:color w:val="0000EE"/>
-            <w:u w:val="single"/>
-          </w:rPr>
-          <w:t>miracle</w:t>
-        </w:r>
-      </w:hyperlink>
-      <w:r>
-        <w:rPr>
-          <w:lang w:val="en_US" w:bidi="en_US"/>
-        </w:rPr>
-        <w:t xml:space="preserve"> and stopped the water in the river, and the people of Israel could safely walk across the bottom of the river to the other side.</w:t>
-      </w:r>
-    </w:p>
-    <w:p>
-      <w:pPr/>
-      <w:r>
-        <w:rPr>
-          <w:lang w:val="en_US" w:bidi="en_US"/>
-        </w:rPr>
-      </w:r>
-      <w:r>
-        <w:rPr>
-          <w:lang w:val="en_US" w:bidi="en_US"/>
-        </w:rPr>
-        <w:t>You may want to first look up the Jordan River in the video Bible dictionary.</w:t>
-      </w:r>
-      <w:r>
-        <w:rPr>
-          <w:lang w:val="en_US" w:bidi="en_US"/>
-        </w:rPr>
-      </w:r>
-      <w:r>
-        <w:rPr>
-          <w:lang w:val="en_US" w:bidi="en_US"/>
-        </w:rPr>
-      </w:r>
-    </w:p>
-    <w:p>
-      <w:pPr/>
-      <w:r>
-        <w:rPr>
-          <w:lang w:val="en_US" w:bidi="en_US"/>
-        </w:rPr>
-      </w:r>
-    </w:p>
-    <w:p>
-      <w:pPr>
-        <w:pStyle w:val="Heading2"/>
-      </w:pPr>
-      <w:r>
-        <w:rPr>
-          <w:lang w:val="en_US" w:bidi="en_US"/>
-        </w:rPr>
-        <w:t>Jordan River</w:t>
-      </w:r>
-      <w:r>
-        <w:rPr>
-          <w:lang w:val="en_US" w:bidi="en_US"/>
-        </w:rPr>
-      </w:r>
-    </w:p>
-    <w:p>
-      <w:pPr>
-        <w:pStyle w:val="Heading4"/>
-      </w:pPr>
-      <w:r>
-        <w:rPr>
-          <w:lang w:val="en_US" w:bidi="en_US"/>
-        </w:rPr>
-        <w:t>Audio Content</w:t>
-      </w:r>
-      <w:r>
-        <w:rPr>
-          <w:lang w:val="en_US" w:bidi="en_US"/>
-        </w:rPr>
-      </w:r>
-    </w:p>
-    <w:p>
-      <w:pPr/>
-      <w:r>
-        <w:rPr>
-          <w:lang w:val="en_US" w:bidi="en_US"/>
-        </w:rPr>
-      </w:r>
-      <w:hyperlink r:id="rId61">
-        <w:r>
-          <w:rPr>
-            <w:lang w:val="en_US" w:bidi="en_US"/>
-          </w:rPr>
-          <w:rPr>
-            <w:color w:val="0000EE"/>
-            <w:u w:val="single"/>
-          </w:rPr>
-          <w:t>mp3 file</w:t>
-        </w:r>
-      </w:hyperlink>
-      <w:r>
-        <w:rPr>
-          <w:lang w:val="en_US" w:bidi="en_US"/>
-        </w:rPr>
-        <w:t xml:space="preserve"> (874364 KB)</w:t>
-      </w:r>
-      <w:r>
-        <w:rPr>
-          <w:lang w:val="en_US" w:bidi="en_US"/>
-        </w:rPr>
-      </w:r>
-      <w:r>
-        <w:rPr>
-          <w:lang w:val="en_US" w:bidi="en_US"/>
-        </w:rPr>
-      </w:r>
-    </w:p>
-    <w:p>
-      <w:pPr/>
-      <w:r>
-        <w:rPr>
-          <w:lang w:val="en_US" w:bidi="en_US"/>
-        </w:rPr>
-      </w:r>
-    </w:p>
-    <w:p>
-      <w:pPr>
-        <w:pStyle w:val="Heading2"/>
-      </w:pPr>
-      <w:r>
-        <w:rPr>
-          <w:lang w:val="en_US" w:bidi="en_US"/>
-        </w:rPr>
-        <w:t>Judea</w:t>
-      </w:r>
-      <w:r>
-        <w:rPr>
-          <w:lang w:val="en_US" w:bidi="en_US"/>
-        </w:rPr>
-      </w:r>
-    </w:p>
-    <w:p>
-      <w:pPr/>
-      <w:r>
-        <w:rPr>
-          <w:lang w:val="en_US" w:bidi="en_US"/>
-        </w:rPr>
-      </w:r>
-      <w:r>
-        <w:rPr>
-          <w:b/>
-          <w:lang w:val="en_US" w:bidi="en_US"/>
-        </w:rPr>
-        <w:t>Judea</w:t>
-      </w:r>
-      <w:r>
-        <w:rPr>
-          <w:lang w:val="en_US" w:bidi="en_US"/>
-        </w:rPr>
-        <w:t xml:space="preserve"> is the name of a region in </w:t>
-      </w:r>
-      <w:hyperlink r:id="rId26">
-        <w:r>
-          <w:rPr>
-            <w:lang w:val="en_US" w:bidi="en_US"/>
-          </w:rPr>
-          <w:rPr>
-            <w:color w:val="0000EE"/>
-            <w:u w:val="single"/>
-          </w:rPr>
-          <w:t>Israel</w:t>
-        </w:r>
-      </w:hyperlink>
-      <w:r>
-        <w:rPr>
-          <w:lang w:val="en_US" w:bidi="en_US"/>
-        </w:rPr>
-        <w:t xml:space="preserve"> in the time of the New Testament.</w:t>
-      </w:r>
-    </w:p>
-    <w:p>
-      <w:pPr/>
-      <w:r>
-        <w:rPr>
-          <w:lang w:val="en_US" w:bidi="en_US"/>
-        </w:rPr>
-      </w:r>
-      <w:r>
-        <w:rPr>
-          <w:lang w:val="en_US" w:bidi="en_US"/>
-        </w:rPr>
-        <w:t xml:space="preserve">In the time of Jesus, Israel was not an independent </w:t>
-      </w:r>
-      <w:hyperlink r:id="rId34">
-        <w:r>
-          <w:rPr>
-            <w:lang w:val="en_US" w:bidi="en_US"/>
-          </w:rPr>
-          <w:rPr>
-            <w:color w:val="0000EE"/>
-            <w:u w:val="single"/>
-          </w:rPr>
-          <w:t>nation</w:t>
-        </w:r>
-      </w:hyperlink>
-      <w:r>
-        <w:rPr>
-          <w:lang w:val="en_US" w:bidi="en_US"/>
-        </w:rPr>
-        <w:t xml:space="preserve">. The </w:t>
-      </w:r>
-      <w:hyperlink r:id="rId27">
-        <w:r>
-          <w:rPr>
-            <w:lang w:val="en_US" w:bidi="en_US"/>
-          </w:rPr>
-          <w:rPr>
-            <w:color w:val="0000EE"/>
-            <w:u w:val="single"/>
-          </w:rPr>
-          <w:t>Israelites</w:t>
-        </w:r>
-      </w:hyperlink>
-      <w:r>
-        <w:rPr>
-          <w:lang w:val="en_US" w:bidi="en_US"/>
-        </w:rPr>
-        <w:t xml:space="preserve"> were ruled by the Roman people. The Romans had divided Israel into several regions, or provinces. These provinces were Judea in the south, </w:t>
-      </w:r>
-      <w:hyperlink r:id="rId41">
-        <w:r>
-          <w:rPr>
-            <w:lang w:val="en_US" w:bidi="en_US"/>
-          </w:rPr>
-          <w:rPr>
-            <w:color w:val="0000EE"/>
-            <w:u w:val="single"/>
-          </w:rPr>
-          <w:t>Galilee</w:t>
-        </w:r>
-      </w:hyperlink>
-      <w:r>
-        <w:rPr>
-          <w:lang w:val="en_US" w:bidi="en_US"/>
-        </w:rPr>
-        <w:t xml:space="preserve"> in the north, and </w:t>
-      </w:r>
-      <w:hyperlink r:id="rId40">
-        <w:r>
-          <w:rPr>
-            <w:lang w:val="en_US" w:bidi="en_US"/>
-          </w:rPr>
-          <w:rPr>
-            <w:color w:val="0000EE"/>
-            <w:u w:val="single"/>
-          </w:rPr>
-          <w:t>Samaria</w:t>
-        </w:r>
-      </w:hyperlink>
-      <w:r>
-        <w:rPr>
-          <w:lang w:val="en_US" w:bidi="en_US"/>
-        </w:rPr>
-        <w:t xml:space="preserve"> in the middle.</w:t>
-      </w:r>
-    </w:p>
-    <w:p>
-      <w:pPr/>
-      <w:r>
-        <w:rPr>
-          <w:lang w:val="en_US" w:bidi="en_US"/>
-        </w:rPr>
-      </w:r>
-      <w:r>
-        <w:rPr>
-          <w:lang w:val="en_US" w:bidi="en_US"/>
-        </w:rPr>
-        <w:t xml:space="preserve">Judea was the place where the most important city was, </w:t>
-      </w:r>
-      <w:hyperlink r:id="rId39">
-        <w:r>
-          <w:rPr>
-            <w:lang w:val="en_US" w:bidi="en_US"/>
-          </w:rPr>
-          <w:rPr>
-            <w:color w:val="0000EE"/>
-            <w:u w:val="single"/>
-          </w:rPr>
-          <w:t>Jerusalem</w:t>
-        </w:r>
-      </w:hyperlink>
-      <w:r>
-        <w:rPr>
-          <w:lang w:val="en_US" w:bidi="en_US"/>
-        </w:rPr>
-        <w:t xml:space="preserve">, and the </w:t>
-      </w:r>
-      <w:hyperlink r:id="rId22">
-        <w:r>
-          <w:rPr>
-            <w:lang w:val="en_US" w:bidi="en_US"/>
-          </w:rPr>
-          <w:rPr>
-            <w:color w:val="0000EE"/>
-            <w:u w:val="single"/>
-          </w:rPr>
-          <w:t>temple</w:t>
-        </w:r>
-      </w:hyperlink>
-      <w:r>
-        <w:rPr>
-          <w:lang w:val="en_US" w:bidi="en_US"/>
-        </w:rPr>
-        <w:t xml:space="preserve"> of God. The people in Judea often thought that they were better </w:t>
-      </w:r>
-      <w:hyperlink r:id="rId21">
-        <w:r>
-          <w:rPr>
-            <w:lang w:val="en_US" w:bidi="en_US"/>
-          </w:rPr>
-          <w:rPr>
-            <w:color w:val="0000EE"/>
-            <w:u w:val="single"/>
-          </w:rPr>
-          <w:t>Jews</w:t>
-        </w:r>
-      </w:hyperlink>
-      <w:r>
-        <w:rPr>
-          <w:lang w:val="en_US" w:bidi="en_US"/>
-        </w:rPr>
-        <w:t xml:space="preserve"> than the people in Galilee. They looked down on the people in Galilee, thinking of them as uneducated and rough. The people in Judea </w:t>
-      </w:r>
-      <w:r>
-        <w:rPr>
-          <w:i/>
-          <w:lang w:val="en_US" w:bidi="en_US"/>
-        </w:rPr>
-        <w:t>and</w:t>
-      </w:r>
-      <w:r>
-        <w:rPr>
-          <w:lang w:val="en_US" w:bidi="en_US"/>
-        </w:rPr>
-        <w:t xml:space="preserve"> Galilee looked down on people in Samaria, whom they considered not to be Jews at all.</w:t>
-      </w:r>
-    </w:p>
-    <w:p>
-      <w:pPr/>
-      <w:r>
-        <w:rPr>
-          <w:lang w:val="en_US" w:bidi="en_US"/>
-        </w:rPr>
-      </w:r>
-      <w:r>
-        <w:rPr>
-          <w:lang w:val="en_US" w:bidi="en_US"/>
-        </w:rPr>
-        <w:t>The area that is Judea in the New Testament is called Judah in the Old Testament.</w:t>
-      </w:r>
-      <w:r>
-        <w:rPr>
-          <w:lang w:val="en_US" w:bidi="en_US"/>
-        </w:rPr>
-      </w:r>
-      <w:r>
-        <w:rPr>
-          <w:lang w:val="en_US" w:bidi="en_US"/>
-        </w:rPr>
-      </w:r>
-    </w:p>
-    <w:p>
-      <w:pPr/>
-      <w:r>
-        <w:rPr>
-          <w:lang w:val="en_US" w:bidi="en_US"/>
-        </w:rPr>
-      </w:r>
-    </w:p>
-    <w:p>
-      <w:pPr>
-        <w:pStyle w:val="Heading2"/>
-      </w:pPr>
-      <w:r>
-        <w:rPr>
-          <w:lang w:val="en_US" w:bidi="en_US"/>
-        </w:rPr>
-        <w:t>Judea</w:t>
-      </w:r>
-      <w:r>
-        <w:rPr>
-          <w:lang w:val="en_US" w:bidi="en_US"/>
-        </w:rPr>
-      </w:r>
-    </w:p>
-    <w:p>
-      <w:pPr>
-        <w:pStyle w:val="Heading4"/>
-      </w:pPr>
-      <w:r>
-        <w:rPr>
-          <w:lang w:val="en_US" w:bidi="en_US"/>
-        </w:rPr>
-        <w:t>Audio Content</w:t>
-      </w:r>
-      <w:r>
-        <w:rPr>
-          <w:lang w:val="en_US" w:bidi="en_US"/>
-        </w:rPr>
-      </w:r>
-    </w:p>
-    <w:p>
-      <w:pPr/>
-      <w:r>
-        <w:rPr>
-          <w:lang w:val="en_US" w:bidi="en_US"/>
-        </w:rPr>
-      </w:r>
-      <w:hyperlink r:id="rId62">
-        <w:r>
-          <w:rPr>
-            <w:lang w:val="en_US" w:bidi="en_US"/>
-          </w:rPr>
-          <w:rPr>
-            <w:color w:val="0000EE"/>
-            <w:u w:val="single"/>
-          </w:rPr>
-          <w:t>mp3 file</w:t>
-        </w:r>
-      </w:hyperlink>
-      <w:r>
-        <w:rPr>
-          <w:lang w:val="en_US" w:bidi="en_US"/>
-        </w:rPr>
-        <w:t xml:space="preserve"> (658796 KB)</w:t>
-      </w:r>
-      <w:r>
-        <w:rPr>
-          <w:lang w:val="en_US" w:bidi="en_US"/>
-        </w:rPr>
-      </w:r>
-      <w:r>
-        <w:rPr>
-          <w:lang w:val="en_US" w:bidi="en_US"/>
-        </w:rPr>
-      </w:r>
-    </w:p>
-    <w:p>
-      <w:pPr/>
-      <w:r>
-        <w:rPr>
-          <w:lang w:val="en_US" w:bidi="en_US"/>
-        </w:rPr>
-      </w:r>
-    </w:p>
-    <w:p>
-      <w:pPr>
-        <w:pStyle w:val="Heading2"/>
-      </w:pPr>
-      <w:r>
-        <w:rPr>
-          <w:lang w:val="en_US" w:bidi="en_US"/>
-        </w:rPr>
-        <w:t>judge</w:t>
-      </w:r>
-      <w:r>
-        <w:rPr>
-          <w:lang w:val="en_US" w:bidi="en_US"/>
-        </w:rPr>
-      </w:r>
-    </w:p>
-    <w:p>
-      <w:pPr/>
-      <w:r>
-        <w:rPr>
-          <w:lang w:val="en_US" w:bidi="en_US"/>
-        </w:rPr>
-      </w:r>
-      <w:r>
-        <w:rPr>
-          <w:lang w:val="en_US" w:bidi="en_US"/>
-        </w:rPr>
-        <w:t xml:space="preserve">Someone </w:t>
-      </w:r>
-      <w:r>
-        <w:rPr>
-          <w:b/>
-          <w:lang w:val="en_US" w:bidi="en_US"/>
-        </w:rPr>
-        <w:t>judges</w:t>
-      </w:r>
-      <w:r>
-        <w:rPr>
-          <w:lang w:val="en_US" w:bidi="en_US"/>
-        </w:rPr>
-        <w:t xml:space="preserve"> actions that people do by deciding if what they do is right or wrong, and therefore if the person is guilty or innocent of breaking a law. A judge will punish the person if the judge decides that the person is guilty of doing wrong.</w:t>
-      </w:r>
-    </w:p>
-    <w:p>
-      <w:pPr/>
-      <w:r>
-        <w:rPr>
-          <w:lang w:val="en_US" w:bidi="en_US"/>
-        </w:rPr>
-      </w:r>
-      <w:r>
-        <w:rPr>
-          <w:lang w:val="en_US" w:bidi="en_US"/>
-        </w:rPr>
-        <w:t xml:space="preserve">Before the nation of </w:t>
-      </w:r>
-      <w:hyperlink r:id="rId26">
-        <w:r>
-          <w:rPr>
-            <w:lang w:val="en_US" w:bidi="en_US"/>
-          </w:rPr>
-          <w:rPr>
-            <w:color w:val="0000EE"/>
-            <w:u w:val="single"/>
-          </w:rPr>
-          <w:t>Israel</w:t>
-        </w:r>
-      </w:hyperlink>
-      <w:r>
-        <w:rPr>
-          <w:lang w:val="en_US" w:bidi="en_US"/>
-        </w:rPr>
-        <w:t xml:space="preserve"> had </w:t>
-      </w:r>
-      <w:hyperlink r:id="rId38">
-        <w:r>
-          <w:rPr>
-            <w:lang w:val="en_US" w:bidi="en_US"/>
-          </w:rPr>
-          <w:rPr>
-            <w:color w:val="0000EE"/>
-            <w:u w:val="single"/>
-          </w:rPr>
-          <w:t>kings</w:t>
-        </w:r>
-      </w:hyperlink>
-      <w:r>
-        <w:rPr>
-          <w:lang w:val="en_US" w:bidi="en_US"/>
-        </w:rPr>
-        <w:t>, God gave them leaders that they called judges. Someone wrote the judges' stories in a book that we now call the book of Judges. The judges we hear about in the book of Judges did not act as traditional judges in that they did not always decide if someone was guilty of breaking a law. These judges were often military leaders who rescued the Israelites from their enemies. Sometimes, as in the case of Deborah, these judges were prophet-leaders who helped Israel follow God.</w:t>
-      </w:r>
-      <w:r>
-        <w:rPr>
-          <w:lang w:val="en_US" w:bidi="en_US"/>
-        </w:rPr>
-      </w:r>
-      <w:r>
-        <w:rPr>
-          <w:lang w:val="en_US" w:bidi="en_US"/>
-        </w:rPr>
-      </w:r>
-    </w:p>
-    <w:p>
-      <w:pPr/>
-      <w:r>
-        <w:rPr>
-          <w:lang w:val="en_US" w:bidi="en_US"/>
-        </w:rPr>
-      </w:r>
-    </w:p>
-    <w:p>
-      <w:pPr>
-        <w:pStyle w:val="Heading2"/>
-      </w:pPr>
-      <w:r>
-        <w:rPr>
-          <w:lang w:val="en_US" w:bidi="en_US"/>
-        </w:rPr>
-        <w:t>judge</w:t>
-      </w:r>
-      <w:r>
-        <w:rPr>
-          <w:lang w:val="en_US" w:bidi="en_US"/>
-        </w:rPr>
-      </w:r>
-    </w:p>
-    <w:p>
-      <w:pPr>
-        <w:pStyle w:val="Heading4"/>
-      </w:pPr>
-      <w:r>
-        <w:rPr>
-          <w:lang w:val="en_US" w:bidi="en_US"/>
-        </w:rPr>
-        <w:t>Audio Content</w:t>
-      </w:r>
-      <w:r>
-        <w:rPr>
-          <w:lang w:val="en_US" w:bidi="en_US"/>
-        </w:rPr>
-      </w:r>
-    </w:p>
-    <w:p>
-      <w:pPr/>
-      <w:r>
-        <w:rPr>
-          <w:lang w:val="en_US" w:bidi="en_US"/>
-        </w:rPr>
-      </w:r>
-      <w:hyperlink r:id="rId63">
-        <w:r>
-          <w:rPr>
-            <w:lang w:val="en_US" w:bidi="en_US"/>
-          </w:rPr>
-          <w:rPr>
-            <w:color w:val="0000EE"/>
-            <w:u w:val="single"/>
-          </w:rPr>
-          <w:t>mp3 file</w:t>
-        </w:r>
-      </w:hyperlink>
-      <w:r>
-        <w:rPr>
-          <w:lang w:val="en_US" w:bidi="en_US"/>
-        </w:rPr>
-        <w:t xml:space="preserve"> (599492 KB)</w:t>
-      </w:r>
-      <w:r>
-        <w:rPr>
-          <w:lang w:val="en_US" w:bidi="en_US"/>
-        </w:rPr>
-      </w:r>
-      <w:r>
-        <w:rPr>
-          <w:lang w:val="en_US" w:bidi="en_US"/>
-        </w:rPr>
-      </w:r>
-    </w:p>
-    <w:p>
-      <w:pPr/>
-      <w:r>
-        <w:rPr>
-          <w:lang w:val="en_US" w:bidi="en_US"/>
-        </w:rPr>
-      </w:r>
-    </w:p>
-    <w:p>
-      <w:pPr>
-        <w:pStyle w:val="Heading2"/>
-      </w:pPr>
-      <w:r>
-        <w:rPr>
-          <w:lang w:val="en_US" w:bidi="en_US"/>
-        </w:rPr>
-        <w:t>justice</w:t>
-      </w:r>
-      <w:r>
-        <w:rPr>
-          <w:lang w:val="en_US" w:bidi="en_US"/>
-        </w:rPr>
-      </w:r>
-    </w:p>
-    <w:p>
-      <w:pPr/>
-      <w:r>
-        <w:rPr>
-          <w:lang w:val="en_US" w:bidi="en_US"/>
-        </w:rPr>
-      </w:r>
-      <w:r>
-        <w:rPr>
-          <w:lang w:val="en_US" w:bidi="en_US"/>
-        </w:rPr>
-        <w:t xml:space="preserve">Justice is when someone treats someone else fairly according to the law. When justice is happening in an entire society, then everybody treats each other equally and fairly. In a just society, people in </w:t>
-      </w:r>
-      <w:hyperlink r:id="rId64">
-        <w:r>
-          <w:rPr>
-            <w:lang w:val="en_US" w:bidi="en_US"/>
-          </w:rPr>
-          <w:rPr>
-            <w:color w:val="0000EE"/>
-            <w:u w:val="single"/>
-          </w:rPr>
-          <w:t>authority</w:t>
-        </w:r>
-      </w:hyperlink>
-      <w:r>
-        <w:rPr>
-          <w:lang w:val="en_US" w:bidi="en_US"/>
-        </w:rPr>
-        <w:t xml:space="preserve"> punish those who do wrong and protect people who are poor and weak.</w:t>
-      </w:r>
-      <w:r>
-        <w:rPr>
-          <w:lang w:val="en_US" w:bidi="en_US"/>
-        </w:rPr>
-      </w:r>
-      <w:r>
-        <w:rPr>
-          <w:lang w:val="en_US" w:bidi="en_US"/>
-        </w:rPr>
-      </w:r>
-    </w:p>
-    <w:p>
-      <w:pPr/>
-      <w:r>
-        <w:rPr>
-          <w:lang w:val="en_US" w:bidi="en_US"/>
-        </w:rPr>
-      </w:r>
-    </w:p>
-    <w:p>
-      <w:pPr>
-        <w:pStyle w:val="Heading2"/>
-      </w:pPr>
-      <w:r>
-        <w:rPr>
-          <w:lang w:val="en_US" w:bidi="en_US"/>
-        </w:rPr>
-        <w:t>justice</w:t>
-      </w:r>
-      <w:r>
-        <w:rPr>
-          <w:lang w:val="en_US" w:bidi="en_US"/>
-        </w:rPr>
-      </w:r>
-    </w:p>
-    <w:p>
-      <w:pPr>
-        <w:pStyle w:val="Heading4"/>
-      </w:pPr>
-      <w:r>
-        <w:rPr>
-          <w:lang w:val="en_US" w:bidi="en_US"/>
-        </w:rPr>
-        <w:t>Audio Content</w:t>
-      </w:r>
-      <w:r>
-        <w:rPr>
-          <w:lang w:val="en_US" w:bidi="en_US"/>
-        </w:rPr>
-      </w:r>
-    </w:p>
-    <w:p>
-      <w:pPr/>
-      <w:r>
-        <w:rPr>
-          <w:lang w:val="en_US" w:bidi="en_US"/>
-        </w:rPr>
-      </w:r>
-      <w:hyperlink r:id="rId65">
-        <w:r>
-          <w:rPr>
-            <w:lang w:val="en_US" w:bidi="en_US"/>
-          </w:rPr>
-          <w:rPr>
-            <w:color w:val="0000EE"/>
-            <w:u w:val="single"/>
-          </w:rPr>
-          <w:t>mp3 file</w:t>
-        </w:r>
-      </w:hyperlink>
-      <w:r>
-        <w:rPr>
-          <w:lang w:val="en_US" w:bidi="en_US"/>
-        </w:rPr>
-        <w:t xml:space="preserve"> (288044 KB)</w:t>
-      </w:r>
-      <w:r>
-        <w:rPr>
-          <w:lang w:val="en_US" w:bidi="en_US"/>
-        </w:rPr>
-      </w:r>
-      <w:r>
-        <w:rPr>
-          <w:lang w:val="en_US" w:bidi="en_US"/>
-        </w:rPr>
-      </w:r>
-    </w:p>
-    <w:p>
-      <w:pPr/>
-      <w:r>
-        <w:rPr>
-          <w:lang w:val="en_US" w:bidi="en_US"/>
-        </w:rPr>
-      </w:r>
-    </w:p>
-    <w:p>
-      <w:pPr>
-        <w:pStyle w:val="Heading2"/>
-      </w:pPr>
-      <w:r>
-        <w:rPr>
-          <w:lang w:val="en_US" w:bidi="en_US"/>
-        </w:rPr>
-        <w:t>justify</w:t>
-      </w:r>
-      <w:r>
-        <w:rPr>
-          <w:lang w:val="en_US" w:bidi="en_US"/>
-        </w:rPr>
-      </w:r>
-    </w:p>
-    <w:p>
-      <w:pPr/>
-      <w:r>
-        <w:rPr>
-          <w:lang w:val="en_US" w:bidi="en_US"/>
-        </w:rPr>
-      </w:r>
-      <w:r>
-        <w:rPr>
-          <w:lang w:val="en_US" w:bidi="en_US"/>
-        </w:rPr>
-        <w:t xml:space="preserve">When a person </w:t>
-      </w:r>
-      <w:r>
-        <w:rPr>
-          <w:b/>
-          <w:lang w:val="en_US" w:bidi="en_US"/>
-        </w:rPr>
-        <w:t>justifies</w:t>
-      </w:r>
-      <w:r>
-        <w:rPr>
-          <w:lang w:val="en_US" w:bidi="en_US"/>
-        </w:rPr>
-        <w:t xml:space="preserve"> someone, he declares that person not guilty. When God declares a person not guilty, that means the person is </w:t>
-      </w:r>
-      <w:hyperlink r:id="rId66">
-        <w:r>
-          <w:rPr>
-            <w:lang w:val="en_US" w:bidi="en_US"/>
-          </w:rPr>
-          <w:rPr>
-            <w:color w:val="0000EE"/>
-            <w:u w:val="single"/>
-          </w:rPr>
-          <w:t>righteous</w:t>
-        </w:r>
-      </w:hyperlink>
-      <w:r>
-        <w:rPr>
-          <w:lang w:val="en_US" w:bidi="en_US"/>
-        </w:rPr>
-        <w:t xml:space="preserve"> and has a right relationship with God. In the New Testament, God will only justify a person if they trust in Jesus as the </w:t>
-      </w:r>
       <w:hyperlink r:id="rId67">
-        <w:r>
-          <w:rPr>
-            <w:lang w:val="en_US" w:bidi="en_US"/>
-          </w:rPr>
-          <w:rPr>
-            <w:color w:val="0000EE"/>
-            <w:u w:val="single"/>
-          </w:rPr>
-          <w:t>Savior</w:t>
-        </w:r>
-      </w:hyperlink>
-      <w:r>
-        <w:rPr>
-          <w:lang w:val="en_US" w:bidi="en_US"/>
-        </w:rPr>
-        <w:t xml:space="preserve">, or the </w:t>
-      </w:r>
-      <w:hyperlink r:id="rId68">
-        <w:r>
-          <w:rPr>
-            <w:lang w:val="en_US" w:bidi="en_US"/>
-          </w:rPr>
-          <w:rPr>
-            <w:color w:val="0000EE"/>
-            <w:u w:val="single"/>
-          </w:rPr>
-          <w:t>Christ</w:t>
-        </w:r>
-      </w:hyperlink>
-      <w:r>
-        <w:rPr>
-          <w:lang w:val="en_US" w:bidi="en_US"/>
-        </w:rPr>
-        <w:t xml:space="preserve">, that God has sent to rescue people from their </w:t>
-      </w:r>
-      <w:hyperlink r:id="rId48">
-        <w:r>
-          <w:rPr>
-            <w:lang w:val="en_US" w:bidi="en_US"/>
-          </w:rPr>
-          <w:rPr>
-            <w:color w:val="0000EE"/>
-            <w:u w:val="single"/>
-          </w:rPr>
-          <w:t>sins</w:t>
-        </w:r>
-      </w:hyperlink>
-      <w:r>
-        <w:rPr>
-          <w:lang w:val="en_US" w:bidi="en_US"/>
-        </w:rPr>
-        <w:t>. This means believers in Jesus can have a right relationship with God and God justifies them.</w:t>
-      </w:r>
-      <w:r>
-        <w:rPr>
-          <w:lang w:val="en_US" w:bidi="en_US"/>
-        </w:rPr>
-      </w:r>
-      <w:r>
-        <w:rPr>
-          <w:lang w:val="en_US" w:bidi="en_US"/>
-        </w:rPr>
-      </w:r>
-    </w:p>
-    <w:p>
-      <w:pPr/>
-      <w:r>
-        <w:rPr>
-          <w:lang w:val="en_US" w:bidi="en_US"/>
-        </w:rPr>
-      </w:r>
-    </w:p>
-    <w:p>
-      <w:pPr>
-        <w:pStyle w:val="Heading2"/>
-      </w:pPr>
-      <w:r>
-        <w:rPr>
-          <w:lang w:val="en_US" w:bidi="en_US"/>
-        </w:rPr>
-        <w:t>justify</w:t>
-      </w:r>
-      <w:r>
-        <w:rPr>
-          <w:lang w:val="en_US" w:bidi="en_US"/>
-        </w:rPr>
-      </w:r>
-    </w:p>
-    <w:p>
-      <w:pPr>
-        <w:pStyle w:val="Heading4"/>
-      </w:pPr>
-      <w:r>
-        <w:rPr>
-          <w:lang w:val="en_US" w:bidi="en_US"/>
-        </w:rPr>
-        <w:t>Audio Content</w:t>
-      </w:r>
-      <w:r>
-        <w:rPr>
-          <w:lang w:val="en_US" w:bidi="en_US"/>
-        </w:rPr>
-      </w:r>
-    </w:p>
-    <w:p>
-      <w:pPr/>
-      <w:r>
-        <w:rPr>
-          <w:lang w:val="en_US" w:bidi="en_US"/>
-        </w:rPr>
-      </w:r>
-      <w:hyperlink r:id="rId69">
         <w:r>
           <w:rPr>
             <w:lang w:val="en_US" w:bidi="en_US"/>

--- a/eng/docx/010.content.docx
+++ b/eng/docx/010.content.docx
@@ -2487,16 +2487,391 @@
       </w:r>
       <w:r>
         <w:rPr>
+          <w:lang w:val="en_US" w:bidi="en_US"/>
+        </w:rPr>
+        <w:t xml:space="preserve">The Israelites' ancestor, Jacob, had 12 sons, and one of Jacob's sons was </w:t>
+      </w:r>
+      <w:r>
+        <w:rPr>
           <w:b/>
           <w:lang w:val="en_US" w:bidi="en_US"/>
         </w:rPr>
+        <w:t>Judah</w:t>
+      </w:r>
+      <w:r>
+        <w:rPr>
+          <w:lang w:val="en_US" w:bidi="en_US"/>
+        </w:rPr>
+        <w:t xml:space="preserve">. Judah's descendants became the tribe of Judah. When God led the </w:t>
+      </w:r>
+      <w:hyperlink r:id="rId25">
+        <w:r>
+          <w:rPr>
+            <w:lang w:val="en_US" w:bidi="en_US"/>
+          </w:rPr>
+          <w:rPr>
+            <w:color w:val="0000EE"/>
+            <w:u w:val="single"/>
+          </w:rPr>
+          <w:t>Israelites</w:t>
+        </w:r>
+      </w:hyperlink>
+      <w:r>
+        <w:rPr>
+          <w:lang w:val="en_US" w:bidi="en_US"/>
+        </w:rPr>
+        <w:t xml:space="preserve"> to the land that would become the land of Israel, God gave land to each of the Israelite tribes. God gave the land in the southern part of Israel to the tribe of Judah. Even though God divided the land among the tribes, the tribes did not become separate countries or </w:t>
+      </w:r>
+      <w:hyperlink r:id="rId32">
+        <w:r>
+          <w:rPr>
+            <w:lang w:val="en_US" w:bidi="en_US"/>
+          </w:rPr>
+          <w:rPr>
+            <w:color w:val="0000EE"/>
+            <w:u w:val="single"/>
+          </w:rPr>
+          <w:t>nations</w:t>
+        </w:r>
+      </w:hyperlink>
+      <w:r>
+        <w:rPr>
+          <w:lang w:val="en_US" w:bidi="en_US"/>
+        </w:rPr>
+        <w:t xml:space="preserve">. The tribes and their land were all a part of the nation of </w:t>
+      </w:r>
+      <w:hyperlink r:id="rId24">
+        <w:r>
+          <w:rPr>
+            <w:lang w:val="en_US" w:bidi="en_US"/>
+          </w:rPr>
+          <w:rPr>
+            <w:color w:val="0000EE"/>
+            <w:u w:val="single"/>
+          </w:rPr>
+          <w:t>Israel</w:t>
+        </w:r>
+      </w:hyperlink>
+      <w:r>
+        <w:rPr>
+          <w:lang w:val="en_US" w:bidi="en_US"/>
+        </w:rPr>
+        <w:t>. During this time, the Israelites would sometimes refer to the tribes' lands by the name of the tribe.</w:t>
+      </w:r>
+    </w:p>
+    <w:p>
+      <w:pPr/>
+      <w:r>
+        <w:rPr>
+          <w:lang w:val="en_US" w:bidi="en_US"/>
+        </w:rPr>
+      </w:r>
+      <w:r>
+        <w:rPr>
+          <w:lang w:val="en_US" w:bidi="en_US"/>
+        </w:rPr>
+        <w:t xml:space="preserve">Though the Israelites were one people group, the Israelites eventually argued over who should rule the Israelites. This was right after </w:t>
+      </w:r>
+      <w:hyperlink r:id="rId23">
+        <w:r>
+          <w:rPr>
+            <w:lang w:val="en_US" w:bidi="en_US"/>
+          </w:rPr>
+          <w:rPr>
+            <w:color w:val="0000EE"/>
+            <w:u w:val="single"/>
+          </w:rPr>
+          <w:t>King David</w:t>
+        </w:r>
+      </w:hyperlink>
+      <w:r>
+        <w:rPr>
+          <w:lang w:val="en_US" w:bidi="en_US"/>
+        </w:rPr>
+        <w:t xml:space="preserve"> ruled over the kingdom of Israel. David was from the tribe of Judah, and Yahweh had promised that one of David's descendants would rule over Israel forever. When David died, the Israelites argued about who should be king next. When the Israelites chose different kings, the Israelites split the country of Israel in half, into a northern and a southern kingdom. The southern kingdom was mainly the big tribe of Judah and the smaller tribe of Benjamin. People called the southern kingdom "Judah" and the northern kingdom "Israel." David's descendants only remained kings over the kingdom of Judah.</w:t>
+      </w:r>
+    </w:p>
+    <w:p>
+      <w:pPr/>
+      <w:r>
+        <w:rPr>
+          <w:lang w:val="en_US" w:bidi="en_US"/>
+        </w:rPr>
+      </w:r>
+      <w:r>
+        <w:rPr>
+          <w:lang w:val="en_US" w:bidi="en_US"/>
+        </w:rPr>
+        <w:t xml:space="preserve">Eventually, other nations defeated the northern kingdom of Israel and took those Israelites away into those other nations' lands. Then, other nations defeated the southern kingdom of Judah and took those Israelites away from the land of Judah. However, years later, those people from the tribes of Judah and Benjamin, and a few others, came back to the region of Judah. Other people began to call those Israelites "Jews," from the name "Judah." This became the new group of Israelites who considered themselves to be loyal to their God, </w:t>
+      </w:r>
+      <w:hyperlink r:id="rId60">
+        <w:r>
+          <w:rPr>
+            <w:lang w:val="en_US" w:bidi="en_US"/>
+          </w:rPr>
+          <w:rPr>
+            <w:color w:val="0000EE"/>
+            <w:u w:val="single"/>
+          </w:rPr>
+          <w:t>Yahweh</w:t>
+        </w:r>
+      </w:hyperlink>
+      <w:r>
+        <w:rPr>
+          <w:lang w:val="en_US" w:bidi="en_US"/>
+        </w:rPr>
+        <w:t>. By the time of the New Testament, people called the region that used to be the kingdom of Judah by a similar name: "Judea."</w:t>
+      </w:r>
+    </w:p>
+    <w:p>
+      <w:pPr/>
+      <w:r>
+        <w:rPr>
+          <w:lang w:val="en_US" w:bidi="en_US"/>
+        </w:rPr>
+      </w:r>
+      <w:r>
+        <w:rPr>
+          <w:lang w:val="en_US" w:bidi="en_US"/>
+        </w:rPr>
+        <w:t xml:space="preserve">In the time of Jesus, Israel was not an independent nation. The Roman people ruled over the Israelite people. The Romans had divided what used to be the united kingdom of Israel into three districts. These districts were Judea in the south, </w:t>
+      </w:r>
+      <w:hyperlink r:id="rId39">
+        <w:r>
+          <w:rPr>
+            <w:lang w:val="en_US" w:bidi="en_US"/>
+          </w:rPr>
+          <w:rPr>
+            <w:color w:val="0000EE"/>
+            <w:u w:val="single"/>
+          </w:rPr>
+          <w:t>Galilee</w:t>
+        </w:r>
+      </w:hyperlink>
+      <w:r>
+        <w:rPr>
+          <w:lang w:val="en_US" w:bidi="en_US"/>
+        </w:rPr>
+        <w:t xml:space="preserve"> in the north, and </w:t>
+      </w:r>
+      <w:hyperlink r:id="rId38">
+        <w:r>
+          <w:rPr>
+            <w:lang w:val="en_US" w:bidi="en_US"/>
+          </w:rPr>
+          <w:rPr>
+            <w:color w:val="0000EE"/>
+            <w:u w:val="single"/>
+          </w:rPr>
+          <w:t>Samaria</w:t>
+        </w:r>
+      </w:hyperlink>
+      <w:r>
+        <w:rPr>
+          <w:lang w:val="en_US" w:bidi="en_US"/>
+        </w:rPr>
+        <w:t xml:space="preserve"> in the middle.</w:t>
+      </w:r>
+    </w:p>
+    <w:p>
+      <w:pPr/>
+      <w:r>
+        <w:rPr>
+          <w:lang w:val="en_US" w:bidi="en_US"/>
+        </w:rPr>
+      </w:r>
+      <w:r>
+        <w:rPr>
+          <w:lang w:val="en_US" w:bidi="en_US"/>
+        </w:rPr>
+        <w:t xml:space="preserve">Judea was the place where the most important city, </w:t>
+      </w:r>
+      <w:hyperlink r:id="rId37">
+        <w:r>
+          <w:rPr>
+            <w:lang w:val="en_US" w:bidi="en_US"/>
+          </w:rPr>
+          <w:rPr>
+            <w:color w:val="0000EE"/>
+            <w:u w:val="single"/>
+          </w:rPr>
+          <w:t>Jerusalem</w:t>
+        </w:r>
+      </w:hyperlink>
+      <w:r>
+        <w:rPr>
+          <w:lang w:val="en_US" w:bidi="en_US"/>
+        </w:rPr>
+        <w:t xml:space="preserve">, and </w:t>
+      </w:r>
+      <w:hyperlink r:id="rId20">
+        <w:r>
+          <w:rPr>
+            <w:lang w:val="en_US" w:bidi="en_US"/>
+          </w:rPr>
+          <w:rPr>
+            <w:color w:val="0000EE"/>
+            <w:u w:val="single"/>
+          </w:rPr>
+          <w:t>the temple of God</w:t>
+        </w:r>
+      </w:hyperlink>
+      <w:r>
+        <w:rPr>
+          <w:lang w:val="en_US" w:bidi="en_US"/>
+        </w:rPr>
+        <w:t xml:space="preserve"> were located. The people in Judea often thought that they were better Jews than the Jews in Galilee. The people in Judea looked down on the people in Galilee and thought of them as uneducated and rough. The people in Judea and Galilee looked down on people in Samaria, because many of the people in Samaria were half-Jews.</w:t>
+      </w:r>
+      <w:r>
+        <w:rPr>
+          <w:lang w:val="en_US" w:bidi="en_US"/>
+        </w:rPr>
+      </w:r>
+      <w:r>
+        <w:rPr>
+          <w:lang w:val="en_US" w:bidi="en_US"/>
+        </w:rPr>
+      </w:r>
+    </w:p>
+    <w:p>
+      <w:pPr/>
+      <w:r>
+        <w:rPr>
+          <w:lang w:val="en_US" w:bidi="en_US"/>
+        </w:rPr>
+      </w:r>
+    </w:p>
+    <w:p>
+      <w:pPr>
+        <w:pStyle w:val="Heading2"/>
+      </w:pPr>
+      <w:r>
+        <w:rPr>
+          <w:lang w:val="en_US" w:bidi="en_US"/>
+        </w:rPr>
         <w:t>Judea</w:t>
       </w:r>
       <w:r>
         <w:rPr>
           <w:lang w:val="en_US" w:bidi="en_US"/>
         </w:rPr>
-        <w:t xml:space="preserve"> is the name of a region in </w:t>
+      </w:r>
+    </w:p>
+    <w:p>
+      <w:pPr>
+        <w:pStyle w:val="Heading4"/>
+      </w:pPr>
+      <w:r>
+        <w:rPr>
+          <w:lang w:val="en_US" w:bidi="en_US"/>
+        </w:rPr>
+        <w:t>Audio Content</w:t>
+      </w:r>
+      <w:r>
+        <w:rPr>
+          <w:lang w:val="en_US" w:bidi="en_US"/>
+        </w:rPr>
+      </w:r>
+    </w:p>
+    <w:p>
+      <w:pPr/>
+      <w:r>
+        <w:rPr>
+          <w:lang w:val="en_US" w:bidi="en_US"/>
+        </w:rPr>
+      </w:r>
+      <w:hyperlink r:id="rId61">
+        <w:r>
+          <w:rPr>
+            <w:lang w:val="en_US" w:bidi="en_US"/>
+          </w:rPr>
+          <w:rPr>
+            <w:color w:val="0000EE"/>
+            <w:u w:val="single"/>
+          </w:rPr>
+          <w:t>mp3 file</w:t>
+        </w:r>
+      </w:hyperlink>
+      <w:r>
+        <w:rPr>
+          <w:lang w:val="en_US" w:bidi="en_US"/>
+        </w:rPr>
+        <w:t xml:space="preserve"> (1703877 KB)</w:t>
+      </w:r>
+      <w:r>
+        <w:rPr>
+          <w:lang w:val="en_US" w:bidi="en_US"/>
+        </w:rPr>
+      </w:r>
+      <w:r>
+        <w:rPr>
+          <w:lang w:val="en_US" w:bidi="en_US"/>
+        </w:rPr>
+      </w:r>
+    </w:p>
+    <w:p>
+      <w:pPr/>
+      <w:r>
+        <w:rPr>
+          <w:lang w:val="en_US" w:bidi="en_US"/>
+        </w:rPr>
+      </w:r>
+    </w:p>
+    <w:p>
+      <w:pPr>
+        <w:pStyle w:val="Heading2"/>
+      </w:pPr>
+      <w:r>
+        <w:rPr>
+          <w:lang w:val="en_US" w:bidi="en_US"/>
+        </w:rPr>
+        <w:t>judge</w:t>
+      </w:r>
+      <w:r>
+        <w:rPr>
+          <w:lang w:val="en_US" w:bidi="en_US"/>
+        </w:rPr>
+      </w:r>
+    </w:p>
+    <w:p>
+      <w:pPr/>
+      <w:r>
+        <w:rPr>
+          <w:lang w:val="en_US" w:bidi="en_US"/>
+        </w:rPr>
+      </w:r>
+      <w:r>
+        <w:rPr>
+          <w:lang w:val="en_US" w:bidi="en_US"/>
+        </w:rPr>
+        <w:t xml:space="preserve">When a person </w:t>
+      </w:r>
+      <w:r>
+        <w:rPr>
+          <w:b/>
+          <w:lang w:val="en_US" w:bidi="en_US"/>
+        </w:rPr>
+        <w:t>judges</w:t>
+      </w:r>
+      <w:r>
+        <w:rPr>
+          <w:lang w:val="en_US" w:bidi="en_US"/>
+        </w:rPr>
+        <w:t>, that person makes a decision. Usually, the person judges or decides whether something is right or wrong. Every person can judge or make decisions about what is right and wrong, but people often make mistakes! So people often choose wise people to be judges and give those judges authority over people. A judge will judge the actions a person has done to decide if those actions were right or wrong, and therefore if the person is guilty or innocent of breaking a law. A judge will punish the person if the judge decides that the person is guilty of doing wrong.</w:t>
+      </w:r>
+    </w:p>
+    <w:p>
+      <w:pPr/>
+      <w:r>
+        <w:rPr>
+          <w:lang w:val="en_US" w:bidi="en_US"/>
+        </w:rPr>
+      </w:r>
+      <w:r>
+        <w:rPr>
+          <w:lang w:val="en_US" w:bidi="en_US"/>
+        </w:rPr>
+        <w:t xml:space="preserve">Before the nation of </w:t>
       </w:r>
       <w:hyperlink r:id="rId24">
         <w:r>
@@ -2514,7 +2889,53 @@
         <w:rPr>
           <w:lang w:val="en_US" w:bidi="en_US"/>
         </w:rPr>
-        <w:t xml:space="preserve"> in the time of the New Testament.</w:t>
+        <w:t xml:space="preserve"> had </w:t>
+      </w:r>
+      <w:hyperlink r:id="rId36">
+        <w:r>
+          <w:rPr>
+            <w:lang w:val="en_US" w:bidi="en_US"/>
+          </w:rPr>
+          <w:rPr>
+            <w:color w:val="0000EE"/>
+            <w:u w:val="single"/>
+          </w:rPr>
+          <w:t>kings</w:t>
+        </w:r>
+      </w:hyperlink>
+      <w:r>
+        <w:rPr>
+          <w:lang w:val="en_US" w:bidi="en_US"/>
+        </w:rPr>
+        <w:t xml:space="preserve">, </w:t>
+      </w:r>
+      <w:hyperlink r:id="rId62">
+        <w:r>
+          <w:rPr>
+            <w:lang w:val="en_US" w:bidi="en_US"/>
+          </w:rPr>
+          <w:rPr>
+            <w:color w:val="0000EE"/>
+            <w:u w:val="single"/>
+          </w:rPr>
+          <w:t>God</w:t>
+        </w:r>
+      </w:hyperlink>
+      <w:r>
+        <w:rPr>
+          <w:lang w:val="en_US" w:bidi="en_US"/>
+        </w:rPr>
+        <w:t xml:space="preserve"> gave them leaders whom they called judges. Someone wrote the judges' stories in a book that we now call "Judges." The judges we hear about in the book of Judges did not often act as traditional judges to decide if someone was guilty of breaking a law. These judges were often military leaders who rescued the Israelites from their enemies. Sometimes, as in the case of Deborah, these judges were prophet-leaders who helped Israel follow God.</w:t>
+      </w:r>
+      <w:r>
+        <w:rPr>
+          <w:lang w:val="en_US" w:bidi="en_US"/>
+        </w:rPr>
+      </w:r>
+      <w:r>
+        <w:rPr>
+          <w:lang w:val="en_US" w:bidi="en_US"/>
+        </w:rPr>
       </w:r>
     </w:p>
     <w:p>
@@ -2524,83 +2945,37 @@
           <w:lang w:val="en_US" w:bidi="en_US"/>
         </w:rPr>
       </w:r>
-      <w:r>
-        <w:rPr>
-          <w:lang w:val="en_US" w:bidi="en_US"/>
-        </w:rPr>
-        <w:t xml:space="preserve">In the time of Jesus, Israel was not an independent </w:t>
-      </w:r>
-      <w:hyperlink r:id="rId32">
-        <w:r>
-          <w:rPr>
-            <w:lang w:val="en_US" w:bidi="en_US"/>
-          </w:rPr>
-          <w:rPr>
-            <w:color w:val="0000EE"/>
-            <w:u w:val="single"/>
-          </w:rPr>
-          <w:t>nation</w:t>
-        </w:r>
-      </w:hyperlink>
-      <w:r>
-        <w:rPr>
-          <w:lang w:val="en_US" w:bidi="en_US"/>
-        </w:rPr>
-        <w:t xml:space="preserve">. The </w:t>
-      </w:r>
-      <w:hyperlink r:id="rId25">
-        <w:r>
-          <w:rPr>
-            <w:lang w:val="en_US" w:bidi="en_US"/>
-          </w:rPr>
-          <w:rPr>
-            <w:color w:val="0000EE"/>
-            <w:u w:val="single"/>
-          </w:rPr>
-          <w:t>Israelites</w:t>
-        </w:r>
-      </w:hyperlink>
-      <w:r>
-        <w:rPr>
-          <w:lang w:val="en_US" w:bidi="en_US"/>
-        </w:rPr>
-        <w:t xml:space="preserve"> were ruled by the Roman people. The Romans had divided Israel into several regions, or provinces. These provinces were Judea in the south, </w:t>
-      </w:r>
-      <w:hyperlink r:id="rId39">
-        <w:r>
-          <w:rPr>
-            <w:lang w:val="en_US" w:bidi="en_US"/>
-          </w:rPr>
-          <w:rPr>
-            <w:color w:val="0000EE"/>
-            <w:u w:val="single"/>
-          </w:rPr>
-          <w:t>Galilee</w:t>
-        </w:r>
-      </w:hyperlink>
-      <w:r>
-        <w:rPr>
-          <w:lang w:val="en_US" w:bidi="en_US"/>
-        </w:rPr>
-        <w:t xml:space="preserve"> in the north, and </w:t>
-      </w:r>
-      <w:hyperlink r:id="rId38">
-        <w:r>
-          <w:rPr>
-            <w:lang w:val="en_US" w:bidi="en_US"/>
-          </w:rPr>
-          <w:rPr>
-            <w:color w:val="0000EE"/>
-            <w:u w:val="single"/>
-          </w:rPr>
-          <w:t>Samaria</w:t>
-        </w:r>
-      </w:hyperlink>
-      <w:r>
-        <w:rPr>
-          <w:lang w:val="en_US" w:bidi="en_US"/>
-        </w:rPr>
-        <w:t xml:space="preserve"> in the middle.</w:t>
+    </w:p>
+    <w:p>
+      <w:pPr>
+        <w:pStyle w:val="Heading2"/>
+      </w:pPr>
+      <w:r>
+        <w:rPr>
+          <w:lang w:val="en_US" w:bidi="en_US"/>
+        </w:rPr>
+        <w:t>judge</w:t>
+      </w:r>
+      <w:r>
+        <w:rPr>
+          <w:lang w:val="en_US" w:bidi="en_US"/>
+        </w:rPr>
+      </w:r>
+    </w:p>
+    <w:p>
+      <w:pPr>
+        <w:pStyle w:val="Heading4"/>
+      </w:pPr>
+      <w:r>
+        <w:rPr>
+          <w:lang w:val="en_US" w:bidi="en_US"/>
+        </w:rPr>
+        <w:t>Audio Content</w:t>
+      </w:r>
+      <w:r>
+        <w:rPr>
+          <w:lang w:val="en_US" w:bidi="en_US"/>
+        </w:rPr>
       </w:r>
     </w:p>
     <w:p>
@@ -2610,78 +2985,33 @@
           <w:lang w:val="en_US" w:bidi="en_US"/>
         </w:rPr>
       </w:r>
-      <w:r>
-        <w:rPr>
-          <w:lang w:val="en_US" w:bidi="en_US"/>
-        </w:rPr>
-        <w:t xml:space="preserve">Judea was the place where the most important city was, </w:t>
-      </w:r>
-      <w:hyperlink r:id="rId37">
-        <w:r>
-          <w:rPr>
-            <w:lang w:val="en_US" w:bidi="en_US"/>
-          </w:rPr>
-          <w:rPr>
-            <w:color w:val="0000EE"/>
-            <w:u w:val="single"/>
-          </w:rPr>
-          <w:t>Jerusalem</w:t>
-        </w:r>
-      </w:hyperlink>
-      <w:r>
-        <w:rPr>
-          <w:lang w:val="en_US" w:bidi="en_US"/>
-        </w:rPr>
-        <w:t xml:space="preserve">, and the </w:t>
-      </w:r>
-      <w:hyperlink r:id="rId20">
-        <w:r>
-          <w:rPr>
-            <w:lang w:val="en_US" w:bidi="en_US"/>
-          </w:rPr>
-          <w:rPr>
-            <w:color w:val="0000EE"/>
-            <w:u w:val="single"/>
-          </w:rPr>
-          <w:t>temple</w:t>
-        </w:r>
-      </w:hyperlink>
-      <w:r>
-        <w:rPr>
-          <w:lang w:val="en_US" w:bidi="en_US"/>
-        </w:rPr>
-        <w:t xml:space="preserve"> of God. The people in Judea often thought that they were better </w:t>
-      </w:r>
-      <w:hyperlink r:id="rId19">
-        <w:r>
-          <w:rPr>
-            <w:lang w:val="en_US" w:bidi="en_US"/>
-          </w:rPr>
-          <w:rPr>
-            <w:color w:val="0000EE"/>
-            <w:u w:val="single"/>
-          </w:rPr>
-          <w:t>Jews</w:t>
-        </w:r>
-      </w:hyperlink>
-      <w:r>
-        <w:rPr>
-          <w:lang w:val="en_US" w:bidi="en_US"/>
-        </w:rPr>
-        <w:t xml:space="preserve"> than the people in Galilee. They looked down on the people in Galilee, thinking of them as uneducated and rough. The people in Judea </w:t>
-      </w:r>
-      <w:r>
-        <w:rPr>
-          <w:i/>
-          <w:lang w:val="en_US" w:bidi="en_US"/>
-        </w:rPr>
-        <w:t>and</w:t>
-      </w:r>
-      <w:r>
-        <w:rPr>
-          <w:lang w:val="en_US" w:bidi="en_US"/>
-        </w:rPr>
-        <w:t xml:space="preserve"> Galilee looked down on people in Samaria, whom they considered not to be Jews at all.</w:t>
+      <w:hyperlink r:id="rId63">
+        <w:r>
+          <w:rPr>
+            <w:lang w:val="en_US" w:bidi="en_US"/>
+          </w:rPr>
+          <w:rPr>
+            <w:color w:val="0000EE"/>
+            <w:u w:val="single"/>
+          </w:rPr>
+          <w:t>mp3 file</w:t>
+        </w:r>
+      </w:hyperlink>
+      <w:r>
+        <w:rPr>
+          <w:lang w:val="en_US" w:bidi="en_US"/>
+        </w:rPr>
+        <w:t xml:space="preserve"> (737541 KB)</w:t>
+      </w:r>
+      <w:r>
+        <w:rPr>
+          <w:lang w:val="en_US" w:bidi="en_US"/>
+        </w:rPr>
+      </w:r>
+      <w:r>
+        <w:rPr>
+          <w:lang w:val="en_US" w:bidi="en_US"/>
+        </w:rPr>
       </w:r>
     </w:p>
     <w:p>
@@ -2691,16 +3021,16 @@
           <w:lang w:val="en_US" w:bidi="en_US"/>
         </w:rPr>
       </w:r>
-      <w:r>
-        <w:rPr>
-          <w:lang w:val="en_US" w:bidi="en_US"/>
-        </w:rPr>
-        <w:t>The area that is Judea in the New Testament is called Judah in the Old Testament.</w:t>
-      </w:r>
-      <w:r>
-        <w:rPr>
-          <w:lang w:val="en_US" w:bidi="en_US"/>
-        </w:rPr>
+    </w:p>
+    <w:p>
+      <w:pPr>
+        <w:pStyle w:val="Heading2"/>
+      </w:pPr>
+      <w:r>
+        <w:rPr>
+          <w:lang w:val="en_US" w:bidi="en_US"/>
+        </w:rPr>
+        <w:t>justice</w:t>
       </w:r>
       <w:r>
         <w:rPr>
@@ -2715,6 +3045,48 @@
           <w:lang w:val="en_US" w:bidi="en_US"/>
         </w:rPr>
       </w:r>
+      <w:r>
+        <w:rPr>
+          <w:lang w:val="en_US" w:bidi="en_US"/>
+        </w:rPr>
+        <w:t xml:space="preserve">Justice is when someone treats someone else fairly according to the law. When justice is happening in an entire society, then everybody treats each other equally and fairly. In a just society, people in </w:t>
+      </w:r>
+      <w:hyperlink r:id="rId64">
+        <w:r>
+          <w:rPr>
+            <w:lang w:val="en_US" w:bidi="en_US"/>
+          </w:rPr>
+          <w:rPr>
+            <w:color w:val="0000EE"/>
+            <w:u w:val="single"/>
+          </w:rPr>
+          <w:t>authority</w:t>
+        </w:r>
+      </w:hyperlink>
+      <w:r>
+        <w:rPr>
+          <w:lang w:val="en_US" w:bidi="en_US"/>
+        </w:rPr>
+        <w:t xml:space="preserve"> punish those who do wrong and protect people who are poor and weak.</w:t>
+      </w:r>
+      <w:r>
+        <w:rPr>
+          <w:lang w:val="en_US" w:bidi="en_US"/>
+        </w:rPr>
+      </w:r>
+      <w:r>
+        <w:rPr>
+          <w:lang w:val="en_US" w:bidi="en_US"/>
+        </w:rPr>
+      </w:r>
+    </w:p>
+    <w:p>
+      <w:pPr/>
+      <w:r>
+        <w:rPr>
+          <w:lang w:val="en_US" w:bidi="en_US"/>
+        </w:rPr>
+      </w:r>
     </w:p>
     <w:p>
       <w:pPr>
@@ -2724,7 +3096,7 @@
         <w:rPr>
           <w:lang w:val="en_US" w:bidi="en_US"/>
         </w:rPr>
-        <w:t>Judea</w:t>
+        <w:t>justice</w:t>
       </w:r>
       <w:r>
         <w:rPr>
@@ -2755,7 +3127,7 @@
           <w:lang w:val="en_US" w:bidi="en_US"/>
         </w:rPr>
       </w:r>
-      <w:hyperlink r:id="rId60">
+      <w:hyperlink r:id="rId65">
         <w:r>
           <w:rPr>
             <w:lang w:val="en_US" w:bidi="en_US"/>
@@ -2771,7 +3143,7 @@
         <w:rPr>
           <w:lang w:val="en_US" w:bidi="en_US"/>
         </w:rPr>
-        <w:t xml:space="preserve"> (658796 KB)</w:t>
+        <w:t xml:space="preserve"> (288044 KB)</w:t>
       </w:r>
       <w:r>
         <w:rPr>
@@ -2800,7 +3172,7 @@
         <w:rPr>
           <w:lang w:val="en_US" w:bidi="en_US"/>
         </w:rPr>
-        <w:t>judge</w:t>
+        <w:t>justify</w:t>
       </w:r>
       <w:r>
         <w:rPr>
@@ -2819,20 +3191,102 @@
         <w:rPr>
           <w:lang w:val="en_US" w:bidi="en_US"/>
         </w:rPr>
-        <w:t xml:space="preserve">Someone </w:t>
+        <w:t xml:space="preserve">When a person </w:t>
       </w:r>
       <w:r>
         <w:rPr>
           <w:b/>
           <w:lang w:val="en_US" w:bidi="en_US"/>
         </w:rPr>
-        <w:t>judges</w:t>
-      </w:r>
-      <w:r>
-        <w:rPr>
-          <w:lang w:val="en_US" w:bidi="en_US"/>
-        </w:rPr>
-        <w:t xml:space="preserve"> actions that people do by deciding if what they do is right or wrong, and therefore if the person is guilty or innocent of breaking a law. A judge will punish the person if the judge decides that the person is guilty of doing wrong.</w:t>
+        <w:t>justifies</w:t>
+      </w:r>
+      <w:r>
+        <w:rPr>
+          <w:lang w:val="en_US" w:bidi="en_US"/>
+        </w:rPr>
+        <w:t xml:space="preserve"> someone, he declares that person not guilty. When God declares a person not guilty, that means the person is </w:t>
+      </w:r>
+      <w:hyperlink r:id="rId66">
+        <w:r>
+          <w:rPr>
+            <w:lang w:val="en_US" w:bidi="en_US"/>
+          </w:rPr>
+          <w:rPr>
+            <w:color w:val="0000EE"/>
+            <w:u w:val="single"/>
+          </w:rPr>
+          <w:t>righteous</w:t>
+        </w:r>
+      </w:hyperlink>
+      <w:r>
+        <w:rPr>
+          <w:lang w:val="en_US" w:bidi="en_US"/>
+        </w:rPr>
+        <w:t xml:space="preserve"> and has a right relationship with God. In the New Testament, God will only justify a person if they trust in Jesus as the </w:t>
+      </w:r>
+      <w:hyperlink r:id="rId67">
+        <w:r>
+          <w:rPr>
+            <w:lang w:val="en_US" w:bidi="en_US"/>
+          </w:rPr>
+          <w:rPr>
+            <w:color w:val="0000EE"/>
+            <w:u w:val="single"/>
+          </w:rPr>
+          <w:t>Savior</w:t>
+        </w:r>
+      </w:hyperlink>
+      <w:r>
+        <w:rPr>
+          <w:lang w:val="en_US" w:bidi="en_US"/>
+        </w:rPr>
+        <w:t xml:space="preserve">, or the </w:t>
+      </w:r>
+      <w:hyperlink r:id="rId68">
+        <w:r>
+          <w:rPr>
+            <w:lang w:val="en_US" w:bidi="en_US"/>
+          </w:rPr>
+          <w:rPr>
+            <w:color w:val="0000EE"/>
+            <w:u w:val="single"/>
+          </w:rPr>
+          <w:t>Christ</w:t>
+        </w:r>
+      </w:hyperlink>
+      <w:r>
+        <w:rPr>
+          <w:lang w:val="en_US" w:bidi="en_US"/>
+        </w:rPr>
+        <w:t xml:space="preserve">, that God has sent to rescue people from their </w:t>
+      </w:r>
+      <w:hyperlink r:id="rId46">
+        <w:r>
+          <w:rPr>
+            <w:lang w:val="en_US" w:bidi="en_US"/>
+          </w:rPr>
+          <w:rPr>
+            <w:color w:val="0000EE"/>
+            <w:u w:val="single"/>
+          </w:rPr>
+          <w:t>sins</w:t>
+        </w:r>
+      </w:hyperlink>
+      <w:r>
+        <w:rPr>
+          <w:lang w:val="en_US" w:bidi="en_US"/>
+        </w:rPr>
+        <w:t>. This means believers in Jesus can have a right relationship with God and God justifies them.</w:t>
+      </w:r>
+      <w:r>
+        <w:rPr>
+          <w:lang w:val="en_US" w:bidi="en_US"/>
+        </w:rPr>
+      </w:r>
+      <w:r>
+        <w:rPr>
+          <w:lang w:val="en_US" w:bidi="en_US"/>
+        </w:rPr>
       </w:r>
     </w:p>
     <w:p>
@@ -2842,52 +3296,32 @@
           <w:lang w:val="en_US" w:bidi="en_US"/>
         </w:rPr>
       </w:r>
-      <w:r>
-        <w:rPr>
-          <w:lang w:val="en_US" w:bidi="en_US"/>
-        </w:rPr>
-        <w:t xml:space="preserve">Before the nation of </w:t>
-      </w:r>
-      <w:hyperlink r:id="rId24">
-        <w:r>
-          <w:rPr>
-            <w:lang w:val="en_US" w:bidi="en_US"/>
-          </w:rPr>
-          <w:rPr>
-            <w:color w:val="0000EE"/>
-            <w:u w:val="single"/>
-          </w:rPr>
-          <w:t>Israel</w:t>
-        </w:r>
-      </w:hyperlink>
-      <w:r>
-        <w:rPr>
-          <w:lang w:val="en_US" w:bidi="en_US"/>
-        </w:rPr>
-        <w:t xml:space="preserve"> had </w:t>
-      </w:r>
-      <w:hyperlink r:id="rId36">
-        <w:r>
-          <w:rPr>
-            <w:lang w:val="en_US" w:bidi="en_US"/>
-          </w:rPr>
-          <w:rPr>
-            <w:color w:val="0000EE"/>
-            <w:u w:val="single"/>
-          </w:rPr>
-          <w:t>kings</w:t>
-        </w:r>
-      </w:hyperlink>
-      <w:r>
-        <w:rPr>
-          <w:lang w:val="en_US" w:bidi="en_US"/>
-        </w:rPr>
-        <w:t>, God gave them leaders that they called judges. Someone wrote the judges' stories in a book that we now call the book of Judges. The judges we hear about in the book of Judges did not act as traditional judges in that they did not always decide if someone was guilty of breaking a law. These judges were often military leaders who rescued the Israelites from their enemies. Sometimes, as in the case of Deborah, these judges were prophet-leaders who helped Israel follow God.</w:t>
-      </w:r>
-      <w:r>
-        <w:rPr>
-          <w:lang w:val="en_US" w:bidi="en_US"/>
-        </w:rPr>
+    </w:p>
+    <w:p>
+      <w:pPr>
+        <w:pStyle w:val="Heading2"/>
+      </w:pPr>
+      <w:r>
+        <w:rPr>
+          <w:lang w:val="en_US" w:bidi="en_US"/>
+        </w:rPr>
+        <w:t>justify</w:t>
+      </w:r>
+      <w:r>
+        <w:rPr>
+          <w:lang w:val="en_US" w:bidi="en_US"/>
+        </w:rPr>
+      </w:r>
+    </w:p>
+    <w:p>
+      <w:pPr>
+        <w:pStyle w:val="Heading4"/>
+      </w:pPr>
+      <w:r>
+        <w:rPr>
+          <w:lang w:val="en_US" w:bidi="en_US"/>
+        </w:rPr>
+        <w:t>Audio Content</w:t>
       </w:r>
       <w:r>
         <w:rPr>
@@ -2902,398 +3336,7 @@
           <w:lang w:val="en_US" w:bidi="en_US"/>
         </w:rPr>
       </w:r>
-    </w:p>
-    <w:p>
-      <w:pPr>
-        <w:pStyle w:val="Heading2"/>
-      </w:pPr>
-      <w:r>
-        <w:rPr>
-          <w:lang w:val="en_US" w:bidi="en_US"/>
-        </w:rPr>
-        <w:t>judge</w:t>
-      </w:r>
-      <w:r>
-        <w:rPr>
-          <w:lang w:val="en_US" w:bidi="en_US"/>
-        </w:rPr>
-      </w:r>
-    </w:p>
-    <w:p>
-      <w:pPr>
-        <w:pStyle w:val="Heading4"/>
-      </w:pPr>
-      <w:r>
-        <w:rPr>
-          <w:lang w:val="en_US" w:bidi="en_US"/>
-        </w:rPr>
-        <w:t>Audio Content</w:t>
-      </w:r>
-      <w:r>
-        <w:rPr>
-          <w:lang w:val="en_US" w:bidi="en_US"/>
-        </w:rPr>
-      </w:r>
-    </w:p>
-    <w:p>
-      <w:pPr/>
-      <w:r>
-        <w:rPr>
-          <w:lang w:val="en_US" w:bidi="en_US"/>
-        </w:rPr>
-      </w:r>
-      <w:hyperlink r:id="rId61">
-        <w:r>
-          <w:rPr>
-            <w:lang w:val="en_US" w:bidi="en_US"/>
-          </w:rPr>
-          <w:rPr>
-            <w:color w:val="0000EE"/>
-            <w:u w:val="single"/>
-          </w:rPr>
-          <w:t>mp3 file</w:t>
-        </w:r>
-      </w:hyperlink>
-      <w:r>
-        <w:rPr>
-          <w:lang w:val="en_US" w:bidi="en_US"/>
-        </w:rPr>
-        <w:t xml:space="preserve"> (599492 KB)</w:t>
-      </w:r>
-      <w:r>
-        <w:rPr>
-          <w:lang w:val="en_US" w:bidi="en_US"/>
-        </w:rPr>
-      </w:r>
-      <w:r>
-        <w:rPr>
-          <w:lang w:val="en_US" w:bidi="en_US"/>
-        </w:rPr>
-      </w:r>
-    </w:p>
-    <w:p>
-      <w:pPr/>
-      <w:r>
-        <w:rPr>
-          <w:lang w:val="en_US" w:bidi="en_US"/>
-        </w:rPr>
-      </w:r>
-    </w:p>
-    <w:p>
-      <w:pPr>
-        <w:pStyle w:val="Heading2"/>
-      </w:pPr>
-      <w:r>
-        <w:rPr>
-          <w:lang w:val="en_US" w:bidi="en_US"/>
-        </w:rPr>
-        <w:t>justice</w:t>
-      </w:r>
-      <w:r>
-        <w:rPr>
-          <w:lang w:val="en_US" w:bidi="en_US"/>
-        </w:rPr>
-      </w:r>
-    </w:p>
-    <w:p>
-      <w:pPr/>
-      <w:r>
-        <w:rPr>
-          <w:lang w:val="en_US" w:bidi="en_US"/>
-        </w:rPr>
-      </w:r>
-      <w:r>
-        <w:rPr>
-          <w:lang w:val="en_US" w:bidi="en_US"/>
-        </w:rPr>
-        <w:t xml:space="preserve">Justice is when someone treats someone else fairly according to the law. When justice is happening in an entire society, then everybody treats each other equally and fairly. In a just society, people in </w:t>
-      </w:r>
-      <w:hyperlink r:id="rId62">
-        <w:r>
-          <w:rPr>
-            <w:lang w:val="en_US" w:bidi="en_US"/>
-          </w:rPr>
-          <w:rPr>
-            <w:color w:val="0000EE"/>
-            <w:u w:val="single"/>
-          </w:rPr>
-          <w:t>authority</w:t>
-        </w:r>
-      </w:hyperlink>
-      <w:r>
-        <w:rPr>
-          <w:lang w:val="en_US" w:bidi="en_US"/>
-        </w:rPr>
-        <w:t xml:space="preserve"> punish those who do wrong and protect people who are poor and weak.</w:t>
-      </w:r>
-      <w:r>
-        <w:rPr>
-          <w:lang w:val="en_US" w:bidi="en_US"/>
-        </w:rPr>
-      </w:r>
-      <w:r>
-        <w:rPr>
-          <w:lang w:val="en_US" w:bidi="en_US"/>
-        </w:rPr>
-      </w:r>
-    </w:p>
-    <w:p>
-      <w:pPr/>
-      <w:r>
-        <w:rPr>
-          <w:lang w:val="en_US" w:bidi="en_US"/>
-        </w:rPr>
-      </w:r>
-    </w:p>
-    <w:p>
-      <w:pPr>
-        <w:pStyle w:val="Heading2"/>
-      </w:pPr>
-      <w:r>
-        <w:rPr>
-          <w:lang w:val="en_US" w:bidi="en_US"/>
-        </w:rPr>
-        <w:t>justice</w:t>
-      </w:r>
-      <w:r>
-        <w:rPr>
-          <w:lang w:val="en_US" w:bidi="en_US"/>
-        </w:rPr>
-      </w:r>
-    </w:p>
-    <w:p>
-      <w:pPr>
-        <w:pStyle w:val="Heading4"/>
-      </w:pPr>
-      <w:r>
-        <w:rPr>
-          <w:lang w:val="en_US" w:bidi="en_US"/>
-        </w:rPr>
-        <w:t>Audio Content</w:t>
-      </w:r>
-      <w:r>
-        <w:rPr>
-          <w:lang w:val="en_US" w:bidi="en_US"/>
-        </w:rPr>
-      </w:r>
-    </w:p>
-    <w:p>
-      <w:pPr/>
-      <w:r>
-        <w:rPr>
-          <w:lang w:val="en_US" w:bidi="en_US"/>
-        </w:rPr>
-      </w:r>
-      <w:hyperlink r:id="rId63">
-        <w:r>
-          <w:rPr>
-            <w:lang w:val="en_US" w:bidi="en_US"/>
-          </w:rPr>
-          <w:rPr>
-            <w:color w:val="0000EE"/>
-            <w:u w:val="single"/>
-          </w:rPr>
-          <w:t>mp3 file</w:t>
-        </w:r>
-      </w:hyperlink>
-      <w:r>
-        <w:rPr>
-          <w:lang w:val="en_US" w:bidi="en_US"/>
-        </w:rPr>
-        <w:t xml:space="preserve"> (288044 KB)</w:t>
-      </w:r>
-      <w:r>
-        <w:rPr>
-          <w:lang w:val="en_US" w:bidi="en_US"/>
-        </w:rPr>
-      </w:r>
-      <w:r>
-        <w:rPr>
-          <w:lang w:val="en_US" w:bidi="en_US"/>
-        </w:rPr>
-      </w:r>
-    </w:p>
-    <w:p>
-      <w:pPr/>
-      <w:r>
-        <w:rPr>
-          <w:lang w:val="en_US" w:bidi="en_US"/>
-        </w:rPr>
-      </w:r>
-    </w:p>
-    <w:p>
-      <w:pPr>
-        <w:pStyle w:val="Heading2"/>
-      </w:pPr>
-      <w:r>
-        <w:rPr>
-          <w:lang w:val="en_US" w:bidi="en_US"/>
-        </w:rPr>
-        <w:t>justify</w:t>
-      </w:r>
-      <w:r>
-        <w:rPr>
-          <w:lang w:val="en_US" w:bidi="en_US"/>
-        </w:rPr>
-      </w:r>
-    </w:p>
-    <w:p>
-      <w:pPr/>
-      <w:r>
-        <w:rPr>
-          <w:lang w:val="en_US" w:bidi="en_US"/>
-        </w:rPr>
-      </w:r>
-      <w:r>
-        <w:rPr>
-          <w:lang w:val="en_US" w:bidi="en_US"/>
-        </w:rPr>
-        <w:t xml:space="preserve">When a person </w:t>
-      </w:r>
-      <w:r>
-        <w:rPr>
-          <w:b/>
-          <w:lang w:val="en_US" w:bidi="en_US"/>
-        </w:rPr>
-        <w:t>justifies</w:t>
-      </w:r>
-      <w:r>
-        <w:rPr>
-          <w:lang w:val="en_US" w:bidi="en_US"/>
-        </w:rPr>
-        <w:t xml:space="preserve"> someone, he declares that person not guilty. When God declares a person not guilty, that means the person is </w:t>
-      </w:r>
-      <w:hyperlink r:id="rId64">
-        <w:r>
-          <w:rPr>
-            <w:lang w:val="en_US" w:bidi="en_US"/>
-          </w:rPr>
-          <w:rPr>
-            <w:color w:val="0000EE"/>
-            <w:u w:val="single"/>
-          </w:rPr>
-          <w:t>righteous</w:t>
-        </w:r>
-      </w:hyperlink>
-      <w:r>
-        <w:rPr>
-          <w:lang w:val="en_US" w:bidi="en_US"/>
-        </w:rPr>
-        <w:t xml:space="preserve"> and has a right relationship with God. In the New Testament, God will only justify a person if they trust in Jesus as the </w:t>
-      </w:r>
-      <w:hyperlink r:id="rId65">
-        <w:r>
-          <w:rPr>
-            <w:lang w:val="en_US" w:bidi="en_US"/>
-          </w:rPr>
-          <w:rPr>
-            <w:color w:val="0000EE"/>
-            <w:u w:val="single"/>
-          </w:rPr>
-          <w:t>Savior</w:t>
-        </w:r>
-      </w:hyperlink>
-      <w:r>
-        <w:rPr>
-          <w:lang w:val="en_US" w:bidi="en_US"/>
-        </w:rPr>
-        <w:t xml:space="preserve">, or the </w:t>
-      </w:r>
-      <w:hyperlink r:id="rId66">
-        <w:r>
-          <w:rPr>
-            <w:lang w:val="en_US" w:bidi="en_US"/>
-          </w:rPr>
-          <w:rPr>
-            <w:color w:val="0000EE"/>
-            <w:u w:val="single"/>
-          </w:rPr>
-          <w:t>Christ</w:t>
-        </w:r>
-      </w:hyperlink>
-      <w:r>
-        <w:rPr>
-          <w:lang w:val="en_US" w:bidi="en_US"/>
-        </w:rPr>
-        <w:t xml:space="preserve">, that God has sent to rescue people from their </w:t>
-      </w:r>
-      <w:hyperlink r:id="rId46">
-        <w:r>
-          <w:rPr>
-            <w:lang w:val="en_US" w:bidi="en_US"/>
-          </w:rPr>
-          <w:rPr>
-            <w:color w:val="0000EE"/>
-            <w:u w:val="single"/>
-          </w:rPr>
-          <w:t>sins</w:t>
-        </w:r>
-      </w:hyperlink>
-      <w:r>
-        <w:rPr>
-          <w:lang w:val="en_US" w:bidi="en_US"/>
-        </w:rPr>
-        <w:t>. This means believers in Jesus can have a right relationship with God and God justifies them.</w:t>
-      </w:r>
-      <w:r>
-        <w:rPr>
-          <w:lang w:val="en_US" w:bidi="en_US"/>
-        </w:rPr>
-      </w:r>
-      <w:r>
-        <w:rPr>
-          <w:lang w:val="en_US" w:bidi="en_US"/>
-        </w:rPr>
-      </w:r>
-    </w:p>
-    <w:p>
-      <w:pPr/>
-      <w:r>
-        <w:rPr>
-          <w:lang w:val="en_US" w:bidi="en_US"/>
-        </w:rPr>
-      </w:r>
-    </w:p>
-    <w:p>
-      <w:pPr>
-        <w:pStyle w:val="Heading2"/>
-      </w:pPr>
-      <w:r>
-        <w:rPr>
-          <w:lang w:val="en_US" w:bidi="en_US"/>
-        </w:rPr>
-        <w:t>justify</w:t>
-      </w:r>
-      <w:r>
-        <w:rPr>
-          <w:lang w:val="en_US" w:bidi="en_US"/>
-        </w:rPr>
-      </w:r>
-    </w:p>
-    <w:p>
-      <w:pPr>
-        <w:pStyle w:val="Heading4"/>
-      </w:pPr>
-      <w:r>
-        <w:rPr>
-          <w:lang w:val="en_US" w:bidi="en_US"/>
-        </w:rPr>
-        <w:t>Audio Content</w:t>
-      </w:r>
-      <w:r>
-        <w:rPr>
-          <w:lang w:val="en_US" w:bidi="en_US"/>
-        </w:rPr>
-      </w:r>
-    </w:p>
-    <w:p>
-      <w:pPr/>
-      <w:r>
-        <w:rPr>
-          <w:lang w:val="en_US" w:bidi="en_US"/>
-        </w:rPr>
-      </w:r>
-      <w:hyperlink r:id="rId67">
+      <w:hyperlink r:id="rId69">
         <w:r>
           <w:rPr>
             <w:lang w:val="en_US" w:bidi="en_US"/>

--- a/eng/docx/010.content.docx
+++ b/eng/docx/010.content.docx
@@ -45,7 +45,7 @@
         <w:rPr>
           <w:lang w:val="en_US" w:bidi="en_US"/>
         </w:rPr>
-        <w:t xml:space="preserve"> © 2023 SRV Partners Released under CC BY-SA 4.0 license. </w:t>
+        <w:t xml:space="preserve"> © 2025 Word Collective Released under CC BY-SA 4.0 license. </w:t>
       </w:r>
       <w:r>
         <w:rPr>
@@ -69,7 +69,7 @@
         <w:rPr>
           <w:lang w:val="en_US" w:bidi="en_US"/>
         </w:rPr>
-        <w:t xml:space="preserve"> © 2023 SRV Partners. Released under CC BY-SA 4.0 license by Mission Mutual</w:t>
+        <w:t xml:space="preserve"> © 2025 Word Collective. Released under CC BY-SA 4.0 license by Mission Mutual</w:t>
       </w:r>
       <w:r>
         <w:rPr>
